--- a/20251/JNP/Lý thuyết.docx
+++ b/20251/JNP/Lý thuyết.docx
@@ -14,37 +14,338 @@
           <w:b/>
           <w:bCs/>
         </w:rPr>
-        <w:t>1. Golang</w:t>
-      </w:r>
-    </w:p>
-    <w:p>
-      <w:r>
-        <w:t>- Ngôn ngữ lập trình mã nguồn mở giúp xây dựng phần mềm dễ dàng, tin cậy và hiệu quả do các kỹ sư hàng đầu Google phát triển.</w:t>
-      </w:r>
-    </w:p>
-    <w:p>
-      <w:r>
-        <w:t>- Còn được biết đến là một ngôn ngữ kiểu tĩnh, mọi thứ trong Go đều phải có kiểu dữ liệu, trái với các ngôn ngữ kiểu động như Javascript hoặc Python. Bản thân nó cũng là một ngôn ngữ lập trình có trình biên dịch để ra được ra được file thực thi.</w:t>
-      </w:r>
-    </w:p>
-    <w:p/>
-    <w:p>
-      <w:pPr>
+        <w:t xml:space="preserve">1. </w:t>
+      </w:r>
+      <w:r>
         <w:rPr>
           <w:b/>
           <w:bCs/>
         </w:rPr>
-      </w:pPr>
+        <w:t>Go/</w:t>
+      </w:r>
       <w:r>
         <w:rPr>
           <w:b/>
           <w:bCs/>
         </w:rPr>
+        <w:t>Golang</w:t>
+      </w:r>
+    </w:p>
+    <w:p>
+      <w:pPr>
+        <w:rPr>
+          <w:b/>
+          <w:bCs/>
+        </w:rPr>
+      </w:pPr>
+      <w:r>
+        <w:rPr>
+          <w:b/>
+          <w:bCs/>
+        </w:rPr>
+        <w:t>1.1. Định nghĩa</w:t>
+      </w:r>
+    </w:p>
+    <w:p>
+      <w:r>
+        <w:t>- Ngôn ngữ lập trình mã nguồn mở giúp xây dựng phần mềm dễ dàng, tin cậy và hiệu quả do các kỹ sư hàng đầu Google phát triển.</w:t>
+      </w:r>
+    </w:p>
+    <w:p>
+      <w:r>
+        <w:t>- Còn được biết đến là một ngôn ngữ kiểu tĩnh, mọi thứ trong Go đều phải có kiểu dữ liệu, trái với các ngôn ngữ kiểu động như Javascript hoặc Python. Bản thân nó cũng là một ngôn ngữ lập trình có trình biên dịch để ra được ra được file thực thi.</w:t>
+      </w:r>
+    </w:p>
+    <w:p>
+      <w:r>
+        <w:t xml:space="preserve">- Ưu điểm: </w:t>
+      </w:r>
+    </w:p>
+    <w:tbl>
+      <w:tblPr>
+        <w:tblW w:w="0" w:type="auto"/>
+        <w:tblCellSpacing w:w="15" w:type="dxa"/>
+        <w:tblBorders>
+          <w:top w:val="single" w:sz="4" w:space="0" w:color="auto"/>
+          <w:left w:val="single" w:sz="4" w:space="0" w:color="auto"/>
+          <w:bottom w:val="single" w:sz="4" w:space="0" w:color="auto"/>
+          <w:right w:val="single" w:sz="4" w:space="0" w:color="auto"/>
+          <w:insideH w:val="single" w:sz="4" w:space="0" w:color="auto"/>
+          <w:insideV w:val="single" w:sz="4" w:space="0" w:color="auto"/>
+        </w:tblBorders>
+        <w:tblCellMar>
+          <w:top w:w="15" w:type="dxa"/>
+          <w:left w:w="15" w:type="dxa"/>
+          <w:bottom w:w="15" w:type="dxa"/>
+          <w:right w:w="15" w:type="dxa"/>
+        </w:tblCellMar>
+        <w:tblLook w:val="04A0" w:firstRow="1" w:lastRow="0" w:firstColumn="1" w:lastColumn="0" w:noHBand="0" w:noVBand="1"/>
+      </w:tblPr>
+      <w:tblGrid>
+        <w:gridCol w:w="2275"/>
+        <w:gridCol w:w="7075"/>
+      </w:tblGrid>
+      <w:tr>
+        <w:trPr>
+          <w:tblHeader/>
+          <w:tblCellSpacing w:w="15" w:type="dxa"/>
+        </w:trPr>
+        <w:tc>
+          <w:tcPr>
+            <w:tcW w:w="0" w:type="auto"/>
+            <w:vAlign w:val="center"/>
+            <w:hideMark/>
+          </w:tcPr>
+          <w:p>
+            <w:pPr>
+              <w:rPr>
+                <w:b/>
+                <w:bCs/>
+              </w:rPr>
+            </w:pPr>
+            <w:r>
+              <w:rPr>
+                <w:b/>
+                <w:bCs/>
+              </w:rPr>
+              <w:t>Lợi thế</w:t>
+            </w:r>
+          </w:p>
+        </w:tc>
+        <w:tc>
+          <w:tcPr>
+            <w:tcW w:w="0" w:type="auto"/>
+            <w:vAlign w:val="center"/>
+            <w:hideMark/>
+          </w:tcPr>
+          <w:p>
+            <w:pPr>
+              <w:rPr>
+                <w:b/>
+                <w:bCs/>
+              </w:rPr>
+            </w:pPr>
+            <w:r>
+              <w:rPr>
+                <w:b/>
+                <w:bCs/>
+              </w:rPr>
+              <w:t>Mô tả</w:t>
+            </w:r>
+          </w:p>
+        </w:tc>
+      </w:tr>
+      <w:tr>
+        <w:trPr>
+          <w:tblCellSpacing w:w="15" w:type="dxa"/>
+        </w:trPr>
+        <w:tc>
+          <w:tcPr>
+            <w:tcW w:w="0" w:type="auto"/>
+            <w:vAlign w:val="center"/>
+            <w:hideMark/>
+          </w:tcPr>
+          <w:p>
+            <w:r>
+              <w:rPr>
+                <w:b/>
+                <w:bCs/>
+              </w:rPr>
+              <w:t>Tốc độ</w:t>
+            </w:r>
+          </w:p>
+        </w:tc>
+        <w:tc>
+          <w:tcPr>
+            <w:tcW w:w="0" w:type="auto"/>
+            <w:vAlign w:val="center"/>
+            <w:hideMark/>
+          </w:tcPr>
+          <w:p>
+            <w:r>
+              <w:t>Go là ngôn ngữ biên dịch (compiled) nên khi chạy nhanh hơn các ngôn ngữ thông dịch như Python.</w:t>
+            </w:r>
+          </w:p>
+        </w:tc>
+      </w:tr>
+      <w:tr>
+        <w:trPr>
+          <w:tblCellSpacing w:w="15" w:type="dxa"/>
+        </w:trPr>
+        <w:tc>
+          <w:tcPr>
+            <w:tcW w:w="0" w:type="auto"/>
+            <w:vAlign w:val="center"/>
+            <w:hideMark/>
+          </w:tcPr>
+          <w:p>
+            <w:r>
+              <w:rPr>
+                <w:b/>
+                <w:bCs/>
+              </w:rPr>
+              <w:t>Dễ học</w:t>
+            </w:r>
+          </w:p>
+        </w:tc>
+        <w:tc>
+          <w:tcPr>
+            <w:tcW w:w="0" w:type="auto"/>
+            <w:vAlign w:val="center"/>
+            <w:hideMark/>
+          </w:tcPr>
+          <w:p>
+            <w:r>
+              <w:t>Cú pháp đơn giản, dễ tiếp cận nếu bạn đã quen với C, Java hoặc các ngôn ngữ tương tự.</w:t>
+            </w:r>
+          </w:p>
+        </w:tc>
+      </w:tr>
+      <w:tr>
+        <w:trPr>
+          <w:tblCellSpacing w:w="15" w:type="dxa"/>
+        </w:trPr>
+        <w:tc>
+          <w:tcPr>
+            <w:tcW w:w="0" w:type="auto"/>
+            <w:vAlign w:val="center"/>
+            <w:hideMark/>
+          </w:tcPr>
+          <w:p>
+            <w:r>
+              <w:rPr>
+                <w:b/>
+                <w:bCs/>
+              </w:rPr>
+              <w:t>Khả năng mở rộng (scalability)</w:t>
+            </w:r>
+          </w:p>
+        </w:tc>
+        <w:tc>
+          <w:tcPr>
+            <w:tcW w:w="0" w:type="auto"/>
+            <w:vAlign w:val="center"/>
+            <w:hideMark/>
+          </w:tcPr>
+          <w:p>
+            <w:r>
+              <w:t>Go hỗ trợ concurrency mạnh mẽ thông qua goroutines (chiếm ít bộ nhớ) — cho phép chạy hàng triệu goroutine nếu cần.</w:t>
+            </w:r>
+          </w:p>
+        </w:tc>
+      </w:tr>
+      <w:tr>
+        <w:trPr>
+          <w:tblCellSpacing w:w="15" w:type="dxa"/>
+        </w:trPr>
+        <w:tc>
+          <w:tcPr>
+            <w:tcW w:w="0" w:type="auto"/>
+            <w:vAlign w:val="center"/>
+            <w:hideMark/>
+          </w:tcPr>
+          <w:p>
+            <w:r>
+              <w:rPr>
+                <w:b/>
+                <w:bCs/>
+              </w:rPr>
+              <w:t>Công cụ mạnh</w:t>
+            </w:r>
+          </w:p>
+        </w:tc>
+        <w:tc>
+          <w:tcPr>
+            <w:tcW w:w="0" w:type="auto"/>
+            <w:vAlign w:val="center"/>
+            <w:hideMark/>
+          </w:tcPr>
+          <w:p>
+            <w:r>
+              <w:t>Hệ sinh thái, tooling, trình biên dịch, quản lý module,… đều được hỗ trợ tốt trong cộng đồng Go.</w:t>
+            </w:r>
+          </w:p>
+        </w:tc>
+      </w:tr>
+      <w:tr>
+        <w:trPr>
+          <w:tblCellSpacing w:w="15" w:type="dxa"/>
+        </w:trPr>
+        <w:tc>
+          <w:tcPr>
+            <w:tcW w:w="0" w:type="auto"/>
+            <w:vAlign w:val="center"/>
+            <w:hideMark/>
+          </w:tcPr>
+          <w:p>
+            <w:r>
+              <w:rPr>
+                <w:b/>
+                <w:bCs/>
+              </w:rPr>
+              <w:t>Nguồn nhân lực gia tăng</w:t>
+            </w:r>
+          </w:p>
+        </w:tc>
+        <w:tc>
+          <w:tcPr>
+            <w:tcW w:w="0" w:type="auto"/>
+            <w:vAlign w:val="center"/>
+            <w:hideMark/>
+          </w:tcPr>
+          <w:p>
+            <w:r>
+              <w:t>Go ngày càng phổ biến, có nhiều lập trình viên học và làm việc với Go.</w:t>
+            </w:r>
+          </w:p>
+        </w:tc>
+      </w:tr>
+    </w:tbl>
+    <w:p/>
+    <w:p>
+      <w:pPr>
+        <w:rPr>
+          <w:b/>
+          <w:bCs/>
+        </w:rPr>
+      </w:pPr>
+      <w:r>
+        <w:rPr>
+          <w:b/>
+          <w:bCs/>
+        </w:rPr>
+        <w:t>1.2. Khi nào nên sử dụng Go?</w:t>
+      </w:r>
+    </w:p>
+    <w:p>
+      <w:r>
+        <w:t xml:space="preserve">- Go rất phù hợp với backend cần xử lý khối lượng lớn, concurrency cao, ứng dụng yêu cầu hiệu năng và khả năng mở rộng. </w:t>
+      </w:r>
+    </w:p>
+    <w:p>
+      <w:r>
+        <w:t xml:space="preserve">- Khi hệ thống phát triển, cần khả năng xử lý tải lớn, Go là lựa chọn hợp lý để migrate (chuyển đổi) phần backend hiệu suất yếu hiện tại. </w:t>
+      </w:r>
+    </w:p>
+    <w:p/>
+    <w:p>
+      <w:pPr>
+        <w:rPr>
+          <w:b/>
+          <w:bCs/>
+        </w:rPr>
+      </w:pPr>
+      <w:r>
+        <w:rPr>
+          <w:b/>
+          <w:bCs/>
+        </w:rPr>
         <w:t>2. RPC</w:t>
       </w:r>
     </w:p>
     <w:p>
       <w:r>
+        <w:lastRenderedPageBreak/>
         <w:t>- Là một mô hình kỹ thuật mạng, là giao thức giao tiếp giữa các phần mềm (hoặc process - tiến trình) mà một chương trình có thể yêu cầu một dịch vụ từ một chương trình khác nằm trong một máy tính/máy chủ khác hay hiểu đơn giản là phương pháp gọi hàm từ một máy tính ở xa để lấy về kết quả.</w:t>
       </w:r>
     </w:p>
@@ -113,7 +414,6 @@
     </w:p>
     <w:p>
       <w:r>
-        <w:lastRenderedPageBreak/>
         <w:t>server/main.go:</w:t>
       </w:r>
     </w:p>
@@ -786,6 +1086,7 @@
           <w:sz w:val="22"/>
           <w:szCs w:val="22"/>
         </w:rPr>
+        <w:lastRenderedPageBreak/>
         <w:t xml:space="preserve">11. </w:t>
       </w:r>
       <w:r>
@@ -3339,7 +3640,6 @@
           <w:sz w:val="22"/>
           <w:szCs w:val="22"/>
         </w:rPr>
-        <w:lastRenderedPageBreak/>
         <w:t xml:space="preserve">42. </w:t>
       </w:r>
       <w:r>
@@ -3860,6 +4160,7 @@
           <w:sz w:val="22"/>
           <w:szCs w:val="22"/>
         </w:rPr>
+        <w:lastRenderedPageBreak/>
         <w:t xml:space="preserve"> 5. </w:t>
       </w:r>
       <w:r>
@@ -5641,6 +5942,9 @@
     </w:p>
     <w:p>
       <w:r>
+        <w:rPr>
+          <w:noProof/>
+        </w:rPr>
         <w:drawing>
           <wp:inline distT="0" distB="0" distL="0" distR="0" wp14:anchorId="3F92F0AA" wp14:editId="09643FEF">
             <wp:extent cx="5943600" cy="464820"/>
@@ -5687,6 +5991,7 @@
         </w:drawing>
       </w:r>
     </w:p>
+    <w:p/>
     <w:p>
       <w:pPr>
         <w:rPr>
@@ -5694,1889 +5999,55 @@
           <w:bCs/>
         </w:rPr>
       </w:pPr>
-    </w:p>
-    <w:p>
-      <w:pPr>
+      <w:r>
         <w:rPr>
           <w:b/>
           <w:bCs/>
         </w:rPr>
-      </w:pPr>
+        <w:t>3</w:t>
+      </w:r>
       <w:r>
         <w:rPr>
           <w:b/>
           <w:bCs/>
         </w:rPr>
-        <w:t>3</w:t>
+        <w:t>. gRPC</w:t>
       </w:r>
       <w:r>
         <w:rPr>
           <w:b/>
           <w:bCs/>
         </w:rPr>
-        <w:t xml:space="preserve">. </w:t>
+        <w:t>/gRPC Remote Procedure Call</w:t>
       </w:r>
       <w:r>
         <w:rPr>
           <w:b/>
           <w:bCs/>
         </w:rPr>
-        <w:t>Protobuf</w:t>
-      </w:r>
-      <w:r>
+        <w:t xml:space="preserve"> – gRPC streaming</w:t>
+      </w:r>
+    </w:p>
+    <w:p>
+      <w:pPr>
         <w:rPr>
           <w:b/>
           <w:bCs/>
         </w:rPr>
-        <w:t>/</w:t>
-      </w:r>
+      </w:pPr>
       <w:r>
         <w:rPr>
           <w:b/>
           <w:bCs/>
         </w:rPr>
-        <w:t>Protocols Buffer</w:t>
-      </w:r>
-    </w:p>
-    <w:p>
-      <w:r>
-        <w:lastRenderedPageBreak/>
-        <w:t>- V</w:t>
-      </w:r>
-      <w:r>
-        <w:t xml:space="preserve">ề cơ bản </w:t>
-      </w:r>
-      <w:r>
-        <w:t xml:space="preserve">được sử </w:t>
-      </w:r>
-      <w:r>
-        <w:t>dụng để Serialized object, khá giống XML hoặc JSON</w:t>
-      </w:r>
-      <w:r>
-        <w:t>,</w:t>
-      </w:r>
-      <w:r>
-        <w:t xml:space="preserve"> lưu trữ dữ liệu có cấu trúc có thể được Serialize hoặc De-Serialized tự động </w:t>
-      </w:r>
-      <w:r>
-        <w:t>bởi</w:t>
-      </w:r>
-      <w:r>
-        <w:t xml:space="preserve"> nhiều ngôn ngữ khác nhau</w:t>
-      </w:r>
-      <w:r>
-        <w:t xml:space="preserve">, </w:t>
-      </w:r>
-      <w:r>
-        <w:t>được thiết kế để trở thành language/platform neutral và có thể mở rộng. Hiện tại, protobuf có hỗ trợ cho C ++, C, Go, Java và Python.</w:t>
-      </w:r>
-    </w:p>
-    <w:p>
-      <w:r>
-        <w:t>- Chỉ</w:t>
-      </w:r>
-      <w:r>
-        <w:t xml:space="preserve"> định một thông báo cho từng cấu trúc dữ liệu mà bạn muốn Serialize (theo định dạng giống như lớp Java) bằng cách sử dụng file đặc tả .proto.</w:t>
-      </w:r>
-    </w:p>
-    <w:p>
-      <w:r>
-        <w:t xml:space="preserve">- </w:t>
-      </w:r>
-      <w:r>
-        <w:t>Từ file .proto compiler của protobuf (protoc) tạo ra code thực hiện encode tự động và phân tích cú pháp dữ liệu protobuf với định dạng Binary hiệu quả, tùy thuộc vào từng ngôn ngữ nó sẽ tạo ra mã tương ứng.</w:t>
-      </w:r>
-      <w:r>
-        <w:rPr>
-          <w:noProof/>
-        </w:rPr>
-        <w:drawing>
-          <wp:inline distT="0" distB="0" distL="0" distR="0" wp14:anchorId="59C90341" wp14:editId="5B40CA5F">
-            <wp:extent cx="5943600" cy="2113280"/>
-            <wp:effectExtent l="0" t="0" r="0" b="1270"/>
-            <wp:docPr id="1363007890" name="Picture 5"/>
-            <wp:cNvGraphicFramePr>
-              <a:graphicFrameLocks xmlns:a="http://schemas.openxmlformats.org/drawingml/2006/main" noChangeAspect="1"/>
-            </wp:cNvGraphicFramePr>
-            <a:graphic xmlns:a="http://schemas.openxmlformats.org/drawingml/2006/main">
-              <a:graphicData uri="http://schemas.openxmlformats.org/drawingml/2006/picture">
-                <pic:pic xmlns:pic="http://schemas.openxmlformats.org/drawingml/2006/picture">
-                  <pic:nvPicPr>
-                    <pic:cNvPr id="0" name="Picture 8"/>
-                    <pic:cNvPicPr>
-                      <a:picLocks noChangeAspect="1" noChangeArrowheads="1"/>
-                    </pic:cNvPicPr>
-                  </pic:nvPicPr>
-                  <pic:blipFill>
-                    <a:blip r:embed="rId9">
-                      <a:extLst>
-                        <a:ext uri="{28A0092B-C50C-407E-A947-70E740481C1C}">
-                          <a14:useLocalDpi xmlns:a14="http://schemas.microsoft.com/office/drawing/2010/main" val="0"/>
-                        </a:ext>
-                      </a:extLst>
-                    </a:blip>
-                    <a:srcRect/>
-                    <a:stretch>
-                      <a:fillRect/>
-                    </a:stretch>
-                  </pic:blipFill>
-                  <pic:spPr bwMode="auto">
-                    <a:xfrm>
-                      <a:off x="0" y="0"/>
-                      <a:ext cx="5943600" cy="2113280"/>
-                    </a:xfrm>
-                    <a:prstGeom prst="rect">
-                      <a:avLst/>
-                    </a:prstGeom>
-                    <a:noFill/>
-                    <a:ln>
-                      <a:noFill/>
-                    </a:ln>
-                  </pic:spPr>
-                </pic:pic>
-              </a:graphicData>
-            </a:graphic>
-          </wp:inline>
-        </w:drawing>
-      </w:r>
-    </w:p>
-    <w:p>
-      <w:r>
-        <w:rPr>
-          <w:noProof/>
-        </w:rPr>
-        <w:drawing>
-          <wp:inline distT="0" distB="0" distL="0" distR="0" wp14:anchorId="5573668A" wp14:editId="3624B4D4">
-            <wp:extent cx="5943600" cy="2135505"/>
-            <wp:effectExtent l="0" t="0" r="0" b="0"/>
-            <wp:docPr id="438638490" name="Picture 6"/>
-            <wp:cNvGraphicFramePr>
-              <a:graphicFrameLocks xmlns:a="http://schemas.openxmlformats.org/drawingml/2006/main" noChangeAspect="1"/>
-            </wp:cNvGraphicFramePr>
-            <a:graphic xmlns:a="http://schemas.openxmlformats.org/drawingml/2006/main">
-              <a:graphicData uri="http://schemas.openxmlformats.org/drawingml/2006/picture">
-                <pic:pic xmlns:pic="http://schemas.openxmlformats.org/drawingml/2006/picture">
-                  <pic:nvPicPr>
-                    <pic:cNvPr id="0" name="Picture 10"/>
-                    <pic:cNvPicPr>
-                      <a:picLocks noChangeAspect="1" noChangeArrowheads="1"/>
-                    </pic:cNvPicPr>
-                  </pic:nvPicPr>
-                  <pic:blipFill>
-                    <a:blip r:embed="rId10">
-                      <a:extLst>
-                        <a:ext uri="{28A0092B-C50C-407E-A947-70E740481C1C}">
-                          <a14:useLocalDpi xmlns:a14="http://schemas.microsoft.com/office/drawing/2010/main" val="0"/>
-                        </a:ext>
-                      </a:extLst>
-                    </a:blip>
-                    <a:srcRect/>
-                    <a:stretch>
-                      <a:fillRect/>
-                    </a:stretch>
-                  </pic:blipFill>
-                  <pic:spPr bwMode="auto">
-                    <a:xfrm>
-                      <a:off x="0" y="0"/>
-                      <a:ext cx="5943600" cy="2135505"/>
-                    </a:xfrm>
-                    <a:prstGeom prst="rect">
-                      <a:avLst/>
-                    </a:prstGeom>
-                    <a:noFill/>
-                    <a:ln>
-                      <a:noFill/>
-                    </a:ln>
-                  </pic:spPr>
-                </pic:pic>
-              </a:graphicData>
-            </a:graphic>
-          </wp:inline>
-        </w:drawing>
-      </w:r>
-    </w:p>
-    <w:p>
-      <w:pPr>
-        <w:jc w:val="center"/>
-      </w:pPr>
-      <w:r>
-        <w:t>Benchmark giữa protocol buffer, JSON và XML trong Go</w:t>
-      </w:r>
-    </w:p>
-    <w:p>
-      <w:r>
-        <w:t>- Cách hoạt động của protocol buffer</w:t>
-      </w:r>
-    </w:p>
-    <w:p>
-      <w:r>
-        <w:rPr>
-          <w:noProof/>
-        </w:rPr>
-        <w:lastRenderedPageBreak/>
-        <w:drawing>
-          <wp:inline distT="0" distB="0" distL="0" distR="0" wp14:anchorId="26F7B5AD" wp14:editId="69149541">
-            <wp:extent cx="5943600" cy="1054735"/>
-            <wp:effectExtent l="0" t="0" r="0" b="0"/>
-            <wp:docPr id="418322738" name="Picture 4"/>
-            <wp:cNvGraphicFramePr>
-              <a:graphicFrameLocks xmlns:a="http://schemas.openxmlformats.org/drawingml/2006/main" noChangeAspect="1"/>
-            </wp:cNvGraphicFramePr>
-            <a:graphic xmlns:a="http://schemas.openxmlformats.org/drawingml/2006/main">
-              <a:graphicData uri="http://schemas.openxmlformats.org/drawingml/2006/picture">
-                <pic:pic xmlns:pic="http://schemas.openxmlformats.org/drawingml/2006/picture">
-                  <pic:nvPicPr>
-                    <pic:cNvPr id="418322738" name="Picture 418322738"/>
-                    <pic:cNvPicPr/>
-                  </pic:nvPicPr>
-                  <pic:blipFill>
-                    <a:blip r:embed="rId11">
-                      <a:extLst>
-                        <a:ext uri="{28A0092B-C50C-407E-A947-70E740481C1C}">
-                          <a14:useLocalDpi xmlns:a14="http://schemas.microsoft.com/office/drawing/2010/main" val="0"/>
-                        </a:ext>
-                      </a:extLst>
-                    </a:blip>
-                    <a:stretch>
-                      <a:fillRect/>
-                    </a:stretch>
-                  </pic:blipFill>
-                  <pic:spPr>
-                    <a:xfrm>
-                      <a:off x="0" y="0"/>
-                      <a:ext cx="5943600" cy="1054735"/>
-                    </a:xfrm>
-                    <a:prstGeom prst="rect">
-                      <a:avLst/>
-                    </a:prstGeom>
-                  </pic:spPr>
-                </pic:pic>
-              </a:graphicData>
-            </a:graphic>
-          </wp:inline>
-        </w:drawing>
-      </w:r>
-    </w:p>
-    <w:p>
-      <w:r>
-        <w:t>Định nghĩa một proto</w:t>
-      </w:r>
-    </w:p>
-    <w:p>
-      <w:pPr>
-        <w:pStyle w:val="NormalWeb"/>
-        <w:pBdr>
-          <w:top w:val="single" w:sz="6" w:space="2" w:color="888888"/>
-          <w:left w:val="single" w:sz="6" w:space="2" w:color="888888"/>
-          <w:bottom w:val="single" w:sz="6" w:space="2" w:color="888888"/>
-          <w:right w:val="single" w:sz="6" w:space="2" w:color="888888"/>
-        </w:pBdr>
-        <w:tabs>
-          <w:tab w:val="left" w:pos="916"/>
-          <w:tab w:val="left" w:pos="1832"/>
-          <w:tab w:val="left" w:pos="2748"/>
-          <w:tab w:val="left" w:pos="3664"/>
-          <w:tab w:val="left" w:pos="4580"/>
-          <w:tab w:val="left" w:pos="5496"/>
-          <w:tab w:val="left" w:pos="6412"/>
-          <w:tab w:val="left" w:pos="7328"/>
-          <w:tab w:val="left" w:pos="8244"/>
-          <w:tab w:val="left" w:pos="9160"/>
-          <w:tab w:val="left" w:pos="10076"/>
-          <w:tab w:val="left" w:pos="10992"/>
-          <w:tab w:val="left" w:pos="11908"/>
-          <w:tab w:val="left" w:pos="12824"/>
-          <w:tab w:val="left" w:pos="13740"/>
-          <w:tab w:val="left" w:pos="14656"/>
-        </w:tabs>
-        <w:spacing w:after="0"/>
-        <w:divId w:val="934829005"/>
-        <w:rPr>
-          <w:rFonts w:ascii="Consolas" w:hAnsi="Consolas" w:cs="Courier New"/>
-          <w:kern w:val="0"/>
-          <w:sz w:val="22"/>
-          <w:szCs w:val="22"/>
-          <w14:ligatures w14:val="none"/>
-        </w:rPr>
-      </w:pPr>
-      <w:r>
-        <w:rPr>
-          <w:rFonts w:ascii="Consolas" w:hAnsi="Consolas" w:cs="Courier New"/>
-          <w:sz w:val="22"/>
-          <w:szCs w:val="22"/>
-        </w:rPr>
-        <w:t xml:space="preserve"> 1. </w:t>
-      </w:r>
-      <w:r>
-        <w:rPr>
-          <w:rFonts w:ascii="Consolas" w:hAnsi="Consolas" w:cs="Courier New"/>
-          <w:color w:val="880000"/>
-          <w:sz w:val="22"/>
-          <w:szCs w:val="22"/>
-        </w:rPr>
-        <w:t>// phiên bản proto3</w:t>
-      </w:r>
-    </w:p>
-    <w:p>
-      <w:pPr>
-        <w:pStyle w:val="NormalWeb"/>
-        <w:pBdr>
-          <w:top w:val="single" w:sz="6" w:space="2" w:color="888888"/>
-          <w:left w:val="single" w:sz="6" w:space="2" w:color="888888"/>
-          <w:bottom w:val="single" w:sz="6" w:space="2" w:color="888888"/>
-          <w:right w:val="single" w:sz="6" w:space="2" w:color="888888"/>
-        </w:pBdr>
-        <w:tabs>
-          <w:tab w:val="left" w:pos="916"/>
-          <w:tab w:val="left" w:pos="1832"/>
-          <w:tab w:val="left" w:pos="2748"/>
-          <w:tab w:val="left" w:pos="3664"/>
-          <w:tab w:val="left" w:pos="4580"/>
-          <w:tab w:val="left" w:pos="5496"/>
-          <w:tab w:val="left" w:pos="6412"/>
-          <w:tab w:val="left" w:pos="7328"/>
-          <w:tab w:val="left" w:pos="8244"/>
-          <w:tab w:val="left" w:pos="9160"/>
-          <w:tab w:val="left" w:pos="10076"/>
-          <w:tab w:val="left" w:pos="10992"/>
-          <w:tab w:val="left" w:pos="11908"/>
-          <w:tab w:val="left" w:pos="12824"/>
-          <w:tab w:val="left" w:pos="13740"/>
-          <w:tab w:val="left" w:pos="14656"/>
-        </w:tabs>
-        <w:spacing w:after="0"/>
-        <w:divId w:val="934829005"/>
-        <w:rPr>
-          <w:rFonts w:ascii="Consolas" w:hAnsi="Consolas" w:cs="Courier New"/>
-          <w:sz w:val="22"/>
-          <w:szCs w:val="22"/>
-        </w:rPr>
-      </w:pPr>
-      <w:r>
-        <w:rPr>
-          <w:rFonts w:ascii="Consolas" w:hAnsi="Consolas" w:cs="Courier New"/>
-          <w:sz w:val="22"/>
-          <w:szCs w:val="22"/>
-        </w:rPr>
-        <w:t xml:space="preserve"> 2. </w:t>
-      </w:r>
-      <w:r>
-        <w:rPr>
-          <w:rFonts w:ascii="Consolas" w:hAnsi="Consolas" w:cs="Courier New"/>
-          <w:color w:val="000000"/>
-          <w:sz w:val="22"/>
-          <w:szCs w:val="22"/>
-        </w:rPr>
-        <w:t xml:space="preserve">syntax </w:t>
-      </w:r>
-      <w:r>
-        <w:rPr>
-          <w:rFonts w:ascii="Consolas" w:hAnsi="Consolas" w:cs="Courier New"/>
-          <w:color w:val="666600"/>
-          <w:sz w:val="22"/>
-          <w:szCs w:val="22"/>
-        </w:rPr>
-        <w:t>=</w:t>
-      </w:r>
-      <w:r>
-        <w:rPr>
-          <w:rFonts w:ascii="Consolas" w:hAnsi="Consolas" w:cs="Courier New"/>
-          <w:color w:val="000000"/>
-          <w:sz w:val="22"/>
-          <w:szCs w:val="22"/>
-        </w:rPr>
-        <w:t xml:space="preserve"> </w:t>
-      </w:r>
-      <w:r>
-        <w:rPr>
-          <w:rFonts w:ascii="Consolas" w:hAnsi="Consolas" w:cs="Courier New"/>
-          <w:color w:val="008800"/>
-          <w:sz w:val="22"/>
-          <w:szCs w:val="22"/>
-        </w:rPr>
-        <w:t>"proto3"</w:t>
-      </w:r>
-      <w:r>
-        <w:rPr>
-          <w:rFonts w:ascii="Consolas" w:hAnsi="Consolas" w:cs="Courier New"/>
-          <w:color w:val="666600"/>
-          <w:sz w:val="22"/>
-          <w:szCs w:val="22"/>
-        </w:rPr>
-        <w:t>;</w:t>
-      </w:r>
-    </w:p>
-    <w:p>
-      <w:pPr>
-        <w:pStyle w:val="NormalWeb"/>
-        <w:pBdr>
-          <w:top w:val="single" w:sz="6" w:space="2" w:color="888888"/>
-          <w:left w:val="single" w:sz="6" w:space="2" w:color="888888"/>
-          <w:bottom w:val="single" w:sz="6" w:space="2" w:color="888888"/>
-          <w:right w:val="single" w:sz="6" w:space="2" w:color="888888"/>
-        </w:pBdr>
-        <w:tabs>
-          <w:tab w:val="left" w:pos="916"/>
-          <w:tab w:val="left" w:pos="1832"/>
-          <w:tab w:val="left" w:pos="2748"/>
-          <w:tab w:val="left" w:pos="3664"/>
-          <w:tab w:val="left" w:pos="4580"/>
-          <w:tab w:val="left" w:pos="5496"/>
-          <w:tab w:val="left" w:pos="6412"/>
-          <w:tab w:val="left" w:pos="7328"/>
-          <w:tab w:val="left" w:pos="8244"/>
-          <w:tab w:val="left" w:pos="9160"/>
-          <w:tab w:val="left" w:pos="10076"/>
-          <w:tab w:val="left" w:pos="10992"/>
-          <w:tab w:val="left" w:pos="11908"/>
-          <w:tab w:val="left" w:pos="12824"/>
-          <w:tab w:val="left" w:pos="13740"/>
-          <w:tab w:val="left" w:pos="14656"/>
-        </w:tabs>
-        <w:spacing w:after="0"/>
-        <w:divId w:val="934829005"/>
-        <w:rPr>
-          <w:rFonts w:ascii="Consolas" w:hAnsi="Consolas" w:cs="Courier New"/>
-          <w:sz w:val="22"/>
-          <w:szCs w:val="22"/>
-        </w:rPr>
-      </w:pPr>
-      <w:r>
-        <w:rPr>
-          <w:rFonts w:ascii="Consolas" w:hAnsi="Consolas" w:cs="Courier New"/>
-          <w:sz w:val="22"/>
-          <w:szCs w:val="22"/>
-        </w:rPr>
-        <w:t xml:space="preserve"> 3. </w:t>
-      </w:r>
-      <w:r>
-        <w:rPr>
-          <w:rFonts w:ascii="Consolas" w:hAnsi="Consolas" w:cs="Courier New"/>
-          <w:color w:val="000000"/>
-          <w:sz w:val="22"/>
-          <w:szCs w:val="22"/>
-        </w:rPr>
-        <w:t> </w:t>
-      </w:r>
-    </w:p>
-    <w:p>
-      <w:pPr>
-        <w:pStyle w:val="NormalWeb"/>
-        <w:pBdr>
-          <w:top w:val="single" w:sz="6" w:space="2" w:color="888888"/>
-          <w:left w:val="single" w:sz="6" w:space="2" w:color="888888"/>
-          <w:bottom w:val="single" w:sz="6" w:space="2" w:color="888888"/>
-          <w:right w:val="single" w:sz="6" w:space="2" w:color="888888"/>
-        </w:pBdr>
-        <w:tabs>
-          <w:tab w:val="left" w:pos="916"/>
-          <w:tab w:val="left" w:pos="1832"/>
-          <w:tab w:val="left" w:pos="2748"/>
-          <w:tab w:val="left" w:pos="3664"/>
-          <w:tab w:val="left" w:pos="4580"/>
-          <w:tab w:val="left" w:pos="5496"/>
-          <w:tab w:val="left" w:pos="6412"/>
-          <w:tab w:val="left" w:pos="7328"/>
-          <w:tab w:val="left" w:pos="8244"/>
-          <w:tab w:val="left" w:pos="9160"/>
-          <w:tab w:val="left" w:pos="10076"/>
-          <w:tab w:val="left" w:pos="10992"/>
-          <w:tab w:val="left" w:pos="11908"/>
-          <w:tab w:val="left" w:pos="12824"/>
-          <w:tab w:val="left" w:pos="13740"/>
-          <w:tab w:val="left" w:pos="14656"/>
-        </w:tabs>
-        <w:spacing w:after="0"/>
-        <w:divId w:val="934829005"/>
-        <w:rPr>
-          <w:rFonts w:ascii="Consolas" w:hAnsi="Consolas" w:cs="Courier New"/>
-          <w:sz w:val="22"/>
-          <w:szCs w:val="22"/>
-        </w:rPr>
-      </w:pPr>
-      <w:r>
-        <w:rPr>
-          <w:rFonts w:ascii="Consolas" w:hAnsi="Consolas" w:cs="Courier New"/>
-          <w:sz w:val="22"/>
-          <w:szCs w:val="22"/>
-        </w:rPr>
-        <w:t xml:space="preserve"> 4. </w:t>
-      </w:r>
-      <w:r>
-        <w:rPr>
-          <w:rFonts w:ascii="Consolas" w:hAnsi="Consolas" w:cs="Courier New"/>
-          <w:color w:val="880000"/>
-          <w:sz w:val="22"/>
-          <w:szCs w:val="22"/>
-        </w:rPr>
-        <w:t>// tên package được sinh ra</w:t>
-      </w:r>
-    </w:p>
-    <w:p>
-      <w:pPr>
-        <w:pStyle w:val="NormalWeb"/>
-        <w:pBdr>
-          <w:top w:val="single" w:sz="6" w:space="2" w:color="888888"/>
-          <w:left w:val="single" w:sz="6" w:space="2" w:color="888888"/>
-          <w:bottom w:val="single" w:sz="6" w:space="2" w:color="888888"/>
-          <w:right w:val="single" w:sz="6" w:space="2" w:color="888888"/>
-        </w:pBdr>
-        <w:tabs>
-          <w:tab w:val="left" w:pos="916"/>
-          <w:tab w:val="left" w:pos="1832"/>
-          <w:tab w:val="left" w:pos="2748"/>
-          <w:tab w:val="left" w:pos="3664"/>
-          <w:tab w:val="left" w:pos="4580"/>
-          <w:tab w:val="left" w:pos="5496"/>
-          <w:tab w:val="left" w:pos="6412"/>
-          <w:tab w:val="left" w:pos="7328"/>
-          <w:tab w:val="left" w:pos="8244"/>
-          <w:tab w:val="left" w:pos="9160"/>
-          <w:tab w:val="left" w:pos="10076"/>
-          <w:tab w:val="left" w:pos="10992"/>
-          <w:tab w:val="left" w:pos="11908"/>
-          <w:tab w:val="left" w:pos="12824"/>
-          <w:tab w:val="left" w:pos="13740"/>
-          <w:tab w:val="left" w:pos="14656"/>
-        </w:tabs>
-        <w:spacing w:after="0"/>
-        <w:divId w:val="934829005"/>
-        <w:rPr>
-          <w:rFonts w:ascii="Consolas" w:hAnsi="Consolas" w:cs="Courier New"/>
-          <w:sz w:val="22"/>
-          <w:szCs w:val="22"/>
-        </w:rPr>
-      </w:pPr>
-      <w:r>
-        <w:rPr>
-          <w:rFonts w:ascii="Consolas" w:hAnsi="Consolas" w:cs="Courier New"/>
-          <w:sz w:val="22"/>
-          <w:szCs w:val="22"/>
-        </w:rPr>
-        <w:t xml:space="preserve"> 5. </w:t>
-      </w:r>
-      <w:r>
-        <w:rPr>
-          <w:rFonts w:ascii="Consolas" w:hAnsi="Consolas" w:cs="Courier New"/>
-          <w:color w:val="000088"/>
-          <w:sz w:val="22"/>
-          <w:szCs w:val="22"/>
-        </w:rPr>
-        <w:t>package</w:t>
-      </w:r>
-      <w:r>
-        <w:rPr>
-          <w:rFonts w:ascii="Consolas" w:hAnsi="Consolas" w:cs="Courier New"/>
-          <w:color w:val="000000"/>
-          <w:sz w:val="22"/>
-          <w:szCs w:val="22"/>
-        </w:rPr>
-        <w:t xml:space="preserve"> hello</w:t>
-      </w:r>
-      <w:r>
-        <w:rPr>
-          <w:rFonts w:ascii="Consolas" w:hAnsi="Consolas" w:cs="Courier New"/>
-          <w:color w:val="666600"/>
-          <w:sz w:val="22"/>
-          <w:szCs w:val="22"/>
-        </w:rPr>
-        <w:t>;</w:t>
-      </w:r>
-    </w:p>
-    <w:p>
-      <w:pPr>
-        <w:pStyle w:val="NormalWeb"/>
-        <w:pBdr>
-          <w:top w:val="single" w:sz="6" w:space="2" w:color="888888"/>
-          <w:left w:val="single" w:sz="6" w:space="2" w:color="888888"/>
-          <w:bottom w:val="single" w:sz="6" w:space="2" w:color="888888"/>
-          <w:right w:val="single" w:sz="6" w:space="2" w:color="888888"/>
-        </w:pBdr>
-        <w:tabs>
-          <w:tab w:val="left" w:pos="916"/>
-          <w:tab w:val="left" w:pos="1832"/>
-          <w:tab w:val="left" w:pos="2748"/>
-          <w:tab w:val="left" w:pos="3664"/>
-          <w:tab w:val="left" w:pos="4580"/>
-          <w:tab w:val="left" w:pos="5496"/>
-          <w:tab w:val="left" w:pos="6412"/>
-          <w:tab w:val="left" w:pos="7328"/>
-          <w:tab w:val="left" w:pos="8244"/>
-          <w:tab w:val="left" w:pos="9160"/>
-          <w:tab w:val="left" w:pos="10076"/>
-          <w:tab w:val="left" w:pos="10992"/>
-          <w:tab w:val="left" w:pos="11908"/>
-          <w:tab w:val="left" w:pos="12824"/>
-          <w:tab w:val="left" w:pos="13740"/>
-          <w:tab w:val="left" w:pos="14656"/>
-        </w:tabs>
-        <w:spacing w:after="0"/>
-        <w:divId w:val="934829005"/>
-        <w:rPr>
-          <w:rFonts w:ascii="Consolas" w:hAnsi="Consolas" w:cs="Courier New"/>
-          <w:sz w:val="22"/>
-          <w:szCs w:val="22"/>
-        </w:rPr>
-      </w:pPr>
-      <w:r>
-        <w:rPr>
-          <w:rFonts w:ascii="Consolas" w:hAnsi="Consolas" w:cs="Courier New"/>
-          <w:sz w:val="22"/>
-          <w:szCs w:val="22"/>
-        </w:rPr>
-        <w:t xml:space="preserve"> 6. </w:t>
-      </w:r>
-      <w:r>
-        <w:rPr>
-          <w:rFonts w:ascii="Consolas" w:hAnsi="Consolas" w:cs="Courier New"/>
-          <w:color w:val="000000"/>
-          <w:sz w:val="22"/>
-          <w:szCs w:val="22"/>
-        </w:rPr>
-        <w:t xml:space="preserve">option go_package </w:t>
-      </w:r>
-      <w:r>
-        <w:rPr>
-          <w:rFonts w:ascii="Consolas" w:hAnsi="Consolas" w:cs="Courier New"/>
-          <w:color w:val="666600"/>
-          <w:sz w:val="22"/>
-          <w:szCs w:val="22"/>
-        </w:rPr>
-        <w:t>=</w:t>
-      </w:r>
-      <w:r>
-        <w:rPr>
-          <w:rFonts w:ascii="Consolas" w:hAnsi="Consolas" w:cs="Courier New"/>
-          <w:color w:val="000000"/>
-          <w:sz w:val="22"/>
-          <w:szCs w:val="22"/>
-        </w:rPr>
-        <w:t xml:space="preserve"> </w:t>
-      </w:r>
-      <w:r>
-        <w:rPr>
-          <w:rFonts w:ascii="Consolas" w:hAnsi="Consolas" w:cs="Courier New"/>
-          <w:color w:val="008800"/>
-          <w:sz w:val="22"/>
-          <w:szCs w:val="22"/>
-        </w:rPr>
-        <w:t>"protobuf/hello"</w:t>
-      </w:r>
-      <w:r>
-        <w:rPr>
-          <w:rFonts w:ascii="Consolas" w:hAnsi="Consolas" w:cs="Courier New"/>
-          <w:color w:val="666600"/>
-          <w:sz w:val="22"/>
-          <w:szCs w:val="22"/>
-        </w:rPr>
-        <w:t>;</w:t>
-      </w:r>
-    </w:p>
-    <w:p>
-      <w:pPr>
-        <w:pStyle w:val="NormalWeb"/>
-        <w:pBdr>
-          <w:top w:val="single" w:sz="6" w:space="2" w:color="888888"/>
-          <w:left w:val="single" w:sz="6" w:space="2" w:color="888888"/>
-          <w:bottom w:val="single" w:sz="6" w:space="2" w:color="888888"/>
-          <w:right w:val="single" w:sz="6" w:space="2" w:color="888888"/>
-        </w:pBdr>
-        <w:tabs>
-          <w:tab w:val="left" w:pos="916"/>
-          <w:tab w:val="left" w:pos="1832"/>
-          <w:tab w:val="left" w:pos="2748"/>
-          <w:tab w:val="left" w:pos="3664"/>
-          <w:tab w:val="left" w:pos="4580"/>
-          <w:tab w:val="left" w:pos="5496"/>
-          <w:tab w:val="left" w:pos="6412"/>
-          <w:tab w:val="left" w:pos="7328"/>
-          <w:tab w:val="left" w:pos="8244"/>
-          <w:tab w:val="left" w:pos="9160"/>
-          <w:tab w:val="left" w:pos="10076"/>
-          <w:tab w:val="left" w:pos="10992"/>
-          <w:tab w:val="left" w:pos="11908"/>
-          <w:tab w:val="left" w:pos="12824"/>
-          <w:tab w:val="left" w:pos="13740"/>
-          <w:tab w:val="left" w:pos="14656"/>
-        </w:tabs>
-        <w:spacing w:after="0"/>
-        <w:divId w:val="934829005"/>
-        <w:rPr>
-          <w:rFonts w:ascii="Consolas" w:hAnsi="Consolas" w:cs="Courier New"/>
-          <w:sz w:val="22"/>
-          <w:szCs w:val="22"/>
-        </w:rPr>
-      </w:pPr>
-      <w:r>
-        <w:rPr>
-          <w:rFonts w:ascii="Consolas" w:hAnsi="Consolas" w:cs="Courier New"/>
-          <w:sz w:val="22"/>
-          <w:szCs w:val="22"/>
-        </w:rPr>
-        <w:t xml:space="preserve"> 7. </w:t>
-      </w:r>
-      <w:r>
-        <w:rPr>
-          <w:rFonts w:ascii="Consolas" w:hAnsi="Consolas" w:cs="Courier New"/>
-          <w:color w:val="000000"/>
-          <w:sz w:val="22"/>
-          <w:szCs w:val="22"/>
-        </w:rPr>
-        <w:t> </w:t>
-      </w:r>
-    </w:p>
-    <w:p>
-      <w:pPr>
-        <w:pStyle w:val="NormalWeb"/>
-        <w:pBdr>
-          <w:top w:val="single" w:sz="6" w:space="2" w:color="888888"/>
-          <w:left w:val="single" w:sz="6" w:space="2" w:color="888888"/>
-          <w:bottom w:val="single" w:sz="6" w:space="2" w:color="888888"/>
-          <w:right w:val="single" w:sz="6" w:space="2" w:color="888888"/>
-        </w:pBdr>
-        <w:tabs>
-          <w:tab w:val="left" w:pos="916"/>
-          <w:tab w:val="left" w:pos="1832"/>
-          <w:tab w:val="left" w:pos="2748"/>
-          <w:tab w:val="left" w:pos="3664"/>
-          <w:tab w:val="left" w:pos="4580"/>
-          <w:tab w:val="left" w:pos="5496"/>
-          <w:tab w:val="left" w:pos="6412"/>
-          <w:tab w:val="left" w:pos="7328"/>
-          <w:tab w:val="left" w:pos="8244"/>
-          <w:tab w:val="left" w:pos="9160"/>
-          <w:tab w:val="left" w:pos="10076"/>
-          <w:tab w:val="left" w:pos="10992"/>
-          <w:tab w:val="left" w:pos="11908"/>
-          <w:tab w:val="left" w:pos="12824"/>
-          <w:tab w:val="left" w:pos="13740"/>
-          <w:tab w:val="left" w:pos="14656"/>
-        </w:tabs>
-        <w:spacing w:after="0"/>
-        <w:divId w:val="934829005"/>
-        <w:rPr>
-          <w:rFonts w:ascii="Consolas" w:hAnsi="Consolas" w:cs="Courier New"/>
-          <w:sz w:val="22"/>
-          <w:szCs w:val="22"/>
-        </w:rPr>
-      </w:pPr>
-      <w:r>
-        <w:rPr>
-          <w:rFonts w:ascii="Consolas" w:hAnsi="Consolas" w:cs="Courier New"/>
-          <w:sz w:val="22"/>
-          <w:szCs w:val="22"/>
-        </w:rPr>
-        <w:t xml:space="preserve"> 8. </w:t>
-      </w:r>
-      <w:r>
-        <w:rPr>
-          <w:rFonts w:ascii="Consolas" w:hAnsi="Consolas" w:cs="Courier New"/>
-          <w:color w:val="880000"/>
-          <w:sz w:val="22"/>
-          <w:szCs w:val="22"/>
-        </w:rPr>
-        <w:t>// message là một đơn vị dữ liệu trong Protobuf</w:t>
-      </w:r>
-    </w:p>
-    <w:p>
-      <w:pPr>
-        <w:pStyle w:val="NormalWeb"/>
-        <w:pBdr>
-          <w:top w:val="single" w:sz="6" w:space="2" w:color="888888"/>
-          <w:left w:val="single" w:sz="6" w:space="2" w:color="888888"/>
-          <w:bottom w:val="single" w:sz="6" w:space="2" w:color="888888"/>
-          <w:right w:val="single" w:sz="6" w:space="2" w:color="888888"/>
-        </w:pBdr>
-        <w:tabs>
-          <w:tab w:val="left" w:pos="916"/>
-          <w:tab w:val="left" w:pos="1832"/>
-          <w:tab w:val="left" w:pos="2748"/>
-          <w:tab w:val="left" w:pos="3664"/>
-          <w:tab w:val="left" w:pos="4580"/>
-          <w:tab w:val="left" w:pos="5496"/>
-          <w:tab w:val="left" w:pos="6412"/>
-          <w:tab w:val="left" w:pos="7328"/>
-          <w:tab w:val="left" w:pos="8244"/>
-          <w:tab w:val="left" w:pos="9160"/>
-          <w:tab w:val="left" w:pos="10076"/>
-          <w:tab w:val="left" w:pos="10992"/>
-          <w:tab w:val="left" w:pos="11908"/>
-          <w:tab w:val="left" w:pos="12824"/>
-          <w:tab w:val="left" w:pos="13740"/>
-          <w:tab w:val="left" w:pos="14656"/>
-        </w:tabs>
-        <w:spacing w:after="0"/>
-        <w:divId w:val="934829005"/>
-        <w:rPr>
-          <w:rFonts w:ascii="Consolas" w:hAnsi="Consolas" w:cs="Courier New"/>
-          <w:sz w:val="22"/>
-          <w:szCs w:val="22"/>
-        </w:rPr>
-      </w:pPr>
-      <w:r>
-        <w:rPr>
-          <w:rFonts w:ascii="Consolas" w:hAnsi="Consolas" w:cs="Courier New"/>
-          <w:sz w:val="22"/>
-          <w:szCs w:val="22"/>
-        </w:rPr>
-        <w:t xml:space="preserve"> 9. </w:t>
-      </w:r>
-      <w:r>
-        <w:rPr>
-          <w:rFonts w:ascii="Consolas" w:hAnsi="Consolas" w:cs="Courier New"/>
-          <w:color w:val="000000"/>
-          <w:sz w:val="22"/>
-          <w:szCs w:val="22"/>
-        </w:rPr>
-        <w:t xml:space="preserve">message </w:t>
-      </w:r>
-      <w:r>
-        <w:rPr>
-          <w:rFonts w:ascii="Consolas" w:hAnsi="Consolas" w:cs="Courier New"/>
-          <w:color w:val="660066"/>
-          <w:sz w:val="22"/>
-          <w:szCs w:val="22"/>
-        </w:rPr>
-        <w:t>String</w:t>
-      </w:r>
-      <w:r>
-        <w:rPr>
-          <w:rFonts w:ascii="Consolas" w:hAnsi="Consolas" w:cs="Courier New"/>
-          <w:color w:val="000000"/>
-          <w:sz w:val="22"/>
-          <w:szCs w:val="22"/>
-        </w:rPr>
-        <w:t xml:space="preserve"> </w:t>
-      </w:r>
-      <w:r>
-        <w:rPr>
-          <w:rFonts w:ascii="Consolas" w:hAnsi="Consolas" w:cs="Courier New"/>
-          <w:color w:val="666600"/>
-          <w:sz w:val="22"/>
-          <w:szCs w:val="22"/>
-        </w:rPr>
-        <w:t>{</w:t>
-      </w:r>
-    </w:p>
-    <w:p>
-      <w:pPr>
-        <w:pStyle w:val="NormalWeb"/>
-        <w:pBdr>
-          <w:top w:val="single" w:sz="6" w:space="2" w:color="888888"/>
-          <w:left w:val="single" w:sz="6" w:space="2" w:color="888888"/>
-          <w:bottom w:val="single" w:sz="6" w:space="2" w:color="888888"/>
-          <w:right w:val="single" w:sz="6" w:space="2" w:color="888888"/>
-        </w:pBdr>
-        <w:tabs>
-          <w:tab w:val="left" w:pos="916"/>
-          <w:tab w:val="left" w:pos="1832"/>
-          <w:tab w:val="left" w:pos="2748"/>
-          <w:tab w:val="left" w:pos="3664"/>
-          <w:tab w:val="left" w:pos="4580"/>
-          <w:tab w:val="left" w:pos="5496"/>
-          <w:tab w:val="left" w:pos="6412"/>
-          <w:tab w:val="left" w:pos="7328"/>
-          <w:tab w:val="left" w:pos="8244"/>
-          <w:tab w:val="left" w:pos="9160"/>
-          <w:tab w:val="left" w:pos="10076"/>
-          <w:tab w:val="left" w:pos="10992"/>
-          <w:tab w:val="left" w:pos="11908"/>
-          <w:tab w:val="left" w:pos="12824"/>
-          <w:tab w:val="left" w:pos="13740"/>
-          <w:tab w:val="left" w:pos="14656"/>
-        </w:tabs>
-        <w:spacing w:after="0"/>
-        <w:divId w:val="934829005"/>
-        <w:rPr>
-          <w:rFonts w:ascii="Consolas" w:hAnsi="Consolas" w:cs="Courier New"/>
-          <w:sz w:val="22"/>
-          <w:szCs w:val="22"/>
-        </w:rPr>
-      </w:pPr>
-      <w:r>
-        <w:rPr>
-          <w:rFonts w:ascii="Consolas" w:hAnsi="Consolas" w:cs="Courier New"/>
-          <w:sz w:val="22"/>
-          <w:szCs w:val="22"/>
-        </w:rPr>
-        <w:t xml:space="preserve">10. </w:t>
-      </w:r>
-      <w:r>
-        <w:rPr>
-          <w:rFonts w:ascii="Consolas" w:hAnsi="Consolas" w:cs="Courier New"/>
-          <w:color w:val="000000"/>
-          <w:sz w:val="22"/>
-          <w:szCs w:val="22"/>
-        </w:rPr>
-        <w:t xml:space="preserve">    </w:t>
-      </w:r>
-      <w:r>
-        <w:rPr>
-          <w:rFonts w:ascii="Consolas" w:hAnsi="Consolas" w:cs="Courier New"/>
-          <w:color w:val="880000"/>
-          <w:sz w:val="22"/>
-          <w:szCs w:val="22"/>
-        </w:rPr>
-        <w:t>// chuỗi string được truyền vào hàm RPC</w:t>
-      </w:r>
-    </w:p>
-    <w:p>
-      <w:pPr>
-        <w:pStyle w:val="NormalWeb"/>
-        <w:pBdr>
-          <w:top w:val="single" w:sz="6" w:space="2" w:color="888888"/>
-          <w:left w:val="single" w:sz="6" w:space="2" w:color="888888"/>
-          <w:bottom w:val="single" w:sz="6" w:space="2" w:color="888888"/>
-          <w:right w:val="single" w:sz="6" w:space="2" w:color="888888"/>
-        </w:pBdr>
-        <w:tabs>
-          <w:tab w:val="left" w:pos="916"/>
-          <w:tab w:val="left" w:pos="1832"/>
-          <w:tab w:val="left" w:pos="2748"/>
-          <w:tab w:val="left" w:pos="3664"/>
-          <w:tab w:val="left" w:pos="4580"/>
-          <w:tab w:val="left" w:pos="5496"/>
-          <w:tab w:val="left" w:pos="6412"/>
-          <w:tab w:val="left" w:pos="7328"/>
-          <w:tab w:val="left" w:pos="8244"/>
-          <w:tab w:val="left" w:pos="9160"/>
-          <w:tab w:val="left" w:pos="10076"/>
-          <w:tab w:val="left" w:pos="10992"/>
-          <w:tab w:val="left" w:pos="11908"/>
-          <w:tab w:val="left" w:pos="12824"/>
-          <w:tab w:val="left" w:pos="13740"/>
-          <w:tab w:val="left" w:pos="14656"/>
-        </w:tabs>
-        <w:spacing w:after="0"/>
-        <w:divId w:val="934829005"/>
-        <w:rPr>
-          <w:rFonts w:ascii="Consolas" w:hAnsi="Consolas" w:cs="Courier New"/>
-          <w:sz w:val="22"/>
-          <w:szCs w:val="22"/>
-        </w:rPr>
-      </w:pPr>
-      <w:r>
-        <w:rPr>
-          <w:rFonts w:ascii="Consolas" w:hAnsi="Consolas" w:cs="Courier New"/>
-          <w:sz w:val="22"/>
-          <w:szCs w:val="22"/>
-        </w:rPr>
-        <w:t xml:space="preserve">11. </w:t>
-      </w:r>
-      <w:r>
-        <w:rPr>
-          <w:rFonts w:ascii="Consolas" w:hAnsi="Consolas" w:cs="Courier New"/>
-          <w:color w:val="000000"/>
-          <w:sz w:val="22"/>
-          <w:szCs w:val="22"/>
-        </w:rPr>
-        <w:t xml:space="preserve">    </w:t>
-      </w:r>
-      <w:r>
-        <w:rPr>
-          <w:rFonts w:ascii="Consolas" w:hAnsi="Consolas" w:cs="Courier New"/>
-          <w:color w:val="000088"/>
-          <w:sz w:val="22"/>
-          <w:szCs w:val="22"/>
-        </w:rPr>
-        <w:t>string</w:t>
-      </w:r>
-      <w:r>
-        <w:rPr>
-          <w:rFonts w:ascii="Consolas" w:hAnsi="Consolas" w:cs="Courier New"/>
-          <w:color w:val="000000"/>
-          <w:sz w:val="22"/>
-          <w:szCs w:val="22"/>
-        </w:rPr>
-        <w:t xml:space="preserve"> </w:t>
-      </w:r>
-      <w:r>
-        <w:rPr>
-          <w:rFonts w:ascii="Consolas" w:hAnsi="Consolas" w:cs="Courier New"/>
-          <w:color w:val="000088"/>
-          <w:sz w:val="22"/>
-          <w:szCs w:val="22"/>
-        </w:rPr>
-        <w:t>value</w:t>
-      </w:r>
-      <w:r>
-        <w:rPr>
-          <w:rFonts w:ascii="Consolas" w:hAnsi="Consolas" w:cs="Courier New"/>
-          <w:color w:val="000000"/>
-          <w:sz w:val="22"/>
-          <w:szCs w:val="22"/>
-        </w:rPr>
-        <w:t xml:space="preserve"> </w:t>
-      </w:r>
-      <w:r>
-        <w:rPr>
-          <w:rFonts w:ascii="Consolas" w:hAnsi="Consolas" w:cs="Courier New"/>
-          <w:color w:val="666600"/>
-          <w:sz w:val="22"/>
-          <w:szCs w:val="22"/>
-        </w:rPr>
-        <w:t>=</w:t>
-      </w:r>
-      <w:r>
-        <w:rPr>
-          <w:rFonts w:ascii="Consolas" w:hAnsi="Consolas" w:cs="Courier New"/>
-          <w:color w:val="000000"/>
-          <w:sz w:val="22"/>
-          <w:szCs w:val="22"/>
-        </w:rPr>
-        <w:t xml:space="preserve"> </w:t>
-      </w:r>
-      <w:r>
-        <w:rPr>
-          <w:rFonts w:ascii="Consolas" w:hAnsi="Consolas" w:cs="Courier New"/>
-          <w:color w:val="006666"/>
-          <w:sz w:val="22"/>
-          <w:szCs w:val="22"/>
-        </w:rPr>
-        <w:t>1</w:t>
-      </w:r>
-      <w:r>
-        <w:rPr>
-          <w:rFonts w:ascii="Consolas" w:hAnsi="Consolas" w:cs="Courier New"/>
-          <w:color w:val="666600"/>
-          <w:sz w:val="22"/>
-          <w:szCs w:val="22"/>
-        </w:rPr>
-        <w:t>;</w:t>
-      </w:r>
-    </w:p>
-    <w:p>
-      <w:pPr>
-        <w:pStyle w:val="NormalWeb"/>
-        <w:pBdr>
-          <w:top w:val="single" w:sz="6" w:space="2" w:color="888888"/>
-          <w:left w:val="single" w:sz="6" w:space="2" w:color="888888"/>
-          <w:bottom w:val="single" w:sz="6" w:space="2" w:color="888888"/>
-          <w:right w:val="single" w:sz="6" w:space="2" w:color="888888"/>
-        </w:pBdr>
-        <w:tabs>
-          <w:tab w:val="left" w:pos="916"/>
-          <w:tab w:val="left" w:pos="1832"/>
-          <w:tab w:val="left" w:pos="2748"/>
-          <w:tab w:val="left" w:pos="3664"/>
-          <w:tab w:val="left" w:pos="4580"/>
-          <w:tab w:val="left" w:pos="5496"/>
-          <w:tab w:val="left" w:pos="6412"/>
-          <w:tab w:val="left" w:pos="7328"/>
-          <w:tab w:val="left" w:pos="8244"/>
-          <w:tab w:val="left" w:pos="9160"/>
-          <w:tab w:val="left" w:pos="10076"/>
-          <w:tab w:val="left" w:pos="10992"/>
-          <w:tab w:val="left" w:pos="11908"/>
-          <w:tab w:val="left" w:pos="12824"/>
-          <w:tab w:val="left" w:pos="13740"/>
-          <w:tab w:val="left" w:pos="14656"/>
-        </w:tabs>
-        <w:spacing w:after="0"/>
-        <w:divId w:val="934829005"/>
-        <w:rPr>
-          <w:rFonts w:ascii="Consolas" w:hAnsi="Consolas" w:cs="Courier New"/>
-          <w:sz w:val="22"/>
-          <w:szCs w:val="22"/>
-        </w:rPr>
-      </w:pPr>
-      <w:r>
-        <w:rPr>
-          <w:rFonts w:ascii="Consolas" w:hAnsi="Consolas" w:cs="Courier New"/>
-          <w:sz w:val="22"/>
-          <w:szCs w:val="22"/>
-        </w:rPr>
-        <w:t xml:space="preserve">12. </w:t>
-      </w:r>
-      <w:r>
-        <w:rPr>
-          <w:rFonts w:ascii="Consolas" w:hAnsi="Consolas" w:cs="Courier New"/>
-          <w:color w:val="666600"/>
-          <w:sz w:val="22"/>
-          <w:szCs w:val="22"/>
-        </w:rPr>
-        <w:t>},</w:t>
-      </w:r>
-    </w:p>
-    <w:p>
-      <w:pPr>
-        <w:pStyle w:val="NormalWeb"/>
-        <w:pBdr>
-          <w:top w:val="single" w:sz="6" w:space="2" w:color="888888"/>
-          <w:left w:val="single" w:sz="6" w:space="2" w:color="888888"/>
-          <w:bottom w:val="single" w:sz="6" w:space="2" w:color="888888"/>
-          <w:right w:val="single" w:sz="6" w:space="2" w:color="888888"/>
-        </w:pBdr>
-        <w:tabs>
-          <w:tab w:val="left" w:pos="916"/>
-          <w:tab w:val="left" w:pos="1832"/>
-          <w:tab w:val="left" w:pos="2748"/>
-          <w:tab w:val="left" w:pos="3664"/>
-          <w:tab w:val="left" w:pos="4580"/>
-          <w:tab w:val="left" w:pos="5496"/>
-          <w:tab w:val="left" w:pos="6412"/>
-          <w:tab w:val="left" w:pos="7328"/>
-          <w:tab w:val="left" w:pos="8244"/>
-          <w:tab w:val="left" w:pos="9160"/>
-          <w:tab w:val="left" w:pos="10076"/>
-          <w:tab w:val="left" w:pos="10992"/>
-          <w:tab w:val="left" w:pos="11908"/>
-          <w:tab w:val="left" w:pos="12824"/>
-          <w:tab w:val="left" w:pos="13740"/>
-          <w:tab w:val="left" w:pos="14656"/>
-        </w:tabs>
-        <w:spacing w:after="0"/>
-        <w:divId w:val="934829005"/>
-        <w:rPr>
-          <w:rFonts w:ascii="Consolas" w:hAnsi="Consolas" w:cs="Courier New"/>
-          <w:color w:val="000000"/>
-          <w:sz w:val="22"/>
-          <w:szCs w:val="22"/>
-        </w:rPr>
-      </w:pPr>
-      <w:r>
-        <w:rPr>
-          <w:rFonts w:ascii="Consolas" w:hAnsi="Consolas" w:cs="Courier New"/>
-          <w:sz w:val="22"/>
-          <w:szCs w:val="22"/>
-        </w:rPr>
-        <w:t xml:space="preserve">13. </w:t>
-      </w:r>
-      <w:r>
-        <w:rPr>
-          <w:rFonts w:ascii="Consolas" w:hAnsi="Consolas" w:cs="Courier New"/>
-          <w:color w:val="000000"/>
-          <w:sz w:val="22"/>
-          <w:szCs w:val="22"/>
-        </w:rPr>
-        <w:t> </w:t>
-      </w:r>
-      <w:r>
-        <w:rPr>
-          <w:rFonts w:ascii="Consolas" w:hAnsi="Consolas" w:cs="Courier New"/>
-          <w:color w:val="000000"/>
-          <w:sz w:val="22"/>
-          <w:szCs w:val="22"/>
-        </w:rPr>
-        <w:t>// định nghĩa service</w:t>
-      </w:r>
-    </w:p>
-    <w:p>
-      <w:pPr>
-        <w:pStyle w:val="NormalWeb"/>
-        <w:pBdr>
-          <w:top w:val="single" w:sz="6" w:space="2" w:color="888888"/>
-          <w:left w:val="single" w:sz="6" w:space="2" w:color="888888"/>
-          <w:bottom w:val="single" w:sz="6" w:space="2" w:color="888888"/>
-          <w:right w:val="single" w:sz="6" w:space="2" w:color="888888"/>
-        </w:pBdr>
-        <w:tabs>
-          <w:tab w:val="left" w:pos="916"/>
-          <w:tab w:val="left" w:pos="1832"/>
-          <w:tab w:val="left" w:pos="2748"/>
-          <w:tab w:val="left" w:pos="3664"/>
-          <w:tab w:val="left" w:pos="4580"/>
-          <w:tab w:val="left" w:pos="5496"/>
-          <w:tab w:val="left" w:pos="6412"/>
-          <w:tab w:val="left" w:pos="7328"/>
-          <w:tab w:val="left" w:pos="8244"/>
-          <w:tab w:val="left" w:pos="9160"/>
-          <w:tab w:val="left" w:pos="10076"/>
-          <w:tab w:val="left" w:pos="10992"/>
-          <w:tab w:val="left" w:pos="11908"/>
-          <w:tab w:val="left" w:pos="12824"/>
-          <w:tab w:val="left" w:pos="13740"/>
-          <w:tab w:val="left" w:pos="14656"/>
-        </w:tabs>
-        <w:spacing w:after="0"/>
-        <w:divId w:val="934829005"/>
-        <w:rPr>
-          <w:rFonts w:ascii="Consolas" w:hAnsi="Consolas" w:cs="Courier New"/>
-          <w:color w:val="000000"/>
-          <w:sz w:val="22"/>
-          <w:szCs w:val="22"/>
-        </w:rPr>
-      </w:pPr>
-      <w:r>
-        <w:rPr>
-          <w:rFonts w:ascii="Consolas" w:hAnsi="Consolas" w:cs="Courier New"/>
-          <w:color w:val="000000"/>
-          <w:sz w:val="22"/>
-          <w:szCs w:val="22"/>
-        </w:rPr>
-        <w:t>service HelloService {</w:t>
-      </w:r>
-    </w:p>
-    <w:p>
-      <w:pPr>
-        <w:pStyle w:val="NormalWeb"/>
-        <w:pBdr>
-          <w:top w:val="single" w:sz="6" w:space="2" w:color="888888"/>
-          <w:left w:val="single" w:sz="6" w:space="2" w:color="888888"/>
-          <w:bottom w:val="single" w:sz="6" w:space="2" w:color="888888"/>
-          <w:right w:val="single" w:sz="6" w:space="2" w:color="888888"/>
-        </w:pBdr>
-        <w:tabs>
-          <w:tab w:val="left" w:pos="916"/>
-          <w:tab w:val="left" w:pos="1832"/>
-          <w:tab w:val="left" w:pos="2748"/>
-          <w:tab w:val="left" w:pos="3664"/>
-          <w:tab w:val="left" w:pos="4580"/>
-          <w:tab w:val="left" w:pos="5496"/>
-          <w:tab w:val="left" w:pos="6412"/>
-          <w:tab w:val="left" w:pos="7328"/>
-          <w:tab w:val="left" w:pos="8244"/>
-          <w:tab w:val="left" w:pos="9160"/>
-          <w:tab w:val="left" w:pos="10076"/>
-          <w:tab w:val="left" w:pos="10992"/>
-          <w:tab w:val="left" w:pos="11908"/>
-          <w:tab w:val="left" w:pos="12824"/>
-          <w:tab w:val="left" w:pos="13740"/>
-          <w:tab w:val="left" w:pos="14656"/>
-        </w:tabs>
-        <w:spacing w:after="0"/>
-        <w:divId w:val="934829005"/>
-        <w:rPr>
-          <w:rFonts w:ascii="Consolas" w:hAnsi="Consolas" w:cs="Courier New"/>
-          <w:color w:val="000000"/>
-          <w:sz w:val="22"/>
-          <w:szCs w:val="22"/>
-        </w:rPr>
-      </w:pPr>
-      <w:r>
-        <w:rPr>
-          <w:rFonts w:ascii="Consolas" w:hAnsi="Consolas" w:cs="Courier New"/>
-          <w:color w:val="000000"/>
-          <w:sz w:val="22"/>
-          <w:szCs w:val="22"/>
-        </w:rPr>
-        <w:t xml:space="preserve">    // định nghĩa lời gọi hàm RPC</w:t>
-      </w:r>
-    </w:p>
-    <w:p>
-      <w:pPr>
-        <w:pStyle w:val="NormalWeb"/>
-        <w:pBdr>
-          <w:top w:val="single" w:sz="6" w:space="2" w:color="888888"/>
-          <w:left w:val="single" w:sz="6" w:space="2" w:color="888888"/>
-          <w:bottom w:val="single" w:sz="6" w:space="2" w:color="888888"/>
-          <w:right w:val="single" w:sz="6" w:space="2" w:color="888888"/>
-        </w:pBdr>
-        <w:tabs>
-          <w:tab w:val="left" w:pos="916"/>
-          <w:tab w:val="left" w:pos="1832"/>
-          <w:tab w:val="left" w:pos="2748"/>
-          <w:tab w:val="left" w:pos="3664"/>
-          <w:tab w:val="left" w:pos="4580"/>
-          <w:tab w:val="left" w:pos="5496"/>
-          <w:tab w:val="left" w:pos="6412"/>
-          <w:tab w:val="left" w:pos="7328"/>
-          <w:tab w:val="left" w:pos="8244"/>
-          <w:tab w:val="left" w:pos="9160"/>
-          <w:tab w:val="left" w:pos="10076"/>
-          <w:tab w:val="left" w:pos="10992"/>
-          <w:tab w:val="left" w:pos="11908"/>
-          <w:tab w:val="left" w:pos="12824"/>
-          <w:tab w:val="left" w:pos="13740"/>
-          <w:tab w:val="left" w:pos="14656"/>
-        </w:tabs>
-        <w:spacing w:after="0"/>
-        <w:divId w:val="934829005"/>
-        <w:rPr>
-          <w:rFonts w:ascii="Consolas" w:hAnsi="Consolas" w:cs="Courier New"/>
-          <w:color w:val="000000"/>
-          <w:sz w:val="22"/>
-          <w:szCs w:val="22"/>
-        </w:rPr>
-      </w:pPr>
-      <w:r>
-        <w:rPr>
-          <w:rFonts w:ascii="Consolas" w:hAnsi="Consolas" w:cs="Courier New"/>
-          <w:color w:val="000000"/>
-          <w:sz w:val="22"/>
-          <w:szCs w:val="22"/>
-        </w:rPr>
-        <w:t xml:space="preserve">    rpc Hello (String) returns (String);</w:t>
-      </w:r>
-    </w:p>
-    <w:p>
-      <w:pPr>
-        <w:pStyle w:val="NormalWeb"/>
-        <w:pBdr>
-          <w:top w:val="single" w:sz="6" w:space="2" w:color="888888"/>
-          <w:left w:val="single" w:sz="6" w:space="2" w:color="888888"/>
-          <w:bottom w:val="single" w:sz="6" w:space="2" w:color="888888"/>
-          <w:right w:val="single" w:sz="6" w:space="2" w:color="888888"/>
-        </w:pBdr>
-        <w:tabs>
-          <w:tab w:val="left" w:pos="916"/>
-          <w:tab w:val="left" w:pos="1832"/>
-          <w:tab w:val="left" w:pos="2748"/>
-          <w:tab w:val="left" w:pos="3664"/>
-          <w:tab w:val="left" w:pos="4580"/>
-          <w:tab w:val="left" w:pos="5496"/>
-          <w:tab w:val="left" w:pos="6412"/>
-          <w:tab w:val="left" w:pos="7328"/>
-          <w:tab w:val="left" w:pos="8244"/>
-          <w:tab w:val="left" w:pos="9160"/>
-          <w:tab w:val="left" w:pos="10076"/>
-          <w:tab w:val="left" w:pos="10992"/>
-          <w:tab w:val="left" w:pos="11908"/>
-          <w:tab w:val="left" w:pos="12824"/>
-          <w:tab w:val="left" w:pos="13740"/>
-          <w:tab w:val="left" w:pos="14656"/>
-        </w:tabs>
-        <w:spacing w:after="0"/>
-        <w:divId w:val="934829005"/>
-        <w:rPr>
-          <w:rFonts w:ascii="Consolas" w:hAnsi="Consolas" w:cs="Courier New"/>
-          <w:sz w:val="22"/>
-          <w:szCs w:val="22"/>
-        </w:rPr>
-      </w:pPr>
-      <w:r>
-        <w:rPr>
-          <w:rFonts w:ascii="Consolas" w:hAnsi="Consolas" w:cs="Courier New"/>
-          <w:color w:val="000000"/>
-          <w:sz w:val="22"/>
-          <w:szCs w:val="22"/>
-        </w:rPr>
-        <w:t>}</w:t>
-      </w:r>
-    </w:p>
-    <w:p/>
-    <w:p>
-      <w:r>
-        <w:t>Sinh mã nguồn Go bằng lệnh:</w:t>
-      </w:r>
-    </w:p>
-    <w:p>
-      <w:pPr>
-        <w:pStyle w:val="NormalWeb"/>
-        <w:pBdr>
-          <w:top w:val="single" w:sz="6" w:space="2" w:color="888888"/>
-          <w:left w:val="single" w:sz="6" w:space="2" w:color="888888"/>
-          <w:bottom w:val="single" w:sz="6" w:space="2" w:color="888888"/>
-          <w:right w:val="single" w:sz="6" w:space="2" w:color="888888"/>
-        </w:pBdr>
-        <w:tabs>
-          <w:tab w:val="left" w:pos="916"/>
-          <w:tab w:val="left" w:pos="1832"/>
-          <w:tab w:val="left" w:pos="2748"/>
-          <w:tab w:val="left" w:pos="3664"/>
-          <w:tab w:val="left" w:pos="4580"/>
-          <w:tab w:val="left" w:pos="5496"/>
-          <w:tab w:val="left" w:pos="6412"/>
-          <w:tab w:val="left" w:pos="7328"/>
-          <w:tab w:val="left" w:pos="8244"/>
-          <w:tab w:val="left" w:pos="9160"/>
-          <w:tab w:val="left" w:pos="10076"/>
-          <w:tab w:val="left" w:pos="10992"/>
-          <w:tab w:val="left" w:pos="11908"/>
-          <w:tab w:val="left" w:pos="12824"/>
-          <w:tab w:val="left" w:pos="13740"/>
-          <w:tab w:val="left" w:pos="14656"/>
-        </w:tabs>
-        <w:spacing w:after="0"/>
-        <w:divId w:val="372659693"/>
-        <w:rPr>
-          <w:rFonts w:ascii="Consolas" w:hAnsi="Consolas" w:cs="Courier New"/>
-          <w:kern w:val="0"/>
-          <w:sz w:val="22"/>
-          <w:szCs w:val="22"/>
-          <w14:ligatures w14:val="none"/>
-        </w:rPr>
-      </w:pPr>
-      <w:r>
-        <w:rPr>
-          <w:rFonts w:ascii="Consolas" w:hAnsi="Consolas" w:cs="Courier New"/>
-          <w:sz w:val="22"/>
-          <w:szCs w:val="22"/>
-        </w:rPr>
-        <w:t xml:space="preserve">1. </w:t>
-      </w:r>
-      <w:r>
-        <w:rPr>
-          <w:rFonts w:ascii="Consolas" w:hAnsi="Consolas" w:cs="Courier New"/>
-          <w:color w:val="000000"/>
-          <w:sz w:val="22"/>
-          <w:szCs w:val="22"/>
-        </w:rPr>
-        <w:t xml:space="preserve">$ protoc </w:t>
-      </w:r>
-      <w:r>
-        <w:rPr>
-          <w:rFonts w:ascii="Consolas" w:hAnsi="Consolas" w:cs="Courier New"/>
-          <w:color w:val="666600"/>
-          <w:sz w:val="22"/>
-          <w:szCs w:val="22"/>
-        </w:rPr>
-        <w:t>--</w:t>
-      </w:r>
-      <w:r>
-        <w:rPr>
-          <w:rFonts w:ascii="Consolas" w:hAnsi="Consolas" w:cs="Courier New"/>
-          <w:color w:val="000000"/>
-          <w:sz w:val="22"/>
-          <w:szCs w:val="22"/>
-        </w:rPr>
-        <w:t>go_out</w:t>
-      </w:r>
-      <w:r>
-        <w:rPr>
-          <w:rFonts w:ascii="Consolas" w:hAnsi="Consolas" w:cs="Courier New"/>
-          <w:color w:val="666600"/>
-          <w:sz w:val="22"/>
-          <w:szCs w:val="22"/>
-        </w:rPr>
-        <w:t>=.</w:t>
-      </w:r>
-      <w:r>
-        <w:rPr>
-          <w:rFonts w:ascii="Consolas" w:hAnsi="Consolas" w:cs="Courier New"/>
-          <w:color w:val="000000"/>
-          <w:sz w:val="22"/>
-          <w:szCs w:val="22"/>
-        </w:rPr>
-        <w:t xml:space="preserve"> protobuf</w:t>
-      </w:r>
-      <w:r>
-        <w:rPr>
-          <w:rFonts w:ascii="Consolas" w:hAnsi="Consolas" w:cs="Courier New"/>
-          <w:color w:val="666600"/>
-          <w:sz w:val="22"/>
-          <w:szCs w:val="22"/>
-        </w:rPr>
-        <w:t>/</w:t>
-      </w:r>
-      <w:r>
-        <w:rPr>
-          <w:rFonts w:ascii="Consolas" w:hAnsi="Consolas" w:cs="Courier New"/>
-          <w:color w:val="000000"/>
-          <w:sz w:val="22"/>
-          <w:szCs w:val="22"/>
-        </w:rPr>
-        <w:t>hello</w:t>
-      </w:r>
-      <w:r>
-        <w:rPr>
-          <w:rFonts w:ascii="Consolas" w:hAnsi="Consolas" w:cs="Courier New"/>
-          <w:color w:val="666600"/>
-          <w:sz w:val="22"/>
-          <w:szCs w:val="22"/>
-        </w:rPr>
-        <w:t>.</w:t>
-      </w:r>
-      <w:r>
-        <w:rPr>
-          <w:rFonts w:ascii="Consolas" w:hAnsi="Consolas" w:cs="Courier New"/>
-          <w:color w:val="000000"/>
-          <w:sz w:val="22"/>
-          <w:szCs w:val="22"/>
-        </w:rPr>
-        <w:t>proto</w:t>
-      </w:r>
-    </w:p>
-    <w:p>
-      <w:pPr>
-        <w:pStyle w:val="NormalWeb"/>
-        <w:pBdr>
-          <w:top w:val="single" w:sz="6" w:space="2" w:color="888888"/>
-          <w:left w:val="single" w:sz="6" w:space="2" w:color="888888"/>
-          <w:bottom w:val="single" w:sz="6" w:space="2" w:color="888888"/>
-          <w:right w:val="single" w:sz="6" w:space="2" w:color="888888"/>
-        </w:pBdr>
-        <w:tabs>
-          <w:tab w:val="left" w:pos="916"/>
-          <w:tab w:val="left" w:pos="1832"/>
-          <w:tab w:val="left" w:pos="2748"/>
-          <w:tab w:val="left" w:pos="3664"/>
-          <w:tab w:val="left" w:pos="4580"/>
-          <w:tab w:val="left" w:pos="5496"/>
-          <w:tab w:val="left" w:pos="6412"/>
-          <w:tab w:val="left" w:pos="7328"/>
-          <w:tab w:val="left" w:pos="8244"/>
-          <w:tab w:val="left" w:pos="9160"/>
-          <w:tab w:val="left" w:pos="10076"/>
-          <w:tab w:val="left" w:pos="10992"/>
-          <w:tab w:val="left" w:pos="11908"/>
-          <w:tab w:val="left" w:pos="12824"/>
-          <w:tab w:val="left" w:pos="13740"/>
-          <w:tab w:val="left" w:pos="14656"/>
-        </w:tabs>
-        <w:spacing w:after="0"/>
-        <w:divId w:val="372659693"/>
-        <w:rPr>
-          <w:rFonts w:ascii="Consolas" w:hAnsi="Consolas" w:cs="Courier New"/>
-          <w:sz w:val="22"/>
-          <w:szCs w:val="22"/>
-        </w:rPr>
-      </w:pPr>
-      <w:r>
-        <w:rPr>
-          <w:rFonts w:ascii="Consolas" w:hAnsi="Consolas" w:cs="Courier New"/>
-          <w:sz w:val="22"/>
-          <w:szCs w:val="22"/>
-        </w:rPr>
-        <w:t xml:space="preserve">2. </w:t>
-      </w:r>
-      <w:r>
-        <w:rPr>
-          <w:rFonts w:ascii="Consolas" w:hAnsi="Consolas" w:cs="Courier New"/>
-          <w:color w:val="880000"/>
-          <w:sz w:val="22"/>
-          <w:szCs w:val="22"/>
-        </w:rPr>
-        <w:t>// Trong đó,</w:t>
-      </w:r>
-    </w:p>
-    <w:p>
-      <w:pPr>
-        <w:pStyle w:val="NormalWeb"/>
-        <w:pBdr>
-          <w:top w:val="single" w:sz="6" w:space="2" w:color="888888"/>
-          <w:left w:val="single" w:sz="6" w:space="2" w:color="888888"/>
-          <w:bottom w:val="single" w:sz="6" w:space="2" w:color="888888"/>
-          <w:right w:val="single" w:sz="6" w:space="2" w:color="888888"/>
-        </w:pBdr>
-        <w:tabs>
-          <w:tab w:val="left" w:pos="916"/>
-          <w:tab w:val="left" w:pos="1832"/>
-          <w:tab w:val="left" w:pos="2748"/>
-          <w:tab w:val="left" w:pos="3664"/>
-          <w:tab w:val="left" w:pos="4580"/>
-          <w:tab w:val="left" w:pos="5496"/>
-          <w:tab w:val="left" w:pos="6412"/>
-          <w:tab w:val="left" w:pos="7328"/>
-          <w:tab w:val="left" w:pos="8244"/>
-          <w:tab w:val="left" w:pos="9160"/>
-          <w:tab w:val="left" w:pos="10076"/>
-          <w:tab w:val="left" w:pos="10992"/>
-          <w:tab w:val="left" w:pos="11908"/>
-          <w:tab w:val="left" w:pos="12824"/>
-          <w:tab w:val="left" w:pos="13740"/>
-          <w:tab w:val="left" w:pos="14656"/>
-        </w:tabs>
-        <w:spacing w:after="0"/>
-        <w:divId w:val="372659693"/>
-        <w:rPr>
-          <w:rFonts w:ascii="Consolas" w:hAnsi="Consolas" w:cs="Courier New"/>
-          <w:sz w:val="22"/>
-          <w:szCs w:val="22"/>
-        </w:rPr>
-      </w:pPr>
-      <w:r>
-        <w:rPr>
-          <w:rFonts w:ascii="Consolas" w:hAnsi="Consolas" w:cs="Courier New"/>
-          <w:sz w:val="22"/>
-          <w:szCs w:val="22"/>
-        </w:rPr>
-        <w:t xml:space="preserve">3. </w:t>
-      </w:r>
-      <w:r>
-        <w:rPr>
-          <w:rFonts w:ascii="Consolas" w:hAnsi="Consolas" w:cs="Courier New"/>
-          <w:color w:val="880000"/>
-          <w:sz w:val="22"/>
-          <w:szCs w:val="22"/>
-        </w:rPr>
-        <w:t>// protoc: chương trình sinh mã nguồn</w:t>
-      </w:r>
-    </w:p>
-    <w:p>
-      <w:pPr>
-        <w:pStyle w:val="NormalWeb"/>
-        <w:pBdr>
-          <w:top w:val="single" w:sz="6" w:space="2" w:color="888888"/>
-          <w:left w:val="single" w:sz="6" w:space="2" w:color="888888"/>
-          <w:bottom w:val="single" w:sz="6" w:space="2" w:color="888888"/>
-          <w:right w:val="single" w:sz="6" w:space="2" w:color="888888"/>
-        </w:pBdr>
-        <w:tabs>
-          <w:tab w:val="left" w:pos="916"/>
-          <w:tab w:val="left" w:pos="1832"/>
-          <w:tab w:val="left" w:pos="2748"/>
-          <w:tab w:val="left" w:pos="3664"/>
-          <w:tab w:val="left" w:pos="4580"/>
-          <w:tab w:val="left" w:pos="5496"/>
-          <w:tab w:val="left" w:pos="6412"/>
-          <w:tab w:val="left" w:pos="7328"/>
-          <w:tab w:val="left" w:pos="8244"/>
-          <w:tab w:val="left" w:pos="9160"/>
-          <w:tab w:val="left" w:pos="10076"/>
-          <w:tab w:val="left" w:pos="10992"/>
-          <w:tab w:val="left" w:pos="11908"/>
-          <w:tab w:val="left" w:pos="12824"/>
-          <w:tab w:val="left" w:pos="13740"/>
-          <w:tab w:val="left" w:pos="14656"/>
-        </w:tabs>
-        <w:spacing w:after="0"/>
-        <w:divId w:val="372659693"/>
-        <w:rPr>
-          <w:rFonts w:ascii="Consolas" w:hAnsi="Consolas" w:cs="Courier New"/>
-          <w:sz w:val="22"/>
-          <w:szCs w:val="22"/>
-        </w:rPr>
-      </w:pPr>
-      <w:r>
-        <w:rPr>
-          <w:rFonts w:ascii="Consolas" w:hAnsi="Consolas" w:cs="Courier New"/>
-          <w:sz w:val="22"/>
-          <w:szCs w:val="22"/>
-        </w:rPr>
-        <w:t xml:space="preserve">4. </w:t>
-      </w:r>
-      <w:r>
-        <w:rPr>
-          <w:rFonts w:ascii="Consolas" w:hAnsi="Consolas" w:cs="Courier New"/>
-          <w:color w:val="880000"/>
-          <w:sz w:val="22"/>
-          <w:szCs w:val="22"/>
-        </w:rPr>
-        <w:t>// go_out: chỉ cho protoc tải plugin protoc-gen-go, (cũng có java_out, python_out,..)</w:t>
-      </w:r>
-    </w:p>
-    <w:p>
-      <w:pPr>
-        <w:pStyle w:val="NormalWeb"/>
-        <w:pBdr>
-          <w:top w:val="single" w:sz="6" w:space="2" w:color="888888"/>
-          <w:left w:val="single" w:sz="6" w:space="2" w:color="888888"/>
-          <w:bottom w:val="single" w:sz="6" w:space="2" w:color="888888"/>
-          <w:right w:val="single" w:sz="6" w:space="2" w:color="888888"/>
-        </w:pBdr>
-        <w:tabs>
-          <w:tab w:val="left" w:pos="916"/>
-          <w:tab w:val="left" w:pos="1832"/>
-          <w:tab w:val="left" w:pos="2748"/>
-          <w:tab w:val="left" w:pos="3664"/>
-          <w:tab w:val="left" w:pos="4580"/>
-          <w:tab w:val="left" w:pos="5496"/>
-          <w:tab w:val="left" w:pos="6412"/>
-          <w:tab w:val="left" w:pos="7328"/>
-          <w:tab w:val="left" w:pos="8244"/>
-          <w:tab w:val="left" w:pos="9160"/>
-          <w:tab w:val="left" w:pos="10076"/>
-          <w:tab w:val="left" w:pos="10992"/>
-          <w:tab w:val="left" w:pos="11908"/>
-          <w:tab w:val="left" w:pos="12824"/>
-          <w:tab w:val="left" w:pos="13740"/>
-          <w:tab w:val="left" w:pos="14656"/>
-        </w:tabs>
-        <w:spacing w:after="0"/>
-        <w:divId w:val="372659693"/>
-        <w:rPr>
-          <w:rFonts w:ascii="Consolas" w:hAnsi="Consolas" w:cs="Courier New"/>
-          <w:sz w:val="22"/>
-          <w:szCs w:val="22"/>
-        </w:rPr>
-      </w:pPr>
-      <w:r>
-        <w:rPr>
-          <w:rFonts w:ascii="Consolas" w:hAnsi="Consolas" w:cs="Courier New"/>
-          <w:sz w:val="22"/>
-          <w:szCs w:val="22"/>
-        </w:rPr>
-        <w:t xml:space="preserve">5. </w:t>
-      </w:r>
-      <w:r>
-        <w:rPr>
-          <w:rFonts w:ascii="Consolas" w:hAnsi="Consolas" w:cs="Courier New"/>
-          <w:color w:val="880000"/>
-          <w:sz w:val="22"/>
-          <w:szCs w:val="22"/>
-        </w:rPr>
-        <w:t>// --go_out=.: sinh ra mã nguồn tại thư mục hiện tại</w:t>
-      </w:r>
-    </w:p>
-    <w:p>
-      <w:pPr>
-        <w:pStyle w:val="NormalWeb"/>
-        <w:pBdr>
-          <w:top w:val="single" w:sz="6" w:space="2" w:color="888888"/>
-          <w:left w:val="single" w:sz="6" w:space="2" w:color="888888"/>
-          <w:bottom w:val="single" w:sz="6" w:space="2" w:color="888888"/>
-          <w:right w:val="single" w:sz="6" w:space="2" w:color="888888"/>
-        </w:pBdr>
-        <w:tabs>
-          <w:tab w:val="left" w:pos="916"/>
-          <w:tab w:val="left" w:pos="1832"/>
-          <w:tab w:val="left" w:pos="2748"/>
-          <w:tab w:val="left" w:pos="3664"/>
-          <w:tab w:val="left" w:pos="4580"/>
-          <w:tab w:val="left" w:pos="5496"/>
-          <w:tab w:val="left" w:pos="6412"/>
-          <w:tab w:val="left" w:pos="7328"/>
-          <w:tab w:val="left" w:pos="8244"/>
-          <w:tab w:val="left" w:pos="9160"/>
-          <w:tab w:val="left" w:pos="10076"/>
-          <w:tab w:val="left" w:pos="10992"/>
-          <w:tab w:val="left" w:pos="11908"/>
-          <w:tab w:val="left" w:pos="12824"/>
-          <w:tab w:val="left" w:pos="13740"/>
-          <w:tab w:val="left" w:pos="14656"/>
-        </w:tabs>
-        <w:spacing w:after="0"/>
-        <w:divId w:val="372659693"/>
-        <w:rPr>
-          <w:rFonts w:ascii="Consolas" w:hAnsi="Consolas" w:cs="Courier New"/>
-          <w:sz w:val="22"/>
-          <w:szCs w:val="22"/>
-        </w:rPr>
-      </w:pPr>
-      <w:r>
-        <w:rPr>
-          <w:rFonts w:ascii="Consolas" w:hAnsi="Consolas" w:cs="Courier New"/>
-          <w:sz w:val="22"/>
-          <w:szCs w:val="22"/>
-        </w:rPr>
-        <w:t xml:space="preserve">6. </w:t>
-      </w:r>
-      <w:r>
-        <w:rPr>
-          <w:rFonts w:ascii="Consolas" w:hAnsi="Consolas" w:cs="Courier New"/>
-          <w:color w:val="880000"/>
-          <w:sz w:val="22"/>
-          <w:szCs w:val="22"/>
-        </w:rPr>
-        <w:t>// protobuf/hello.proto: file Protobuf</w:t>
-      </w:r>
-    </w:p>
-    <w:p>
-      <w:pPr>
-        <w:pStyle w:val="NormalWeb"/>
-        <w:pBdr>
-          <w:top w:val="single" w:sz="6" w:space="2" w:color="888888"/>
-          <w:left w:val="single" w:sz="6" w:space="2" w:color="888888"/>
-          <w:bottom w:val="single" w:sz="6" w:space="2" w:color="888888"/>
-          <w:right w:val="single" w:sz="6" w:space="2" w:color="888888"/>
-        </w:pBdr>
-        <w:tabs>
-          <w:tab w:val="left" w:pos="916"/>
-          <w:tab w:val="left" w:pos="1832"/>
-          <w:tab w:val="left" w:pos="2748"/>
-          <w:tab w:val="left" w:pos="3664"/>
-          <w:tab w:val="left" w:pos="4580"/>
-          <w:tab w:val="left" w:pos="5496"/>
-          <w:tab w:val="left" w:pos="6412"/>
-          <w:tab w:val="left" w:pos="7328"/>
-          <w:tab w:val="left" w:pos="8244"/>
-          <w:tab w:val="left" w:pos="9160"/>
-          <w:tab w:val="left" w:pos="10076"/>
-          <w:tab w:val="left" w:pos="10992"/>
-          <w:tab w:val="left" w:pos="11908"/>
-          <w:tab w:val="left" w:pos="12824"/>
-          <w:tab w:val="left" w:pos="13740"/>
-          <w:tab w:val="left" w:pos="14656"/>
-        </w:tabs>
-        <w:spacing w:after="0"/>
-        <w:divId w:val="372659693"/>
-        <w:rPr>
-          <w:rFonts w:ascii="Consolas" w:hAnsi="Consolas" w:cs="Courier New"/>
-          <w:sz w:val="22"/>
-          <w:szCs w:val="22"/>
-        </w:rPr>
-      </w:pPr>
-      <w:r>
-        <w:rPr>
-          <w:rFonts w:ascii="Consolas" w:hAnsi="Consolas" w:cs="Courier New"/>
-          <w:sz w:val="22"/>
-          <w:szCs w:val="22"/>
-        </w:rPr>
-        <w:t xml:space="preserve">7. </w:t>
-      </w:r>
-      <w:r>
-        <w:rPr>
-          <w:rFonts w:ascii="Consolas" w:hAnsi="Consolas" w:cs="Courier New"/>
-          <w:color w:val="000000"/>
-          <w:sz w:val="22"/>
-          <w:szCs w:val="22"/>
-        </w:rPr>
-        <w:t> </w:t>
-      </w:r>
-    </w:p>
-    <w:p/>
-    <w:p>
-      <w:r>
-        <w:t>File hello.pb.go được sinh ra:</w:t>
-      </w:r>
-    </w:p>
-    <w:p>
-      <w:r>
-        <w:lastRenderedPageBreak/>
-        <w:drawing>
-          <wp:inline distT="0" distB="0" distL="0" distR="0" wp14:anchorId="6E43A49C" wp14:editId="340ED45B">
-            <wp:extent cx="1733792" cy="1086002"/>
-            <wp:effectExtent l="0" t="0" r="0" b="0"/>
-            <wp:docPr id="1239438828" name="Picture 1"/>
-            <wp:cNvGraphicFramePr>
-              <a:graphicFrameLocks xmlns:a="http://schemas.openxmlformats.org/drawingml/2006/main" noChangeAspect="1"/>
-            </wp:cNvGraphicFramePr>
-            <a:graphic xmlns:a="http://schemas.openxmlformats.org/drawingml/2006/main">
-              <a:graphicData uri="http://schemas.openxmlformats.org/drawingml/2006/picture">
-                <pic:pic xmlns:pic="http://schemas.openxmlformats.org/drawingml/2006/picture">
-                  <pic:nvPicPr>
-                    <pic:cNvPr id="1239438828" name=""/>
-                    <pic:cNvPicPr/>
-                  </pic:nvPicPr>
-                  <pic:blipFill>
-                    <a:blip r:embed="rId12"/>
-                    <a:stretch>
-                      <a:fillRect/>
-                    </a:stretch>
-                  </pic:blipFill>
-                  <pic:spPr>
-                    <a:xfrm>
-                      <a:off x="0" y="0"/>
-                      <a:ext cx="1733792" cy="1086002"/>
-                    </a:xfrm>
-                    <a:prstGeom prst="rect">
-                      <a:avLst/>
-                    </a:prstGeom>
-                  </pic:spPr>
-                </pic:pic>
-              </a:graphicData>
-            </a:graphic>
-          </wp:inline>
-        </w:drawing>
-      </w:r>
-    </w:p>
-    <w:p/>
-    <w:p>
-      <w:pPr>
+        <w:t>3</w:t>
+      </w:r>
+      <w:r>
         <w:rPr>
           <w:b/>
           <w:bCs/>
         </w:rPr>
-      </w:pPr>
-      <w:r>
-        <w:rPr>
-          <w:b/>
-          <w:bCs/>
-        </w:rPr>
-        <w:t>4. gRPC</w:t>
-      </w:r>
-      <w:r>
-        <w:rPr>
-          <w:b/>
-          <w:bCs/>
-        </w:rPr>
-        <w:t>/gRPC Remote Procedure Call</w:t>
-      </w:r>
-    </w:p>
-    <w:p>
-      <w:pPr>
-        <w:rPr>
-          <w:b/>
-          <w:bCs/>
-        </w:rPr>
-      </w:pPr>
-      <w:r>
-        <w:rPr>
-          <w:b/>
-          <w:bCs/>
-        </w:rPr>
-        <w:t>4.1. gRPC</w:t>
+        <w:t>.1. gRPC</w:t>
       </w:r>
     </w:p>
     <w:p>
@@ -7584,7 +6055,30 @@
         <w:t>- Là</w:t>
       </w:r>
       <w:r>
-        <w:t xml:space="preserve"> một framework mã nguồn mở được tạo ra bởi Google. Nó cho phép các ứng dụng chạy trên các máy tính khác nhau và trong các môi trường lập trình khác nhau có thể giao tiếp với nhau một cách hiệu quả và đáng tin cậy. gRPC sử dụng mô hình client-server để truyền tải dữ liệu giữa các ứng dụng. Nó sử dụng Protobuf (Protocol Buffers) làm định dạng dữ liệu chuẩn cho tất cả các thông điệp được truyền tải giữa các ứng dụng, vì vậy tốc độ và kích thước dữ liệu của gRPC rất nhỏ so với các phương pháp truyền tải dữ liệu truyền thống khác như JSON hay XML. gRPC hỗ trợ các ngôn ngữ lập trình khác nhau như C++, Java, Python, Go, Ruby, C#, Node.js, Android Java và iOS/Objective-C.</w:t>
+        <w:t xml:space="preserve"> một framework mã nguồn mở được tạo ra bởi Google</w:t>
+      </w:r>
+      <w:r>
+        <w:t>,</w:t>
+      </w:r>
+      <w:r>
+        <w:t xml:space="preserve"> cho phép các ứng dụng chạy trên các máy tính khác nhau và trong các môi trường lập trình khác nhau có thể giao tiếp với nhau một cách hiệu quả và đáng tin cậy. gRPC sử dụng mô hình client-server để truyền tải dữ liệu giữa các ứng dụng.</w:t>
+      </w:r>
+    </w:p>
+    <w:p>
+      <w:r>
+        <w:t>- S</w:t>
+      </w:r>
+      <w:r>
+        <w:t>ử dụng Protobuf (Protocol Buffers) làm định dạng dữ liệu chuẩn cho tất cả các thông điệp được truyền tải giữa các ứng dụng, vì vậy tốc độ và kích thước dữ liệu của gRPC rất nhỏ so với các phương pháp truyền tải dữ liệu truyền thống khác như JSON hay XML.</w:t>
+      </w:r>
+    </w:p>
+    <w:p>
+      <w:r>
+        <w:lastRenderedPageBreak/>
+        <w:t>- H</w:t>
+      </w:r>
+      <w:r>
+        <w:t>ỗ trợ các ngôn ngữ lập trình khác nhau như C++, Java, Python, Go, Ruby, C#, Node.js, Android Java và iOS/Objective-C.</w:t>
       </w:r>
     </w:p>
     <w:p>
@@ -7660,10 +6154,7 @@
     </w:p>
     <w:p>
       <w:r>
-        <w:t xml:space="preserve">- </w:t>
-      </w:r>
-      <w:r>
-        <w:t>So sách giữa REST và gRPC:</w:t>
+        <w:t>- So sách giữa REST và gRPC:</w:t>
       </w:r>
     </w:p>
     <w:tbl>
@@ -7780,7 +6271,6 @@
           </w:tcPr>
           <w:p>
             <w:r>
-              <w:lastRenderedPageBreak/>
               <w:t>Kiểu dữ liệu</w:t>
             </w:r>
           </w:p>
@@ -7809,6 +6299,81 @@
     </w:tbl>
     <w:p/>
     <w:p>
+      <w:r>
+        <w:t>- Khi nào cần sử dụng gRPC?</w:t>
+      </w:r>
+    </w:p>
+    <w:p>
+      <w:pPr>
+        <w:numPr>
+          <w:ilvl w:val="0"/>
+          <w:numId w:val="5"/>
+        </w:numPr>
+      </w:pPr>
+      <w:r>
+        <w:t>Cần</w:t>
+      </w:r>
+      <w:r>
+        <w:t xml:space="preserve"> hiệu suất cao, đặc biệt là đối với các hệ thống có nhiều RPC.</w:t>
+      </w:r>
+    </w:p>
+    <w:p>
+      <w:pPr>
+        <w:numPr>
+          <w:ilvl w:val="0"/>
+          <w:numId w:val="5"/>
+        </w:numPr>
+      </w:pPr>
+      <w:r>
+        <w:t>L</w:t>
+      </w:r>
+      <w:r>
+        <w:t xml:space="preserve">àm việc trong kiến ​​trúc </w:t>
+      </w:r>
+      <w:r>
+        <w:t xml:space="preserve">microservice với </w:t>
+      </w:r>
+      <w:r>
+        <w:t>độ trễ thấp rất quan trọng.</w:t>
+      </w:r>
+    </w:p>
+    <w:p>
+      <w:pPr>
+        <w:numPr>
+          <w:ilvl w:val="0"/>
+          <w:numId w:val="5"/>
+        </w:numPr>
+      </w:pPr>
+      <w:r>
+        <w:t>C</w:t>
+      </w:r>
+      <w:r>
+        <w:t>ần hỗ trợ phát trực tuyến.</w:t>
+      </w:r>
+    </w:p>
+    <w:p>
+      <w:pPr>
+        <w:numPr>
+          <w:ilvl w:val="0"/>
+          <w:numId w:val="5"/>
+        </w:numPr>
+      </w:pPr>
+      <w:r>
+        <w:t>Làm</w:t>
+      </w:r>
+      <w:r>
+        <w:t xml:space="preserve"> việc trong môi trường đa ngôn ngữ với nhiều ngôn ngữ lập trình.</w:t>
+      </w:r>
+    </w:p>
+    <w:p>
+      <w:r>
+        <w:t xml:space="preserve">- </w:t>
+      </w:r>
+      <w:r>
+        <w:t>Kiến trúc gRPC</w:t>
+      </w:r>
+    </w:p>
+    <w:p>
       <w:pPr>
         <w:rPr>
           <w:b/>
@@ -7817,23 +6382,9 @@
       </w:pPr>
       <w:r>
         <w:rPr>
-          <w:b/>
-          <w:bCs/>
-        </w:rPr>
-        <w:t>4.2. Kiến trúc gRPC</w:t>
-      </w:r>
-    </w:p>
-    <w:p>
-      <w:pPr>
-        <w:rPr>
-          <w:b/>
-          <w:bCs/>
-        </w:rPr>
-      </w:pPr>
-      <w:r>
-        <w:rPr>
           <w:noProof/>
         </w:rPr>
+        <w:lastRenderedPageBreak/>
         <w:drawing>
           <wp:inline distT="0" distB="0" distL="0" distR="0" wp14:anchorId="1CFFA612" wp14:editId="79092B77">
             <wp:extent cx="5943600" cy="4178935"/>
@@ -7852,7 +6403,7 @@
                     </pic:cNvPicPr>
                   </pic:nvPicPr>
                   <pic:blipFill>
-                    <a:blip r:embed="rId13">
+                    <a:blip r:embed="rId9">
                       <a:extLst>
                         <a:ext uri="{28A0092B-C50C-407E-A947-70E740481C1C}">
                           <a14:useLocalDpi xmlns:a14="http://schemas.microsoft.com/office/drawing/2010/main" val="0"/>
@@ -7889,6 +6440,7 @@
         <w:t>Lớp dưới cùng là giao thức TCP hoặc Unix Socket. Ngay trên đấy là phần hiện thực của giao thức HTTP/2. Thư viện gRPC core cho Go được xây dựng ở lớp kế. Stub code được tạo ra bởi chương trình thông qua plug-in gRPC giao tiếp với thư viện gRPC core.</w:t>
       </w:r>
     </w:p>
+    <w:p/>
     <w:p>
       <w:pPr>
         <w:jc w:val="center"/>
@@ -7916,7 +6468,7 @@
                     </pic:cNvPicPr>
                   </pic:nvPicPr>
                   <pic:blipFill>
-                    <a:blip r:embed="rId14">
+                    <a:blip r:embed="rId10">
                       <a:extLst>
                         <a:ext uri="{28A0092B-C50C-407E-A947-70E740481C1C}">
                           <a14:useLocalDpi xmlns:a14="http://schemas.microsoft.com/office/drawing/2010/main" val="0"/>
@@ -7950,7 +6502,10 @@
     </w:p>
     <w:p>
       <w:r>
-        <w:t>Trong gRPC, một ứng dụng client được viết bằng một ngôn ngữ có thể triệu gọi trực tiếp một phương thức từ server trên một máy khác và được viết bằng một ngôn ngữ hoàn toàn khác, như thể phương thức đó là phương thức cục bộ của chính nó.</w:t>
+        <w:t>Trong gRPC, một ứng dụng client được viết bằng một ngôn ngữ có thể triệu gọi trực tiếp một phương thức từ server trên một máy khác và được viết bằng một ngôn ngữ hoàn toàn khác</w:t>
+      </w:r>
+      <w:r>
+        <w:t>.</w:t>
       </w:r>
     </w:p>
     <w:p/>
@@ -9376,7 +7931,6 @@
           <w:sz w:val="22"/>
           <w:szCs w:val="22"/>
         </w:rPr>
-        <w:lastRenderedPageBreak/>
         <w:t>1</w:t>
       </w:r>
       <w:r>
@@ -9414,6 +7968,10 @@
     <w:p>
       <w:pPr>
         <w:pStyle w:val="NormalWeb"/>
+        <w:numPr>
+          <w:ilvl w:val="0"/>
+          <w:numId w:val="3"/>
+        </w:numPr>
         <w:pBdr>
           <w:top w:val="single" w:sz="6" w:space="2" w:color="888888"/>
           <w:left w:val="single" w:sz="6" w:space="2" w:color="888888"/>
@@ -9439,9 +7997,187 @@
           <w:tab w:val="left" w:pos="14656"/>
         </w:tabs>
         <w:spacing w:after="0"/>
+        <w:ind w:left="360"/>
         <w:divId w:val="1999528585"/>
         <w:rPr>
           <w:rFonts w:ascii="Consolas" w:hAnsi="Consolas" w:cs="Courier New"/>
+          <w:color w:val="000000"/>
+          <w:sz w:val="22"/>
+          <w:szCs w:val="22"/>
+        </w:rPr>
+      </w:pPr>
+      <w:r>
+        <w:rPr>
+          <w:rFonts w:ascii="Consolas" w:hAnsi="Consolas" w:cs="Courier New"/>
+          <w:color w:val="000000"/>
+          <w:sz w:val="22"/>
+          <w:szCs w:val="22"/>
+        </w:rPr>
+        <w:t xml:space="preserve">$ protoc </w:t>
+      </w:r>
+      <w:r>
+        <w:rPr>
+          <w:rFonts w:ascii="Consolas" w:hAnsi="Consolas" w:cs="Courier New"/>
+          <w:color w:val="666600"/>
+          <w:sz w:val="22"/>
+          <w:szCs w:val="22"/>
+        </w:rPr>
+        <w:t>--</w:t>
+      </w:r>
+      <w:r>
+        <w:rPr>
+          <w:rFonts w:ascii="Consolas" w:hAnsi="Consolas" w:cs="Courier New"/>
+          <w:color w:val="000000"/>
+          <w:sz w:val="22"/>
+          <w:szCs w:val="22"/>
+        </w:rPr>
+        <w:t>go_out</w:t>
+      </w:r>
+      <w:r>
+        <w:rPr>
+          <w:rFonts w:ascii="Consolas" w:hAnsi="Consolas" w:cs="Courier New"/>
+          <w:color w:val="666600"/>
+          <w:sz w:val="22"/>
+          <w:szCs w:val="22"/>
+        </w:rPr>
+        <w:t>=.</w:t>
+      </w:r>
+      <w:r>
+        <w:rPr>
+          <w:rFonts w:ascii="Consolas" w:hAnsi="Consolas" w:cs="Courier New"/>
+          <w:color w:val="000000"/>
+          <w:sz w:val="22"/>
+          <w:szCs w:val="22"/>
+        </w:rPr>
+        <w:t xml:space="preserve"> </w:t>
+      </w:r>
+      <w:r>
+        <w:rPr>
+          <w:rFonts w:ascii="Consolas" w:hAnsi="Consolas" w:cs="Courier New"/>
+          <w:color w:val="666600"/>
+          <w:sz w:val="22"/>
+          <w:szCs w:val="22"/>
+        </w:rPr>
+        <w:t>--</w:t>
+      </w:r>
+      <w:r>
+        <w:rPr>
+          <w:rFonts w:ascii="Consolas" w:hAnsi="Consolas" w:cs="Courier New"/>
+          <w:color w:val="000000"/>
+          <w:sz w:val="22"/>
+          <w:szCs w:val="22"/>
+        </w:rPr>
+        <w:t>go</w:t>
+      </w:r>
+      <w:r>
+        <w:rPr>
+          <w:rFonts w:ascii="Consolas" w:hAnsi="Consolas" w:cs="Courier New"/>
+          <w:color w:val="666600"/>
+          <w:sz w:val="22"/>
+          <w:szCs w:val="22"/>
+        </w:rPr>
+        <w:t>-</w:t>
+      </w:r>
+      <w:r>
+        <w:rPr>
+          <w:rFonts w:ascii="Consolas" w:hAnsi="Consolas" w:cs="Courier New"/>
+          <w:color w:val="000000"/>
+          <w:sz w:val="22"/>
+          <w:szCs w:val="22"/>
+        </w:rPr>
+        <w:t>grpc_out</w:t>
+      </w:r>
+      <w:r>
+        <w:rPr>
+          <w:rFonts w:ascii="Consolas" w:hAnsi="Consolas" w:cs="Courier New"/>
+          <w:color w:val="666600"/>
+          <w:sz w:val="22"/>
+          <w:szCs w:val="22"/>
+        </w:rPr>
+        <w:t>=.</w:t>
+      </w:r>
+      <w:r>
+        <w:rPr>
+          <w:rFonts w:ascii="Consolas" w:hAnsi="Consolas" w:cs="Courier New"/>
+          <w:color w:val="000000"/>
+          <w:sz w:val="22"/>
+          <w:szCs w:val="22"/>
+        </w:rPr>
+        <w:t xml:space="preserve"> protobuf</w:t>
+      </w:r>
+      <w:r>
+        <w:rPr>
+          <w:rFonts w:ascii="Consolas" w:hAnsi="Consolas" w:cs="Courier New"/>
+          <w:color w:val="666600"/>
+          <w:sz w:val="22"/>
+          <w:szCs w:val="22"/>
+        </w:rPr>
+        <w:t>/</w:t>
+      </w:r>
+      <w:r>
+        <w:rPr>
+          <w:rFonts w:ascii="Consolas" w:hAnsi="Consolas" w:cs="Courier New"/>
+          <w:color w:val="000000"/>
+          <w:sz w:val="22"/>
+          <w:szCs w:val="22"/>
+        </w:rPr>
+        <w:t>hello</w:t>
+      </w:r>
+      <w:r>
+        <w:rPr>
+          <w:rFonts w:ascii="Consolas" w:hAnsi="Consolas" w:cs="Courier New"/>
+          <w:color w:val="666600"/>
+          <w:sz w:val="22"/>
+          <w:szCs w:val="22"/>
+        </w:rPr>
+        <w:t>.</w:t>
+      </w:r>
+      <w:r>
+        <w:rPr>
+          <w:rFonts w:ascii="Consolas" w:hAnsi="Consolas" w:cs="Courier New"/>
+          <w:color w:val="000000"/>
+          <w:sz w:val="22"/>
+          <w:szCs w:val="22"/>
+        </w:rPr>
+        <w:t>proto</w:t>
+      </w:r>
+    </w:p>
+    <w:p>
+      <w:pPr>
+        <w:pStyle w:val="NormalWeb"/>
+        <w:numPr>
+          <w:ilvl w:val="0"/>
+          <w:numId w:val="3"/>
+        </w:numPr>
+        <w:pBdr>
+          <w:top w:val="single" w:sz="6" w:space="2" w:color="888888"/>
+          <w:left w:val="single" w:sz="6" w:space="2" w:color="888888"/>
+          <w:bottom w:val="single" w:sz="6" w:space="2" w:color="888888"/>
+          <w:right w:val="single" w:sz="6" w:space="2" w:color="888888"/>
+        </w:pBdr>
+        <w:tabs>
+          <w:tab w:val="left" w:pos="916"/>
+          <w:tab w:val="left" w:pos="1832"/>
+          <w:tab w:val="left" w:pos="2748"/>
+          <w:tab w:val="left" w:pos="3664"/>
+          <w:tab w:val="left" w:pos="4580"/>
+          <w:tab w:val="left" w:pos="5496"/>
+          <w:tab w:val="left" w:pos="6412"/>
+          <w:tab w:val="left" w:pos="7328"/>
+          <w:tab w:val="left" w:pos="8244"/>
+          <w:tab w:val="left" w:pos="9160"/>
+          <w:tab w:val="left" w:pos="10076"/>
+          <w:tab w:val="left" w:pos="10992"/>
+          <w:tab w:val="left" w:pos="11908"/>
+          <w:tab w:val="left" w:pos="12824"/>
+          <w:tab w:val="left" w:pos="13740"/>
+          <w:tab w:val="left" w:pos="14656"/>
+        </w:tabs>
+        <w:spacing w:after="0"/>
+        <w:ind w:left="360"/>
+        <w:divId w:val="1999528585"/>
+        <w:rPr>
+          <w:rFonts w:ascii="Consolas" w:hAnsi="Consolas" w:cs="Courier New"/>
           <w:kern w:val="0"/>
           <w:sz w:val="22"/>
           <w:szCs w:val="22"/>
@@ -9451,19 +8187,344 @@
       <w:r>
         <w:rPr>
           <w:rFonts w:ascii="Consolas" w:hAnsi="Consolas" w:cs="Courier New"/>
-          <w:sz w:val="22"/>
-          <w:szCs w:val="22"/>
-        </w:rPr>
-        <w:t xml:space="preserve">1. </w:t>
-      </w:r>
-      <w:r>
-        <w:rPr>
-          <w:rFonts w:ascii="Consolas" w:hAnsi="Consolas" w:cs="Courier New"/>
-          <w:color w:val="000000"/>
-          <w:sz w:val="22"/>
-          <w:szCs w:val="22"/>
-        </w:rPr>
-        <w:t xml:space="preserve">$ protoc </w:t>
+          <w:color w:val="000000"/>
+          <w:sz w:val="22"/>
+          <w:szCs w:val="22"/>
+        </w:rPr>
+        <w:t>//</w:t>
+      </w:r>
+      <w:r>
+        <w:rPr>
+          <w:rFonts w:ascii="Consolas" w:hAnsi="Consolas" w:cs="Courier New"/>
+          <w:color w:val="000000"/>
+          <w:sz w:val="22"/>
+          <w:szCs w:val="22"/>
+        </w:rPr>
+        <w:t xml:space="preserve"> </w:t>
+      </w:r>
+      <w:r>
+        <w:rPr>
+          <w:rFonts w:ascii="Consolas" w:hAnsi="Consolas" w:cs="Courier New"/>
+          <w:color w:val="000000"/>
+          <w:sz w:val="22"/>
+          <w:szCs w:val="22"/>
+        </w:rPr>
+        <w:t>trong đó:</w:t>
+      </w:r>
+    </w:p>
+    <w:p>
+      <w:pPr>
+        <w:pStyle w:val="NormalWeb"/>
+        <w:numPr>
+          <w:ilvl w:val="0"/>
+          <w:numId w:val="3"/>
+        </w:numPr>
+        <w:pBdr>
+          <w:top w:val="single" w:sz="6" w:space="2" w:color="888888"/>
+          <w:left w:val="single" w:sz="6" w:space="2" w:color="888888"/>
+          <w:bottom w:val="single" w:sz="6" w:space="2" w:color="888888"/>
+          <w:right w:val="single" w:sz="6" w:space="2" w:color="888888"/>
+        </w:pBdr>
+        <w:tabs>
+          <w:tab w:val="left" w:pos="916"/>
+          <w:tab w:val="left" w:pos="1832"/>
+          <w:tab w:val="left" w:pos="2748"/>
+          <w:tab w:val="left" w:pos="3664"/>
+          <w:tab w:val="left" w:pos="4580"/>
+          <w:tab w:val="left" w:pos="5496"/>
+          <w:tab w:val="left" w:pos="6412"/>
+          <w:tab w:val="left" w:pos="7328"/>
+          <w:tab w:val="left" w:pos="8244"/>
+          <w:tab w:val="left" w:pos="9160"/>
+          <w:tab w:val="left" w:pos="10076"/>
+          <w:tab w:val="left" w:pos="10992"/>
+          <w:tab w:val="left" w:pos="11908"/>
+          <w:tab w:val="left" w:pos="12824"/>
+          <w:tab w:val="left" w:pos="13740"/>
+          <w:tab w:val="left" w:pos="14656"/>
+        </w:tabs>
+        <w:spacing w:after="0"/>
+        <w:ind w:left="360"/>
+        <w:divId w:val="1999528585"/>
+        <w:rPr>
+          <w:rFonts w:ascii="Consolas" w:hAnsi="Consolas" w:cs="Courier New"/>
+          <w:kern w:val="0"/>
+          <w:sz w:val="22"/>
+          <w:szCs w:val="22"/>
+          <w14:ligatures w14:val="none"/>
+        </w:rPr>
+      </w:pPr>
+      <w:r>
+        <w:rPr>
+          <w:rFonts w:ascii="Consolas" w:hAnsi="Consolas" w:cs="Courier New"/>
+          <w:color w:val="000000"/>
+          <w:sz w:val="22"/>
+          <w:szCs w:val="22"/>
+        </w:rPr>
+        <w:t>//</w:t>
+      </w:r>
+      <w:r>
+        <w:rPr>
+          <w:rFonts w:ascii="Consolas" w:hAnsi="Consolas" w:cs="Courier New"/>
+          <w:color w:val="000000"/>
+          <w:sz w:val="22"/>
+          <w:szCs w:val="22"/>
+        </w:rPr>
+        <w:t xml:space="preserve"> </w:t>
+      </w:r>
+      <w:r>
+        <w:rPr>
+          <w:rFonts w:ascii="Consolas" w:hAnsi="Consolas" w:cs="Courier New"/>
+          <w:color w:val="000000"/>
+          <w:sz w:val="22"/>
+          <w:szCs w:val="22"/>
+        </w:rPr>
+        <w:t>protoc: chương trình sinh mã nguồn</w:t>
+      </w:r>
+    </w:p>
+    <w:p>
+      <w:pPr>
+        <w:pStyle w:val="NormalWeb"/>
+        <w:numPr>
+          <w:ilvl w:val="0"/>
+          <w:numId w:val="3"/>
+        </w:numPr>
+        <w:pBdr>
+          <w:top w:val="single" w:sz="6" w:space="2" w:color="888888"/>
+          <w:left w:val="single" w:sz="6" w:space="2" w:color="888888"/>
+          <w:bottom w:val="single" w:sz="6" w:space="2" w:color="888888"/>
+          <w:right w:val="single" w:sz="6" w:space="2" w:color="888888"/>
+        </w:pBdr>
+        <w:tabs>
+          <w:tab w:val="left" w:pos="916"/>
+          <w:tab w:val="left" w:pos="1832"/>
+          <w:tab w:val="left" w:pos="2748"/>
+          <w:tab w:val="left" w:pos="3664"/>
+          <w:tab w:val="left" w:pos="4580"/>
+          <w:tab w:val="left" w:pos="5496"/>
+          <w:tab w:val="left" w:pos="6412"/>
+          <w:tab w:val="left" w:pos="7328"/>
+          <w:tab w:val="left" w:pos="8244"/>
+          <w:tab w:val="left" w:pos="9160"/>
+          <w:tab w:val="left" w:pos="10076"/>
+          <w:tab w:val="left" w:pos="10992"/>
+          <w:tab w:val="left" w:pos="11908"/>
+          <w:tab w:val="left" w:pos="12824"/>
+          <w:tab w:val="left" w:pos="13740"/>
+          <w:tab w:val="left" w:pos="14656"/>
+        </w:tabs>
+        <w:spacing w:after="0"/>
+        <w:ind w:left="360"/>
+        <w:divId w:val="1999528585"/>
+        <w:rPr>
+          <w:rFonts w:ascii="Consolas" w:hAnsi="Consolas" w:cs="Courier New"/>
+          <w:kern w:val="0"/>
+          <w:sz w:val="22"/>
+          <w:szCs w:val="22"/>
+          <w14:ligatures w14:val="none"/>
+        </w:rPr>
+      </w:pPr>
+      <w:r>
+        <w:rPr>
+          <w:rFonts w:ascii="Consolas" w:hAnsi="Consolas" w:cs="Courier New"/>
+          <w:color w:val="000000"/>
+          <w:sz w:val="22"/>
+          <w:szCs w:val="22"/>
+        </w:rPr>
+        <w:t>//</w:t>
+      </w:r>
+      <w:r>
+        <w:rPr>
+          <w:rFonts w:ascii="Consolas" w:hAnsi="Consolas" w:cs="Courier New"/>
+          <w:color w:val="000000"/>
+          <w:sz w:val="22"/>
+          <w:szCs w:val="22"/>
+        </w:rPr>
+        <w:t xml:space="preserve"> go_out: chỉ cho protoc tải plugin protoc-gen-go</w:t>
+      </w:r>
+    </w:p>
+    <w:p>
+      <w:pPr>
+        <w:pStyle w:val="NormalWeb"/>
+        <w:numPr>
+          <w:ilvl w:val="0"/>
+          <w:numId w:val="3"/>
+        </w:numPr>
+        <w:pBdr>
+          <w:top w:val="single" w:sz="6" w:space="2" w:color="888888"/>
+          <w:left w:val="single" w:sz="6" w:space="2" w:color="888888"/>
+          <w:bottom w:val="single" w:sz="6" w:space="2" w:color="888888"/>
+          <w:right w:val="single" w:sz="6" w:space="2" w:color="888888"/>
+        </w:pBdr>
+        <w:tabs>
+          <w:tab w:val="left" w:pos="916"/>
+          <w:tab w:val="left" w:pos="1832"/>
+          <w:tab w:val="left" w:pos="2748"/>
+          <w:tab w:val="left" w:pos="3664"/>
+          <w:tab w:val="left" w:pos="4580"/>
+          <w:tab w:val="left" w:pos="5496"/>
+          <w:tab w:val="left" w:pos="6412"/>
+          <w:tab w:val="left" w:pos="7328"/>
+          <w:tab w:val="left" w:pos="8244"/>
+          <w:tab w:val="left" w:pos="9160"/>
+          <w:tab w:val="left" w:pos="10076"/>
+          <w:tab w:val="left" w:pos="10992"/>
+          <w:tab w:val="left" w:pos="11908"/>
+          <w:tab w:val="left" w:pos="12824"/>
+          <w:tab w:val="left" w:pos="13740"/>
+          <w:tab w:val="left" w:pos="14656"/>
+        </w:tabs>
+        <w:spacing w:after="0"/>
+        <w:ind w:left="360"/>
+        <w:divId w:val="1999528585"/>
+        <w:rPr>
+          <w:rFonts w:ascii="Consolas" w:hAnsi="Consolas" w:cs="Courier New"/>
+          <w:kern w:val="0"/>
+          <w:sz w:val="22"/>
+          <w:szCs w:val="22"/>
+          <w14:ligatures w14:val="none"/>
+        </w:rPr>
+      </w:pPr>
+      <w:r>
+        <w:rPr>
+          <w:rFonts w:ascii="Consolas" w:hAnsi="Consolas" w:cs="Courier New"/>
+          <w:color w:val="000000"/>
+          <w:sz w:val="22"/>
+          <w:szCs w:val="22"/>
+        </w:rPr>
+        <w:t>// go-grpc_out: chỉ cho protoc tải plugin gRPC</w:t>
+      </w:r>
+      <w:r>
+        <w:rPr>
+          <w:rFonts w:ascii="Consolas" w:hAnsi="Consolas" w:cs="Courier New"/>
+          <w:color w:val="000000"/>
+          <w:sz w:val="22"/>
+          <w:szCs w:val="22"/>
+        </w:rPr>
+        <w:t xml:space="preserve"> codegen plugin</w:t>
+      </w:r>
+    </w:p>
+    <w:p>
+      <w:pPr>
+        <w:pStyle w:val="NormalWeb"/>
+        <w:numPr>
+          <w:ilvl w:val="0"/>
+          <w:numId w:val="3"/>
+        </w:numPr>
+        <w:pBdr>
+          <w:top w:val="single" w:sz="6" w:space="2" w:color="888888"/>
+          <w:left w:val="single" w:sz="6" w:space="2" w:color="888888"/>
+          <w:bottom w:val="single" w:sz="6" w:space="2" w:color="888888"/>
+          <w:right w:val="single" w:sz="6" w:space="2" w:color="888888"/>
+        </w:pBdr>
+        <w:tabs>
+          <w:tab w:val="left" w:pos="916"/>
+          <w:tab w:val="left" w:pos="1832"/>
+          <w:tab w:val="left" w:pos="2748"/>
+          <w:tab w:val="left" w:pos="3664"/>
+          <w:tab w:val="left" w:pos="4580"/>
+          <w:tab w:val="left" w:pos="5496"/>
+          <w:tab w:val="left" w:pos="6412"/>
+          <w:tab w:val="left" w:pos="7328"/>
+          <w:tab w:val="left" w:pos="8244"/>
+          <w:tab w:val="left" w:pos="9160"/>
+          <w:tab w:val="left" w:pos="10076"/>
+          <w:tab w:val="left" w:pos="10992"/>
+          <w:tab w:val="left" w:pos="11908"/>
+          <w:tab w:val="left" w:pos="12824"/>
+          <w:tab w:val="left" w:pos="13740"/>
+          <w:tab w:val="left" w:pos="14656"/>
+        </w:tabs>
+        <w:spacing w:after="0"/>
+        <w:ind w:left="360"/>
+        <w:divId w:val="1999528585"/>
+        <w:rPr>
+          <w:rFonts w:ascii="Consolas" w:hAnsi="Consolas" w:cs="Courier New"/>
+          <w:kern w:val="0"/>
+          <w:sz w:val="22"/>
+          <w:szCs w:val="22"/>
+          <w14:ligatures w14:val="none"/>
+        </w:rPr>
+      </w:pPr>
+      <w:r>
+        <w:rPr>
+          <w:rFonts w:ascii="Consolas" w:hAnsi="Consolas" w:cs="Courier New"/>
+          <w:color w:val="000000"/>
+          <w:sz w:val="22"/>
+          <w:szCs w:val="22"/>
+        </w:rPr>
+        <w:t>// --go_out=. , --go-grpc_out=.: sinh ra mã nguồn tại thư mục hiện tại</w:t>
+      </w:r>
+    </w:p>
+    <w:p>
+      <w:pPr>
+        <w:pStyle w:val="NormalWeb"/>
+        <w:numPr>
+          <w:ilvl w:val="0"/>
+          <w:numId w:val="3"/>
+        </w:numPr>
+        <w:pBdr>
+          <w:top w:val="single" w:sz="6" w:space="2" w:color="888888"/>
+          <w:left w:val="single" w:sz="6" w:space="2" w:color="888888"/>
+          <w:bottom w:val="single" w:sz="6" w:space="2" w:color="888888"/>
+          <w:right w:val="single" w:sz="6" w:space="2" w:color="888888"/>
+        </w:pBdr>
+        <w:tabs>
+          <w:tab w:val="left" w:pos="916"/>
+          <w:tab w:val="left" w:pos="1832"/>
+          <w:tab w:val="left" w:pos="2748"/>
+          <w:tab w:val="left" w:pos="3664"/>
+          <w:tab w:val="left" w:pos="4580"/>
+          <w:tab w:val="left" w:pos="5496"/>
+          <w:tab w:val="left" w:pos="6412"/>
+          <w:tab w:val="left" w:pos="7328"/>
+          <w:tab w:val="left" w:pos="8244"/>
+          <w:tab w:val="left" w:pos="9160"/>
+          <w:tab w:val="left" w:pos="10076"/>
+          <w:tab w:val="left" w:pos="10992"/>
+          <w:tab w:val="left" w:pos="11908"/>
+          <w:tab w:val="left" w:pos="12824"/>
+          <w:tab w:val="left" w:pos="13740"/>
+          <w:tab w:val="left" w:pos="14656"/>
+        </w:tabs>
+        <w:spacing w:after="0"/>
+        <w:ind w:left="360"/>
+        <w:divId w:val="1999528585"/>
+        <w:rPr>
+          <w:rFonts w:ascii="Consolas" w:hAnsi="Consolas" w:cs="Courier New"/>
+          <w:kern w:val="0"/>
+          <w:sz w:val="22"/>
+          <w:szCs w:val="22"/>
+          <w14:ligatures w14:val="none"/>
+        </w:rPr>
+      </w:pPr>
+      <w:r>
+        <w:rPr>
+          <w:rFonts w:ascii="Consolas" w:hAnsi="Consolas" w:cs="Courier New"/>
+          <w:kern w:val="0"/>
+          <w:sz w:val="22"/>
+          <w:szCs w:val="22"/>
+          <w14:ligatures w14:val="none"/>
+        </w:rPr>
+        <w:t>//</w:t>
+      </w:r>
+      <w:r>
+        <w:rPr>
+          <w:rFonts w:ascii="Consolas" w:hAnsi="Consolas" w:cs="Courier New"/>
+          <w:color w:val="000000"/>
+          <w:sz w:val="22"/>
+          <w:szCs w:val="22"/>
+        </w:rPr>
+        <w:t xml:space="preserve"> </w:t>
+      </w:r>
+      <w:r>
+        <w:rPr>
+          <w:rFonts w:ascii="Consolas" w:hAnsi="Consolas" w:cs="Courier New"/>
+          <w:color w:val="000000"/>
+          <w:sz w:val="22"/>
+          <w:szCs w:val="22"/>
+        </w:rPr>
+        <w:t>protobuf</w:t>
       </w:r>
       <w:r>
         <w:rPr>
@@ -9472,16 +8533,16 @@
           <w:sz w:val="22"/>
           <w:szCs w:val="22"/>
         </w:rPr>
-        <w:t>--</w:t>
-      </w:r>
-      <w:r>
-        <w:rPr>
-          <w:rFonts w:ascii="Consolas" w:hAnsi="Consolas" w:cs="Courier New"/>
-          <w:color w:val="000000"/>
-          <w:sz w:val="22"/>
-          <w:szCs w:val="22"/>
-        </w:rPr>
-        <w:t>go_out</w:t>
+        <w:t>/</w:t>
+      </w:r>
+      <w:r>
+        <w:rPr>
+          <w:rFonts w:ascii="Consolas" w:hAnsi="Consolas" w:cs="Courier New"/>
+          <w:color w:val="000000"/>
+          <w:sz w:val="22"/>
+          <w:szCs w:val="22"/>
+        </w:rPr>
+        <w:t>hello</w:t>
       </w:r>
       <w:r>
         <w:rPr>
@@ -9490,96 +8551,6 @@
           <w:sz w:val="22"/>
           <w:szCs w:val="22"/>
         </w:rPr>
-        <w:t>=.</w:t>
-      </w:r>
-      <w:r>
-        <w:rPr>
-          <w:rFonts w:ascii="Consolas" w:hAnsi="Consolas" w:cs="Courier New"/>
-          <w:color w:val="000000"/>
-          <w:sz w:val="22"/>
-          <w:szCs w:val="22"/>
-        </w:rPr>
-        <w:t xml:space="preserve"> </w:t>
-      </w:r>
-      <w:r>
-        <w:rPr>
-          <w:rFonts w:ascii="Consolas" w:hAnsi="Consolas" w:cs="Courier New"/>
-          <w:color w:val="666600"/>
-          <w:sz w:val="22"/>
-          <w:szCs w:val="22"/>
-        </w:rPr>
-        <w:t>--</w:t>
-      </w:r>
-      <w:r>
-        <w:rPr>
-          <w:rFonts w:ascii="Consolas" w:hAnsi="Consolas" w:cs="Courier New"/>
-          <w:color w:val="000000"/>
-          <w:sz w:val="22"/>
-          <w:szCs w:val="22"/>
-        </w:rPr>
-        <w:t>go</w:t>
-      </w:r>
-      <w:r>
-        <w:rPr>
-          <w:rFonts w:ascii="Consolas" w:hAnsi="Consolas" w:cs="Courier New"/>
-          <w:color w:val="666600"/>
-          <w:sz w:val="22"/>
-          <w:szCs w:val="22"/>
-        </w:rPr>
-        <w:t>-</w:t>
-      </w:r>
-      <w:r>
-        <w:rPr>
-          <w:rFonts w:ascii="Consolas" w:hAnsi="Consolas" w:cs="Courier New"/>
-          <w:color w:val="000000"/>
-          <w:sz w:val="22"/>
-          <w:szCs w:val="22"/>
-        </w:rPr>
-        <w:t>grpc_out</w:t>
-      </w:r>
-      <w:r>
-        <w:rPr>
-          <w:rFonts w:ascii="Consolas" w:hAnsi="Consolas" w:cs="Courier New"/>
-          <w:color w:val="666600"/>
-          <w:sz w:val="22"/>
-          <w:szCs w:val="22"/>
-        </w:rPr>
-        <w:t>=.</w:t>
-      </w:r>
-      <w:r>
-        <w:rPr>
-          <w:rFonts w:ascii="Consolas" w:hAnsi="Consolas" w:cs="Courier New"/>
-          <w:color w:val="000000"/>
-          <w:sz w:val="22"/>
-          <w:szCs w:val="22"/>
-        </w:rPr>
-        <w:t xml:space="preserve"> protobuf</w:t>
-      </w:r>
-      <w:r>
-        <w:rPr>
-          <w:rFonts w:ascii="Consolas" w:hAnsi="Consolas" w:cs="Courier New"/>
-          <w:color w:val="666600"/>
-          <w:sz w:val="22"/>
-          <w:szCs w:val="22"/>
-        </w:rPr>
-        <w:t>/</w:t>
-      </w:r>
-      <w:r>
-        <w:rPr>
-          <w:rFonts w:ascii="Consolas" w:hAnsi="Consolas" w:cs="Courier New"/>
-          <w:color w:val="000000"/>
-          <w:sz w:val="22"/>
-          <w:szCs w:val="22"/>
-        </w:rPr>
-        <w:t>hello</w:t>
-      </w:r>
-      <w:r>
-        <w:rPr>
-          <w:rFonts w:ascii="Consolas" w:hAnsi="Consolas" w:cs="Courier New"/>
-          <w:color w:val="666600"/>
-          <w:sz w:val="22"/>
-          <w:szCs w:val="22"/>
-        </w:rPr>
         <w:t>.</w:t>
       </w:r>
       <w:r>
@@ -9590,6 +8561,15 @@
           <w:szCs w:val="22"/>
         </w:rPr>
         <w:t>proto</w:t>
+      </w:r>
+      <w:r>
+        <w:rPr>
+          <w:rFonts w:ascii="Consolas" w:hAnsi="Consolas" w:cs="Courier New"/>
+          <w:color w:val="000000"/>
+          <w:sz w:val="22"/>
+          <w:szCs w:val="22"/>
+        </w:rPr>
+        <w:t>: file Protobuf</w:t>
       </w:r>
     </w:p>
     <w:p/>
@@ -9605,7 +8585,2044 @@
           <w:b/>
           <w:bCs/>
         </w:rPr>
-        <w:t xml:space="preserve">4.3. </w:t>
+        <w:t xml:space="preserve">3.2. </w:t>
+      </w:r>
+      <w:r>
+        <w:rPr>
+          <w:b/>
+          <w:bCs/>
+        </w:rPr>
+        <w:t>Protobuf</w:t>
+      </w:r>
+      <w:r>
+        <w:rPr>
+          <w:b/>
+          <w:bCs/>
+        </w:rPr>
+        <w:t>/</w:t>
+      </w:r>
+      <w:r>
+        <w:rPr>
+          <w:b/>
+          <w:bCs/>
+        </w:rPr>
+        <w:t>Protocols Buffer</w:t>
+      </w:r>
+    </w:p>
+    <w:p>
+      <w:r>
+        <w:t>- Về cơ bản được sử dụng để serialized object, khá giống XML hoặc JSON, lưu trữ dữ liệu có cấu trúc có thể được serialize hoặc deserialize tự động bởi nhiều ngôn ngữ khác nhau, được thiết kế để trở thành language/platform neutral và có thể mở rộng. Hiện tại, protobuf có hỗ trợ cho C ++, C, Go, Java và Python.</w:t>
+      </w:r>
+    </w:p>
+    <w:p>
+      <w:r>
+        <w:t>- Chỉ định một thông báo cho từng cấu trúc dữ liệu muốn serialize (theo định dạng giống như lớp Java) bằng cách sử dụng file đặc tả .proto.</w:t>
+      </w:r>
+    </w:p>
+    <w:p>
+      <w:r>
+        <w:t>- Từ file .proto compiler của protobuf (protoc) tạo ra code thực hiện encode tự động và phân tích cú pháp dữ liệu protobuf với định dạng binary hiệu quả, tùy thuộc vào từng ngôn ngữ nó sẽ tạo ra mã tương ứng.</w:t>
+      </w:r>
+      <w:r>
+        <w:rPr>
+          <w:noProof/>
+        </w:rPr>
+        <w:drawing>
+          <wp:inline distT="0" distB="0" distL="0" distR="0" wp14:anchorId="1FA4F1CB" wp14:editId="15DCCAA5">
+            <wp:extent cx="5943600" cy="2113280"/>
+            <wp:effectExtent l="0" t="0" r="0" b="1270"/>
+            <wp:docPr id="1363007890" name="Picture 5"/>
+            <wp:cNvGraphicFramePr>
+              <a:graphicFrameLocks xmlns:a="http://schemas.openxmlformats.org/drawingml/2006/main" noChangeAspect="1"/>
+            </wp:cNvGraphicFramePr>
+            <a:graphic xmlns:a="http://schemas.openxmlformats.org/drawingml/2006/main">
+              <a:graphicData uri="http://schemas.openxmlformats.org/drawingml/2006/picture">
+                <pic:pic xmlns:pic="http://schemas.openxmlformats.org/drawingml/2006/picture">
+                  <pic:nvPicPr>
+                    <pic:cNvPr id="0" name="Picture 8"/>
+                    <pic:cNvPicPr>
+                      <a:picLocks noChangeAspect="1" noChangeArrowheads="1"/>
+                    </pic:cNvPicPr>
+                  </pic:nvPicPr>
+                  <pic:blipFill>
+                    <a:blip r:embed="rId11">
+                      <a:extLst>
+                        <a:ext uri="{28A0092B-C50C-407E-A947-70E740481C1C}">
+                          <a14:useLocalDpi xmlns:a14="http://schemas.microsoft.com/office/drawing/2010/main" val="0"/>
+                        </a:ext>
+                      </a:extLst>
+                    </a:blip>
+                    <a:srcRect/>
+                    <a:stretch>
+                      <a:fillRect/>
+                    </a:stretch>
+                  </pic:blipFill>
+                  <pic:spPr bwMode="auto">
+                    <a:xfrm>
+                      <a:off x="0" y="0"/>
+                      <a:ext cx="5943600" cy="2113280"/>
+                    </a:xfrm>
+                    <a:prstGeom prst="rect">
+                      <a:avLst/>
+                    </a:prstGeom>
+                    <a:noFill/>
+                    <a:ln>
+                      <a:noFill/>
+                    </a:ln>
+                  </pic:spPr>
+                </pic:pic>
+              </a:graphicData>
+            </a:graphic>
+          </wp:inline>
+        </w:drawing>
+      </w:r>
+    </w:p>
+    <w:p>
+      <w:r>
+        <w:rPr>
+          <w:noProof/>
+        </w:rPr>
+        <w:lastRenderedPageBreak/>
+        <w:drawing>
+          <wp:inline distT="0" distB="0" distL="0" distR="0" wp14:anchorId="5256E3DF" wp14:editId="6A70CA3C">
+            <wp:extent cx="5943600" cy="2135505"/>
+            <wp:effectExtent l="0" t="0" r="0" b="0"/>
+            <wp:docPr id="438638490" name="Picture 6"/>
+            <wp:cNvGraphicFramePr>
+              <a:graphicFrameLocks xmlns:a="http://schemas.openxmlformats.org/drawingml/2006/main" noChangeAspect="1"/>
+            </wp:cNvGraphicFramePr>
+            <a:graphic xmlns:a="http://schemas.openxmlformats.org/drawingml/2006/main">
+              <a:graphicData uri="http://schemas.openxmlformats.org/drawingml/2006/picture">
+                <pic:pic xmlns:pic="http://schemas.openxmlformats.org/drawingml/2006/picture">
+                  <pic:nvPicPr>
+                    <pic:cNvPr id="0" name="Picture 10"/>
+                    <pic:cNvPicPr>
+                      <a:picLocks noChangeAspect="1" noChangeArrowheads="1"/>
+                    </pic:cNvPicPr>
+                  </pic:nvPicPr>
+                  <pic:blipFill>
+                    <a:blip r:embed="rId12">
+                      <a:extLst>
+                        <a:ext uri="{28A0092B-C50C-407E-A947-70E740481C1C}">
+                          <a14:useLocalDpi xmlns:a14="http://schemas.microsoft.com/office/drawing/2010/main" val="0"/>
+                        </a:ext>
+                      </a:extLst>
+                    </a:blip>
+                    <a:srcRect/>
+                    <a:stretch>
+                      <a:fillRect/>
+                    </a:stretch>
+                  </pic:blipFill>
+                  <pic:spPr bwMode="auto">
+                    <a:xfrm>
+                      <a:off x="0" y="0"/>
+                      <a:ext cx="5943600" cy="2135505"/>
+                    </a:xfrm>
+                    <a:prstGeom prst="rect">
+                      <a:avLst/>
+                    </a:prstGeom>
+                    <a:noFill/>
+                    <a:ln>
+                      <a:noFill/>
+                    </a:ln>
+                  </pic:spPr>
+                </pic:pic>
+              </a:graphicData>
+            </a:graphic>
+          </wp:inline>
+        </w:drawing>
+      </w:r>
+    </w:p>
+    <w:p>
+      <w:pPr>
+        <w:jc w:val="center"/>
+      </w:pPr>
+      <w:r>
+        <w:t>Benchmark giữa protocol buffer, JSON và XML trong Go</w:t>
+      </w:r>
+    </w:p>
+    <w:p>
+      <w:r>
+        <w:t>- Cách hoạt động của protocol buffer</w:t>
+      </w:r>
+    </w:p>
+    <w:p>
+      <w:r>
+        <w:rPr>
+          <w:noProof/>
+        </w:rPr>
+        <w:drawing>
+          <wp:inline distT="0" distB="0" distL="0" distR="0" wp14:anchorId="040B530A" wp14:editId="417D680C">
+            <wp:extent cx="5943600" cy="1054735"/>
+            <wp:effectExtent l="0" t="0" r="0" b="0"/>
+            <wp:docPr id="418322738" name="Picture 4"/>
+            <wp:cNvGraphicFramePr>
+              <a:graphicFrameLocks xmlns:a="http://schemas.openxmlformats.org/drawingml/2006/main" noChangeAspect="1"/>
+            </wp:cNvGraphicFramePr>
+            <a:graphic xmlns:a="http://schemas.openxmlformats.org/drawingml/2006/main">
+              <a:graphicData uri="http://schemas.openxmlformats.org/drawingml/2006/picture">
+                <pic:pic xmlns:pic="http://schemas.openxmlformats.org/drawingml/2006/picture">
+                  <pic:nvPicPr>
+                    <pic:cNvPr id="418322738" name="Picture 418322738"/>
+                    <pic:cNvPicPr/>
+                  </pic:nvPicPr>
+                  <pic:blipFill>
+                    <a:blip r:embed="rId13">
+                      <a:extLst>
+                        <a:ext uri="{28A0092B-C50C-407E-A947-70E740481C1C}">
+                          <a14:useLocalDpi xmlns:a14="http://schemas.microsoft.com/office/drawing/2010/main" val="0"/>
+                        </a:ext>
+                      </a:extLst>
+                    </a:blip>
+                    <a:stretch>
+                      <a:fillRect/>
+                    </a:stretch>
+                  </pic:blipFill>
+                  <pic:spPr>
+                    <a:xfrm>
+                      <a:off x="0" y="0"/>
+                      <a:ext cx="5943600" cy="1054735"/>
+                    </a:xfrm>
+                    <a:prstGeom prst="rect">
+                      <a:avLst/>
+                    </a:prstGeom>
+                  </pic:spPr>
+                </pic:pic>
+              </a:graphicData>
+            </a:graphic>
+          </wp:inline>
+        </w:drawing>
+      </w:r>
+    </w:p>
+    <w:p/>
+    <w:p>
+      <w:pPr>
+        <w:rPr>
+          <w:b/>
+          <w:bCs/>
+        </w:rPr>
+      </w:pPr>
+      <w:r>
+        <w:rPr>
+          <w:b/>
+          <w:bCs/>
+        </w:rPr>
+        <w:t>3</w:t>
+      </w:r>
+      <w:r>
+        <w:rPr>
+          <w:b/>
+          <w:bCs/>
+        </w:rPr>
+        <w:t>.3. HTTP/2</w:t>
+      </w:r>
+    </w:p>
+    <w:p>
+      <w:r>
+        <w:rPr>
+          <w:noProof/>
+        </w:rPr>
+        <w:lastRenderedPageBreak/>
+        <w:drawing>
+          <wp:inline distT="0" distB="0" distL="0" distR="0" wp14:anchorId="6FEFD673" wp14:editId="7C6C40FD">
+            <wp:extent cx="5943600" cy="4966970"/>
+            <wp:effectExtent l="0" t="0" r="0" b="5080"/>
+            <wp:docPr id="739260233" name="Picture 1" descr="Ảnh factoryhr trên medium"/>
+            <wp:cNvGraphicFramePr>
+              <a:graphicFrameLocks xmlns:a="http://schemas.openxmlformats.org/drawingml/2006/main" noChangeAspect="1"/>
+            </wp:cNvGraphicFramePr>
+            <a:graphic xmlns:a="http://schemas.openxmlformats.org/drawingml/2006/main">
+              <a:graphicData uri="http://schemas.openxmlformats.org/drawingml/2006/picture">
+                <pic:pic xmlns:pic="http://schemas.openxmlformats.org/drawingml/2006/picture">
+                  <pic:nvPicPr>
+                    <pic:cNvPr id="0" name="Picture 1" descr="Ảnh factoryhr trên medium"/>
+                    <pic:cNvPicPr>
+                      <a:picLocks noChangeAspect="1" noChangeArrowheads="1"/>
+                    </pic:cNvPicPr>
+                  </pic:nvPicPr>
+                  <pic:blipFill>
+                    <a:blip r:embed="rId14">
+                      <a:extLst>
+                        <a:ext uri="{28A0092B-C50C-407E-A947-70E740481C1C}">
+                          <a14:useLocalDpi xmlns:a14="http://schemas.microsoft.com/office/drawing/2010/main" val="0"/>
+                        </a:ext>
+                      </a:extLst>
+                    </a:blip>
+                    <a:srcRect/>
+                    <a:stretch>
+                      <a:fillRect/>
+                    </a:stretch>
+                  </pic:blipFill>
+                  <pic:spPr bwMode="auto">
+                    <a:xfrm>
+                      <a:off x="0" y="0"/>
+                      <a:ext cx="5943600" cy="4966970"/>
+                    </a:xfrm>
+                    <a:prstGeom prst="rect">
+                      <a:avLst/>
+                    </a:prstGeom>
+                    <a:noFill/>
+                    <a:ln>
+                      <a:noFill/>
+                    </a:ln>
+                  </pic:spPr>
+                </pic:pic>
+              </a:graphicData>
+            </a:graphic>
+          </wp:inline>
+        </w:drawing>
+      </w:r>
+    </w:p>
+    <w:p>
+      <w:r>
+        <w:t xml:space="preserve">- </w:t>
+      </w:r>
+      <w:r>
+        <w:t>HTTP</w:t>
+      </w:r>
+      <w:r>
+        <w:t>/1</w:t>
+      </w:r>
+      <w:r>
+        <w:t>.</w:t>
+      </w:r>
+      <w:r>
+        <w:t>1: v</w:t>
+      </w:r>
+      <w:r>
+        <w:t>ới mỗi request được gửi từ client đến server, TCP connection sẽ được tạo ra. Việc xử lí connection phải tiến hành qua quy trình bắt tay ba bước như hình. Điều này làm tốn khá nhiều thời gian.</w:t>
+      </w:r>
+      <w:r>
+        <w:t xml:space="preserve"> </w:t>
+      </w:r>
+      <w:r>
+        <w:t>Ngoài ra, các header trong mỗi request có dạng plain text với rất nhiều trường dữ liệu và không được nén lại, các header thông thường có dữ liệu giống nhau. Vậy nên, header chiếm kích thước đáng kể và bị trùng lặp nhiều lần trong các request =&gt; Sẽ tốn nhiều băng thông.</w:t>
+      </w:r>
+    </w:p>
+    <w:p>
+      <w:r>
+        <w:t xml:space="preserve">- </w:t>
+      </w:r>
+      <w:r>
+        <w:t>HTTP</w:t>
+      </w:r>
+      <w:r>
+        <w:t xml:space="preserve">/2 </w:t>
+      </w:r>
+      <w:r>
+        <w:t>khắc phục các vấn đề trên</w:t>
+      </w:r>
+      <w:r>
+        <w:t xml:space="preserve">: hỗ </w:t>
+      </w:r>
+      <w:r>
+        <w:t>trợ multiplexing</w:t>
+      </w:r>
+      <w:r>
+        <w:t>,</w:t>
+      </w:r>
+      <w:r>
+        <w:t xml:space="preserve"> có thể gửi nhiều request song song trên một TCP connection được thiết lập. Nhờ vậy mà trang web có thể load nhanh hơn rất nhiều.</w:t>
+      </w:r>
+    </w:p>
+    <w:p>
+      <w:r>
+        <w:t xml:space="preserve">- </w:t>
+      </w:r>
+      <w:r>
+        <w:t>HTTP</w:t>
+      </w:r>
+      <w:r>
+        <w:t>/2</w:t>
+      </w:r>
+      <w:r>
+        <w:t xml:space="preserve"> sử dụng HPACK</w:t>
+      </w:r>
+      <w:r>
+        <w:t xml:space="preserve"> (header encoding)</w:t>
+      </w:r>
+      <w:r>
+        <w:t xml:space="preserve"> như một cách đơn giản và bảo mật để nén các header lại. Client và server sẽ lưu giữ danh sách header, từ đó, HTTP</w:t>
+      </w:r>
+      <w:r>
+        <w:t>/</w:t>
+      </w:r>
+      <w:r>
+        <w:t>2 có thể biết được header có cùng dữ liệu hay không, HTTP 2 chỉ gửi những header khác giữ liệu so với các header trước. Ở HTTP</w:t>
+      </w:r>
+      <w:r>
+        <w:t>/</w:t>
+      </w:r>
+      <w:r>
+        <w:t>1, server chỉ có nhiệm vụ nhận request, xử lí và trả về kết quả. Nhưng ở HTTP</w:t>
+      </w:r>
+      <w:r>
+        <w:t>/</w:t>
+      </w:r>
+      <w:r>
+        <w:t xml:space="preserve">2 còn hỗ </w:t>
+      </w:r>
+      <w:r>
+        <w:lastRenderedPageBreak/>
+        <w:t>trợ server push, nghĩa là server có thể tự push thông tin tới client. Đây là một một tính năng mới mà HTTP</w:t>
+      </w:r>
+      <w:r>
+        <w:t>/</w:t>
+      </w:r>
+      <w:r>
+        <w:t>1 chưa có.</w:t>
+      </w:r>
+    </w:p>
+    <w:p/>
+    <w:p>
+      <w:pPr>
+        <w:rPr>
+          <w:b/>
+          <w:bCs/>
+        </w:rPr>
+      </w:pPr>
+      <w:r>
+        <w:rPr>
+          <w:b/>
+          <w:bCs/>
+        </w:rPr>
+        <w:t>3</w:t>
+      </w:r>
+      <w:r>
+        <w:rPr>
+          <w:b/>
+          <w:bCs/>
+        </w:rPr>
+        <w:t>.4. Metadata (siêu dữ liệu)</w:t>
+      </w:r>
+    </w:p>
+    <w:p>
+      <w:r>
+        <w:t>- L</w:t>
+      </w:r>
+      <w:r>
+        <w:t>à kênh phụ cho phép máy khách và máy chủ cung cấp thông tin cho nhau liên quan đến RPC.</w:t>
+      </w:r>
+    </w:p>
+    <w:p>
+      <w:r>
+        <w:t xml:space="preserve">- Metadata của </w:t>
+      </w:r>
+      <w:r>
+        <w:t>gRPC là một cặp dữ liệu khóa-giá trị được gửi kèm với các yêu cầu hoặc phản hồi gRPC ban đầu hoặc cuối cùng</w:t>
+      </w:r>
+      <w:r>
+        <w:t xml:space="preserve">, </w:t>
+      </w:r>
+      <w:r>
+        <w:t>được sử dụng để cung cấp thông tin bổ sung về cuộc gọi, chẳng hạn như thông tin xác thực, thông tin theo dõi hoặc tiêu đề tùy chỉnh.</w:t>
+      </w:r>
+    </w:p>
+    <w:p>
+      <w:r>
+        <w:t>- Metadata của gRPC</w:t>
+      </w:r>
+      <w:r>
+        <w:t xml:space="preserve"> được triển khai bằng </w:t>
+      </w:r>
+      <w:r>
+        <w:t xml:space="preserve">header </w:t>
+      </w:r>
+      <w:r>
+        <w:t>HTTP/2. Khóa là chuỗi ASCII, trong khi giá trị có thể là chuỗi ASCII hoặc dữ liệu nhị phân. Khóa không phân biệt chữ hoa chữ thường và không được bắt đầu bằng tiền tố grpc-, vốn được dành riêng cho gRPC.</w:t>
+      </w:r>
+    </w:p>
+    <w:p>
+      <w:r>
+        <w:t>- Metadata của</w:t>
+      </w:r>
+      <w:r>
+        <w:t xml:space="preserve"> gRPC có thể được gửi và nhận bởi cả máy khách và máy chủ. </w:t>
+      </w:r>
+      <w:r>
+        <w:t>Header</w:t>
+      </w:r>
+      <w:r>
+        <w:t xml:space="preserve"> được gửi từ máy khách đến máy chủ trước yêu cầu ban đầu và từ máy chủ đến máy khách trước phản hồi ban đầu của lệnh gọi RPC. </w:t>
+      </w:r>
+      <w:r>
+        <w:t>Trailer</w:t>
+      </w:r>
+      <w:r>
+        <w:t xml:space="preserve"> được máy chủ gửi khi đóng một lệnh RPC.</w:t>
+      </w:r>
+    </w:p>
+    <w:p>
+      <w:r>
+        <w:t>- Metadata của gRPC</w:t>
+      </w:r>
+      <w:r>
+        <w:t xml:space="preserve"> hữu ích cho nhiều mục đích khác nhau, chẳng hạn như:</w:t>
+      </w:r>
+    </w:p>
+    <w:p>
+      <w:pPr>
+        <w:numPr>
+          <w:ilvl w:val="0"/>
+          <w:numId w:val="4"/>
+        </w:numPr>
+      </w:pPr>
+      <w:r>
+        <w:rPr>
+          <w:b/>
+          <w:bCs/>
+        </w:rPr>
+        <w:t>Xác thực</w:t>
+      </w:r>
+      <w:r>
+        <w:t xml:space="preserve">: </w:t>
+      </w:r>
+      <w:r>
+        <w:t>Có</w:t>
+      </w:r>
+      <w:r>
+        <w:t xml:space="preserve"> thể được sử dụng để gửi thông tin xác thực đến máy chủ. Thông tin này có thể được sử dụng để triển khai các lược đồ xác thực khác nhau, chẳng hạn như OAuth2 </w:t>
+      </w:r>
+      <w:r>
+        <w:t>hoặc JWT để xác thực HTTP Authorization tiêu chuẩn</w:t>
+      </w:r>
+      <w:r>
+        <w:t>.</w:t>
+      </w:r>
+    </w:p>
+    <w:p>
+      <w:pPr>
+        <w:numPr>
+          <w:ilvl w:val="0"/>
+          <w:numId w:val="4"/>
+        </w:numPr>
+      </w:pPr>
+      <w:r>
+        <w:rPr>
+          <w:b/>
+          <w:bCs/>
+        </w:rPr>
+        <w:t>Theo dõi</w:t>
+      </w:r>
+      <w:r>
+        <w:t xml:space="preserve">: </w:t>
+      </w:r>
+      <w:r>
+        <w:t>Có</w:t>
+      </w:r>
+      <w:r>
+        <w:t xml:space="preserve"> thể được sử dụng để gửi thông tin theo dõi đến máy chủ. Thông tin này có thể được sử dụng để theo dõi tiến trình của một yêu cầu thông qua hệ thống phân tán.</w:t>
+      </w:r>
+    </w:p>
+    <w:p>
+      <w:pPr>
+        <w:numPr>
+          <w:ilvl w:val="0"/>
+          <w:numId w:val="4"/>
+        </w:numPr>
+      </w:pPr>
+      <w:r>
+        <w:rPr>
+          <w:b/>
+          <w:bCs/>
+        </w:rPr>
+        <w:t>Header tùy chỉnh</w:t>
+      </w:r>
+      <w:r>
+        <w:t xml:space="preserve">: </w:t>
+      </w:r>
+      <w:r>
+        <w:t>C</w:t>
+      </w:r>
+      <w:r>
+        <w:t>ó thể được sử dụng để gửi đến máy chủ hoặc từ máy chủ đến máy khách. Điều này có thể được sử dụng để triển khai các tính năng dành riêng cho ứng dụng, chẳng hạn như cân bằng tải, giới hạn tốc độ hoặc cung cấp thông báo lỗi chi tiết từ máy chủ đến máy khách.</w:t>
+      </w:r>
+    </w:p>
+    <w:p>
+      <w:pPr>
+        <w:numPr>
+          <w:ilvl w:val="0"/>
+          <w:numId w:val="4"/>
+        </w:numPr>
+      </w:pPr>
+      <w:r>
+        <w:rPr>
+          <w:b/>
+          <w:bCs/>
+        </w:rPr>
+        <w:t>Sử dụng nội bộ</w:t>
+      </w:r>
+      <w:r>
+        <w:t xml:space="preserve">: gRPC sử dụng </w:t>
+      </w:r>
+      <w:r>
+        <w:t>header và trailer</w:t>
+      </w:r>
+      <w:r>
+        <w:t xml:space="preserve"> HTTP/2, </w:t>
+      </w:r>
+      <w:r>
+        <w:t>được tích hợp vào metadata do ứng dụng chỉ định</w:t>
+      </w:r>
+      <w:r>
+        <w:t>.</w:t>
+      </w:r>
+    </w:p>
+    <w:p>
+      <w:r>
+        <w:t>- Header: được gửi trước thông điệp dữ liệu yêu cầu ban đầu từ máy khách đến máy chủ và tương tự như vậy trước dữ liệu phản hồi ban đầu từ máy chủ đến máy khách. Tiêu đề bao gồm các thông tin như thông tin xác thực và cách xử lý RPC. Một số tiêu đề như authorization được gRPC tạo sẵn.</w:t>
+      </w:r>
+      <w:r>
+        <w:t xml:space="preserve"> </w:t>
+      </w:r>
+      <w:r>
+        <w:t>Việc xử lý header tùy chỉnh phụ thuộc vào ngôn ngữ, thường thông qua interceptor</w:t>
+      </w:r>
+      <w:r>
+        <w:t xml:space="preserve"> (bộ chặn)</w:t>
+      </w:r>
+      <w:r>
+        <w:t>.</w:t>
+      </w:r>
+    </w:p>
+    <w:p>
+      <w:r>
+        <w:lastRenderedPageBreak/>
+        <w:t xml:space="preserve">- </w:t>
+      </w:r>
+      <w:r>
+        <w:t xml:space="preserve">gRPC hỗ trợ sử dụng </w:t>
+      </w:r>
+      <w:r>
+        <w:t xml:space="preserve">interceptor </w:t>
+      </w:r>
+      <w:r>
+        <w:t xml:space="preserve">cho yêu cầu/phản hồi. </w:t>
+      </w:r>
+      <w:r>
+        <w:t xml:space="preserve">Interceptor </w:t>
+      </w:r>
+      <w:r>
+        <w:t xml:space="preserve">sẽ chặn </w:t>
+      </w:r>
+      <w:r>
+        <w:t>thông điệp</w:t>
+      </w:r>
+      <w:r>
+        <w:t xml:space="preserve"> và cho phép chỉnh sửa chúng.</w:t>
+      </w:r>
+      <w:r>
+        <w:t xml:space="preserve"> </w:t>
+      </w:r>
+      <w:r>
+        <w:t xml:space="preserve">Thư viện gRPC thường hỗ trợ các bộ chặn và cho phép triển khai dễ dàng. Các </w:t>
+      </w:r>
+      <w:r>
+        <w:t xml:space="preserve">interceptor </w:t>
+      </w:r>
+      <w:r>
+        <w:t>thường được sử dụng để:</w:t>
+      </w:r>
+    </w:p>
+    <w:p>
+      <w:pPr>
+        <w:numPr>
+          <w:ilvl w:val="0"/>
+          <w:numId w:val="6"/>
+        </w:numPr>
+      </w:pPr>
+      <w:r>
+        <w:t>Sửa đổi yêu cầu/phản hồi trước khi chuyển tiếp. Nó có thể được sử dụng để cung cấp thông tin bắt buộc trước khi gửi đến máy khách/máy chủ.</w:t>
+      </w:r>
+    </w:p>
+    <w:p>
+      <w:pPr>
+        <w:numPr>
+          <w:ilvl w:val="0"/>
+          <w:numId w:val="6"/>
+        </w:numPr>
+      </w:pPr>
+      <w:r>
+        <w:t>Cho phép thao tác từng lệnh gọi hàm như thêm nhật ký bổ sung để theo dõi thời gian phản hồi.</w:t>
+      </w:r>
+    </w:p>
+    <w:p>
+      <w:r>
+        <w:t>- Trailer: là một loại header đặc biệt được gửi sau dữ liệu tin nhắn, được sử dụng nội bộ để truyền đạt kết quả của một RPC. Ở cấp độ ứng dụng, trailer tùy chỉnh có thể được sử dụng để truyền đạt những thông tin không trực tiếp nằm trong dữ liệu, chẳng hạn như mức sử dụng máy chủ và chi phí truy vấn. Trailer chỉ được gửi bởi máy chủ</w:t>
+      </w:r>
+      <w:r>
+        <w:t>.</w:t>
+      </w:r>
+    </w:p>
+    <w:p/>
+    <w:p>
+      <w:pPr>
+        <w:rPr>
+          <w:b/>
+          <w:bCs/>
+        </w:rPr>
+      </w:pPr>
+      <w:r>
+        <w:rPr>
+          <w:b/>
+          <w:bCs/>
+        </w:rPr>
+        <w:t>3</w:t>
+      </w:r>
+      <w:r>
+        <w:rPr>
+          <w:b/>
+          <w:bCs/>
+        </w:rPr>
+        <w:t>.</w:t>
+      </w:r>
+      <w:r>
+        <w:rPr>
+          <w:b/>
+          <w:bCs/>
+        </w:rPr>
+        <w:t>5</w:t>
+      </w:r>
+      <w:r>
+        <w:rPr>
+          <w:b/>
+          <w:bCs/>
+        </w:rPr>
+        <w:t xml:space="preserve">. </w:t>
+      </w:r>
+      <w:r>
+        <w:rPr>
+          <w:b/>
+          <w:bCs/>
+        </w:rPr>
+        <w:t>gRPC streaming</w:t>
+      </w:r>
+    </w:p>
+    <w:p>
+      <w:r>
+        <w:t>- L</w:t>
+      </w:r>
+      <w:r>
+        <w:t xml:space="preserve">à cách gửi và nhận nhiều </w:t>
+      </w:r>
+      <w:r>
+        <w:t>thông điệp</w:t>
+      </w:r>
+      <w:r>
+        <w:t xml:space="preserve"> trong một kết nối duy nhất, sử dụng HTTP/2 như giao thức vận chuyển cơ sở. HTTP/2 là một phiên bản mới hơn của HTTP hỗ trợ multiplexing, có nghĩa là nhiều yêu cầu và phản hồi có thể được gửi qua cùng một kết nối TCP, mà không làm chặn lẫn nhau. Điều này giảm thiểu độ trễ mở và đóng kết nối, và cải thiện độ trễ và thông lượng của các API.</w:t>
+      </w:r>
+    </w:p>
+    <w:p>
+      <w:pPr>
+        <w:rPr>
+          <w:b/>
+          <w:bCs/>
+        </w:rPr>
+      </w:pPr>
+      <w:r>
+        <w:rPr>
+          <w:b/>
+          <w:bCs/>
+        </w:rPr>
+        <w:t>3</w:t>
+      </w:r>
+      <w:r>
+        <w:rPr>
+          <w:b/>
+          <w:bCs/>
+        </w:rPr>
+        <w:t>.</w:t>
+      </w:r>
+      <w:r>
+        <w:rPr>
+          <w:b/>
+          <w:bCs/>
+        </w:rPr>
+        <w:t>5</w:t>
+      </w:r>
+      <w:r>
+        <w:rPr>
+          <w:b/>
+          <w:bCs/>
+        </w:rPr>
+        <w:t>.1. Client streaming</w:t>
+      </w:r>
+      <w:r>
+        <w:rPr>
+          <w:b/>
+          <w:bCs/>
+        </w:rPr>
+        <w:t xml:space="preserve"> </w:t>
+      </w:r>
+    </w:p>
+    <w:p>
+      <w:r>
+        <w:t xml:space="preserve">Máy khách khởi tạo lệnh </w:t>
+      </w:r>
+      <w:r>
+        <w:t xml:space="preserve">triệu </w:t>
+      </w:r>
+      <w:r>
+        <w:t xml:space="preserve">gọi thủ tục từ xa với tên phương thức và </w:t>
+      </w:r>
+      <w:r>
+        <w:t>metadata</w:t>
+      </w:r>
+      <w:r>
+        <w:t xml:space="preserve">. Sau đó, máy khách </w:t>
+      </w:r>
+      <w:r>
+        <w:t>gửi một thông điệp streaming</w:t>
+      </w:r>
+      <w:r>
+        <w:t xml:space="preserve">. Tuy nhiên, máy chủ có thể gửi mã trạng thái yêu cầu và </w:t>
+      </w:r>
+      <w:r>
+        <w:t>metadata</w:t>
+      </w:r>
+      <w:r>
+        <w:t xml:space="preserve"> trước khi gửi tin nhắn của máy khách. Nếu sự cố xảy ra trên máy chủ và máy chủ đã gửi trạng thái và </w:t>
+      </w:r>
+      <w:r>
+        <w:t>metadata</w:t>
+      </w:r>
+      <w:r>
+        <w:t>, việc phát hiện lỗi sẽ rất khó khăn.</w:t>
+      </w:r>
+    </w:p>
+    <w:p>
+      <w:r>
+        <w:rPr>
+          <w:noProof/>
+        </w:rPr>
+        <w:drawing>
+          <wp:inline distT="0" distB="0" distL="0" distR="0" wp14:anchorId="3A4CD2BE" wp14:editId="7DB086E8">
+            <wp:extent cx="5943600" cy="1477645"/>
+            <wp:effectExtent l="0" t="0" r="0" b="8255"/>
+            <wp:docPr id="672906468" name="Picture 2"/>
+            <wp:cNvGraphicFramePr>
+              <a:graphicFrameLocks xmlns:a="http://schemas.openxmlformats.org/drawingml/2006/main" noChangeAspect="1"/>
+            </wp:cNvGraphicFramePr>
+            <a:graphic xmlns:a="http://schemas.openxmlformats.org/drawingml/2006/main">
+              <a:graphicData uri="http://schemas.openxmlformats.org/drawingml/2006/picture">
+                <pic:pic xmlns:pic="http://schemas.openxmlformats.org/drawingml/2006/picture">
+                  <pic:nvPicPr>
+                    <pic:cNvPr id="0" name="Picture 3"/>
+                    <pic:cNvPicPr>
+                      <a:picLocks noChangeAspect="1" noChangeArrowheads="1"/>
+                    </pic:cNvPicPr>
+                  </pic:nvPicPr>
+                  <pic:blipFill>
+                    <a:blip r:embed="rId15">
+                      <a:extLst>
+                        <a:ext uri="{28A0092B-C50C-407E-A947-70E740481C1C}">
+                          <a14:useLocalDpi xmlns:a14="http://schemas.microsoft.com/office/drawing/2010/main" val="0"/>
+                        </a:ext>
+                      </a:extLst>
+                    </a:blip>
+                    <a:srcRect/>
+                    <a:stretch>
+                      <a:fillRect/>
+                    </a:stretch>
+                  </pic:blipFill>
+                  <pic:spPr bwMode="auto">
+                    <a:xfrm>
+                      <a:off x="0" y="0"/>
+                      <a:ext cx="5943600" cy="1477645"/>
+                    </a:xfrm>
+                    <a:prstGeom prst="rect">
+                      <a:avLst/>
+                    </a:prstGeom>
+                    <a:noFill/>
+                    <a:ln>
+                      <a:noFill/>
+                    </a:ln>
+                  </pic:spPr>
+                </pic:pic>
+              </a:graphicData>
+            </a:graphic>
+          </wp:inline>
+        </w:drawing>
+      </w:r>
+    </w:p>
+    <w:p/>
+    <w:p>
+      <w:pPr>
+        <w:rPr>
+          <w:b/>
+          <w:bCs/>
+        </w:rPr>
+      </w:pPr>
+      <w:r>
+        <w:rPr>
+          <w:b/>
+          <w:bCs/>
+        </w:rPr>
+        <w:t>3</w:t>
+      </w:r>
+      <w:r>
+        <w:rPr>
+          <w:b/>
+          <w:bCs/>
+        </w:rPr>
+        <w:t xml:space="preserve">.5.2. </w:t>
+      </w:r>
+      <w:r>
+        <w:rPr>
+          <w:b/>
+          <w:bCs/>
+        </w:rPr>
+        <w:t xml:space="preserve">Bidirectional </w:t>
+      </w:r>
+      <w:r>
+        <w:rPr>
+          <w:b/>
+          <w:bCs/>
+        </w:rPr>
+        <w:t>s</w:t>
+      </w:r>
+      <w:r>
+        <w:rPr>
+          <w:b/>
+          <w:bCs/>
+        </w:rPr>
+        <w:t>treaming</w:t>
+      </w:r>
+    </w:p>
+    <w:p>
+      <w:r>
+        <w:lastRenderedPageBreak/>
+        <w:t xml:space="preserve">Mỗi bên gửi </w:t>
+      </w:r>
+      <w:r>
+        <w:t>thông điệp</w:t>
+      </w:r>
+      <w:r>
+        <w:t xml:space="preserve"> bằng cách </w:t>
+      </w:r>
+      <w:r>
+        <w:t>streaming và</w:t>
+      </w:r>
+      <w:r>
+        <w:t xml:space="preserve"> có thể được thực hiện song song, nghĩa là không có thứ tự nào trong việc gửi và nhận tin nhắn máy khách/máy chủ. Máy khách khởi tạo lệnh</w:t>
+      </w:r>
+      <w:r>
+        <w:t xml:space="preserve"> triệu</w:t>
+      </w:r>
+      <w:r>
+        <w:t xml:space="preserve"> gọi thủ tục từ xa với tên phương thức và </w:t>
+      </w:r>
+      <w:r>
+        <w:t>metadata</w:t>
+      </w:r>
+      <w:r>
+        <w:t xml:space="preserve">. Sau đó, máy chủ có thể phản hồi ngay lập tức bằng cách trả về trạng thái và </w:t>
+      </w:r>
+      <w:r>
+        <w:t>metadata</w:t>
+      </w:r>
+      <w:r>
+        <w:t xml:space="preserve"> của phương thức (hoặc khi máy khách đã gửi xong tất cả tin nhắn).</w:t>
+      </w:r>
+    </w:p>
+    <w:p>
+      <w:r>
+        <w:rPr>
+          <w:noProof/>
+        </w:rPr>
+        <w:drawing>
+          <wp:inline distT="0" distB="0" distL="0" distR="0" wp14:anchorId="29D028CD" wp14:editId="23949DF0">
+            <wp:extent cx="5943600" cy="1477645"/>
+            <wp:effectExtent l="0" t="0" r="0" b="8255"/>
+            <wp:docPr id="1085932906" name="Picture 3"/>
+            <wp:cNvGraphicFramePr>
+              <a:graphicFrameLocks xmlns:a="http://schemas.openxmlformats.org/drawingml/2006/main" noChangeAspect="1"/>
+            </wp:cNvGraphicFramePr>
+            <a:graphic xmlns:a="http://schemas.openxmlformats.org/drawingml/2006/main">
+              <a:graphicData uri="http://schemas.openxmlformats.org/drawingml/2006/picture">
+                <pic:pic xmlns:pic="http://schemas.openxmlformats.org/drawingml/2006/picture">
+                  <pic:nvPicPr>
+                    <pic:cNvPr id="0" name="Picture 5"/>
+                    <pic:cNvPicPr>
+                      <a:picLocks noChangeAspect="1" noChangeArrowheads="1"/>
+                    </pic:cNvPicPr>
+                  </pic:nvPicPr>
+                  <pic:blipFill>
+                    <a:blip r:embed="rId16">
+                      <a:extLst>
+                        <a:ext uri="{28A0092B-C50C-407E-A947-70E740481C1C}">
+                          <a14:useLocalDpi xmlns:a14="http://schemas.microsoft.com/office/drawing/2010/main" val="0"/>
+                        </a:ext>
+                      </a:extLst>
+                    </a:blip>
+                    <a:srcRect/>
+                    <a:stretch>
+                      <a:fillRect/>
+                    </a:stretch>
+                  </pic:blipFill>
+                  <pic:spPr bwMode="auto">
+                    <a:xfrm>
+                      <a:off x="0" y="0"/>
+                      <a:ext cx="5943600" cy="1477645"/>
+                    </a:xfrm>
+                    <a:prstGeom prst="rect">
+                      <a:avLst/>
+                    </a:prstGeom>
+                    <a:noFill/>
+                    <a:ln>
+                      <a:noFill/>
+                    </a:ln>
+                  </pic:spPr>
+                </pic:pic>
+              </a:graphicData>
+            </a:graphic>
+          </wp:inline>
+        </w:drawing>
+      </w:r>
+    </w:p>
+    <w:p/>
+    <w:p>
+      <w:pPr>
+        <w:rPr>
+          <w:b/>
+          <w:bCs/>
+        </w:rPr>
+      </w:pPr>
+      <w:r>
+        <w:rPr>
+          <w:b/>
+          <w:bCs/>
+        </w:rPr>
+        <w:t>3</w:t>
+      </w:r>
+      <w:r>
+        <w:rPr>
+          <w:b/>
+          <w:bCs/>
+        </w:rPr>
+        <w:t>.6. Load balancing (cân bằng tải)</w:t>
+      </w:r>
+    </w:p>
+    <w:p>
+      <w:pPr>
+        <w:rPr>
+          <w:b/>
+          <w:bCs/>
+        </w:rPr>
+      </w:pPr>
+      <w:r>
+        <w:rPr>
+          <w:b/>
+          <w:bCs/>
+        </w:rPr>
+        <w:t>3.</w:t>
+      </w:r>
+      <w:r>
+        <w:rPr>
+          <w:b/>
+          <w:bCs/>
+        </w:rPr>
+        <w:t>6.1. Ý tưởng</w:t>
+      </w:r>
+    </w:p>
+    <w:p>
+      <w:r>
+        <w:t>- L</w:t>
+      </w:r>
+      <w:r>
+        <w:t>à cơ chế cho phép phân bổ các yêu cầu của máy khách trên nhiều máy chủ.</w:t>
+      </w:r>
+    </w:p>
+    <w:p>
+      <w:r>
+        <w:t xml:space="preserve">- </w:t>
+      </w:r>
+      <w:r>
+        <w:t xml:space="preserve">Khi có </w:t>
+      </w:r>
+      <w:r>
+        <w:t xml:space="preserve">n </w:t>
+      </w:r>
+      <w:r>
+        <w:t>node cùng cung cấp service và chúng ta cần chọn một trong số đó để thực hiện quy trình business. Có một số ý tưởng:</w:t>
+      </w:r>
+    </w:p>
+    <w:p>
+      <w:pPr>
+        <w:numPr>
+          <w:ilvl w:val="0"/>
+          <w:numId w:val="7"/>
+        </w:numPr>
+      </w:pPr>
+      <w:r>
+        <w:t>Chọn theo thứ tự: lần gần nhất chọn cái đầu tiên, thì lần này chọn cái thứ hai, rồi cứ thế với cái tiếp theo. Nếu đã đạt đến cái cuối cùng, thì cái tiếp theo bắt đầu từ cái đầu tiên. Trong trường hợp này, chúng ta có thể lưu trữ thông tin node dịch vụ trong một mảng. Sau khi mỗi yêu cầu được hoàn thành xuôi dòng, chúng ta di chuyển chỉ mục đi tiếp. Di chuyển trở lại đầu của mảng khi di chuyển đến cuối.</w:t>
+      </w:r>
+    </w:p>
+    <w:p>
+      <w:pPr>
+        <w:numPr>
+          <w:ilvl w:val="0"/>
+          <w:numId w:val="7"/>
+        </w:numPr>
+      </w:pPr>
+      <w:r>
+        <w:t xml:space="preserve">Chọn ngẫu nhiên: Chọn node một cách ngẫu nhiên. Giả sử rằng máy thứ </w:t>
+      </w:r>
+      <w:r>
+        <w:t>x</w:t>
+      </w:r>
+      <w:r>
+        <w:t xml:space="preserve"> được chọn, thì x có thể được chọn từ hàm rand.Intn()%n.</w:t>
+      </w:r>
+    </w:p>
+    <w:p>
+      <w:pPr>
+        <w:numPr>
+          <w:ilvl w:val="0"/>
+          <w:numId w:val="7"/>
+        </w:numPr>
+      </w:pPr>
+      <w:r>
+        <w:t>Sắp xếp các node theo một trọng lượng nhất định và chọn một node có trọng lượng lớn nhất hoặc nhỏ nhất.</w:t>
+      </w:r>
+    </w:p>
+    <w:p>
+      <w:r>
+        <w:t>Nếu yêu cầu không thành công, chúng ta vẫn cần cơ chế để thử lại. Đối với thuật toán ngẫu nhiên, có khả năng sẽ chọn node lỗi lần nữa.</w:t>
+      </w:r>
+    </w:p>
+    <w:p/>
+    <w:p>
+      <w:pPr>
+        <w:rPr>
+          <w:b/>
+          <w:bCs/>
+        </w:rPr>
+      </w:pPr>
+      <w:r>
+        <w:rPr>
+          <w:b/>
+          <w:bCs/>
+        </w:rPr>
+        <w:t>3</w:t>
+      </w:r>
+      <w:r>
+        <w:rPr>
+          <w:b/>
+          <w:bCs/>
+        </w:rPr>
+        <w:t>.6.2. Các tùy chọn cân bằng tải</w:t>
+      </w:r>
+    </w:p>
+    <w:p>
+      <w:pPr>
+        <w:rPr>
+          <w:b/>
+          <w:bCs/>
+        </w:rPr>
+      </w:pPr>
+      <w:r>
+        <w:rPr>
+          <w:b/>
+          <w:bCs/>
+        </w:rPr>
+        <w:t>a. Cân bằng tải phía proxy (phía máy chủ)</w:t>
+      </w:r>
+    </w:p>
+    <w:p>
+      <w:r>
+        <w:lastRenderedPageBreak/>
+        <w:t>- M</w:t>
+      </w:r>
+      <w:r>
+        <w:t xml:space="preserve">áy khách </w:t>
+      </w:r>
+      <w:r>
+        <w:t>cấp</w:t>
+      </w:r>
+      <w:r>
+        <w:t xml:space="preserve"> RPC </w:t>
+      </w:r>
+      <w:r>
+        <w:t>cho</w:t>
+      </w:r>
+      <w:r>
+        <w:t xml:space="preserve"> proxy Bộ cân bằng tải (LB). LB phân phối lệnh </w:t>
+      </w:r>
+      <w:r>
+        <w:t xml:space="preserve">triệu </w:t>
+      </w:r>
+      <w:r>
+        <w:t xml:space="preserve">gọi RPC đến một trong các máy chủ backend khả dụng, thực hiện logic thực tế để phục vụ </w:t>
+      </w:r>
+      <w:r>
+        <w:t>lệnh triệu</w:t>
+      </w:r>
+      <w:r>
+        <w:t xml:space="preserve"> gọi. LB theo dõi tải trên mỗi backend và triển khai các thuật toán để phân phối tải một cách công bằng. Bản thân máy khách không biết về các máy chủ backend.</w:t>
+      </w:r>
+    </w:p>
+    <w:p>
+      <w:r>
+        <w:t xml:space="preserve">- </w:t>
+      </w:r>
+      <w:r>
+        <w:t xml:space="preserve">Máy khách có thể không </w:t>
+      </w:r>
+      <w:r>
+        <w:t>đáng</w:t>
+      </w:r>
+      <w:r>
+        <w:t xml:space="preserve"> tin cậy.</w:t>
+      </w:r>
+    </w:p>
+    <w:p>
+      <w:r>
+        <w:t xml:space="preserve">- </w:t>
+      </w:r>
+      <w:r>
+        <w:t>Kiến trúc này thường được sử dụng cho các dịch vụ hướng đến người dùng, nơi máy khách từ internet mở có thể kết nối đến máy chủ trong trung tâm dữ liệu, như minh họa trong hình bên dưới.</w:t>
+      </w:r>
+    </w:p>
+    <w:p>
+      <w:r>
+        <w:t xml:space="preserve">- </w:t>
+      </w:r>
+      <w:r>
+        <w:t>Trong trường hợp này, máy khách gửi yêu cầu đến LB (#1). LB chuyển yêu cầu đến một trong các backend (#2), và các backend báo cáo tải cho LB (#3).</w:t>
+      </w:r>
+    </w:p>
+    <w:p>
+      <w:r>
+        <w:rPr>
+          <w:noProof/>
+        </w:rPr>
+        <w:drawing>
+          <wp:inline distT="0" distB="0" distL="0" distR="0" wp14:anchorId="60C9C654" wp14:editId="3B291658">
+            <wp:extent cx="5469255" cy="3347085"/>
+            <wp:effectExtent l="0" t="0" r="0" b="0"/>
+            <wp:docPr id="1940108186" name="Picture 4" descr="image alt text"/>
+            <wp:cNvGraphicFramePr>
+              <a:graphicFrameLocks xmlns:a="http://schemas.openxmlformats.org/drawingml/2006/main" noChangeAspect="1"/>
+            </wp:cNvGraphicFramePr>
+            <a:graphic xmlns:a="http://schemas.openxmlformats.org/drawingml/2006/main">
+              <a:graphicData uri="http://schemas.openxmlformats.org/drawingml/2006/picture">
+                <pic:pic xmlns:pic="http://schemas.openxmlformats.org/drawingml/2006/picture">
+                  <pic:nvPicPr>
+                    <pic:cNvPr id="0" name="Picture 7" descr="image alt text"/>
+                    <pic:cNvPicPr>
+                      <a:picLocks noChangeAspect="1" noChangeArrowheads="1"/>
+                    </pic:cNvPicPr>
+                  </pic:nvPicPr>
+                  <pic:blipFill>
+                    <a:blip r:embed="rId17">
+                      <a:extLst>
+                        <a:ext uri="{28A0092B-C50C-407E-A947-70E740481C1C}">
+                          <a14:useLocalDpi xmlns:a14="http://schemas.microsoft.com/office/drawing/2010/main" val="0"/>
+                        </a:ext>
+                      </a:extLst>
+                    </a:blip>
+                    <a:srcRect/>
+                    <a:stretch>
+                      <a:fillRect/>
+                    </a:stretch>
+                  </pic:blipFill>
+                  <pic:spPr bwMode="auto">
+                    <a:xfrm>
+                      <a:off x="0" y="0"/>
+                      <a:ext cx="5469255" cy="3347085"/>
+                    </a:xfrm>
+                    <a:prstGeom prst="rect">
+                      <a:avLst/>
+                    </a:prstGeom>
+                    <a:noFill/>
+                    <a:ln>
+                      <a:noFill/>
+                    </a:ln>
+                  </pic:spPr>
+                </pic:pic>
+              </a:graphicData>
+            </a:graphic>
+          </wp:inline>
+        </w:drawing>
+      </w:r>
+    </w:p>
+    <w:p/>
+    <w:p>
+      <w:pPr>
+        <w:rPr>
+          <w:b/>
+          <w:bCs/>
+        </w:rPr>
+      </w:pPr>
+      <w:r>
+        <w:rPr>
+          <w:b/>
+          <w:bCs/>
+        </w:rPr>
+        <w:t>b. Cân bằng tải phía máy khách</w:t>
+      </w:r>
+    </w:p>
+    <w:p>
+      <w:r>
+        <w:t>- M</w:t>
+      </w:r>
+      <w:r>
+        <w:t>áy khách nhận biết được nhiều máy chủ phụ trợ và chọn một máy chủ để sử dụng cho mỗi RPC.</w:t>
+      </w:r>
+    </w:p>
+    <w:p>
+      <w:r>
+        <w:t xml:space="preserve">- </w:t>
+      </w:r>
+      <w:r>
+        <w:t>Máy khách nhận báo cáo tải từ các máy chủ phụ trợ và triển khai các thuật toán cân bằng tải.</w:t>
+      </w:r>
+    </w:p>
+    <w:p>
+      <w:r>
+        <w:t>- T</w:t>
+      </w:r>
+      <w:r>
+        <w:t xml:space="preserve">rong các cấu hình đơn giản hơn, tải máy chủ không </w:t>
+      </w:r>
+      <w:r>
+        <w:t>đáng kể</w:t>
+      </w:r>
+      <w:r>
+        <w:t xml:space="preserve"> và máy khách chỉ có thể luân chuyển vòng tròn giữa các máy chủ khả dụng. Điều này được thể hiện trong hình bên dưới</w:t>
+      </w:r>
+      <w:r>
+        <w:t xml:space="preserve">: </w:t>
+      </w:r>
+      <w:r>
+        <w:t xml:space="preserve">máy khách gửi yêu cầu đến một máy chủ phụ trợ cụ thể (#1). Các máy chủ phụ trợ phản hồi với </w:t>
+      </w:r>
+      <w:r>
+        <w:lastRenderedPageBreak/>
+        <w:t>thông tin tải (#2), thường trên cùng một kết nối mà RPC của máy khách được thực thi. Sau đó, máy khách cập nhật trạng thái nội bộ của nó.</w:t>
+      </w:r>
+    </w:p>
+    <w:p>
+      <w:r>
+        <w:rPr>
+          <w:noProof/>
+        </w:rPr>
+        <w:drawing>
+          <wp:inline distT="0" distB="0" distL="0" distR="0" wp14:anchorId="38630C27" wp14:editId="7AAE6B73">
+            <wp:extent cx="5365750" cy="3010535"/>
+            <wp:effectExtent l="0" t="0" r="0" b="0"/>
+            <wp:docPr id="2054305319" name="Picture 6" descr="image alt text"/>
+            <wp:cNvGraphicFramePr>
+              <a:graphicFrameLocks xmlns:a="http://schemas.openxmlformats.org/drawingml/2006/main" noChangeAspect="1"/>
+            </wp:cNvGraphicFramePr>
+            <a:graphic xmlns:a="http://schemas.openxmlformats.org/drawingml/2006/main">
+              <a:graphicData uri="http://schemas.openxmlformats.org/drawingml/2006/picture">
+                <pic:pic xmlns:pic="http://schemas.openxmlformats.org/drawingml/2006/picture">
+                  <pic:nvPicPr>
+                    <pic:cNvPr id="0" name="Picture 14" descr="image alt text"/>
+                    <pic:cNvPicPr>
+                      <a:picLocks noChangeAspect="1" noChangeArrowheads="1"/>
+                    </pic:cNvPicPr>
+                  </pic:nvPicPr>
+                  <pic:blipFill>
+                    <a:blip r:embed="rId18">
+                      <a:extLst>
+                        <a:ext uri="{28A0092B-C50C-407E-A947-70E740481C1C}">
+                          <a14:useLocalDpi xmlns:a14="http://schemas.microsoft.com/office/drawing/2010/main" val="0"/>
+                        </a:ext>
+                      </a:extLst>
+                    </a:blip>
+                    <a:srcRect/>
+                    <a:stretch>
+                      <a:fillRect/>
+                    </a:stretch>
+                  </pic:blipFill>
+                  <pic:spPr bwMode="auto">
+                    <a:xfrm>
+                      <a:off x="0" y="0"/>
+                      <a:ext cx="5365750" cy="3010535"/>
+                    </a:xfrm>
+                    <a:prstGeom prst="rect">
+                      <a:avLst/>
+                    </a:prstGeom>
+                    <a:noFill/>
+                    <a:ln>
+                      <a:noFill/>
+                    </a:ln>
+                  </pic:spPr>
+                </pic:pic>
+              </a:graphicData>
+            </a:graphic>
+          </wp:inline>
+        </w:drawing>
+      </w:r>
+    </w:p>
+    <w:p/>
+    <w:p>
+      <w:pPr>
+        <w:rPr>
+          <w:b/>
+          <w:bCs/>
+        </w:rPr>
+      </w:pPr>
+      <w:r>
+        <w:rPr>
+          <w:b/>
+          <w:bCs/>
+        </w:rPr>
+        <w:t>c. Ưu và nhược của hai mô hình</w:t>
+      </w:r>
+    </w:p>
+    <w:tbl>
+      <w:tblPr>
+        <w:tblW w:w="9450" w:type="dxa"/>
+        <w:shd w:val="clear" w:color="auto" w:fill="FFFFFF"/>
+        <w:tblCellMar>
+          <w:top w:w="15" w:type="dxa"/>
+          <w:left w:w="15" w:type="dxa"/>
+          <w:bottom w:w="15" w:type="dxa"/>
+          <w:right w:w="15" w:type="dxa"/>
+        </w:tblCellMar>
+        <w:tblLook w:val="04A0" w:firstRow="1" w:lastRow="0" w:firstColumn="1" w:lastColumn="0" w:noHBand="0" w:noVBand="1"/>
+      </w:tblPr>
+      <w:tblGrid>
+        <w:gridCol w:w="1710"/>
+        <w:gridCol w:w="3780"/>
+        <w:gridCol w:w="3960"/>
+      </w:tblGrid>
+      <w:tr>
+        <w:tc>
+          <w:tcPr>
+            <w:tcW w:w="1710" w:type="dxa"/>
+            <w:tcBorders>
+              <w:top w:val="single" w:sz="6" w:space="0" w:color="DEE2E6"/>
+            </w:tcBorders>
+            <w:shd w:val="clear" w:color="auto" w:fill="FFFFFF"/>
+          </w:tcPr>
+          <w:p/>
+        </w:tc>
+        <w:tc>
+          <w:tcPr>
+            <w:tcW w:w="3780" w:type="dxa"/>
+            <w:tcBorders>
+              <w:top w:val="single" w:sz="6" w:space="0" w:color="DEE2E6"/>
+            </w:tcBorders>
+            <w:shd w:val="clear" w:color="auto" w:fill="FFFFFF"/>
+          </w:tcPr>
+          <w:p>
+            <w:r>
+              <w:t>Phía proxy</w:t>
+            </w:r>
+          </w:p>
+        </w:tc>
+        <w:tc>
+          <w:tcPr>
+            <w:tcW w:w="3960" w:type="dxa"/>
+            <w:tcBorders>
+              <w:top w:val="single" w:sz="6" w:space="0" w:color="DEE2E6"/>
+            </w:tcBorders>
+            <w:shd w:val="clear" w:color="auto" w:fill="FFFFFF"/>
+          </w:tcPr>
+          <w:p>
+            <w:r>
+              <w:t>Phía client</w:t>
+            </w:r>
+          </w:p>
+        </w:tc>
+      </w:tr>
+      <w:tr>
+        <w:tc>
+          <w:tcPr>
+            <w:tcW w:w="1710" w:type="dxa"/>
+            <w:tcBorders>
+              <w:top w:val="single" w:sz="6" w:space="0" w:color="DEE2E6"/>
+            </w:tcBorders>
+            <w:shd w:val="clear" w:color="auto" w:fill="FFFFFF"/>
+            <w:hideMark/>
+          </w:tcPr>
+          <w:p>
+            <w:r>
+              <w:t>Ưu điểm</w:t>
+            </w:r>
+          </w:p>
+        </w:tc>
+        <w:tc>
+          <w:tcPr>
+            <w:tcW w:w="3780" w:type="dxa"/>
+            <w:tcBorders>
+              <w:top w:val="single" w:sz="6" w:space="0" w:color="DEE2E6"/>
+            </w:tcBorders>
+            <w:shd w:val="clear" w:color="auto" w:fill="FFFFFF"/>
+            <w:hideMark/>
+          </w:tcPr>
+          <w:p>
+            <w:r>
+              <w:t>- Client</w:t>
+            </w:r>
+            <w:r>
+              <w:t xml:space="preserve"> đơn giản</w:t>
+            </w:r>
+          </w:p>
+          <w:p>
+            <w:r>
+              <w:t xml:space="preserve">- </w:t>
+            </w:r>
+            <w:r>
+              <w:t xml:space="preserve">Không </w:t>
+            </w:r>
+            <w:r>
+              <w:t>cần biết</w:t>
+            </w:r>
+            <w:r>
+              <w:t xml:space="preserve"> phía </w:t>
+            </w:r>
+            <w:r>
+              <w:t>client</w:t>
+            </w:r>
+            <w:r>
+              <w:t xml:space="preserve"> của phần phụ trợ</w:t>
+            </w:r>
+          </w:p>
+          <w:p>
+            <w:r>
+              <w:t xml:space="preserve">- </w:t>
+            </w:r>
+            <w:r>
+              <w:t>Hoạt động</w:t>
+            </w:r>
+            <w:r>
+              <w:t xml:space="preserve"> được</w:t>
+            </w:r>
+            <w:r>
+              <w:t xml:space="preserve"> với các máy khách không đáng tin cậy</w:t>
+            </w:r>
+          </w:p>
+        </w:tc>
+        <w:tc>
+          <w:tcPr>
+            <w:tcW w:w="3960" w:type="dxa"/>
+            <w:tcBorders>
+              <w:top w:val="single" w:sz="6" w:space="0" w:color="DEE2E6"/>
+            </w:tcBorders>
+            <w:shd w:val="clear" w:color="auto" w:fill="FFFFFF"/>
+            <w:hideMark/>
+          </w:tcPr>
+          <w:p>
+            <w:r>
+              <w:t xml:space="preserve">- </w:t>
+            </w:r>
+            <w:r>
+              <w:t>Hiệu suất cao do loại bỏ bước nhảy bổ sung</w:t>
+            </w:r>
+          </w:p>
+        </w:tc>
+      </w:tr>
+      <w:tr>
+        <w:tc>
+          <w:tcPr>
+            <w:tcW w:w="0" w:type="auto"/>
+            <w:tcBorders>
+              <w:top w:val="single" w:sz="6" w:space="0" w:color="DEE2E6"/>
+            </w:tcBorders>
+            <w:shd w:val="clear" w:color="auto" w:fill="FFFFFF"/>
+            <w:hideMark/>
+          </w:tcPr>
+          <w:p>
+            <w:r>
+              <w:t>Nhược điểm</w:t>
+            </w:r>
+          </w:p>
+        </w:tc>
+        <w:tc>
+          <w:tcPr>
+            <w:tcW w:w="3780" w:type="dxa"/>
+            <w:tcBorders>
+              <w:top w:val="single" w:sz="6" w:space="0" w:color="DEE2E6"/>
+            </w:tcBorders>
+            <w:shd w:val="clear" w:color="auto" w:fill="FFFFFF"/>
+            <w:hideMark/>
+          </w:tcPr>
+          <w:p>
+            <w:r>
+              <w:t xml:space="preserve">- </w:t>
+            </w:r>
+            <w:r>
+              <w:t>LB nằm trong đường dẫn dữ liệu</w:t>
+            </w:r>
+          </w:p>
+          <w:p>
+            <w:r>
+              <w:t xml:space="preserve">- </w:t>
+            </w:r>
+            <w:r>
+              <w:t>Độ trễ cao hơn</w:t>
+            </w:r>
+          </w:p>
+          <w:p>
+            <w:r>
+              <w:t xml:space="preserve">- </w:t>
+            </w:r>
+            <w:r>
+              <w:t>Thông lượng LB có thể hạn chế khả năng mở rộng</w:t>
+            </w:r>
+          </w:p>
+        </w:tc>
+        <w:tc>
+          <w:tcPr>
+            <w:tcW w:w="3960" w:type="dxa"/>
+            <w:tcBorders>
+              <w:top w:val="single" w:sz="6" w:space="0" w:color="DEE2E6"/>
+            </w:tcBorders>
+            <w:shd w:val="clear" w:color="auto" w:fill="FFFFFF"/>
+            <w:hideMark/>
+          </w:tcPr>
+          <w:p>
+            <w:r>
+              <w:t>- Client</w:t>
+            </w:r>
+            <w:r>
+              <w:t xml:space="preserve"> phức tạp</w:t>
+            </w:r>
+          </w:p>
+          <w:p>
+            <w:r>
+              <w:t xml:space="preserve">- Client cần </w:t>
+            </w:r>
+            <w:r>
+              <w:t>theo dõi tình trạng tải và hoạt động của máy chủ</w:t>
+            </w:r>
+          </w:p>
+          <w:p>
+            <w:r>
+              <w:t xml:space="preserve">- Client cần </w:t>
+            </w:r>
+            <w:r>
+              <w:t>triển khai thuật toán cân bằng tải</w:t>
+            </w:r>
+          </w:p>
+          <w:p>
+            <w:r>
+              <w:t xml:space="preserve">- </w:t>
+            </w:r>
+            <w:r>
+              <w:t>Gánh nặng triển khai và bảo trì theo từng ngôn ngữ</w:t>
+            </w:r>
+          </w:p>
+          <w:p>
+            <w:r>
+              <w:lastRenderedPageBreak/>
+              <w:t xml:space="preserve">- Client </w:t>
+            </w:r>
+            <w:r>
+              <w:t xml:space="preserve">cần được tin cậy hoặc </w:t>
+            </w:r>
+            <w:r>
+              <w:t>trust boundary (</w:t>
+            </w:r>
+            <w:r>
+              <w:t>ranh giới tin cậy</w:t>
+            </w:r>
+            <w:r>
+              <w:t>)</w:t>
+            </w:r>
+            <w:r>
+              <w:t xml:space="preserve"> cần được xử lý bởi LB </w:t>
+            </w:r>
+            <w:r>
+              <w:t>lookaside</w:t>
+            </w:r>
+            <w:r>
+              <w:t>.</w:t>
+            </w:r>
+          </w:p>
+        </w:tc>
+      </w:tr>
+    </w:tbl>
+    <w:p/>
+    <w:p>
+      <w:pPr>
+        <w:rPr>
+          <w:b/>
+          <w:bCs/>
+        </w:rPr>
+      </w:pPr>
+      <w:r>
+        <w:rPr>
+          <w:b/>
+          <w:bCs/>
+        </w:rPr>
+        <w:t>3.7. Xác thực</w:t>
+      </w:r>
+    </w:p>
+    <w:p>
+      <w:pPr>
+        <w:rPr>
+          <w:b/>
+          <w:bCs/>
+        </w:rPr>
+      </w:pPr>
+      <w:r>
+        <w:rPr>
+          <w:b/>
+          <w:bCs/>
+        </w:rPr>
+        <w:t>3.7.1. SSL/TLS</w:t>
+      </w:r>
+    </w:p>
+    <w:p>
+      <w:r>
+        <w:t xml:space="preserve">- </w:t>
+      </w:r>
+      <w:r>
+        <w:t>SSL là viết tắt của Secure Socket Layer (Lớp cổng bảo mật). Đây là tiền thân của TLS.</w:t>
+      </w:r>
+    </w:p>
+    <w:p>
+      <w:r>
+        <w:t xml:space="preserve">- </w:t>
+      </w:r>
+      <w:r>
+        <w:t>TLS là viết tắt của Transport Layer Security, là một giao thức mã hóa cung cấp khả năng giao tiếp an toàn qua mạng máy tính.</w:t>
+      </w:r>
+    </w:p>
+    <w:p>
+      <w:r>
+        <w:t xml:space="preserve">- </w:t>
+      </w:r>
+      <w:r>
+        <w:t>gRPC tích hợp SSL/TLS và khuyến khích sử dụng SSL/TLS để xác thực máy chủ và mã hóa mọi dữ liệu được trao đổi giữa máy khách và máy chủ. Các cơ chế tùy chọn có sẵn cho máy khách để cung cấp chứng chỉ xác thực lẫn nhau.</w:t>
+      </w:r>
+    </w:p>
+    <w:p>
+      <w:pPr>
+        <w:rPr>
+          <w:b/>
+          <w:bCs/>
+        </w:rPr>
+      </w:pPr>
+    </w:p>
+    <w:p>
+      <w:pPr>
+        <w:rPr>
+          <w:b/>
+          <w:bCs/>
+        </w:rPr>
+      </w:pPr>
+      <w:r>
+        <w:rPr>
+          <w:b/>
+          <w:bCs/>
+        </w:rPr>
+        <w:t>3.7.2. Thành phần chính của TLS</w:t>
+      </w:r>
+    </w:p>
+    <w:p>
+      <w:r>
+        <w:rPr>
+          <w:b/>
+          <w:bCs/>
+        </w:rPr>
+        <w:t xml:space="preserve">- </w:t>
+      </w:r>
+      <w:r>
+        <w:rPr>
+          <w:b/>
+          <w:bCs/>
+        </w:rPr>
+        <w:t>Xác thực</w:t>
+      </w:r>
+      <w:r>
+        <w:rPr>
+          <w:b/>
+          <w:bCs/>
+        </w:rPr>
+        <w:t xml:space="preserve"> (Authorization):</w:t>
+      </w:r>
+      <w:r>
+        <w:t xml:space="preserve"> </w:t>
+      </w:r>
+      <w:r>
+        <w:t>TLS xác minh danh tính của các bên giao tiếp, thường là máy khách và máy chủ.</w:t>
+      </w:r>
+      <w:r>
+        <w:t xml:space="preserve"> </w:t>
+      </w:r>
+      <w:r>
+        <w:t>Với sự trợ giúp của mật mã bất đối xứng, TLS đảm bảo rằng chúng ta sẽ truy cập vào trang web chính thức chứ không phải trang web giả mạo.</w:t>
+      </w:r>
+    </w:p>
+    <w:p>
+      <w:pPr>
+        <w:rPr>
+          <w:b/>
+          <w:bCs/>
+        </w:rPr>
+      </w:pPr>
+      <w:r>
+        <w:rPr>
+          <w:b/>
+          <w:bCs/>
+        </w:rPr>
+        <w:t xml:space="preserve">- </w:t>
+      </w:r>
+      <w:r>
+        <w:rPr>
+          <w:b/>
+          <w:bCs/>
+        </w:rPr>
+        <w:t>Bảo mật</w:t>
+      </w:r>
+      <w:r>
+        <w:rPr>
+          <w:b/>
+          <w:bCs/>
+        </w:rPr>
+        <w:t xml:space="preserve"> (</w:t>
+      </w:r>
+      <w:r>
+        <w:rPr>
+          <w:b/>
+          <w:bCs/>
+        </w:rPr>
+        <w:t>Confidentiality</w:t>
+      </w:r>
+      <w:r>
+        <w:rPr>
+          <w:b/>
+          <w:bCs/>
+        </w:rPr>
+        <w:t xml:space="preserve">): </w:t>
+      </w:r>
+      <w:r>
+        <w:t>TLS bảo vệ dữ liệu được trao đổi khỏi sự truy cập trái phép bằng cách mã hóa dữ liệu bằng các thuật toán mã hóa đối xứng.</w:t>
+      </w:r>
+    </w:p>
+    <w:p>
+      <w:r>
+        <w:rPr>
+          <w:b/>
+          <w:bCs/>
+        </w:rPr>
+        <w:t>- Toàn vẹn (</w:t>
+      </w:r>
+      <w:r>
+        <w:rPr>
+          <w:b/>
+          <w:bCs/>
+        </w:rPr>
+        <w:t>Integrity</w:t>
+      </w:r>
+      <w:r>
+        <w:rPr>
+          <w:b/>
+          <w:bCs/>
+        </w:rPr>
+        <w:t xml:space="preserve">): </w:t>
+      </w:r>
+      <w:r>
+        <w:t xml:space="preserve">TLS nhận ra mọi thay đổi dữ liệu trong quá trình truyền bằng cách kiểm tra mã xác thực </w:t>
+      </w:r>
+      <w:r>
+        <w:t>thông điệp.</w:t>
+      </w:r>
+    </w:p>
+    <w:p/>
+    <w:p>
+      <w:pPr>
+        <w:rPr>
+          <w:b/>
+          <w:bCs/>
+        </w:rPr>
+      </w:pPr>
+      <w:r>
+        <w:rPr>
+          <w:b/>
+          <w:bCs/>
+        </w:rPr>
+        <w:t>3.7.3. Các kiểu kết nối gRPC</w:t>
+      </w:r>
+    </w:p>
+    <w:p>
+      <w:pPr>
+        <w:rPr>
+          <w:b/>
+          <w:bCs/>
+        </w:rPr>
+      </w:pPr>
+      <w:r>
+        <w:rPr>
+          <w:b/>
+          <w:bCs/>
+        </w:rPr>
+        <w:lastRenderedPageBreak/>
+        <w:drawing>
+          <wp:inline distT="0" distB="0" distL="0" distR="0" wp14:anchorId="06B943E7" wp14:editId="0B5BB0B7">
+            <wp:extent cx="5943600" cy="3343275"/>
+            <wp:effectExtent l="0" t="0" r="0" b="9525"/>
+            <wp:docPr id="1374114073" name="Picture 1"/>
+            <wp:cNvGraphicFramePr>
+              <a:graphicFrameLocks xmlns:a="http://schemas.openxmlformats.org/drawingml/2006/main" noChangeAspect="1"/>
+            </wp:cNvGraphicFramePr>
+            <a:graphic xmlns:a="http://schemas.openxmlformats.org/drawingml/2006/main">
+              <a:graphicData uri="http://schemas.openxmlformats.org/drawingml/2006/picture">
+                <pic:pic xmlns:pic="http://schemas.openxmlformats.org/drawingml/2006/picture">
+                  <pic:nvPicPr>
+                    <pic:cNvPr id="1374114073" name=""/>
+                    <pic:cNvPicPr/>
+                  </pic:nvPicPr>
+                  <pic:blipFill>
+                    <a:blip r:embed="rId19"/>
+                    <a:stretch>
+                      <a:fillRect/>
+                    </a:stretch>
+                  </pic:blipFill>
+                  <pic:spPr>
+                    <a:xfrm>
+                      <a:off x="0" y="0"/>
+                      <a:ext cx="5943600" cy="3343275"/>
+                    </a:xfrm>
+                    <a:prstGeom prst="rect">
+                      <a:avLst/>
+                    </a:prstGeom>
+                  </pic:spPr>
+                </pic:pic>
+              </a:graphicData>
+            </a:graphic>
+          </wp:inline>
+        </w:drawing>
+      </w:r>
+    </w:p>
+    <w:p>
+      <w:r>
+        <w:t>- K</w:t>
+      </w:r>
+      <w:r>
+        <w:t>ết nối không an toàn</w:t>
+      </w:r>
+      <w:r>
+        <w:t>:</w:t>
+      </w:r>
+      <w:r>
+        <w:t xml:space="preserve"> mọi dữ liệu được truyền giữa máy khách và máy chủ đều không được mã hóa</w:t>
+      </w:r>
+      <w:r>
+        <w:t>.</w:t>
+      </w:r>
+    </w:p>
+    <w:p>
+      <w:r>
+        <w:t>- K</w:t>
+      </w:r>
+      <w:r>
+        <w:t>ết nối được bảo mật bằng TLS phía máy chủ</w:t>
+      </w:r>
+      <w:r>
+        <w:t>:</w:t>
+      </w:r>
+      <w:r>
+        <w:t xml:space="preserve"> tất cả dữ liệu được mã hóa, nhưng chỉ máy chủ cần cung cấp chứng chỉ TLS cho máy khách. </w:t>
+      </w:r>
+      <w:r>
+        <w:t xml:space="preserve">Ta </w:t>
+      </w:r>
+      <w:r>
+        <w:t>có thể sử dụng loại kết nối này nếu máy chủ không quan tâm máy khách nào đang</w:t>
+      </w:r>
+      <w:r>
+        <w:t xml:space="preserve"> triệu</w:t>
+      </w:r>
+      <w:r>
+        <w:t xml:space="preserve"> gọi API của nó.</w:t>
+      </w:r>
+    </w:p>
+    <w:p>
+      <w:r>
+        <w:t>- Kết</w:t>
+      </w:r>
+      <w:r>
+        <w:t xml:space="preserve"> nối được bảo mật bằng TLS tương hỗ</w:t>
+      </w:r>
+      <w:r>
+        <w:t>:</w:t>
+      </w:r>
+      <w:r>
+        <w:t xml:space="preserve"> máy chủ cũng cần xác minh ai đang </w:t>
+      </w:r>
+      <w:r>
+        <w:t xml:space="preserve">triệu </w:t>
+      </w:r>
+      <w:r>
+        <w:t>gọi dịch vụ của mình. Vì vậy, trong trường hợp này, cả máy khách và máy chủ đều phải cung cấp chứng chỉ TLS cho nhau.</w:t>
+      </w:r>
+    </w:p>
+    <w:p/>
+    <w:p>
+      <w:pPr>
+        <w:rPr>
+          <w:b/>
+          <w:bCs/>
+        </w:rPr>
+      </w:pPr>
+      <w:r>
+        <w:rPr>
+          <w:b/>
+          <w:bCs/>
+        </w:rPr>
+        <w:t>3.7.4. Các cơ chế xác thực được gRPC hỗ trợ khác</w:t>
+      </w:r>
+    </w:p>
+    <w:p>
+      <w:r>
+        <w:rPr>
+          <w:b/>
+          <w:bCs/>
+        </w:rPr>
+        <w:t xml:space="preserve">- </w:t>
+      </w:r>
+      <w:r>
+        <w:rPr>
+          <w:b/>
+          <w:bCs/>
+        </w:rPr>
+        <w:t>ALTS:</w:t>
+      </w:r>
+      <w:r>
+        <w:t xml:space="preserve"> gRPC hỗ trợ ALTS như một cơ chế bảo mật vận chuyển, nếu ứng dụng đang chạy trên Compute Engine</w:t>
+      </w:r>
+      <w:r>
+        <w:t xml:space="preserve"> </w:t>
+      </w:r>
+      <w:r>
+        <w:t>hoặc Google Kubernetes Engine (GKE)</w:t>
+      </w:r>
+      <w:r>
+        <w:t>.</w:t>
+      </w:r>
+    </w:p>
+    <w:p>
+      <w:r>
+        <w:rPr>
+          <w:b/>
+          <w:bCs/>
+        </w:rPr>
+        <w:t xml:space="preserve">- </w:t>
+      </w:r>
+      <w:r>
+        <w:rPr>
+          <w:b/>
+          <w:bCs/>
+        </w:rPr>
+        <w:t>Xác thực dựa trên mã thông báo với Google:</w:t>
+      </w:r>
+      <w:r>
+        <w:t xml:space="preserve"> gRPC cung cấp một cơ chế chung để đính kèm thông tin xác thực dựa trên </w:t>
+      </w:r>
+      <w:r>
+        <w:t>metadata</w:t>
+      </w:r>
+      <w:r>
+        <w:t xml:space="preserve"> vào các yêu cầu và phản hồi. Hỗ trợ bổ sung cho việc lấy mã thông báo truy cập (thường là mã thông báo OAuth2) khi truy cập các API của Google thông qua gRPC được cung cấp cho một số luồng xác thực nhất định. Nhìn chung, cơ chế này phải được sử dụng song song với SSL/TLS trên kênh - Google sẽ không cho phép kết nối không có SSL/TLS, và hầu hết các triển khai ngôn ngữ gRPC sẽ không cho phép gửi thông tin xác thực trên kênh không được mã hóa.</w:t>
       </w:r>
     </w:p>
     <w:sectPr>
@@ -9820,9 +10837,158 @@
     </w:lvl>
   </w:abstractNum>
   <w:abstractNum w:abstractNumId="1" w15:restartNumberingAfterBreak="0">
-    <w:nsid w:val="7DCD6D0D"/>
+    <w:nsid w:val="2D1A07B4"/>
     <w:multiLevelType w:val="multilevel"/>
-    <w:tmpl w:val="B85A0AF6"/>
+    <w:tmpl w:val="779AF176"/>
+    <w:lvl w:ilvl="0">
+      <w:start w:val="1"/>
+      <w:numFmt w:val="bullet"/>
+      <w:lvlText w:val=""/>
+      <w:lvlJc w:val="left"/>
+      <w:pPr>
+        <w:tabs>
+          <w:tab w:val="num" w:pos="720"/>
+        </w:tabs>
+        <w:ind w:left="720" w:hanging="360"/>
+      </w:pPr>
+      <w:rPr>
+        <w:rFonts w:ascii="Symbol" w:hAnsi="Symbol" w:hint="default"/>
+        <w:sz w:val="20"/>
+      </w:rPr>
+    </w:lvl>
+    <w:lvl w:ilvl="1" w:tentative="1">
+      <w:start w:val="1"/>
+      <w:numFmt w:val="bullet"/>
+      <w:lvlText w:val=""/>
+      <w:lvlJc w:val="left"/>
+      <w:pPr>
+        <w:tabs>
+          <w:tab w:val="num" w:pos="1440"/>
+        </w:tabs>
+        <w:ind w:left="1440" w:hanging="360"/>
+      </w:pPr>
+      <w:rPr>
+        <w:rFonts w:ascii="Symbol" w:hAnsi="Symbol" w:hint="default"/>
+        <w:sz w:val="20"/>
+      </w:rPr>
+    </w:lvl>
+    <w:lvl w:ilvl="2" w:tentative="1">
+      <w:start w:val="1"/>
+      <w:numFmt w:val="bullet"/>
+      <w:lvlText w:val=""/>
+      <w:lvlJc w:val="left"/>
+      <w:pPr>
+        <w:tabs>
+          <w:tab w:val="num" w:pos="2160"/>
+        </w:tabs>
+        <w:ind w:left="2160" w:hanging="360"/>
+      </w:pPr>
+      <w:rPr>
+        <w:rFonts w:ascii="Symbol" w:hAnsi="Symbol" w:hint="default"/>
+        <w:sz w:val="20"/>
+      </w:rPr>
+    </w:lvl>
+    <w:lvl w:ilvl="3" w:tentative="1">
+      <w:start w:val="1"/>
+      <w:numFmt w:val="bullet"/>
+      <w:lvlText w:val=""/>
+      <w:lvlJc w:val="left"/>
+      <w:pPr>
+        <w:tabs>
+          <w:tab w:val="num" w:pos="2880"/>
+        </w:tabs>
+        <w:ind w:left="2880" w:hanging="360"/>
+      </w:pPr>
+      <w:rPr>
+        <w:rFonts w:ascii="Symbol" w:hAnsi="Symbol" w:hint="default"/>
+        <w:sz w:val="20"/>
+      </w:rPr>
+    </w:lvl>
+    <w:lvl w:ilvl="4" w:tentative="1">
+      <w:start w:val="1"/>
+      <w:numFmt w:val="bullet"/>
+      <w:lvlText w:val=""/>
+      <w:lvlJc w:val="left"/>
+      <w:pPr>
+        <w:tabs>
+          <w:tab w:val="num" w:pos="3600"/>
+        </w:tabs>
+        <w:ind w:left="3600" w:hanging="360"/>
+      </w:pPr>
+      <w:rPr>
+        <w:rFonts w:ascii="Symbol" w:hAnsi="Symbol" w:hint="default"/>
+        <w:sz w:val="20"/>
+      </w:rPr>
+    </w:lvl>
+    <w:lvl w:ilvl="5" w:tentative="1">
+      <w:start w:val="1"/>
+      <w:numFmt w:val="bullet"/>
+      <w:lvlText w:val=""/>
+      <w:lvlJc w:val="left"/>
+      <w:pPr>
+        <w:tabs>
+          <w:tab w:val="num" w:pos="4320"/>
+        </w:tabs>
+        <w:ind w:left="4320" w:hanging="360"/>
+      </w:pPr>
+      <w:rPr>
+        <w:rFonts w:ascii="Symbol" w:hAnsi="Symbol" w:hint="default"/>
+        <w:sz w:val="20"/>
+      </w:rPr>
+    </w:lvl>
+    <w:lvl w:ilvl="6" w:tentative="1">
+      <w:start w:val="1"/>
+      <w:numFmt w:val="bullet"/>
+      <w:lvlText w:val=""/>
+      <w:lvlJc w:val="left"/>
+      <w:pPr>
+        <w:tabs>
+          <w:tab w:val="num" w:pos="5040"/>
+        </w:tabs>
+        <w:ind w:left="5040" w:hanging="360"/>
+      </w:pPr>
+      <w:rPr>
+        <w:rFonts w:ascii="Symbol" w:hAnsi="Symbol" w:hint="default"/>
+        <w:sz w:val="20"/>
+      </w:rPr>
+    </w:lvl>
+    <w:lvl w:ilvl="7" w:tentative="1">
+      <w:start w:val="1"/>
+      <w:numFmt w:val="bullet"/>
+      <w:lvlText w:val=""/>
+      <w:lvlJc w:val="left"/>
+      <w:pPr>
+        <w:tabs>
+          <w:tab w:val="num" w:pos="5760"/>
+        </w:tabs>
+        <w:ind w:left="5760" w:hanging="360"/>
+      </w:pPr>
+      <w:rPr>
+        <w:rFonts w:ascii="Symbol" w:hAnsi="Symbol" w:hint="default"/>
+        <w:sz w:val="20"/>
+      </w:rPr>
+    </w:lvl>
+    <w:lvl w:ilvl="8" w:tentative="1">
+      <w:start w:val="1"/>
+      <w:numFmt w:val="bullet"/>
+      <w:lvlText w:val=""/>
+      <w:lvlJc w:val="left"/>
+      <w:pPr>
+        <w:tabs>
+          <w:tab w:val="num" w:pos="6480"/>
+        </w:tabs>
+        <w:ind w:left="6480" w:hanging="360"/>
+      </w:pPr>
+      <w:rPr>
+        <w:rFonts w:ascii="Symbol" w:hAnsi="Symbol" w:hint="default"/>
+        <w:sz w:val="20"/>
+      </w:rPr>
+    </w:lvl>
+  </w:abstractNum>
+  <w:abstractNum w:abstractNumId="2" w15:restartNumberingAfterBreak="0">
+    <w:nsid w:val="31FA7262"/>
+    <w:multiLevelType w:val="multilevel"/>
+    <w:tmpl w:val="E65013F2"/>
     <w:lvl w:ilvl="0">
       <w:start w:val="1"/>
       <w:numFmt w:val="bullet"/>
@@ -9968,11 +11134,1135 @@
       </w:rPr>
     </w:lvl>
   </w:abstractNum>
+  <w:abstractNum w:abstractNumId="3" w15:restartNumberingAfterBreak="0">
+    <w:nsid w:val="38183B98"/>
+    <w:multiLevelType w:val="hybridMultilevel"/>
+    <w:tmpl w:val="A022AFD6"/>
+    <w:lvl w:ilvl="0" w:tplc="0409000F">
+      <w:start w:val="1"/>
+      <w:numFmt w:val="decimal"/>
+      <w:lvlText w:val="%1."/>
+      <w:lvlJc w:val="left"/>
+      <w:pPr>
+        <w:ind w:left="720" w:hanging="360"/>
+      </w:pPr>
+      <w:rPr>
+        <w:rFonts w:hint="default"/>
+        <w:color w:val="auto"/>
+      </w:rPr>
+    </w:lvl>
+    <w:lvl w:ilvl="1" w:tplc="04090019" w:tentative="1">
+      <w:start w:val="1"/>
+      <w:numFmt w:val="lowerLetter"/>
+      <w:lvlText w:val="%2."/>
+      <w:lvlJc w:val="left"/>
+      <w:pPr>
+        <w:ind w:left="1440" w:hanging="360"/>
+      </w:pPr>
+    </w:lvl>
+    <w:lvl w:ilvl="2" w:tplc="0409001B" w:tentative="1">
+      <w:start w:val="1"/>
+      <w:numFmt w:val="lowerRoman"/>
+      <w:lvlText w:val="%3."/>
+      <w:lvlJc w:val="right"/>
+      <w:pPr>
+        <w:ind w:left="2160" w:hanging="180"/>
+      </w:pPr>
+    </w:lvl>
+    <w:lvl w:ilvl="3" w:tplc="0409000F" w:tentative="1">
+      <w:start w:val="1"/>
+      <w:numFmt w:val="decimal"/>
+      <w:lvlText w:val="%4."/>
+      <w:lvlJc w:val="left"/>
+      <w:pPr>
+        <w:ind w:left="2880" w:hanging="360"/>
+      </w:pPr>
+    </w:lvl>
+    <w:lvl w:ilvl="4" w:tplc="04090019" w:tentative="1">
+      <w:start w:val="1"/>
+      <w:numFmt w:val="lowerLetter"/>
+      <w:lvlText w:val="%5."/>
+      <w:lvlJc w:val="left"/>
+      <w:pPr>
+        <w:ind w:left="3600" w:hanging="360"/>
+      </w:pPr>
+    </w:lvl>
+    <w:lvl w:ilvl="5" w:tplc="0409001B" w:tentative="1">
+      <w:start w:val="1"/>
+      <w:numFmt w:val="lowerRoman"/>
+      <w:lvlText w:val="%6."/>
+      <w:lvlJc w:val="right"/>
+      <w:pPr>
+        <w:ind w:left="4320" w:hanging="180"/>
+      </w:pPr>
+    </w:lvl>
+    <w:lvl w:ilvl="6" w:tplc="0409000F" w:tentative="1">
+      <w:start w:val="1"/>
+      <w:numFmt w:val="decimal"/>
+      <w:lvlText w:val="%7."/>
+      <w:lvlJc w:val="left"/>
+      <w:pPr>
+        <w:ind w:left="5040" w:hanging="360"/>
+      </w:pPr>
+    </w:lvl>
+    <w:lvl w:ilvl="7" w:tplc="04090019" w:tentative="1">
+      <w:start w:val="1"/>
+      <w:numFmt w:val="lowerLetter"/>
+      <w:lvlText w:val="%8."/>
+      <w:lvlJc w:val="left"/>
+      <w:pPr>
+        <w:ind w:left="5760" w:hanging="360"/>
+      </w:pPr>
+    </w:lvl>
+    <w:lvl w:ilvl="8" w:tplc="0409001B" w:tentative="1">
+      <w:start w:val="1"/>
+      <w:numFmt w:val="lowerRoman"/>
+      <w:lvlText w:val="%9."/>
+      <w:lvlJc w:val="right"/>
+      <w:pPr>
+        <w:ind w:left="6480" w:hanging="180"/>
+      </w:pPr>
+    </w:lvl>
+  </w:abstractNum>
+  <w:abstractNum w:abstractNumId="4" w15:restartNumberingAfterBreak="0">
+    <w:nsid w:val="44CF76E3"/>
+    <w:multiLevelType w:val="multilevel"/>
+    <w:tmpl w:val="5E4021CC"/>
+    <w:lvl w:ilvl="0">
+      <w:start w:val="1"/>
+      <w:numFmt w:val="bullet"/>
+      <w:lvlText w:val=""/>
+      <w:lvlJc w:val="left"/>
+      <w:pPr>
+        <w:tabs>
+          <w:tab w:val="num" w:pos="720"/>
+        </w:tabs>
+        <w:ind w:left="720" w:hanging="360"/>
+      </w:pPr>
+      <w:rPr>
+        <w:rFonts w:ascii="Symbol" w:hAnsi="Symbol" w:hint="default"/>
+        <w:sz w:val="20"/>
+      </w:rPr>
+    </w:lvl>
+    <w:lvl w:ilvl="1" w:tentative="1">
+      <w:start w:val="1"/>
+      <w:numFmt w:val="bullet"/>
+      <w:lvlText w:val="o"/>
+      <w:lvlJc w:val="left"/>
+      <w:pPr>
+        <w:tabs>
+          <w:tab w:val="num" w:pos="1440"/>
+        </w:tabs>
+        <w:ind w:left="1440" w:hanging="360"/>
+      </w:pPr>
+      <w:rPr>
+        <w:rFonts w:ascii="Courier New" w:hAnsi="Courier New" w:hint="default"/>
+        <w:sz w:val="20"/>
+      </w:rPr>
+    </w:lvl>
+    <w:lvl w:ilvl="2" w:tentative="1">
+      <w:start w:val="1"/>
+      <w:numFmt w:val="bullet"/>
+      <w:lvlText w:val=""/>
+      <w:lvlJc w:val="left"/>
+      <w:pPr>
+        <w:tabs>
+          <w:tab w:val="num" w:pos="2160"/>
+        </w:tabs>
+        <w:ind w:left="2160" w:hanging="360"/>
+      </w:pPr>
+      <w:rPr>
+        <w:rFonts w:ascii="Wingdings" w:hAnsi="Wingdings" w:hint="default"/>
+        <w:sz w:val="20"/>
+      </w:rPr>
+    </w:lvl>
+    <w:lvl w:ilvl="3" w:tentative="1">
+      <w:start w:val="1"/>
+      <w:numFmt w:val="bullet"/>
+      <w:lvlText w:val=""/>
+      <w:lvlJc w:val="left"/>
+      <w:pPr>
+        <w:tabs>
+          <w:tab w:val="num" w:pos="2880"/>
+        </w:tabs>
+        <w:ind w:left="2880" w:hanging="360"/>
+      </w:pPr>
+      <w:rPr>
+        <w:rFonts w:ascii="Wingdings" w:hAnsi="Wingdings" w:hint="default"/>
+        <w:sz w:val="20"/>
+      </w:rPr>
+    </w:lvl>
+    <w:lvl w:ilvl="4" w:tentative="1">
+      <w:start w:val="1"/>
+      <w:numFmt w:val="bullet"/>
+      <w:lvlText w:val=""/>
+      <w:lvlJc w:val="left"/>
+      <w:pPr>
+        <w:tabs>
+          <w:tab w:val="num" w:pos="3600"/>
+        </w:tabs>
+        <w:ind w:left="3600" w:hanging="360"/>
+      </w:pPr>
+      <w:rPr>
+        <w:rFonts w:ascii="Wingdings" w:hAnsi="Wingdings" w:hint="default"/>
+        <w:sz w:val="20"/>
+      </w:rPr>
+    </w:lvl>
+    <w:lvl w:ilvl="5" w:tentative="1">
+      <w:start w:val="1"/>
+      <w:numFmt w:val="bullet"/>
+      <w:lvlText w:val=""/>
+      <w:lvlJc w:val="left"/>
+      <w:pPr>
+        <w:tabs>
+          <w:tab w:val="num" w:pos="4320"/>
+        </w:tabs>
+        <w:ind w:left="4320" w:hanging="360"/>
+      </w:pPr>
+      <w:rPr>
+        <w:rFonts w:ascii="Wingdings" w:hAnsi="Wingdings" w:hint="default"/>
+        <w:sz w:val="20"/>
+      </w:rPr>
+    </w:lvl>
+    <w:lvl w:ilvl="6" w:tentative="1">
+      <w:start w:val="1"/>
+      <w:numFmt w:val="bullet"/>
+      <w:lvlText w:val=""/>
+      <w:lvlJc w:val="left"/>
+      <w:pPr>
+        <w:tabs>
+          <w:tab w:val="num" w:pos="5040"/>
+        </w:tabs>
+        <w:ind w:left="5040" w:hanging="360"/>
+      </w:pPr>
+      <w:rPr>
+        <w:rFonts w:ascii="Wingdings" w:hAnsi="Wingdings" w:hint="default"/>
+        <w:sz w:val="20"/>
+      </w:rPr>
+    </w:lvl>
+    <w:lvl w:ilvl="7" w:tentative="1">
+      <w:start w:val="1"/>
+      <w:numFmt w:val="bullet"/>
+      <w:lvlText w:val=""/>
+      <w:lvlJc w:val="left"/>
+      <w:pPr>
+        <w:tabs>
+          <w:tab w:val="num" w:pos="5760"/>
+        </w:tabs>
+        <w:ind w:left="5760" w:hanging="360"/>
+      </w:pPr>
+      <w:rPr>
+        <w:rFonts w:ascii="Wingdings" w:hAnsi="Wingdings" w:hint="default"/>
+        <w:sz w:val="20"/>
+      </w:rPr>
+    </w:lvl>
+    <w:lvl w:ilvl="8" w:tentative="1">
+      <w:start w:val="1"/>
+      <w:numFmt w:val="bullet"/>
+      <w:lvlText w:val=""/>
+      <w:lvlJc w:val="left"/>
+      <w:pPr>
+        <w:tabs>
+          <w:tab w:val="num" w:pos="6480"/>
+        </w:tabs>
+        <w:ind w:left="6480" w:hanging="360"/>
+      </w:pPr>
+      <w:rPr>
+        <w:rFonts w:ascii="Wingdings" w:hAnsi="Wingdings" w:hint="default"/>
+        <w:sz w:val="20"/>
+      </w:rPr>
+    </w:lvl>
+  </w:abstractNum>
+  <w:abstractNum w:abstractNumId="5" w15:restartNumberingAfterBreak="0">
+    <w:nsid w:val="4FFD5F2E"/>
+    <w:multiLevelType w:val="multilevel"/>
+    <w:tmpl w:val="7840C83C"/>
+    <w:lvl w:ilvl="0">
+      <w:start w:val="1"/>
+      <w:numFmt w:val="bullet"/>
+      <w:lvlText w:val=""/>
+      <w:lvlJc w:val="left"/>
+      <w:pPr>
+        <w:tabs>
+          <w:tab w:val="num" w:pos="720"/>
+        </w:tabs>
+        <w:ind w:left="720" w:hanging="360"/>
+      </w:pPr>
+      <w:rPr>
+        <w:rFonts w:ascii="Symbol" w:hAnsi="Symbol" w:hint="default"/>
+        <w:sz w:val="20"/>
+      </w:rPr>
+    </w:lvl>
+    <w:lvl w:ilvl="1" w:tentative="1">
+      <w:start w:val="1"/>
+      <w:numFmt w:val="bullet"/>
+      <w:lvlText w:val="o"/>
+      <w:lvlJc w:val="left"/>
+      <w:pPr>
+        <w:tabs>
+          <w:tab w:val="num" w:pos="1440"/>
+        </w:tabs>
+        <w:ind w:left="1440" w:hanging="360"/>
+      </w:pPr>
+      <w:rPr>
+        <w:rFonts w:ascii="Courier New" w:hAnsi="Courier New" w:hint="default"/>
+        <w:sz w:val="20"/>
+      </w:rPr>
+    </w:lvl>
+    <w:lvl w:ilvl="2" w:tentative="1">
+      <w:start w:val="1"/>
+      <w:numFmt w:val="bullet"/>
+      <w:lvlText w:val=""/>
+      <w:lvlJc w:val="left"/>
+      <w:pPr>
+        <w:tabs>
+          <w:tab w:val="num" w:pos="2160"/>
+        </w:tabs>
+        <w:ind w:left="2160" w:hanging="360"/>
+      </w:pPr>
+      <w:rPr>
+        <w:rFonts w:ascii="Wingdings" w:hAnsi="Wingdings" w:hint="default"/>
+        <w:sz w:val="20"/>
+      </w:rPr>
+    </w:lvl>
+    <w:lvl w:ilvl="3" w:tentative="1">
+      <w:start w:val="1"/>
+      <w:numFmt w:val="bullet"/>
+      <w:lvlText w:val=""/>
+      <w:lvlJc w:val="left"/>
+      <w:pPr>
+        <w:tabs>
+          <w:tab w:val="num" w:pos="2880"/>
+        </w:tabs>
+        <w:ind w:left="2880" w:hanging="360"/>
+      </w:pPr>
+      <w:rPr>
+        <w:rFonts w:ascii="Wingdings" w:hAnsi="Wingdings" w:hint="default"/>
+        <w:sz w:val="20"/>
+      </w:rPr>
+    </w:lvl>
+    <w:lvl w:ilvl="4" w:tentative="1">
+      <w:start w:val="1"/>
+      <w:numFmt w:val="bullet"/>
+      <w:lvlText w:val=""/>
+      <w:lvlJc w:val="left"/>
+      <w:pPr>
+        <w:tabs>
+          <w:tab w:val="num" w:pos="3600"/>
+        </w:tabs>
+        <w:ind w:left="3600" w:hanging="360"/>
+      </w:pPr>
+      <w:rPr>
+        <w:rFonts w:ascii="Wingdings" w:hAnsi="Wingdings" w:hint="default"/>
+        <w:sz w:val="20"/>
+      </w:rPr>
+    </w:lvl>
+    <w:lvl w:ilvl="5" w:tentative="1">
+      <w:start w:val="1"/>
+      <w:numFmt w:val="bullet"/>
+      <w:lvlText w:val=""/>
+      <w:lvlJc w:val="left"/>
+      <w:pPr>
+        <w:tabs>
+          <w:tab w:val="num" w:pos="4320"/>
+        </w:tabs>
+        <w:ind w:left="4320" w:hanging="360"/>
+      </w:pPr>
+      <w:rPr>
+        <w:rFonts w:ascii="Wingdings" w:hAnsi="Wingdings" w:hint="default"/>
+        <w:sz w:val="20"/>
+      </w:rPr>
+    </w:lvl>
+    <w:lvl w:ilvl="6" w:tentative="1">
+      <w:start w:val="1"/>
+      <w:numFmt w:val="bullet"/>
+      <w:lvlText w:val=""/>
+      <w:lvlJc w:val="left"/>
+      <w:pPr>
+        <w:tabs>
+          <w:tab w:val="num" w:pos="5040"/>
+        </w:tabs>
+        <w:ind w:left="5040" w:hanging="360"/>
+      </w:pPr>
+      <w:rPr>
+        <w:rFonts w:ascii="Wingdings" w:hAnsi="Wingdings" w:hint="default"/>
+        <w:sz w:val="20"/>
+      </w:rPr>
+    </w:lvl>
+    <w:lvl w:ilvl="7" w:tentative="1">
+      <w:start w:val="1"/>
+      <w:numFmt w:val="bullet"/>
+      <w:lvlText w:val=""/>
+      <w:lvlJc w:val="left"/>
+      <w:pPr>
+        <w:tabs>
+          <w:tab w:val="num" w:pos="5760"/>
+        </w:tabs>
+        <w:ind w:left="5760" w:hanging="360"/>
+      </w:pPr>
+      <w:rPr>
+        <w:rFonts w:ascii="Wingdings" w:hAnsi="Wingdings" w:hint="default"/>
+        <w:sz w:val="20"/>
+      </w:rPr>
+    </w:lvl>
+    <w:lvl w:ilvl="8" w:tentative="1">
+      <w:start w:val="1"/>
+      <w:numFmt w:val="bullet"/>
+      <w:lvlText w:val=""/>
+      <w:lvlJc w:val="left"/>
+      <w:pPr>
+        <w:tabs>
+          <w:tab w:val="num" w:pos="6480"/>
+        </w:tabs>
+        <w:ind w:left="6480" w:hanging="360"/>
+      </w:pPr>
+      <w:rPr>
+        <w:rFonts w:ascii="Wingdings" w:hAnsi="Wingdings" w:hint="default"/>
+        <w:sz w:val="20"/>
+      </w:rPr>
+    </w:lvl>
+  </w:abstractNum>
+  <w:abstractNum w:abstractNumId="6" w15:restartNumberingAfterBreak="0">
+    <w:nsid w:val="534B2531"/>
+    <w:multiLevelType w:val="multilevel"/>
+    <w:tmpl w:val="0322AA22"/>
+    <w:lvl w:ilvl="0">
+      <w:start w:val="1"/>
+      <w:numFmt w:val="bullet"/>
+      <w:lvlText w:val=""/>
+      <w:lvlJc w:val="left"/>
+      <w:pPr>
+        <w:tabs>
+          <w:tab w:val="num" w:pos="720"/>
+        </w:tabs>
+        <w:ind w:left="720" w:hanging="360"/>
+      </w:pPr>
+      <w:rPr>
+        <w:rFonts w:ascii="Symbol" w:hAnsi="Symbol" w:hint="default"/>
+        <w:sz w:val="20"/>
+      </w:rPr>
+    </w:lvl>
+    <w:lvl w:ilvl="1" w:tentative="1">
+      <w:start w:val="1"/>
+      <w:numFmt w:val="bullet"/>
+      <w:lvlText w:val=""/>
+      <w:lvlJc w:val="left"/>
+      <w:pPr>
+        <w:tabs>
+          <w:tab w:val="num" w:pos="1440"/>
+        </w:tabs>
+        <w:ind w:left="1440" w:hanging="360"/>
+      </w:pPr>
+      <w:rPr>
+        <w:rFonts w:ascii="Symbol" w:hAnsi="Symbol" w:hint="default"/>
+        <w:sz w:val="20"/>
+      </w:rPr>
+    </w:lvl>
+    <w:lvl w:ilvl="2" w:tentative="1">
+      <w:start w:val="1"/>
+      <w:numFmt w:val="bullet"/>
+      <w:lvlText w:val=""/>
+      <w:lvlJc w:val="left"/>
+      <w:pPr>
+        <w:tabs>
+          <w:tab w:val="num" w:pos="2160"/>
+        </w:tabs>
+        <w:ind w:left="2160" w:hanging="360"/>
+      </w:pPr>
+      <w:rPr>
+        <w:rFonts w:ascii="Symbol" w:hAnsi="Symbol" w:hint="default"/>
+        <w:sz w:val="20"/>
+      </w:rPr>
+    </w:lvl>
+    <w:lvl w:ilvl="3" w:tentative="1">
+      <w:start w:val="1"/>
+      <w:numFmt w:val="bullet"/>
+      <w:lvlText w:val=""/>
+      <w:lvlJc w:val="left"/>
+      <w:pPr>
+        <w:tabs>
+          <w:tab w:val="num" w:pos="2880"/>
+        </w:tabs>
+        <w:ind w:left="2880" w:hanging="360"/>
+      </w:pPr>
+      <w:rPr>
+        <w:rFonts w:ascii="Symbol" w:hAnsi="Symbol" w:hint="default"/>
+        <w:sz w:val="20"/>
+      </w:rPr>
+    </w:lvl>
+    <w:lvl w:ilvl="4" w:tentative="1">
+      <w:start w:val="1"/>
+      <w:numFmt w:val="bullet"/>
+      <w:lvlText w:val=""/>
+      <w:lvlJc w:val="left"/>
+      <w:pPr>
+        <w:tabs>
+          <w:tab w:val="num" w:pos="3600"/>
+        </w:tabs>
+        <w:ind w:left="3600" w:hanging="360"/>
+      </w:pPr>
+      <w:rPr>
+        <w:rFonts w:ascii="Symbol" w:hAnsi="Symbol" w:hint="default"/>
+        <w:sz w:val="20"/>
+      </w:rPr>
+    </w:lvl>
+    <w:lvl w:ilvl="5" w:tentative="1">
+      <w:start w:val="1"/>
+      <w:numFmt w:val="bullet"/>
+      <w:lvlText w:val=""/>
+      <w:lvlJc w:val="left"/>
+      <w:pPr>
+        <w:tabs>
+          <w:tab w:val="num" w:pos="4320"/>
+        </w:tabs>
+        <w:ind w:left="4320" w:hanging="360"/>
+      </w:pPr>
+      <w:rPr>
+        <w:rFonts w:ascii="Symbol" w:hAnsi="Symbol" w:hint="default"/>
+        <w:sz w:val="20"/>
+      </w:rPr>
+    </w:lvl>
+    <w:lvl w:ilvl="6" w:tentative="1">
+      <w:start w:val="1"/>
+      <w:numFmt w:val="bullet"/>
+      <w:lvlText w:val=""/>
+      <w:lvlJc w:val="left"/>
+      <w:pPr>
+        <w:tabs>
+          <w:tab w:val="num" w:pos="5040"/>
+        </w:tabs>
+        <w:ind w:left="5040" w:hanging="360"/>
+      </w:pPr>
+      <w:rPr>
+        <w:rFonts w:ascii="Symbol" w:hAnsi="Symbol" w:hint="default"/>
+        <w:sz w:val="20"/>
+      </w:rPr>
+    </w:lvl>
+    <w:lvl w:ilvl="7" w:tentative="1">
+      <w:start w:val="1"/>
+      <w:numFmt w:val="bullet"/>
+      <w:lvlText w:val=""/>
+      <w:lvlJc w:val="left"/>
+      <w:pPr>
+        <w:tabs>
+          <w:tab w:val="num" w:pos="5760"/>
+        </w:tabs>
+        <w:ind w:left="5760" w:hanging="360"/>
+      </w:pPr>
+      <w:rPr>
+        <w:rFonts w:ascii="Symbol" w:hAnsi="Symbol" w:hint="default"/>
+        <w:sz w:val="20"/>
+      </w:rPr>
+    </w:lvl>
+    <w:lvl w:ilvl="8" w:tentative="1">
+      <w:start w:val="1"/>
+      <w:numFmt w:val="bullet"/>
+      <w:lvlText w:val=""/>
+      <w:lvlJc w:val="left"/>
+      <w:pPr>
+        <w:tabs>
+          <w:tab w:val="num" w:pos="6480"/>
+        </w:tabs>
+        <w:ind w:left="6480" w:hanging="360"/>
+      </w:pPr>
+      <w:rPr>
+        <w:rFonts w:ascii="Symbol" w:hAnsi="Symbol" w:hint="default"/>
+        <w:sz w:val="20"/>
+      </w:rPr>
+    </w:lvl>
+  </w:abstractNum>
+  <w:abstractNum w:abstractNumId="7" w15:restartNumberingAfterBreak="0">
+    <w:nsid w:val="6A5921A9"/>
+    <w:multiLevelType w:val="multilevel"/>
+    <w:tmpl w:val="1096AC94"/>
+    <w:lvl w:ilvl="0">
+      <w:start w:val="1"/>
+      <w:numFmt w:val="bullet"/>
+      <w:lvlText w:val=""/>
+      <w:lvlJc w:val="left"/>
+      <w:pPr>
+        <w:tabs>
+          <w:tab w:val="num" w:pos="720"/>
+        </w:tabs>
+        <w:ind w:left="720" w:hanging="360"/>
+      </w:pPr>
+      <w:rPr>
+        <w:rFonts w:ascii="Symbol" w:hAnsi="Symbol" w:hint="default"/>
+        <w:sz w:val="20"/>
+      </w:rPr>
+    </w:lvl>
+    <w:lvl w:ilvl="1" w:tentative="1">
+      <w:start w:val="1"/>
+      <w:numFmt w:val="bullet"/>
+      <w:lvlText w:val="o"/>
+      <w:lvlJc w:val="left"/>
+      <w:pPr>
+        <w:tabs>
+          <w:tab w:val="num" w:pos="1440"/>
+        </w:tabs>
+        <w:ind w:left="1440" w:hanging="360"/>
+      </w:pPr>
+      <w:rPr>
+        <w:rFonts w:ascii="Courier New" w:hAnsi="Courier New" w:hint="default"/>
+        <w:sz w:val="20"/>
+      </w:rPr>
+    </w:lvl>
+    <w:lvl w:ilvl="2" w:tentative="1">
+      <w:start w:val="1"/>
+      <w:numFmt w:val="bullet"/>
+      <w:lvlText w:val=""/>
+      <w:lvlJc w:val="left"/>
+      <w:pPr>
+        <w:tabs>
+          <w:tab w:val="num" w:pos="2160"/>
+        </w:tabs>
+        <w:ind w:left="2160" w:hanging="360"/>
+      </w:pPr>
+      <w:rPr>
+        <w:rFonts w:ascii="Wingdings" w:hAnsi="Wingdings" w:hint="default"/>
+        <w:sz w:val="20"/>
+      </w:rPr>
+    </w:lvl>
+    <w:lvl w:ilvl="3" w:tentative="1">
+      <w:start w:val="1"/>
+      <w:numFmt w:val="bullet"/>
+      <w:lvlText w:val=""/>
+      <w:lvlJc w:val="left"/>
+      <w:pPr>
+        <w:tabs>
+          <w:tab w:val="num" w:pos="2880"/>
+        </w:tabs>
+        <w:ind w:left="2880" w:hanging="360"/>
+      </w:pPr>
+      <w:rPr>
+        <w:rFonts w:ascii="Wingdings" w:hAnsi="Wingdings" w:hint="default"/>
+        <w:sz w:val="20"/>
+      </w:rPr>
+    </w:lvl>
+    <w:lvl w:ilvl="4" w:tentative="1">
+      <w:start w:val="1"/>
+      <w:numFmt w:val="bullet"/>
+      <w:lvlText w:val=""/>
+      <w:lvlJc w:val="left"/>
+      <w:pPr>
+        <w:tabs>
+          <w:tab w:val="num" w:pos="3600"/>
+        </w:tabs>
+        <w:ind w:left="3600" w:hanging="360"/>
+      </w:pPr>
+      <w:rPr>
+        <w:rFonts w:ascii="Wingdings" w:hAnsi="Wingdings" w:hint="default"/>
+        <w:sz w:val="20"/>
+      </w:rPr>
+    </w:lvl>
+    <w:lvl w:ilvl="5" w:tentative="1">
+      <w:start w:val="1"/>
+      <w:numFmt w:val="bullet"/>
+      <w:lvlText w:val=""/>
+      <w:lvlJc w:val="left"/>
+      <w:pPr>
+        <w:tabs>
+          <w:tab w:val="num" w:pos="4320"/>
+        </w:tabs>
+        <w:ind w:left="4320" w:hanging="360"/>
+      </w:pPr>
+      <w:rPr>
+        <w:rFonts w:ascii="Wingdings" w:hAnsi="Wingdings" w:hint="default"/>
+        <w:sz w:val="20"/>
+      </w:rPr>
+    </w:lvl>
+    <w:lvl w:ilvl="6" w:tentative="1">
+      <w:start w:val="1"/>
+      <w:numFmt w:val="bullet"/>
+      <w:lvlText w:val=""/>
+      <w:lvlJc w:val="left"/>
+      <w:pPr>
+        <w:tabs>
+          <w:tab w:val="num" w:pos="5040"/>
+        </w:tabs>
+        <w:ind w:left="5040" w:hanging="360"/>
+      </w:pPr>
+      <w:rPr>
+        <w:rFonts w:ascii="Wingdings" w:hAnsi="Wingdings" w:hint="default"/>
+        <w:sz w:val="20"/>
+      </w:rPr>
+    </w:lvl>
+    <w:lvl w:ilvl="7" w:tentative="1">
+      <w:start w:val="1"/>
+      <w:numFmt w:val="bullet"/>
+      <w:lvlText w:val=""/>
+      <w:lvlJc w:val="left"/>
+      <w:pPr>
+        <w:tabs>
+          <w:tab w:val="num" w:pos="5760"/>
+        </w:tabs>
+        <w:ind w:left="5760" w:hanging="360"/>
+      </w:pPr>
+      <w:rPr>
+        <w:rFonts w:ascii="Wingdings" w:hAnsi="Wingdings" w:hint="default"/>
+        <w:sz w:val="20"/>
+      </w:rPr>
+    </w:lvl>
+    <w:lvl w:ilvl="8" w:tentative="1">
+      <w:start w:val="1"/>
+      <w:numFmt w:val="bullet"/>
+      <w:lvlText w:val=""/>
+      <w:lvlJc w:val="left"/>
+      <w:pPr>
+        <w:tabs>
+          <w:tab w:val="num" w:pos="6480"/>
+        </w:tabs>
+        <w:ind w:left="6480" w:hanging="360"/>
+      </w:pPr>
+      <w:rPr>
+        <w:rFonts w:ascii="Wingdings" w:hAnsi="Wingdings" w:hint="default"/>
+        <w:sz w:val="20"/>
+      </w:rPr>
+    </w:lvl>
+  </w:abstractNum>
+  <w:abstractNum w:abstractNumId="8" w15:restartNumberingAfterBreak="0">
+    <w:nsid w:val="7A9E60D5"/>
+    <w:multiLevelType w:val="multilevel"/>
+    <w:tmpl w:val="17A0D3EA"/>
+    <w:lvl w:ilvl="0">
+      <w:start w:val="1"/>
+      <w:numFmt w:val="decimal"/>
+      <w:lvlText w:val="%1."/>
+      <w:lvlJc w:val="left"/>
+      <w:pPr>
+        <w:tabs>
+          <w:tab w:val="num" w:pos="720"/>
+        </w:tabs>
+        <w:ind w:left="720" w:hanging="360"/>
+      </w:pPr>
+    </w:lvl>
+    <w:lvl w:ilvl="1" w:tentative="1">
+      <w:start w:val="1"/>
+      <w:numFmt w:val="decimal"/>
+      <w:lvlText w:val="%2."/>
+      <w:lvlJc w:val="left"/>
+      <w:pPr>
+        <w:tabs>
+          <w:tab w:val="num" w:pos="1440"/>
+        </w:tabs>
+        <w:ind w:left="1440" w:hanging="360"/>
+      </w:pPr>
+    </w:lvl>
+    <w:lvl w:ilvl="2" w:tentative="1">
+      <w:start w:val="1"/>
+      <w:numFmt w:val="decimal"/>
+      <w:lvlText w:val="%3."/>
+      <w:lvlJc w:val="left"/>
+      <w:pPr>
+        <w:tabs>
+          <w:tab w:val="num" w:pos="2160"/>
+        </w:tabs>
+        <w:ind w:left="2160" w:hanging="360"/>
+      </w:pPr>
+    </w:lvl>
+    <w:lvl w:ilvl="3" w:tentative="1">
+      <w:start w:val="1"/>
+      <w:numFmt w:val="decimal"/>
+      <w:lvlText w:val="%4."/>
+      <w:lvlJc w:val="left"/>
+      <w:pPr>
+        <w:tabs>
+          <w:tab w:val="num" w:pos="2880"/>
+        </w:tabs>
+        <w:ind w:left="2880" w:hanging="360"/>
+      </w:pPr>
+    </w:lvl>
+    <w:lvl w:ilvl="4" w:tentative="1">
+      <w:start w:val="1"/>
+      <w:numFmt w:val="decimal"/>
+      <w:lvlText w:val="%5."/>
+      <w:lvlJc w:val="left"/>
+      <w:pPr>
+        <w:tabs>
+          <w:tab w:val="num" w:pos="3600"/>
+        </w:tabs>
+        <w:ind w:left="3600" w:hanging="360"/>
+      </w:pPr>
+    </w:lvl>
+    <w:lvl w:ilvl="5" w:tentative="1">
+      <w:start w:val="1"/>
+      <w:numFmt w:val="decimal"/>
+      <w:lvlText w:val="%6."/>
+      <w:lvlJc w:val="left"/>
+      <w:pPr>
+        <w:tabs>
+          <w:tab w:val="num" w:pos="4320"/>
+        </w:tabs>
+        <w:ind w:left="4320" w:hanging="360"/>
+      </w:pPr>
+    </w:lvl>
+    <w:lvl w:ilvl="6" w:tentative="1">
+      <w:start w:val="1"/>
+      <w:numFmt w:val="decimal"/>
+      <w:lvlText w:val="%7."/>
+      <w:lvlJc w:val="left"/>
+      <w:pPr>
+        <w:tabs>
+          <w:tab w:val="num" w:pos="5040"/>
+        </w:tabs>
+        <w:ind w:left="5040" w:hanging="360"/>
+      </w:pPr>
+    </w:lvl>
+    <w:lvl w:ilvl="7" w:tentative="1">
+      <w:start w:val="1"/>
+      <w:numFmt w:val="decimal"/>
+      <w:lvlText w:val="%8."/>
+      <w:lvlJc w:val="left"/>
+      <w:pPr>
+        <w:tabs>
+          <w:tab w:val="num" w:pos="5760"/>
+        </w:tabs>
+        <w:ind w:left="5760" w:hanging="360"/>
+      </w:pPr>
+    </w:lvl>
+    <w:lvl w:ilvl="8" w:tentative="1">
+      <w:start w:val="1"/>
+      <w:numFmt w:val="decimal"/>
+      <w:lvlText w:val="%9."/>
+      <w:lvlJc w:val="left"/>
+      <w:pPr>
+        <w:tabs>
+          <w:tab w:val="num" w:pos="6480"/>
+        </w:tabs>
+        <w:ind w:left="6480" w:hanging="360"/>
+      </w:pPr>
+    </w:lvl>
+  </w:abstractNum>
+  <w:abstractNum w:abstractNumId="9" w15:restartNumberingAfterBreak="0">
+    <w:nsid w:val="7C0D413B"/>
+    <w:multiLevelType w:val="multilevel"/>
+    <w:tmpl w:val="51C0A78E"/>
+    <w:lvl w:ilvl="0">
+      <w:start w:val="1"/>
+      <w:numFmt w:val="bullet"/>
+      <w:lvlText w:val=""/>
+      <w:lvlJc w:val="left"/>
+      <w:pPr>
+        <w:tabs>
+          <w:tab w:val="num" w:pos="720"/>
+        </w:tabs>
+        <w:ind w:left="720" w:hanging="360"/>
+      </w:pPr>
+      <w:rPr>
+        <w:rFonts w:ascii="Symbol" w:hAnsi="Symbol" w:hint="default"/>
+        <w:sz w:val="20"/>
+      </w:rPr>
+    </w:lvl>
+    <w:lvl w:ilvl="1" w:tentative="1">
+      <w:start w:val="1"/>
+      <w:numFmt w:val="bullet"/>
+      <w:lvlText w:val="o"/>
+      <w:lvlJc w:val="left"/>
+      <w:pPr>
+        <w:tabs>
+          <w:tab w:val="num" w:pos="1440"/>
+        </w:tabs>
+        <w:ind w:left="1440" w:hanging="360"/>
+      </w:pPr>
+      <w:rPr>
+        <w:rFonts w:ascii="Courier New" w:hAnsi="Courier New" w:hint="default"/>
+        <w:sz w:val="20"/>
+      </w:rPr>
+    </w:lvl>
+    <w:lvl w:ilvl="2" w:tentative="1">
+      <w:start w:val="1"/>
+      <w:numFmt w:val="bullet"/>
+      <w:lvlText w:val=""/>
+      <w:lvlJc w:val="left"/>
+      <w:pPr>
+        <w:tabs>
+          <w:tab w:val="num" w:pos="2160"/>
+        </w:tabs>
+        <w:ind w:left="2160" w:hanging="360"/>
+      </w:pPr>
+      <w:rPr>
+        <w:rFonts w:ascii="Wingdings" w:hAnsi="Wingdings" w:hint="default"/>
+        <w:sz w:val="20"/>
+      </w:rPr>
+    </w:lvl>
+    <w:lvl w:ilvl="3" w:tentative="1">
+      <w:start w:val="1"/>
+      <w:numFmt w:val="bullet"/>
+      <w:lvlText w:val=""/>
+      <w:lvlJc w:val="left"/>
+      <w:pPr>
+        <w:tabs>
+          <w:tab w:val="num" w:pos="2880"/>
+        </w:tabs>
+        <w:ind w:left="2880" w:hanging="360"/>
+      </w:pPr>
+      <w:rPr>
+        <w:rFonts w:ascii="Wingdings" w:hAnsi="Wingdings" w:hint="default"/>
+        <w:sz w:val="20"/>
+      </w:rPr>
+    </w:lvl>
+    <w:lvl w:ilvl="4" w:tentative="1">
+      <w:start w:val="1"/>
+      <w:numFmt w:val="bullet"/>
+      <w:lvlText w:val=""/>
+      <w:lvlJc w:val="left"/>
+      <w:pPr>
+        <w:tabs>
+          <w:tab w:val="num" w:pos="3600"/>
+        </w:tabs>
+        <w:ind w:left="3600" w:hanging="360"/>
+      </w:pPr>
+      <w:rPr>
+        <w:rFonts w:ascii="Wingdings" w:hAnsi="Wingdings" w:hint="default"/>
+        <w:sz w:val="20"/>
+      </w:rPr>
+    </w:lvl>
+    <w:lvl w:ilvl="5" w:tentative="1">
+      <w:start w:val="1"/>
+      <w:numFmt w:val="bullet"/>
+      <w:lvlText w:val=""/>
+      <w:lvlJc w:val="left"/>
+      <w:pPr>
+        <w:tabs>
+          <w:tab w:val="num" w:pos="4320"/>
+        </w:tabs>
+        <w:ind w:left="4320" w:hanging="360"/>
+      </w:pPr>
+      <w:rPr>
+        <w:rFonts w:ascii="Wingdings" w:hAnsi="Wingdings" w:hint="default"/>
+        <w:sz w:val="20"/>
+      </w:rPr>
+    </w:lvl>
+    <w:lvl w:ilvl="6" w:tentative="1">
+      <w:start w:val="1"/>
+      <w:numFmt w:val="bullet"/>
+      <w:lvlText w:val=""/>
+      <w:lvlJc w:val="left"/>
+      <w:pPr>
+        <w:tabs>
+          <w:tab w:val="num" w:pos="5040"/>
+        </w:tabs>
+        <w:ind w:left="5040" w:hanging="360"/>
+      </w:pPr>
+      <w:rPr>
+        <w:rFonts w:ascii="Wingdings" w:hAnsi="Wingdings" w:hint="default"/>
+        <w:sz w:val="20"/>
+      </w:rPr>
+    </w:lvl>
+    <w:lvl w:ilvl="7" w:tentative="1">
+      <w:start w:val="1"/>
+      <w:numFmt w:val="bullet"/>
+      <w:lvlText w:val=""/>
+      <w:lvlJc w:val="left"/>
+      <w:pPr>
+        <w:tabs>
+          <w:tab w:val="num" w:pos="5760"/>
+        </w:tabs>
+        <w:ind w:left="5760" w:hanging="360"/>
+      </w:pPr>
+      <w:rPr>
+        <w:rFonts w:ascii="Wingdings" w:hAnsi="Wingdings" w:hint="default"/>
+        <w:sz w:val="20"/>
+      </w:rPr>
+    </w:lvl>
+    <w:lvl w:ilvl="8" w:tentative="1">
+      <w:start w:val="1"/>
+      <w:numFmt w:val="bullet"/>
+      <w:lvlText w:val=""/>
+      <w:lvlJc w:val="left"/>
+      <w:pPr>
+        <w:tabs>
+          <w:tab w:val="num" w:pos="6480"/>
+        </w:tabs>
+        <w:ind w:left="6480" w:hanging="360"/>
+      </w:pPr>
+      <w:rPr>
+        <w:rFonts w:ascii="Wingdings" w:hAnsi="Wingdings" w:hint="default"/>
+        <w:sz w:val="20"/>
+      </w:rPr>
+    </w:lvl>
+  </w:abstractNum>
+  <w:abstractNum w:abstractNumId="10" w15:restartNumberingAfterBreak="0">
+    <w:nsid w:val="7DCD6D0D"/>
+    <w:multiLevelType w:val="multilevel"/>
+    <w:tmpl w:val="B85A0AF6"/>
+    <w:lvl w:ilvl="0">
+      <w:start w:val="1"/>
+      <w:numFmt w:val="bullet"/>
+      <w:lvlText w:val=""/>
+      <w:lvlJc w:val="left"/>
+      <w:pPr>
+        <w:tabs>
+          <w:tab w:val="num" w:pos="720"/>
+        </w:tabs>
+        <w:ind w:left="720" w:hanging="360"/>
+      </w:pPr>
+      <w:rPr>
+        <w:rFonts w:ascii="Symbol" w:hAnsi="Symbol" w:hint="default"/>
+        <w:sz w:val="20"/>
+      </w:rPr>
+    </w:lvl>
+    <w:lvl w:ilvl="1" w:tentative="1">
+      <w:start w:val="1"/>
+      <w:numFmt w:val="bullet"/>
+      <w:lvlText w:val="o"/>
+      <w:lvlJc w:val="left"/>
+      <w:pPr>
+        <w:tabs>
+          <w:tab w:val="num" w:pos="1440"/>
+        </w:tabs>
+        <w:ind w:left="1440" w:hanging="360"/>
+      </w:pPr>
+      <w:rPr>
+        <w:rFonts w:ascii="Courier New" w:hAnsi="Courier New" w:hint="default"/>
+        <w:sz w:val="20"/>
+      </w:rPr>
+    </w:lvl>
+    <w:lvl w:ilvl="2" w:tentative="1">
+      <w:start w:val="1"/>
+      <w:numFmt w:val="bullet"/>
+      <w:lvlText w:val=""/>
+      <w:lvlJc w:val="left"/>
+      <w:pPr>
+        <w:tabs>
+          <w:tab w:val="num" w:pos="2160"/>
+        </w:tabs>
+        <w:ind w:left="2160" w:hanging="360"/>
+      </w:pPr>
+      <w:rPr>
+        <w:rFonts w:ascii="Wingdings" w:hAnsi="Wingdings" w:hint="default"/>
+        <w:sz w:val="20"/>
+      </w:rPr>
+    </w:lvl>
+    <w:lvl w:ilvl="3" w:tentative="1">
+      <w:start w:val="1"/>
+      <w:numFmt w:val="bullet"/>
+      <w:lvlText w:val=""/>
+      <w:lvlJc w:val="left"/>
+      <w:pPr>
+        <w:tabs>
+          <w:tab w:val="num" w:pos="2880"/>
+        </w:tabs>
+        <w:ind w:left="2880" w:hanging="360"/>
+      </w:pPr>
+      <w:rPr>
+        <w:rFonts w:ascii="Wingdings" w:hAnsi="Wingdings" w:hint="default"/>
+        <w:sz w:val="20"/>
+      </w:rPr>
+    </w:lvl>
+    <w:lvl w:ilvl="4" w:tentative="1">
+      <w:start w:val="1"/>
+      <w:numFmt w:val="bullet"/>
+      <w:lvlText w:val=""/>
+      <w:lvlJc w:val="left"/>
+      <w:pPr>
+        <w:tabs>
+          <w:tab w:val="num" w:pos="3600"/>
+        </w:tabs>
+        <w:ind w:left="3600" w:hanging="360"/>
+      </w:pPr>
+      <w:rPr>
+        <w:rFonts w:ascii="Wingdings" w:hAnsi="Wingdings" w:hint="default"/>
+        <w:sz w:val="20"/>
+      </w:rPr>
+    </w:lvl>
+    <w:lvl w:ilvl="5" w:tentative="1">
+      <w:start w:val="1"/>
+      <w:numFmt w:val="bullet"/>
+      <w:lvlText w:val=""/>
+      <w:lvlJc w:val="left"/>
+      <w:pPr>
+        <w:tabs>
+          <w:tab w:val="num" w:pos="4320"/>
+        </w:tabs>
+        <w:ind w:left="4320" w:hanging="360"/>
+      </w:pPr>
+      <w:rPr>
+        <w:rFonts w:ascii="Wingdings" w:hAnsi="Wingdings" w:hint="default"/>
+        <w:sz w:val="20"/>
+      </w:rPr>
+    </w:lvl>
+    <w:lvl w:ilvl="6" w:tentative="1">
+      <w:start w:val="1"/>
+      <w:numFmt w:val="bullet"/>
+      <w:lvlText w:val=""/>
+      <w:lvlJc w:val="left"/>
+      <w:pPr>
+        <w:tabs>
+          <w:tab w:val="num" w:pos="5040"/>
+        </w:tabs>
+        <w:ind w:left="5040" w:hanging="360"/>
+      </w:pPr>
+      <w:rPr>
+        <w:rFonts w:ascii="Wingdings" w:hAnsi="Wingdings" w:hint="default"/>
+        <w:sz w:val="20"/>
+      </w:rPr>
+    </w:lvl>
+    <w:lvl w:ilvl="7" w:tentative="1">
+      <w:start w:val="1"/>
+      <w:numFmt w:val="bullet"/>
+      <w:lvlText w:val=""/>
+      <w:lvlJc w:val="left"/>
+      <w:pPr>
+        <w:tabs>
+          <w:tab w:val="num" w:pos="5760"/>
+        </w:tabs>
+        <w:ind w:left="5760" w:hanging="360"/>
+      </w:pPr>
+      <w:rPr>
+        <w:rFonts w:ascii="Wingdings" w:hAnsi="Wingdings" w:hint="default"/>
+        <w:sz w:val="20"/>
+      </w:rPr>
+    </w:lvl>
+    <w:lvl w:ilvl="8" w:tentative="1">
+      <w:start w:val="1"/>
+      <w:numFmt w:val="bullet"/>
+      <w:lvlText w:val=""/>
+      <w:lvlJc w:val="left"/>
+      <w:pPr>
+        <w:tabs>
+          <w:tab w:val="num" w:pos="6480"/>
+        </w:tabs>
+        <w:ind w:left="6480" w:hanging="360"/>
+      </w:pPr>
+      <w:rPr>
+        <w:rFonts w:ascii="Wingdings" w:hAnsi="Wingdings" w:hint="default"/>
+        <w:sz w:val="20"/>
+      </w:rPr>
+    </w:lvl>
+  </w:abstractNum>
   <w:num w:numId="1" w16cid:durableId="1939286746">
-    <w:abstractNumId w:val="1"/>
+    <w:abstractNumId w:val="10"/>
   </w:num>
   <w:num w:numId="2" w16cid:durableId="1580745970">
     <w:abstractNumId w:val="0"/>
+  </w:num>
+  <w:num w:numId="3" w16cid:durableId="1343971236">
+    <w:abstractNumId w:val="3"/>
+  </w:num>
+  <w:num w:numId="4" w16cid:durableId="1768696155">
+    <w:abstractNumId w:val="4"/>
+  </w:num>
+  <w:num w:numId="5" w16cid:durableId="1887832577">
+    <w:abstractNumId w:val="1"/>
+  </w:num>
+  <w:num w:numId="6" w16cid:durableId="1133210553">
+    <w:abstractNumId w:val="6"/>
+  </w:num>
+  <w:num w:numId="7" w16cid:durableId="945504720">
+    <w:abstractNumId w:val="8"/>
+  </w:num>
+  <w:num w:numId="8" w16cid:durableId="812867374">
+    <w:abstractNumId w:val="9"/>
+  </w:num>
+  <w:num w:numId="9" w16cid:durableId="1360736418">
+    <w:abstractNumId w:val="2"/>
+  </w:num>
+  <w:num w:numId="10" w16cid:durableId="630091601">
+    <w:abstractNumId w:val="7"/>
+  </w:num>
+  <w:num w:numId="11" w16cid:durableId="354967067">
+    <w:abstractNumId w:val="5"/>
   </w:num>
 </w:numbering>
 </file>
@@ -10451,7 +12741,6 @@
     <w:next w:val="Normal"/>
     <w:link w:val="Heading4Char"/>
     <w:uiPriority w:val="9"/>
-    <w:semiHidden/>
     <w:unhideWhenUsed/>
     <w:qFormat/>
     <w:rsid w:val="008707F7"/>
@@ -10649,7 +12938,6 @@
     <w:basedOn w:val="DefaultParagraphFont"/>
     <w:link w:val="Heading4"/>
     <w:uiPriority w:val="9"/>
-    <w:semiHidden/>
     <w:rsid w:val="008707F7"/>
     <w:rPr>
       <w:rFonts w:eastAsiaTheme="majorEastAsia" w:cstheme="majorBidi"/>

--- a/20251/JNP/Lý thuyết.docx
+++ b/20251/JNP/Lý thuyết.docx
@@ -6510,2070 +6510,6 @@
     </w:p>
     <w:p/>
     <w:p>
-      <w:r>
-        <w:t>Định nghĩa một proto và interface HelloService</w:t>
-      </w:r>
-    </w:p>
-    <w:p>
-      <w:pPr>
-        <w:pStyle w:val="NormalWeb"/>
-        <w:pBdr>
-          <w:top w:val="single" w:sz="6" w:space="2" w:color="888888"/>
-          <w:left w:val="single" w:sz="6" w:space="2" w:color="888888"/>
-          <w:bottom w:val="single" w:sz="6" w:space="2" w:color="888888"/>
-          <w:right w:val="single" w:sz="6" w:space="2" w:color="888888"/>
-        </w:pBdr>
-        <w:tabs>
-          <w:tab w:val="left" w:pos="916"/>
-          <w:tab w:val="left" w:pos="1832"/>
-          <w:tab w:val="left" w:pos="2748"/>
-          <w:tab w:val="left" w:pos="3664"/>
-          <w:tab w:val="left" w:pos="4580"/>
-          <w:tab w:val="left" w:pos="5496"/>
-          <w:tab w:val="left" w:pos="6412"/>
-          <w:tab w:val="left" w:pos="7328"/>
-          <w:tab w:val="left" w:pos="8244"/>
-          <w:tab w:val="left" w:pos="9160"/>
-          <w:tab w:val="left" w:pos="10076"/>
-          <w:tab w:val="left" w:pos="10992"/>
-          <w:tab w:val="left" w:pos="11908"/>
-          <w:tab w:val="left" w:pos="12824"/>
-          <w:tab w:val="left" w:pos="13740"/>
-          <w:tab w:val="left" w:pos="14656"/>
-        </w:tabs>
-        <w:spacing w:after="0"/>
-        <w:rPr>
-          <w:rFonts w:ascii="Consolas" w:hAnsi="Consolas" w:cs="Courier New"/>
-          <w:kern w:val="0"/>
-          <w:sz w:val="22"/>
-          <w:szCs w:val="22"/>
-          <w14:ligatures w14:val="none"/>
-        </w:rPr>
-      </w:pPr>
-      <w:r>
-        <w:rPr>
-          <w:rFonts w:ascii="Consolas" w:hAnsi="Consolas" w:cs="Courier New"/>
-          <w:sz w:val="22"/>
-          <w:szCs w:val="22"/>
-        </w:rPr>
-        <w:t xml:space="preserve"> </w:t>
-      </w:r>
-      <w:r>
-        <w:rPr>
-          <w:rFonts w:ascii="Consolas" w:hAnsi="Consolas" w:cs="Courier New"/>
-          <w:sz w:val="22"/>
-          <w:szCs w:val="22"/>
-        </w:rPr>
-        <w:t xml:space="preserve">1. </w:t>
-      </w:r>
-      <w:r>
-        <w:rPr>
-          <w:rFonts w:ascii="Consolas" w:hAnsi="Consolas" w:cs="Courier New"/>
-          <w:color w:val="000000"/>
-          <w:sz w:val="22"/>
-          <w:szCs w:val="22"/>
-        </w:rPr>
-        <w:t xml:space="preserve"> </w:t>
-      </w:r>
-      <w:r>
-        <w:rPr>
-          <w:rFonts w:ascii="Consolas" w:hAnsi="Consolas" w:cs="Courier New"/>
-          <w:color w:val="880000"/>
-          <w:sz w:val="22"/>
-          <w:szCs w:val="22"/>
-        </w:rPr>
-        <w:t>// phiên bản proto3</w:t>
-      </w:r>
-    </w:p>
-    <w:p>
-      <w:pPr>
-        <w:pStyle w:val="NormalWeb"/>
-        <w:pBdr>
-          <w:top w:val="single" w:sz="6" w:space="2" w:color="888888"/>
-          <w:left w:val="single" w:sz="6" w:space="2" w:color="888888"/>
-          <w:bottom w:val="single" w:sz="6" w:space="2" w:color="888888"/>
-          <w:right w:val="single" w:sz="6" w:space="2" w:color="888888"/>
-        </w:pBdr>
-        <w:tabs>
-          <w:tab w:val="left" w:pos="916"/>
-          <w:tab w:val="left" w:pos="1832"/>
-          <w:tab w:val="left" w:pos="2748"/>
-          <w:tab w:val="left" w:pos="3664"/>
-          <w:tab w:val="left" w:pos="4580"/>
-          <w:tab w:val="left" w:pos="5496"/>
-          <w:tab w:val="left" w:pos="6412"/>
-          <w:tab w:val="left" w:pos="7328"/>
-          <w:tab w:val="left" w:pos="8244"/>
-          <w:tab w:val="left" w:pos="9160"/>
-          <w:tab w:val="left" w:pos="10076"/>
-          <w:tab w:val="left" w:pos="10992"/>
-          <w:tab w:val="left" w:pos="11908"/>
-          <w:tab w:val="left" w:pos="12824"/>
-          <w:tab w:val="left" w:pos="13740"/>
-          <w:tab w:val="left" w:pos="14656"/>
-        </w:tabs>
-        <w:spacing w:after="0"/>
-        <w:rPr>
-          <w:rFonts w:ascii="Consolas" w:hAnsi="Consolas" w:cs="Courier New"/>
-          <w:sz w:val="22"/>
-          <w:szCs w:val="22"/>
-        </w:rPr>
-      </w:pPr>
-      <w:r>
-        <w:rPr>
-          <w:rFonts w:ascii="Consolas" w:hAnsi="Consolas" w:cs="Courier New"/>
-          <w:sz w:val="22"/>
-          <w:szCs w:val="22"/>
-        </w:rPr>
-        <w:t xml:space="preserve"> 2. </w:t>
-      </w:r>
-      <w:r>
-        <w:rPr>
-          <w:rFonts w:ascii="Consolas" w:hAnsi="Consolas" w:cs="Courier New"/>
-          <w:color w:val="000000"/>
-          <w:sz w:val="22"/>
-          <w:szCs w:val="22"/>
-        </w:rPr>
-        <w:t xml:space="preserve"> syntax </w:t>
-      </w:r>
-      <w:r>
-        <w:rPr>
-          <w:rFonts w:ascii="Consolas" w:hAnsi="Consolas" w:cs="Courier New"/>
-          <w:color w:val="666600"/>
-          <w:sz w:val="22"/>
-          <w:szCs w:val="22"/>
-        </w:rPr>
-        <w:t>=</w:t>
-      </w:r>
-      <w:r>
-        <w:rPr>
-          <w:rFonts w:ascii="Consolas" w:hAnsi="Consolas" w:cs="Courier New"/>
-          <w:color w:val="000000"/>
-          <w:sz w:val="22"/>
-          <w:szCs w:val="22"/>
-        </w:rPr>
-        <w:t xml:space="preserve"> </w:t>
-      </w:r>
-      <w:r>
-        <w:rPr>
-          <w:rFonts w:ascii="Consolas" w:hAnsi="Consolas" w:cs="Courier New"/>
-          <w:color w:val="008800"/>
-          <w:sz w:val="22"/>
-          <w:szCs w:val="22"/>
-        </w:rPr>
-        <w:t>"proto3"</w:t>
-      </w:r>
-      <w:r>
-        <w:rPr>
-          <w:rFonts w:ascii="Consolas" w:hAnsi="Consolas" w:cs="Courier New"/>
-          <w:color w:val="666600"/>
-          <w:sz w:val="22"/>
-          <w:szCs w:val="22"/>
-        </w:rPr>
-        <w:t>;</w:t>
-      </w:r>
-    </w:p>
-    <w:p>
-      <w:pPr>
-        <w:pStyle w:val="NormalWeb"/>
-        <w:pBdr>
-          <w:top w:val="single" w:sz="6" w:space="2" w:color="888888"/>
-          <w:left w:val="single" w:sz="6" w:space="2" w:color="888888"/>
-          <w:bottom w:val="single" w:sz="6" w:space="2" w:color="888888"/>
-          <w:right w:val="single" w:sz="6" w:space="2" w:color="888888"/>
-        </w:pBdr>
-        <w:tabs>
-          <w:tab w:val="left" w:pos="916"/>
-          <w:tab w:val="left" w:pos="1832"/>
-          <w:tab w:val="left" w:pos="2748"/>
-          <w:tab w:val="left" w:pos="3664"/>
-          <w:tab w:val="left" w:pos="4580"/>
-          <w:tab w:val="left" w:pos="5496"/>
-          <w:tab w:val="left" w:pos="6412"/>
-          <w:tab w:val="left" w:pos="7328"/>
-          <w:tab w:val="left" w:pos="8244"/>
-          <w:tab w:val="left" w:pos="9160"/>
-          <w:tab w:val="left" w:pos="10076"/>
-          <w:tab w:val="left" w:pos="10992"/>
-          <w:tab w:val="left" w:pos="11908"/>
-          <w:tab w:val="left" w:pos="12824"/>
-          <w:tab w:val="left" w:pos="13740"/>
-          <w:tab w:val="left" w:pos="14656"/>
-        </w:tabs>
-        <w:spacing w:after="0"/>
-        <w:rPr>
-          <w:rFonts w:ascii="Consolas" w:hAnsi="Consolas" w:cs="Courier New"/>
-          <w:sz w:val="22"/>
-          <w:szCs w:val="22"/>
-        </w:rPr>
-      </w:pPr>
-      <w:r>
-        <w:rPr>
-          <w:rFonts w:ascii="Consolas" w:hAnsi="Consolas" w:cs="Courier New"/>
-          <w:sz w:val="22"/>
-          <w:szCs w:val="22"/>
-        </w:rPr>
-        <w:t xml:space="preserve"> 3. </w:t>
-      </w:r>
-      <w:r>
-        <w:rPr>
-          <w:rFonts w:ascii="Consolas" w:hAnsi="Consolas" w:cs="Courier New"/>
-          <w:color w:val="000000"/>
-          <w:sz w:val="22"/>
-          <w:szCs w:val="22"/>
-        </w:rPr>
-        <w:t xml:space="preserve">  </w:t>
-      </w:r>
-    </w:p>
-    <w:p>
-      <w:pPr>
-        <w:pStyle w:val="NormalWeb"/>
-        <w:pBdr>
-          <w:top w:val="single" w:sz="6" w:space="2" w:color="888888"/>
-          <w:left w:val="single" w:sz="6" w:space="2" w:color="888888"/>
-          <w:bottom w:val="single" w:sz="6" w:space="2" w:color="888888"/>
-          <w:right w:val="single" w:sz="6" w:space="2" w:color="888888"/>
-        </w:pBdr>
-        <w:tabs>
-          <w:tab w:val="left" w:pos="916"/>
-          <w:tab w:val="left" w:pos="1832"/>
-          <w:tab w:val="left" w:pos="2748"/>
-          <w:tab w:val="left" w:pos="3664"/>
-          <w:tab w:val="left" w:pos="4580"/>
-          <w:tab w:val="left" w:pos="5496"/>
-          <w:tab w:val="left" w:pos="6412"/>
-          <w:tab w:val="left" w:pos="7328"/>
-          <w:tab w:val="left" w:pos="8244"/>
-          <w:tab w:val="left" w:pos="9160"/>
-          <w:tab w:val="left" w:pos="10076"/>
-          <w:tab w:val="left" w:pos="10992"/>
-          <w:tab w:val="left" w:pos="11908"/>
-          <w:tab w:val="left" w:pos="12824"/>
-          <w:tab w:val="left" w:pos="13740"/>
-          <w:tab w:val="left" w:pos="14656"/>
-        </w:tabs>
-        <w:spacing w:after="0"/>
-        <w:rPr>
-          <w:rFonts w:ascii="Consolas" w:hAnsi="Consolas" w:cs="Courier New"/>
-          <w:sz w:val="22"/>
-          <w:szCs w:val="22"/>
-        </w:rPr>
-      </w:pPr>
-      <w:r>
-        <w:rPr>
-          <w:rFonts w:ascii="Consolas" w:hAnsi="Consolas" w:cs="Courier New"/>
-          <w:sz w:val="22"/>
-          <w:szCs w:val="22"/>
-        </w:rPr>
-        <w:t xml:space="preserve"> 4. </w:t>
-      </w:r>
-      <w:r>
-        <w:rPr>
-          <w:rFonts w:ascii="Consolas" w:hAnsi="Consolas" w:cs="Courier New"/>
-          <w:color w:val="000000"/>
-          <w:sz w:val="22"/>
-          <w:szCs w:val="22"/>
-        </w:rPr>
-        <w:t xml:space="preserve"> </w:t>
-      </w:r>
-      <w:r>
-        <w:rPr>
-          <w:rFonts w:ascii="Consolas" w:hAnsi="Consolas" w:cs="Courier New"/>
-          <w:color w:val="880000"/>
-          <w:sz w:val="22"/>
-          <w:szCs w:val="22"/>
-        </w:rPr>
-        <w:t>// tên package được sinh ra</w:t>
-      </w:r>
-    </w:p>
-    <w:p>
-      <w:pPr>
-        <w:pStyle w:val="NormalWeb"/>
-        <w:pBdr>
-          <w:top w:val="single" w:sz="6" w:space="2" w:color="888888"/>
-          <w:left w:val="single" w:sz="6" w:space="2" w:color="888888"/>
-          <w:bottom w:val="single" w:sz="6" w:space="2" w:color="888888"/>
-          <w:right w:val="single" w:sz="6" w:space="2" w:color="888888"/>
-        </w:pBdr>
-        <w:tabs>
-          <w:tab w:val="left" w:pos="916"/>
-          <w:tab w:val="left" w:pos="1832"/>
-          <w:tab w:val="left" w:pos="2748"/>
-          <w:tab w:val="left" w:pos="3664"/>
-          <w:tab w:val="left" w:pos="4580"/>
-          <w:tab w:val="left" w:pos="5496"/>
-          <w:tab w:val="left" w:pos="6412"/>
-          <w:tab w:val="left" w:pos="7328"/>
-          <w:tab w:val="left" w:pos="8244"/>
-          <w:tab w:val="left" w:pos="9160"/>
-          <w:tab w:val="left" w:pos="10076"/>
-          <w:tab w:val="left" w:pos="10992"/>
-          <w:tab w:val="left" w:pos="11908"/>
-          <w:tab w:val="left" w:pos="12824"/>
-          <w:tab w:val="left" w:pos="13740"/>
-          <w:tab w:val="left" w:pos="14656"/>
-        </w:tabs>
-        <w:spacing w:after="0"/>
-        <w:rPr>
-          <w:rFonts w:ascii="Consolas" w:hAnsi="Consolas" w:cs="Courier New"/>
-          <w:sz w:val="22"/>
-          <w:szCs w:val="22"/>
-        </w:rPr>
-      </w:pPr>
-      <w:r>
-        <w:rPr>
-          <w:rFonts w:ascii="Consolas" w:hAnsi="Consolas" w:cs="Courier New"/>
-          <w:sz w:val="22"/>
-          <w:szCs w:val="22"/>
-        </w:rPr>
-        <w:t xml:space="preserve"> 5. </w:t>
-      </w:r>
-      <w:r>
-        <w:rPr>
-          <w:rFonts w:ascii="Consolas" w:hAnsi="Consolas" w:cs="Courier New"/>
-          <w:color w:val="000000"/>
-          <w:sz w:val="22"/>
-          <w:szCs w:val="22"/>
-        </w:rPr>
-        <w:t xml:space="preserve"> </w:t>
-      </w:r>
-      <w:r>
-        <w:rPr>
-          <w:rFonts w:ascii="Consolas" w:hAnsi="Consolas" w:cs="Courier New"/>
-          <w:color w:val="000088"/>
-          <w:sz w:val="22"/>
-          <w:szCs w:val="22"/>
-        </w:rPr>
-        <w:t>package</w:t>
-      </w:r>
-      <w:r>
-        <w:rPr>
-          <w:rFonts w:ascii="Consolas" w:hAnsi="Consolas" w:cs="Courier New"/>
-          <w:color w:val="000000"/>
-          <w:sz w:val="22"/>
-          <w:szCs w:val="22"/>
-        </w:rPr>
-        <w:t xml:space="preserve"> hello</w:t>
-      </w:r>
-      <w:r>
-        <w:rPr>
-          <w:rFonts w:ascii="Consolas" w:hAnsi="Consolas" w:cs="Courier New"/>
-          <w:color w:val="666600"/>
-          <w:sz w:val="22"/>
-          <w:szCs w:val="22"/>
-        </w:rPr>
-        <w:t>;</w:t>
-      </w:r>
-    </w:p>
-    <w:p>
-      <w:pPr>
-        <w:pStyle w:val="NormalWeb"/>
-        <w:pBdr>
-          <w:top w:val="single" w:sz="6" w:space="2" w:color="888888"/>
-          <w:left w:val="single" w:sz="6" w:space="2" w:color="888888"/>
-          <w:bottom w:val="single" w:sz="6" w:space="2" w:color="888888"/>
-          <w:right w:val="single" w:sz="6" w:space="2" w:color="888888"/>
-        </w:pBdr>
-        <w:tabs>
-          <w:tab w:val="left" w:pos="916"/>
-          <w:tab w:val="left" w:pos="1832"/>
-          <w:tab w:val="left" w:pos="2748"/>
-          <w:tab w:val="left" w:pos="3664"/>
-          <w:tab w:val="left" w:pos="4580"/>
-          <w:tab w:val="left" w:pos="5496"/>
-          <w:tab w:val="left" w:pos="6412"/>
-          <w:tab w:val="left" w:pos="7328"/>
-          <w:tab w:val="left" w:pos="8244"/>
-          <w:tab w:val="left" w:pos="9160"/>
-          <w:tab w:val="left" w:pos="10076"/>
-          <w:tab w:val="left" w:pos="10992"/>
-          <w:tab w:val="left" w:pos="11908"/>
-          <w:tab w:val="left" w:pos="12824"/>
-          <w:tab w:val="left" w:pos="13740"/>
-          <w:tab w:val="left" w:pos="14656"/>
-        </w:tabs>
-        <w:spacing w:after="0"/>
-        <w:rPr>
-          <w:rFonts w:ascii="Consolas" w:hAnsi="Consolas" w:cs="Courier New"/>
-          <w:sz w:val="22"/>
-          <w:szCs w:val="22"/>
-        </w:rPr>
-      </w:pPr>
-      <w:r>
-        <w:rPr>
-          <w:rFonts w:ascii="Consolas" w:hAnsi="Consolas" w:cs="Courier New"/>
-          <w:sz w:val="22"/>
-          <w:szCs w:val="22"/>
-        </w:rPr>
-        <w:t xml:space="preserve"> 6. </w:t>
-      </w:r>
-      <w:r>
-        <w:rPr>
-          <w:rFonts w:ascii="Consolas" w:hAnsi="Consolas" w:cs="Courier New"/>
-          <w:color w:val="000000"/>
-          <w:sz w:val="22"/>
-          <w:szCs w:val="22"/>
-        </w:rPr>
-        <w:t xml:space="preserve"> option go_package </w:t>
-      </w:r>
-      <w:r>
-        <w:rPr>
-          <w:rFonts w:ascii="Consolas" w:hAnsi="Consolas" w:cs="Courier New"/>
-          <w:color w:val="666600"/>
-          <w:sz w:val="22"/>
-          <w:szCs w:val="22"/>
-        </w:rPr>
-        <w:t>=</w:t>
-      </w:r>
-      <w:r>
-        <w:rPr>
-          <w:rFonts w:ascii="Consolas" w:hAnsi="Consolas" w:cs="Courier New"/>
-          <w:color w:val="000000"/>
-          <w:sz w:val="22"/>
-          <w:szCs w:val="22"/>
-        </w:rPr>
-        <w:t xml:space="preserve"> </w:t>
-      </w:r>
-      <w:r>
-        <w:rPr>
-          <w:rFonts w:ascii="Consolas" w:hAnsi="Consolas" w:cs="Courier New"/>
-          <w:color w:val="008800"/>
-          <w:sz w:val="22"/>
-          <w:szCs w:val="22"/>
-        </w:rPr>
-        <w:t>"protobuf/hello"</w:t>
-      </w:r>
-      <w:r>
-        <w:rPr>
-          <w:rFonts w:ascii="Consolas" w:hAnsi="Consolas" w:cs="Courier New"/>
-          <w:color w:val="666600"/>
-          <w:sz w:val="22"/>
-          <w:szCs w:val="22"/>
-        </w:rPr>
-        <w:t>;</w:t>
-      </w:r>
-    </w:p>
-    <w:p>
-      <w:pPr>
-        <w:pStyle w:val="NormalWeb"/>
-        <w:pBdr>
-          <w:top w:val="single" w:sz="6" w:space="2" w:color="888888"/>
-          <w:left w:val="single" w:sz="6" w:space="2" w:color="888888"/>
-          <w:bottom w:val="single" w:sz="6" w:space="2" w:color="888888"/>
-          <w:right w:val="single" w:sz="6" w:space="2" w:color="888888"/>
-        </w:pBdr>
-        <w:tabs>
-          <w:tab w:val="left" w:pos="916"/>
-          <w:tab w:val="left" w:pos="1832"/>
-          <w:tab w:val="left" w:pos="2748"/>
-          <w:tab w:val="left" w:pos="3664"/>
-          <w:tab w:val="left" w:pos="4580"/>
-          <w:tab w:val="left" w:pos="5496"/>
-          <w:tab w:val="left" w:pos="6412"/>
-          <w:tab w:val="left" w:pos="7328"/>
-          <w:tab w:val="left" w:pos="8244"/>
-          <w:tab w:val="left" w:pos="9160"/>
-          <w:tab w:val="left" w:pos="10076"/>
-          <w:tab w:val="left" w:pos="10992"/>
-          <w:tab w:val="left" w:pos="11908"/>
-          <w:tab w:val="left" w:pos="12824"/>
-          <w:tab w:val="left" w:pos="13740"/>
-          <w:tab w:val="left" w:pos="14656"/>
-        </w:tabs>
-        <w:spacing w:after="0"/>
-        <w:rPr>
-          <w:rFonts w:ascii="Consolas" w:hAnsi="Consolas" w:cs="Courier New"/>
-          <w:sz w:val="22"/>
-          <w:szCs w:val="22"/>
-        </w:rPr>
-      </w:pPr>
-      <w:r>
-        <w:rPr>
-          <w:rFonts w:ascii="Consolas" w:hAnsi="Consolas" w:cs="Courier New"/>
-          <w:sz w:val="22"/>
-          <w:szCs w:val="22"/>
-        </w:rPr>
-        <w:t xml:space="preserve"> 7. </w:t>
-      </w:r>
-      <w:r>
-        <w:rPr>
-          <w:rFonts w:ascii="Consolas" w:hAnsi="Consolas" w:cs="Courier New"/>
-          <w:color w:val="000000"/>
-          <w:sz w:val="22"/>
-          <w:szCs w:val="22"/>
-        </w:rPr>
-        <w:t xml:space="preserve">  </w:t>
-      </w:r>
-    </w:p>
-    <w:p>
-      <w:pPr>
-        <w:pStyle w:val="NormalWeb"/>
-        <w:pBdr>
-          <w:top w:val="single" w:sz="6" w:space="2" w:color="888888"/>
-          <w:left w:val="single" w:sz="6" w:space="2" w:color="888888"/>
-          <w:bottom w:val="single" w:sz="6" w:space="2" w:color="888888"/>
-          <w:right w:val="single" w:sz="6" w:space="2" w:color="888888"/>
-        </w:pBdr>
-        <w:tabs>
-          <w:tab w:val="left" w:pos="916"/>
-          <w:tab w:val="left" w:pos="1832"/>
-          <w:tab w:val="left" w:pos="2748"/>
-          <w:tab w:val="left" w:pos="3664"/>
-          <w:tab w:val="left" w:pos="4580"/>
-          <w:tab w:val="left" w:pos="5496"/>
-          <w:tab w:val="left" w:pos="6412"/>
-          <w:tab w:val="left" w:pos="7328"/>
-          <w:tab w:val="left" w:pos="8244"/>
-          <w:tab w:val="left" w:pos="9160"/>
-          <w:tab w:val="left" w:pos="10076"/>
-          <w:tab w:val="left" w:pos="10992"/>
-          <w:tab w:val="left" w:pos="11908"/>
-          <w:tab w:val="left" w:pos="12824"/>
-          <w:tab w:val="left" w:pos="13740"/>
-          <w:tab w:val="left" w:pos="14656"/>
-        </w:tabs>
-        <w:spacing w:after="0"/>
-        <w:rPr>
-          <w:rFonts w:ascii="Consolas" w:hAnsi="Consolas" w:cs="Courier New"/>
-          <w:sz w:val="22"/>
-          <w:szCs w:val="22"/>
-        </w:rPr>
-      </w:pPr>
-      <w:r>
-        <w:rPr>
-          <w:rFonts w:ascii="Consolas" w:hAnsi="Consolas" w:cs="Courier New"/>
-          <w:sz w:val="22"/>
-          <w:szCs w:val="22"/>
-        </w:rPr>
-        <w:t xml:space="preserve"> 8. </w:t>
-      </w:r>
-      <w:r>
-        <w:rPr>
-          <w:rFonts w:ascii="Consolas" w:hAnsi="Consolas" w:cs="Courier New"/>
-          <w:color w:val="000000"/>
-          <w:sz w:val="22"/>
-          <w:szCs w:val="22"/>
-        </w:rPr>
-        <w:t xml:space="preserve"> </w:t>
-      </w:r>
-      <w:r>
-        <w:rPr>
-          <w:rFonts w:ascii="Consolas" w:hAnsi="Consolas" w:cs="Courier New"/>
-          <w:color w:val="880000"/>
-          <w:sz w:val="22"/>
-          <w:szCs w:val="22"/>
-        </w:rPr>
-        <w:t>// message là một đơn vị dữ liệu trong Protobuf</w:t>
-      </w:r>
-    </w:p>
-    <w:p>
-      <w:pPr>
-        <w:pStyle w:val="NormalWeb"/>
-        <w:pBdr>
-          <w:top w:val="single" w:sz="6" w:space="2" w:color="888888"/>
-          <w:left w:val="single" w:sz="6" w:space="2" w:color="888888"/>
-          <w:bottom w:val="single" w:sz="6" w:space="2" w:color="888888"/>
-          <w:right w:val="single" w:sz="6" w:space="2" w:color="888888"/>
-        </w:pBdr>
-        <w:tabs>
-          <w:tab w:val="left" w:pos="916"/>
-          <w:tab w:val="left" w:pos="1832"/>
-          <w:tab w:val="left" w:pos="2748"/>
-          <w:tab w:val="left" w:pos="3664"/>
-          <w:tab w:val="left" w:pos="4580"/>
-          <w:tab w:val="left" w:pos="5496"/>
-          <w:tab w:val="left" w:pos="6412"/>
-          <w:tab w:val="left" w:pos="7328"/>
-          <w:tab w:val="left" w:pos="8244"/>
-          <w:tab w:val="left" w:pos="9160"/>
-          <w:tab w:val="left" w:pos="10076"/>
-          <w:tab w:val="left" w:pos="10992"/>
-          <w:tab w:val="left" w:pos="11908"/>
-          <w:tab w:val="left" w:pos="12824"/>
-          <w:tab w:val="left" w:pos="13740"/>
-          <w:tab w:val="left" w:pos="14656"/>
-        </w:tabs>
-        <w:spacing w:after="0"/>
-        <w:rPr>
-          <w:rFonts w:ascii="Consolas" w:hAnsi="Consolas" w:cs="Courier New"/>
-          <w:sz w:val="22"/>
-          <w:szCs w:val="22"/>
-        </w:rPr>
-      </w:pPr>
-      <w:r>
-        <w:rPr>
-          <w:rFonts w:ascii="Consolas" w:hAnsi="Consolas" w:cs="Courier New"/>
-          <w:sz w:val="22"/>
-          <w:szCs w:val="22"/>
-        </w:rPr>
-        <w:t xml:space="preserve"> 9. </w:t>
-      </w:r>
-      <w:r>
-        <w:rPr>
-          <w:rFonts w:ascii="Consolas" w:hAnsi="Consolas" w:cs="Courier New"/>
-          <w:color w:val="000000"/>
-          <w:sz w:val="22"/>
-          <w:szCs w:val="22"/>
-        </w:rPr>
-        <w:t xml:space="preserve"> message </w:t>
-      </w:r>
-      <w:r>
-        <w:rPr>
-          <w:rFonts w:ascii="Consolas" w:hAnsi="Consolas" w:cs="Courier New"/>
-          <w:color w:val="660066"/>
-          <w:sz w:val="22"/>
-          <w:szCs w:val="22"/>
-        </w:rPr>
-        <w:t>String</w:t>
-      </w:r>
-      <w:r>
-        <w:rPr>
-          <w:rFonts w:ascii="Consolas" w:hAnsi="Consolas" w:cs="Courier New"/>
-          <w:color w:val="000000"/>
-          <w:sz w:val="22"/>
-          <w:szCs w:val="22"/>
-        </w:rPr>
-        <w:t xml:space="preserve"> </w:t>
-      </w:r>
-      <w:r>
-        <w:rPr>
-          <w:rFonts w:ascii="Consolas" w:hAnsi="Consolas" w:cs="Courier New"/>
-          <w:color w:val="666600"/>
-          <w:sz w:val="22"/>
-          <w:szCs w:val="22"/>
-        </w:rPr>
-        <w:t>{</w:t>
-      </w:r>
-    </w:p>
-    <w:p>
-      <w:pPr>
-        <w:pStyle w:val="NormalWeb"/>
-        <w:pBdr>
-          <w:top w:val="single" w:sz="6" w:space="2" w:color="888888"/>
-          <w:left w:val="single" w:sz="6" w:space="2" w:color="888888"/>
-          <w:bottom w:val="single" w:sz="6" w:space="2" w:color="888888"/>
-          <w:right w:val="single" w:sz="6" w:space="2" w:color="888888"/>
-        </w:pBdr>
-        <w:tabs>
-          <w:tab w:val="left" w:pos="916"/>
-          <w:tab w:val="left" w:pos="1832"/>
-          <w:tab w:val="left" w:pos="2748"/>
-          <w:tab w:val="left" w:pos="3664"/>
-          <w:tab w:val="left" w:pos="4580"/>
-          <w:tab w:val="left" w:pos="5496"/>
-          <w:tab w:val="left" w:pos="6412"/>
-          <w:tab w:val="left" w:pos="7328"/>
-          <w:tab w:val="left" w:pos="8244"/>
-          <w:tab w:val="left" w:pos="9160"/>
-          <w:tab w:val="left" w:pos="10076"/>
-          <w:tab w:val="left" w:pos="10992"/>
-          <w:tab w:val="left" w:pos="11908"/>
-          <w:tab w:val="left" w:pos="12824"/>
-          <w:tab w:val="left" w:pos="13740"/>
-          <w:tab w:val="left" w:pos="14656"/>
-        </w:tabs>
-        <w:spacing w:after="0"/>
-        <w:rPr>
-          <w:rFonts w:ascii="Consolas" w:hAnsi="Consolas" w:cs="Courier New"/>
-          <w:sz w:val="22"/>
-          <w:szCs w:val="22"/>
-        </w:rPr>
-      </w:pPr>
-      <w:r>
-        <w:rPr>
-          <w:rFonts w:ascii="Consolas" w:hAnsi="Consolas" w:cs="Courier New"/>
-          <w:sz w:val="22"/>
-          <w:szCs w:val="22"/>
-        </w:rPr>
-        <w:t xml:space="preserve">10. </w:t>
-      </w:r>
-      <w:r>
-        <w:rPr>
-          <w:rFonts w:ascii="Consolas" w:hAnsi="Consolas" w:cs="Courier New"/>
-          <w:color w:val="000000"/>
-          <w:sz w:val="22"/>
-          <w:szCs w:val="22"/>
-        </w:rPr>
-        <w:t xml:space="preserve">    </w:t>
-      </w:r>
-      <w:r>
-        <w:rPr>
-          <w:rFonts w:ascii="Consolas" w:hAnsi="Consolas" w:cs="Courier New"/>
-          <w:color w:val="880000"/>
-          <w:sz w:val="22"/>
-          <w:szCs w:val="22"/>
-        </w:rPr>
-        <w:t>// chuỗi string được truyền vào hàm RPC</w:t>
-      </w:r>
-    </w:p>
-    <w:p>
-      <w:pPr>
-        <w:pStyle w:val="NormalWeb"/>
-        <w:pBdr>
-          <w:top w:val="single" w:sz="6" w:space="2" w:color="888888"/>
-          <w:left w:val="single" w:sz="6" w:space="2" w:color="888888"/>
-          <w:bottom w:val="single" w:sz="6" w:space="2" w:color="888888"/>
-          <w:right w:val="single" w:sz="6" w:space="2" w:color="888888"/>
-        </w:pBdr>
-        <w:tabs>
-          <w:tab w:val="left" w:pos="916"/>
-          <w:tab w:val="left" w:pos="1832"/>
-          <w:tab w:val="left" w:pos="2748"/>
-          <w:tab w:val="left" w:pos="3664"/>
-          <w:tab w:val="left" w:pos="4580"/>
-          <w:tab w:val="left" w:pos="5496"/>
-          <w:tab w:val="left" w:pos="6412"/>
-          <w:tab w:val="left" w:pos="7328"/>
-          <w:tab w:val="left" w:pos="8244"/>
-          <w:tab w:val="left" w:pos="9160"/>
-          <w:tab w:val="left" w:pos="10076"/>
-          <w:tab w:val="left" w:pos="10992"/>
-          <w:tab w:val="left" w:pos="11908"/>
-          <w:tab w:val="left" w:pos="12824"/>
-          <w:tab w:val="left" w:pos="13740"/>
-          <w:tab w:val="left" w:pos="14656"/>
-        </w:tabs>
-        <w:spacing w:after="0"/>
-        <w:rPr>
-          <w:rFonts w:ascii="Consolas" w:hAnsi="Consolas" w:cs="Courier New"/>
-          <w:sz w:val="22"/>
-          <w:szCs w:val="22"/>
-        </w:rPr>
-      </w:pPr>
-      <w:r>
-        <w:rPr>
-          <w:rFonts w:ascii="Consolas" w:hAnsi="Consolas" w:cs="Courier New"/>
-          <w:sz w:val="22"/>
-          <w:szCs w:val="22"/>
-        </w:rPr>
-        <w:t xml:space="preserve">11. </w:t>
-      </w:r>
-      <w:r>
-        <w:rPr>
-          <w:rFonts w:ascii="Consolas" w:hAnsi="Consolas" w:cs="Courier New"/>
-          <w:color w:val="000000"/>
-          <w:sz w:val="22"/>
-          <w:szCs w:val="22"/>
-        </w:rPr>
-        <w:t xml:space="preserve">    </w:t>
-      </w:r>
-      <w:r>
-        <w:rPr>
-          <w:rFonts w:ascii="Consolas" w:hAnsi="Consolas" w:cs="Courier New"/>
-          <w:color w:val="000088"/>
-          <w:sz w:val="22"/>
-          <w:szCs w:val="22"/>
-        </w:rPr>
-        <w:t>string</w:t>
-      </w:r>
-      <w:r>
-        <w:rPr>
-          <w:rFonts w:ascii="Consolas" w:hAnsi="Consolas" w:cs="Courier New"/>
-          <w:color w:val="000000"/>
-          <w:sz w:val="22"/>
-          <w:szCs w:val="22"/>
-        </w:rPr>
-        <w:t xml:space="preserve"> </w:t>
-      </w:r>
-      <w:r>
-        <w:rPr>
-          <w:rFonts w:ascii="Consolas" w:hAnsi="Consolas" w:cs="Courier New"/>
-          <w:color w:val="000088"/>
-          <w:sz w:val="22"/>
-          <w:szCs w:val="22"/>
-        </w:rPr>
-        <w:t>value</w:t>
-      </w:r>
-      <w:r>
-        <w:rPr>
-          <w:rFonts w:ascii="Consolas" w:hAnsi="Consolas" w:cs="Courier New"/>
-          <w:color w:val="000000"/>
-          <w:sz w:val="22"/>
-          <w:szCs w:val="22"/>
-        </w:rPr>
-        <w:t xml:space="preserve"> </w:t>
-      </w:r>
-      <w:r>
-        <w:rPr>
-          <w:rFonts w:ascii="Consolas" w:hAnsi="Consolas" w:cs="Courier New"/>
-          <w:color w:val="666600"/>
-          <w:sz w:val="22"/>
-          <w:szCs w:val="22"/>
-        </w:rPr>
-        <w:t>=</w:t>
-      </w:r>
-      <w:r>
-        <w:rPr>
-          <w:rFonts w:ascii="Consolas" w:hAnsi="Consolas" w:cs="Courier New"/>
-          <w:color w:val="000000"/>
-          <w:sz w:val="22"/>
-          <w:szCs w:val="22"/>
-        </w:rPr>
-        <w:t xml:space="preserve"> </w:t>
-      </w:r>
-      <w:r>
-        <w:rPr>
-          <w:rFonts w:ascii="Consolas" w:hAnsi="Consolas" w:cs="Courier New"/>
-          <w:color w:val="006666"/>
-          <w:sz w:val="22"/>
-          <w:szCs w:val="22"/>
-        </w:rPr>
-        <w:t>1</w:t>
-      </w:r>
-      <w:r>
-        <w:rPr>
-          <w:rFonts w:ascii="Consolas" w:hAnsi="Consolas" w:cs="Courier New"/>
-          <w:color w:val="666600"/>
-          <w:sz w:val="22"/>
-          <w:szCs w:val="22"/>
-        </w:rPr>
-        <w:t>;</w:t>
-      </w:r>
-    </w:p>
-    <w:p>
-      <w:pPr>
-        <w:pStyle w:val="NormalWeb"/>
-        <w:pBdr>
-          <w:top w:val="single" w:sz="6" w:space="2" w:color="888888"/>
-          <w:left w:val="single" w:sz="6" w:space="2" w:color="888888"/>
-          <w:bottom w:val="single" w:sz="6" w:space="2" w:color="888888"/>
-          <w:right w:val="single" w:sz="6" w:space="2" w:color="888888"/>
-        </w:pBdr>
-        <w:tabs>
-          <w:tab w:val="left" w:pos="916"/>
-          <w:tab w:val="left" w:pos="1832"/>
-          <w:tab w:val="left" w:pos="2748"/>
-          <w:tab w:val="left" w:pos="3664"/>
-          <w:tab w:val="left" w:pos="4580"/>
-          <w:tab w:val="left" w:pos="5496"/>
-          <w:tab w:val="left" w:pos="6412"/>
-          <w:tab w:val="left" w:pos="7328"/>
-          <w:tab w:val="left" w:pos="8244"/>
-          <w:tab w:val="left" w:pos="9160"/>
-          <w:tab w:val="left" w:pos="10076"/>
-          <w:tab w:val="left" w:pos="10992"/>
-          <w:tab w:val="left" w:pos="11908"/>
-          <w:tab w:val="left" w:pos="12824"/>
-          <w:tab w:val="left" w:pos="13740"/>
-          <w:tab w:val="left" w:pos="14656"/>
-        </w:tabs>
-        <w:spacing w:after="0"/>
-        <w:rPr>
-          <w:rFonts w:ascii="Consolas" w:hAnsi="Consolas" w:cs="Courier New"/>
-          <w:color w:val="666600"/>
-          <w:sz w:val="22"/>
-          <w:szCs w:val="22"/>
-        </w:rPr>
-      </w:pPr>
-      <w:r>
-        <w:rPr>
-          <w:rFonts w:ascii="Consolas" w:hAnsi="Consolas" w:cs="Courier New"/>
-          <w:sz w:val="22"/>
-          <w:szCs w:val="22"/>
-        </w:rPr>
-        <w:t xml:space="preserve">12. </w:t>
-      </w:r>
-      <w:r>
-        <w:rPr>
-          <w:rFonts w:ascii="Consolas" w:hAnsi="Consolas" w:cs="Courier New"/>
-          <w:color w:val="666600"/>
-          <w:sz w:val="22"/>
-          <w:szCs w:val="22"/>
-        </w:rPr>
-        <w:t>},</w:t>
-      </w:r>
-    </w:p>
-    <w:p>
-      <w:pPr>
-        <w:pStyle w:val="NormalWeb"/>
-        <w:pBdr>
-          <w:top w:val="single" w:sz="6" w:space="2" w:color="888888"/>
-          <w:left w:val="single" w:sz="6" w:space="2" w:color="888888"/>
-          <w:bottom w:val="single" w:sz="6" w:space="2" w:color="888888"/>
-          <w:right w:val="single" w:sz="6" w:space="2" w:color="888888"/>
-        </w:pBdr>
-        <w:tabs>
-          <w:tab w:val="left" w:pos="916"/>
-          <w:tab w:val="left" w:pos="1832"/>
-          <w:tab w:val="left" w:pos="2748"/>
-          <w:tab w:val="left" w:pos="3664"/>
-          <w:tab w:val="left" w:pos="4580"/>
-          <w:tab w:val="left" w:pos="5496"/>
-          <w:tab w:val="left" w:pos="6412"/>
-          <w:tab w:val="left" w:pos="7328"/>
-          <w:tab w:val="left" w:pos="8244"/>
-          <w:tab w:val="left" w:pos="9160"/>
-          <w:tab w:val="left" w:pos="10076"/>
-          <w:tab w:val="left" w:pos="10992"/>
-          <w:tab w:val="left" w:pos="11908"/>
-          <w:tab w:val="left" w:pos="12824"/>
-          <w:tab w:val="left" w:pos="13740"/>
-          <w:tab w:val="left" w:pos="14656"/>
-        </w:tabs>
-        <w:spacing w:after="0"/>
-        <w:rPr>
-          <w:rFonts w:ascii="Consolas" w:hAnsi="Consolas" w:cs="Courier New"/>
-          <w:sz w:val="22"/>
-          <w:szCs w:val="22"/>
-        </w:rPr>
-      </w:pPr>
-      <w:r>
-        <w:rPr>
-          <w:rFonts w:ascii="Consolas" w:hAnsi="Consolas" w:cs="Courier New"/>
-          <w:sz w:val="22"/>
-          <w:szCs w:val="22"/>
-        </w:rPr>
-        <w:t>13.</w:t>
-      </w:r>
-    </w:p>
-    <w:p>
-      <w:pPr>
-        <w:pStyle w:val="NormalWeb"/>
-        <w:pBdr>
-          <w:top w:val="single" w:sz="6" w:space="2" w:color="888888"/>
-          <w:left w:val="single" w:sz="6" w:space="2" w:color="888888"/>
-          <w:bottom w:val="single" w:sz="6" w:space="2" w:color="888888"/>
-          <w:right w:val="single" w:sz="6" w:space="2" w:color="888888"/>
-        </w:pBdr>
-        <w:tabs>
-          <w:tab w:val="left" w:pos="916"/>
-          <w:tab w:val="left" w:pos="1832"/>
-          <w:tab w:val="left" w:pos="2748"/>
-          <w:tab w:val="left" w:pos="3664"/>
-          <w:tab w:val="left" w:pos="4580"/>
-          <w:tab w:val="left" w:pos="5496"/>
-          <w:tab w:val="left" w:pos="6412"/>
-          <w:tab w:val="left" w:pos="7328"/>
-          <w:tab w:val="left" w:pos="8244"/>
-          <w:tab w:val="left" w:pos="9160"/>
-          <w:tab w:val="left" w:pos="10076"/>
-          <w:tab w:val="left" w:pos="10992"/>
-          <w:tab w:val="left" w:pos="11908"/>
-          <w:tab w:val="left" w:pos="12824"/>
-          <w:tab w:val="left" w:pos="13740"/>
-          <w:tab w:val="left" w:pos="14656"/>
-        </w:tabs>
-        <w:spacing w:after="0"/>
-        <w:rPr>
-          <w:rFonts w:ascii="Consolas" w:hAnsi="Consolas" w:cs="Courier New"/>
-          <w:sz w:val="22"/>
-          <w:szCs w:val="22"/>
-        </w:rPr>
-      </w:pPr>
-      <w:r>
-        <w:rPr>
-          <w:rFonts w:ascii="Consolas" w:hAnsi="Consolas" w:cs="Courier New"/>
-          <w:sz w:val="22"/>
-          <w:szCs w:val="22"/>
-        </w:rPr>
-        <w:t>1</w:t>
-      </w:r>
-      <w:r>
-        <w:rPr>
-          <w:rFonts w:ascii="Consolas" w:hAnsi="Consolas" w:cs="Courier New"/>
-          <w:sz w:val="22"/>
-          <w:szCs w:val="22"/>
-        </w:rPr>
-        <w:t>4</w:t>
-      </w:r>
-      <w:r>
-        <w:rPr>
-          <w:rFonts w:ascii="Consolas" w:hAnsi="Consolas" w:cs="Courier New"/>
-          <w:sz w:val="22"/>
-          <w:szCs w:val="22"/>
-        </w:rPr>
-        <w:t xml:space="preserve">. </w:t>
-      </w:r>
-      <w:r>
-        <w:rPr>
-          <w:rFonts w:ascii="Consolas" w:hAnsi="Consolas" w:cs="Courier New"/>
-          <w:color w:val="880000"/>
-          <w:sz w:val="22"/>
-          <w:szCs w:val="22"/>
-        </w:rPr>
-        <w:t>// định nghĩa service</w:t>
-      </w:r>
-    </w:p>
-    <w:p>
-      <w:pPr>
-        <w:pStyle w:val="NormalWeb"/>
-        <w:pBdr>
-          <w:top w:val="single" w:sz="6" w:space="2" w:color="888888"/>
-          <w:left w:val="single" w:sz="6" w:space="2" w:color="888888"/>
-          <w:bottom w:val="single" w:sz="6" w:space="2" w:color="888888"/>
-          <w:right w:val="single" w:sz="6" w:space="2" w:color="888888"/>
-        </w:pBdr>
-        <w:tabs>
-          <w:tab w:val="left" w:pos="916"/>
-          <w:tab w:val="left" w:pos="1832"/>
-          <w:tab w:val="left" w:pos="2748"/>
-          <w:tab w:val="left" w:pos="3664"/>
-          <w:tab w:val="left" w:pos="4580"/>
-          <w:tab w:val="left" w:pos="5496"/>
-          <w:tab w:val="left" w:pos="6412"/>
-          <w:tab w:val="left" w:pos="7328"/>
-          <w:tab w:val="left" w:pos="8244"/>
-          <w:tab w:val="left" w:pos="9160"/>
-          <w:tab w:val="left" w:pos="10076"/>
-          <w:tab w:val="left" w:pos="10992"/>
-          <w:tab w:val="left" w:pos="11908"/>
-          <w:tab w:val="left" w:pos="12824"/>
-          <w:tab w:val="left" w:pos="13740"/>
-          <w:tab w:val="left" w:pos="14656"/>
-        </w:tabs>
-        <w:spacing w:after="0"/>
-        <w:rPr>
-          <w:rFonts w:ascii="Consolas" w:hAnsi="Consolas" w:cs="Courier New"/>
-          <w:sz w:val="22"/>
-          <w:szCs w:val="22"/>
-        </w:rPr>
-      </w:pPr>
-      <w:r>
-        <w:rPr>
-          <w:rFonts w:ascii="Consolas" w:hAnsi="Consolas" w:cs="Courier New"/>
-          <w:sz w:val="22"/>
-          <w:szCs w:val="22"/>
-        </w:rPr>
-        <w:t>1</w:t>
-      </w:r>
-      <w:r>
-        <w:rPr>
-          <w:rFonts w:ascii="Consolas" w:hAnsi="Consolas" w:cs="Courier New"/>
-          <w:sz w:val="22"/>
-          <w:szCs w:val="22"/>
-        </w:rPr>
-        <w:t>5</w:t>
-      </w:r>
-      <w:r>
-        <w:rPr>
-          <w:rFonts w:ascii="Consolas" w:hAnsi="Consolas" w:cs="Courier New"/>
-          <w:sz w:val="22"/>
-          <w:szCs w:val="22"/>
-        </w:rPr>
-        <w:t xml:space="preserve">. </w:t>
-      </w:r>
-      <w:r>
-        <w:rPr>
-          <w:rFonts w:ascii="Consolas" w:hAnsi="Consolas" w:cs="Courier New"/>
-          <w:sz w:val="22"/>
-          <w:szCs w:val="22"/>
-        </w:rPr>
-        <w:t>S</w:t>
-      </w:r>
-      <w:r>
-        <w:rPr>
-          <w:rFonts w:ascii="Consolas" w:hAnsi="Consolas" w:cs="Courier New"/>
-          <w:color w:val="000000"/>
-          <w:sz w:val="22"/>
-          <w:szCs w:val="22"/>
-        </w:rPr>
-        <w:t xml:space="preserve">ervice </w:t>
-      </w:r>
-      <w:r>
-        <w:rPr>
-          <w:rFonts w:ascii="Consolas" w:hAnsi="Consolas" w:cs="Courier New"/>
-          <w:color w:val="660066"/>
-          <w:sz w:val="22"/>
-          <w:szCs w:val="22"/>
-        </w:rPr>
-        <w:t>HelloService</w:t>
-      </w:r>
-      <w:r>
-        <w:rPr>
-          <w:rFonts w:ascii="Consolas" w:hAnsi="Consolas" w:cs="Courier New"/>
-          <w:color w:val="000000"/>
-          <w:sz w:val="22"/>
-          <w:szCs w:val="22"/>
-        </w:rPr>
-        <w:t xml:space="preserve"> </w:t>
-      </w:r>
-      <w:r>
-        <w:rPr>
-          <w:rFonts w:ascii="Consolas" w:hAnsi="Consolas" w:cs="Courier New"/>
-          <w:color w:val="666600"/>
-          <w:sz w:val="22"/>
-          <w:szCs w:val="22"/>
-        </w:rPr>
-        <w:t>{</w:t>
-      </w:r>
-    </w:p>
-    <w:p>
-      <w:pPr>
-        <w:pStyle w:val="NormalWeb"/>
-        <w:pBdr>
-          <w:top w:val="single" w:sz="6" w:space="2" w:color="888888"/>
-          <w:left w:val="single" w:sz="6" w:space="2" w:color="888888"/>
-          <w:bottom w:val="single" w:sz="6" w:space="2" w:color="888888"/>
-          <w:right w:val="single" w:sz="6" w:space="2" w:color="888888"/>
-        </w:pBdr>
-        <w:tabs>
-          <w:tab w:val="left" w:pos="916"/>
-          <w:tab w:val="left" w:pos="1832"/>
-          <w:tab w:val="left" w:pos="2748"/>
-          <w:tab w:val="left" w:pos="3664"/>
-          <w:tab w:val="left" w:pos="4580"/>
-          <w:tab w:val="left" w:pos="5496"/>
-          <w:tab w:val="left" w:pos="6412"/>
-          <w:tab w:val="left" w:pos="7328"/>
-          <w:tab w:val="left" w:pos="8244"/>
-          <w:tab w:val="left" w:pos="9160"/>
-          <w:tab w:val="left" w:pos="10076"/>
-          <w:tab w:val="left" w:pos="10992"/>
-          <w:tab w:val="left" w:pos="11908"/>
-          <w:tab w:val="left" w:pos="12824"/>
-          <w:tab w:val="left" w:pos="13740"/>
-          <w:tab w:val="left" w:pos="14656"/>
-        </w:tabs>
-        <w:spacing w:after="0"/>
-        <w:rPr>
-          <w:rFonts w:ascii="Consolas" w:hAnsi="Consolas" w:cs="Courier New"/>
-          <w:sz w:val="22"/>
-          <w:szCs w:val="22"/>
-        </w:rPr>
-      </w:pPr>
-      <w:r>
-        <w:rPr>
-          <w:rFonts w:ascii="Consolas" w:hAnsi="Consolas" w:cs="Courier New"/>
-          <w:sz w:val="22"/>
-          <w:szCs w:val="22"/>
-        </w:rPr>
-        <w:t>1</w:t>
-      </w:r>
-      <w:r>
-        <w:rPr>
-          <w:rFonts w:ascii="Consolas" w:hAnsi="Consolas" w:cs="Courier New"/>
-          <w:sz w:val="22"/>
-          <w:szCs w:val="22"/>
-        </w:rPr>
-        <w:t>6</w:t>
-      </w:r>
-      <w:r>
-        <w:rPr>
-          <w:rFonts w:ascii="Consolas" w:hAnsi="Consolas" w:cs="Courier New"/>
-          <w:sz w:val="22"/>
-          <w:szCs w:val="22"/>
-        </w:rPr>
-        <w:t xml:space="preserve">. </w:t>
-      </w:r>
-      <w:r>
-        <w:rPr>
-          <w:rFonts w:ascii="Consolas" w:hAnsi="Consolas" w:cs="Courier New"/>
-          <w:color w:val="000000"/>
-          <w:sz w:val="22"/>
-          <w:szCs w:val="22"/>
-        </w:rPr>
-        <w:t xml:space="preserve">    </w:t>
-      </w:r>
-      <w:r>
-        <w:rPr>
-          <w:rFonts w:ascii="Consolas" w:hAnsi="Consolas" w:cs="Courier New"/>
-          <w:color w:val="880000"/>
-          <w:sz w:val="22"/>
-          <w:szCs w:val="22"/>
-        </w:rPr>
-        <w:t>// định nghĩa lời gọi hàm RPC</w:t>
-      </w:r>
-    </w:p>
-    <w:p>
-      <w:pPr>
-        <w:pStyle w:val="NormalWeb"/>
-        <w:pBdr>
-          <w:top w:val="single" w:sz="6" w:space="2" w:color="888888"/>
-          <w:left w:val="single" w:sz="6" w:space="2" w:color="888888"/>
-          <w:bottom w:val="single" w:sz="6" w:space="2" w:color="888888"/>
-          <w:right w:val="single" w:sz="6" w:space="2" w:color="888888"/>
-        </w:pBdr>
-        <w:tabs>
-          <w:tab w:val="left" w:pos="916"/>
-          <w:tab w:val="left" w:pos="1832"/>
-          <w:tab w:val="left" w:pos="2748"/>
-          <w:tab w:val="left" w:pos="3664"/>
-          <w:tab w:val="left" w:pos="4580"/>
-          <w:tab w:val="left" w:pos="5496"/>
-          <w:tab w:val="left" w:pos="6412"/>
-          <w:tab w:val="left" w:pos="7328"/>
-          <w:tab w:val="left" w:pos="8244"/>
-          <w:tab w:val="left" w:pos="9160"/>
-          <w:tab w:val="left" w:pos="10076"/>
-          <w:tab w:val="left" w:pos="10992"/>
-          <w:tab w:val="left" w:pos="11908"/>
-          <w:tab w:val="left" w:pos="12824"/>
-          <w:tab w:val="left" w:pos="13740"/>
-          <w:tab w:val="left" w:pos="14656"/>
-        </w:tabs>
-        <w:spacing w:after="0"/>
-        <w:rPr>
-          <w:rFonts w:ascii="Consolas" w:hAnsi="Consolas" w:cs="Courier New"/>
-          <w:sz w:val="22"/>
-          <w:szCs w:val="22"/>
-        </w:rPr>
-      </w:pPr>
-      <w:r>
-        <w:rPr>
-          <w:rFonts w:ascii="Consolas" w:hAnsi="Consolas" w:cs="Courier New"/>
-          <w:sz w:val="22"/>
-          <w:szCs w:val="22"/>
-        </w:rPr>
-        <w:t>1</w:t>
-      </w:r>
-      <w:r>
-        <w:rPr>
-          <w:rFonts w:ascii="Consolas" w:hAnsi="Consolas" w:cs="Courier New"/>
-          <w:sz w:val="22"/>
-          <w:szCs w:val="22"/>
-        </w:rPr>
-        <w:t>7</w:t>
-      </w:r>
-      <w:r>
-        <w:rPr>
-          <w:rFonts w:ascii="Consolas" w:hAnsi="Consolas" w:cs="Courier New"/>
-          <w:sz w:val="22"/>
-          <w:szCs w:val="22"/>
-        </w:rPr>
-        <w:t xml:space="preserve">. </w:t>
-      </w:r>
-      <w:r>
-        <w:rPr>
-          <w:rFonts w:ascii="Consolas" w:hAnsi="Consolas" w:cs="Courier New"/>
-          <w:color w:val="000000"/>
-          <w:sz w:val="22"/>
-          <w:szCs w:val="22"/>
-        </w:rPr>
-        <w:t xml:space="preserve">    rpc </w:t>
-      </w:r>
-      <w:r>
-        <w:rPr>
-          <w:rFonts w:ascii="Consolas" w:hAnsi="Consolas" w:cs="Courier New"/>
-          <w:color w:val="660066"/>
-          <w:sz w:val="22"/>
-          <w:szCs w:val="22"/>
-        </w:rPr>
-        <w:t>Hello</w:t>
-      </w:r>
-      <w:r>
-        <w:rPr>
-          <w:rFonts w:ascii="Consolas" w:hAnsi="Consolas" w:cs="Courier New"/>
-          <w:color w:val="000000"/>
-          <w:sz w:val="22"/>
-          <w:szCs w:val="22"/>
-        </w:rPr>
-        <w:t xml:space="preserve"> </w:t>
-      </w:r>
-      <w:r>
-        <w:rPr>
-          <w:rFonts w:ascii="Consolas" w:hAnsi="Consolas" w:cs="Courier New"/>
-          <w:color w:val="666600"/>
-          <w:sz w:val="22"/>
-          <w:szCs w:val="22"/>
-        </w:rPr>
-        <w:t>(</w:t>
-      </w:r>
-      <w:r>
-        <w:rPr>
-          <w:rFonts w:ascii="Consolas" w:hAnsi="Consolas" w:cs="Courier New"/>
-          <w:color w:val="660066"/>
-          <w:sz w:val="22"/>
-          <w:szCs w:val="22"/>
-        </w:rPr>
-        <w:t>String</w:t>
-      </w:r>
-      <w:r>
-        <w:rPr>
-          <w:rFonts w:ascii="Consolas" w:hAnsi="Consolas" w:cs="Courier New"/>
-          <w:color w:val="666600"/>
-          <w:sz w:val="22"/>
-          <w:szCs w:val="22"/>
-        </w:rPr>
-        <w:t>)</w:t>
-      </w:r>
-      <w:r>
-        <w:rPr>
-          <w:rFonts w:ascii="Consolas" w:hAnsi="Consolas" w:cs="Courier New"/>
-          <w:color w:val="000000"/>
-          <w:sz w:val="22"/>
-          <w:szCs w:val="22"/>
-        </w:rPr>
-        <w:t xml:space="preserve"> returns </w:t>
-      </w:r>
-      <w:r>
-        <w:rPr>
-          <w:rFonts w:ascii="Consolas" w:hAnsi="Consolas" w:cs="Courier New"/>
-          <w:color w:val="666600"/>
-          <w:sz w:val="22"/>
-          <w:szCs w:val="22"/>
-        </w:rPr>
-        <w:t>(</w:t>
-      </w:r>
-      <w:r>
-        <w:rPr>
-          <w:rFonts w:ascii="Consolas" w:hAnsi="Consolas" w:cs="Courier New"/>
-          <w:color w:val="660066"/>
-          <w:sz w:val="22"/>
-          <w:szCs w:val="22"/>
-        </w:rPr>
-        <w:t>String</w:t>
-      </w:r>
-      <w:r>
-        <w:rPr>
-          <w:rFonts w:ascii="Consolas" w:hAnsi="Consolas" w:cs="Courier New"/>
-          <w:color w:val="666600"/>
-          <w:sz w:val="22"/>
-          <w:szCs w:val="22"/>
-        </w:rPr>
-        <w:t>);</w:t>
-      </w:r>
-    </w:p>
-    <w:p>
-      <w:pPr>
-        <w:pStyle w:val="NormalWeb"/>
-        <w:pBdr>
-          <w:top w:val="single" w:sz="6" w:space="2" w:color="888888"/>
-          <w:left w:val="single" w:sz="6" w:space="2" w:color="888888"/>
-          <w:bottom w:val="single" w:sz="6" w:space="2" w:color="888888"/>
-          <w:right w:val="single" w:sz="6" w:space="2" w:color="888888"/>
-        </w:pBdr>
-        <w:tabs>
-          <w:tab w:val="left" w:pos="916"/>
-          <w:tab w:val="left" w:pos="1832"/>
-          <w:tab w:val="left" w:pos="2748"/>
-          <w:tab w:val="left" w:pos="3664"/>
-          <w:tab w:val="left" w:pos="4580"/>
-          <w:tab w:val="left" w:pos="5496"/>
-          <w:tab w:val="left" w:pos="6412"/>
-          <w:tab w:val="left" w:pos="7328"/>
-          <w:tab w:val="left" w:pos="8244"/>
-          <w:tab w:val="left" w:pos="9160"/>
-          <w:tab w:val="left" w:pos="10076"/>
-          <w:tab w:val="left" w:pos="10992"/>
-          <w:tab w:val="left" w:pos="11908"/>
-          <w:tab w:val="left" w:pos="12824"/>
-          <w:tab w:val="left" w:pos="13740"/>
-          <w:tab w:val="left" w:pos="14656"/>
-        </w:tabs>
-        <w:spacing w:after="0"/>
-        <w:rPr>
-          <w:rFonts w:ascii="Consolas" w:hAnsi="Consolas" w:cs="Courier New"/>
-          <w:sz w:val="22"/>
-          <w:szCs w:val="22"/>
-        </w:rPr>
-      </w:pPr>
-      <w:r>
-        <w:rPr>
-          <w:rFonts w:ascii="Consolas" w:hAnsi="Consolas" w:cs="Courier New"/>
-          <w:sz w:val="22"/>
-          <w:szCs w:val="22"/>
-        </w:rPr>
-        <w:t>1</w:t>
-      </w:r>
-      <w:r>
-        <w:rPr>
-          <w:rFonts w:ascii="Consolas" w:hAnsi="Consolas" w:cs="Courier New"/>
-          <w:sz w:val="22"/>
-          <w:szCs w:val="22"/>
-        </w:rPr>
-        <w:t>8</w:t>
-      </w:r>
-      <w:r>
-        <w:rPr>
-          <w:rFonts w:ascii="Consolas" w:hAnsi="Consolas" w:cs="Courier New"/>
-          <w:sz w:val="22"/>
-          <w:szCs w:val="22"/>
-        </w:rPr>
-        <w:t xml:space="preserve">. </w:t>
-      </w:r>
-      <w:r>
-        <w:rPr>
-          <w:rFonts w:ascii="Consolas" w:hAnsi="Consolas" w:cs="Courier New"/>
-          <w:color w:val="666600"/>
-          <w:sz w:val="22"/>
-          <w:szCs w:val="22"/>
-        </w:rPr>
-        <w:t>}</w:t>
-      </w:r>
-    </w:p>
-    <w:p>
-      <w:pPr>
-        <w:pStyle w:val="NormalWeb"/>
-        <w:pBdr>
-          <w:top w:val="single" w:sz="6" w:space="2" w:color="888888"/>
-          <w:left w:val="single" w:sz="6" w:space="2" w:color="888888"/>
-          <w:bottom w:val="single" w:sz="6" w:space="2" w:color="888888"/>
-          <w:right w:val="single" w:sz="6" w:space="2" w:color="888888"/>
-        </w:pBdr>
-        <w:tabs>
-          <w:tab w:val="left" w:pos="916"/>
-          <w:tab w:val="left" w:pos="1832"/>
-          <w:tab w:val="left" w:pos="2748"/>
-          <w:tab w:val="left" w:pos="3664"/>
-          <w:tab w:val="left" w:pos="4580"/>
-          <w:tab w:val="left" w:pos="5496"/>
-          <w:tab w:val="left" w:pos="6412"/>
-          <w:tab w:val="left" w:pos="7328"/>
-          <w:tab w:val="left" w:pos="8244"/>
-          <w:tab w:val="left" w:pos="9160"/>
-          <w:tab w:val="left" w:pos="10076"/>
-          <w:tab w:val="left" w:pos="10992"/>
-          <w:tab w:val="left" w:pos="11908"/>
-          <w:tab w:val="left" w:pos="12824"/>
-          <w:tab w:val="left" w:pos="13740"/>
-          <w:tab w:val="left" w:pos="14656"/>
-        </w:tabs>
-        <w:spacing w:after="0"/>
-        <w:rPr>
-          <w:rFonts w:ascii="Consolas" w:hAnsi="Consolas" w:cs="Courier New"/>
-          <w:sz w:val="22"/>
-          <w:szCs w:val="22"/>
-        </w:rPr>
-      </w:pPr>
-      <w:r>
-        <w:rPr>
-          <w:rFonts w:ascii="Consolas" w:hAnsi="Consolas" w:cs="Courier New"/>
-          <w:sz w:val="22"/>
-          <w:szCs w:val="22"/>
-        </w:rPr>
-        <w:t>1</w:t>
-      </w:r>
-      <w:r>
-        <w:rPr>
-          <w:rFonts w:ascii="Consolas" w:hAnsi="Consolas" w:cs="Courier New"/>
-          <w:sz w:val="22"/>
-          <w:szCs w:val="22"/>
-        </w:rPr>
-        <w:t>9</w:t>
-      </w:r>
-      <w:r>
-        <w:rPr>
-          <w:rFonts w:ascii="Consolas" w:hAnsi="Consolas" w:cs="Courier New"/>
-          <w:sz w:val="22"/>
-          <w:szCs w:val="22"/>
-        </w:rPr>
-        <w:t xml:space="preserve">. </w:t>
-      </w:r>
-      <w:r>
-        <w:rPr>
-          <w:rFonts w:ascii="Consolas" w:hAnsi="Consolas" w:cs="Courier New"/>
-          <w:color w:val="000000"/>
-          <w:sz w:val="22"/>
-          <w:szCs w:val="22"/>
-        </w:rPr>
-        <w:t> </w:t>
-      </w:r>
-    </w:p>
-    <w:p/>
-    <w:p>
-      <w:r>
-        <w:t>Sinh mã nguồn Go bằng lệnh</w:t>
-      </w:r>
-    </w:p>
-    <w:p>
-      <w:pPr>
-        <w:pStyle w:val="NormalWeb"/>
-        <w:numPr>
-          <w:ilvl w:val="0"/>
-          <w:numId w:val="3"/>
-        </w:numPr>
-        <w:pBdr>
-          <w:top w:val="single" w:sz="6" w:space="2" w:color="888888"/>
-          <w:left w:val="single" w:sz="6" w:space="2" w:color="888888"/>
-          <w:bottom w:val="single" w:sz="6" w:space="2" w:color="888888"/>
-          <w:right w:val="single" w:sz="6" w:space="2" w:color="888888"/>
-        </w:pBdr>
-        <w:tabs>
-          <w:tab w:val="left" w:pos="916"/>
-          <w:tab w:val="left" w:pos="1832"/>
-          <w:tab w:val="left" w:pos="2748"/>
-          <w:tab w:val="left" w:pos="3664"/>
-          <w:tab w:val="left" w:pos="4580"/>
-          <w:tab w:val="left" w:pos="5496"/>
-          <w:tab w:val="left" w:pos="6412"/>
-          <w:tab w:val="left" w:pos="7328"/>
-          <w:tab w:val="left" w:pos="8244"/>
-          <w:tab w:val="left" w:pos="9160"/>
-          <w:tab w:val="left" w:pos="10076"/>
-          <w:tab w:val="left" w:pos="10992"/>
-          <w:tab w:val="left" w:pos="11908"/>
-          <w:tab w:val="left" w:pos="12824"/>
-          <w:tab w:val="left" w:pos="13740"/>
-          <w:tab w:val="left" w:pos="14656"/>
-        </w:tabs>
-        <w:spacing w:after="0"/>
-        <w:ind w:left="360"/>
-        <w:divId w:val="1999528585"/>
-        <w:rPr>
-          <w:rFonts w:ascii="Consolas" w:hAnsi="Consolas" w:cs="Courier New"/>
-          <w:color w:val="000000"/>
-          <w:sz w:val="22"/>
-          <w:szCs w:val="22"/>
-        </w:rPr>
-      </w:pPr>
-      <w:r>
-        <w:rPr>
-          <w:rFonts w:ascii="Consolas" w:hAnsi="Consolas" w:cs="Courier New"/>
-          <w:color w:val="000000"/>
-          <w:sz w:val="22"/>
-          <w:szCs w:val="22"/>
-        </w:rPr>
-        <w:t xml:space="preserve">$ protoc </w:t>
-      </w:r>
-      <w:r>
-        <w:rPr>
-          <w:rFonts w:ascii="Consolas" w:hAnsi="Consolas" w:cs="Courier New"/>
-          <w:color w:val="666600"/>
-          <w:sz w:val="22"/>
-          <w:szCs w:val="22"/>
-        </w:rPr>
-        <w:t>--</w:t>
-      </w:r>
-      <w:r>
-        <w:rPr>
-          <w:rFonts w:ascii="Consolas" w:hAnsi="Consolas" w:cs="Courier New"/>
-          <w:color w:val="000000"/>
-          <w:sz w:val="22"/>
-          <w:szCs w:val="22"/>
-        </w:rPr>
-        <w:t>go_out</w:t>
-      </w:r>
-      <w:r>
-        <w:rPr>
-          <w:rFonts w:ascii="Consolas" w:hAnsi="Consolas" w:cs="Courier New"/>
-          <w:color w:val="666600"/>
-          <w:sz w:val="22"/>
-          <w:szCs w:val="22"/>
-        </w:rPr>
-        <w:t>=.</w:t>
-      </w:r>
-      <w:r>
-        <w:rPr>
-          <w:rFonts w:ascii="Consolas" w:hAnsi="Consolas" w:cs="Courier New"/>
-          <w:color w:val="000000"/>
-          <w:sz w:val="22"/>
-          <w:szCs w:val="22"/>
-        </w:rPr>
-        <w:t xml:space="preserve"> </w:t>
-      </w:r>
-      <w:r>
-        <w:rPr>
-          <w:rFonts w:ascii="Consolas" w:hAnsi="Consolas" w:cs="Courier New"/>
-          <w:color w:val="666600"/>
-          <w:sz w:val="22"/>
-          <w:szCs w:val="22"/>
-        </w:rPr>
-        <w:t>--</w:t>
-      </w:r>
-      <w:r>
-        <w:rPr>
-          <w:rFonts w:ascii="Consolas" w:hAnsi="Consolas" w:cs="Courier New"/>
-          <w:color w:val="000000"/>
-          <w:sz w:val="22"/>
-          <w:szCs w:val="22"/>
-        </w:rPr>
-        <w:t>go</w:t>
-      </w:r>
-      <w:r>
-        <w:rPr>
-          <w:rFonts w:ascii="Consolas" w:hAnsi="Consolas" w:cs="Courier New"/>
-          <w:color w:val="666600"/>
-          <w:sz w:val="22"/>
-          <w:szCs w:val="22"/>
-        </w:rPr>
-        <w:t>-</w:t>
-      </w:r>
-      <w:r>
-        <w:rPr>
-          <w:rFonts w:ascii="Consolas" w:hAnsi="Consolas" w:cs="Courier New"/>
-          <w:color w:val="000000"/>
-          <w:sz w:val="22"/>
-          <w:szCs w:val="22"/>
-        </w:rPr>
-        <w:t>grpc_out</w:t>
-      </w:r>
-      <w:r>
-        <w:rPr>
-          <w:rFonts w:ascii="Consolas" w:hAnsi="Consolas" w:cs="Courier New"/>
-          <w:color w:val="666600"/>
-          <w:sz w:val="22"/>
-          <w:szCs w:val="22"/>
-        </w:rPr>
-        <w:t>=.</w:t>
-      </w:r>
-      <w:r>
-        <w:rPr>
-          <w:rFonts w:ascii="Consolas" w:hAnsi="Consolas" w:cs="Courier New"/>
-          <w:color w:val="000000"/>
-          <w:sz w:val="22"/>
-          <w:szCs w:val="22"/>
-        </w:rPr>
-        <w:t xml:space="preserve"> protobuf</w:t>
-      </w:r>
-      <w:r>
-        <w:rPr>
-          <w:rFonts w:ascii="Consolas" w:hAnsi="Consolas" w:cs="Courier New"/>
-          <w:color w:val="666600"/>
-          <w:sz w:val="22"/>
-          <w:szCs w:val="22"/>
-        </w:rPr>
-        <w:t>/</w:t>
-      </w:r>
-      <w:r>
-        <w:rPr>
-          <w:rFonts w:ascii="Consolas" w:hAnsi="Consolas" w:cs="Courier New"/>
-          <w:color w:val="000000"/>
-          <w:sz w:val="22"/>
-          <w:szCs w:val="22"/>
-        </w:rPr>
-        <w:t>hello</w:t>
-      </w:r>
-      <w:r>
-        <w:rPr>
-          <w:rFonts w:ascii="Consolas" w:hAnsi="Consolas" w:cs="Courier New"/>
-          <w:color w:val="666600"/>
-          <w:sz w:val="22"/>
-          <w:szCs w:val="22"/>
-        </w:rPr>
-        <w:t>.</w:t>
-      </w:r>
-      <w:r>
-        <w:rPr>
-          <w:rFonts w:ascii="Consolas" w:hAnsi="Consolas" w:cs="Courier New"/>
-          <w:color w:val="000000"/>
-          <w:sz w:val="22"/>
-          <w:szCs w:val="22"/>
-        </w:rPr>
-        <w:t>proto</w:t>
-      </w:r>
-    </w:p>
-    <w:p>
-      <w:pPr>
-        <w:pStyle w:val="NormalWeb"/>
-        <w:numPr>
-          <w:ilvl w:val="0"/>
-          <w:numId w:val="3"/>
-        </w:numPr>
-        <w:pBdr>
-          <w:top w:val="single" w:sz="6" w:space="2" w:color="888888"/>
-          <w:left w:val="single" w:sz="6" w:space="2" w:color="888888"/>
-          <w:bottom w:val="single" w:sz="6" w:space="2" w:color="888888"/>
-          <w:right w:val="single" w:sz="6" w:space="2" w:color="888888"/>
-        </w:pBdr>
-        <w:tabs>
-          <w:tab w:val="left" w:pos="916"/>
-          <w:tab w:val="left" w:pos="1832"/>
-          <w:tab w:val="left" w:pos="2748"/>
-          <w:tab w:val="left" w:pos="3664"/>
-          <w:tab w:val="left" w:pos="4580"/>
-          <w:tab w:val="left" w:pos="5496"/>
-          <w:tab w:val="left" w:pos="6412"/>
-          <w:tab w:val="left" w:pos="7328"/>
-          <w:tab w:val="left" w:pos="8244"/>
-          <w:tab w:val="left" w:pos="9160"/>
-          <w:tab w:val="left" w:pos="10076"/>
-          <w:tab w:val="left" w:pos="10992"/>
-          <w:tab w:val="left" w:pos="11908"/>
-          <w:tab w:val="left" w:pos="12824"/>
-          <w:tab w:val="left" w:pos="13740"/>
-          <w:tab w:val="left" w:pos="14656"/>
-        </w:tabs>
-        <w:spacing w:after="0"/>
-        <w:ind w:left="360"/>
-        <w:divId w:val="1999528585"/>
-        <w:rPr>
-          <w:rFonts w:ascii="Consolas" w:hAnsi="Consolas" w:cs="Courier New"/>
-          <w:kern w:val="0"/>
-          <w:sz w:val="22"/>
-          <w:szCs w:val="22"/>
-          <w14:ligatures w14:val="none"/>
-        </w:rPr>
-      </w:pPr>
-      <w:r>
-        <w:rPr>
-          <w:rFonts w:ascii="Consolas" w:hAnsi="Consolas" w:cs="Courier New"/>
-          <w:color w:val="000000"/>
-          <w:sz w:val="22"/>
-          <w:szCs w:val="22"/>
-        </w:rPr>
-        <w:t>//</w:t>
-      </w:r>
-      <w:r>
-        <w:rPr>
-          <w:rFonts w:ascii="Consolas" w:hAnsi="Consolas" w:cs="Courier New"/>
-          <w:color w:val="000000"/>
-          <w:sz w:val="22"/>
-          <w:szCs w:val="22"/>
-        </w:rPr>
-        <w:t xml:space="preserve"> </w:t>
-      </w:r>
-      <w:r>
-        <w:rPr>
-          <w:rFonts w:ascii="Consolas" w:hAnsi="Consolas" w:cs="Courier New"/>
-          <w:color w:val="000000"/>
-          <w:sz w:val="22"/>
-          <w:szCs w:val="22"/>
-        </w:rPr>
-        <w:t>trong đó:</w:t>
-      </w:r>
-    </w:p>
-    <w:p>
-      <w:pPr>
-        <w:pStyle w:val="NormalWeb"/>
-        <w:numPr>
-          <w:ilvl w:val="0"/>
-          <w:numId w:val="3"/>
-        </w:numPr>
-        <w:pBdr>
-          <w:top w:val="single" w:sz="6" w:space="2" w:color="888888"/>
-          <w:left w:val="single" w:sz="6" w:space="2" w:color="888888"/>
-          <w:bottom w:val="single" w:sz="6" w:space="2" w:color="888888"/>
-          <w:right w:val="single" w:sz="6" w:space="2" w:color="888888"/>
-        </w:pBdr>
-        <w:tabs>
-          <w:tab w:val="left" w:pos="916"/>
-          <w:tab w:val="left" w:pos="1832"/>
-          <w:tab w:val="left" w:pos="2748"/>
-          <w:tab w:val="left" w:pos="3664"/>
-          <w:tab w:val="left" w:pos="4580"/>
-          <w:tab w:val="left" w:pos="5496"/>
-          <w:tab w:val="left" w:pos="6412"/>
-          <w:tab w:val="left" w:pos="7328"/>
-          <w:tab w:val="left" w:pos="8244"/>
-          <w:tab w:val="left" w:pos="9160"/>
-          <w:tab w:val="left" w:pos="10076"/>
-          <w:tab w:val="left" w:pos="10992"/>
-          <w:tab w:val="left" w:pos="11908"/>
-          <w:tab w:val="left" w:pos="12824"/>
-          <w:tab w:val="left" w:pos="13740"/>
-          <w:tab w:val="left" w:pos="14656"/>
-        </w:tabs>
-        <w:spacing w:after="0"/>
-        <w:ind w:left="360"/>
-        <w:divId w:val="1999528585"/>
-        <w:rPr>
-          <w:rFonts w:ascii="Consolas" w:hAnsi="Consolas" w:cs="Courier New"/>
-          <w:kern w:val="0"/>
-          <w:sz w:val="22"/>
-          <w:szCs w:val="22"/>
-          <w14:ligatures w14:val="none"/>
-        </w:rPr>
-      </w:pPr>
-      <w:r>
-        <w:rPr>
-          <w:rFonts w:ascii="Consolas" w:hAnsi="Consolas" w:cs="Courier New"/>
-          <w:color w:val="000000"/>
-          <w:sz w:val="22"/>
-          <w:szCs w:val="22"/>
-        </w:rPr>
-        <w:t>//</w:t>
-      </w:r>
-      <w:r>
-        <w:rPr>
-          <w:rFonts w:ascii="Consolas" w:hAnsi="Consolas" w:cs="Courier New"/>
-          <w:color w:val="000000"/>
-          <w:sz w:val="22"/>
-          <w:szCs w:val="22"/>
-        </w:rPr>
-        <w:t xml:space="preserve"> </w:t>
-      </w:r>
-      <w:r>
-        <w:rPr>
-          <w:rFonts w:ascii="Consolas" w:hAnsi="Consolas" w:cs="Courier New"/>
-          <w:color w:val="000000"/>
-          <w:sz w:val="22"/>
-          <w:szCs w:val="22"/>
-        </w:rPr>
-        <w:t>protoc: chương trình sinh mã nguồn</w:t>
-      </w:r>
-    </w:p>
-    <w:p>
-      <w:pPr>
-        <w:pStyle w:val="NormalWeb"/>
-        <w:numPr>
-          <w:ilvl w:val="0"/>
-          <w:numId w:val="3"/>
-        </w:numPr>
-        <w:pBdr>
-          <w:top w:val="single" w:sz="6" w:space="2" w:color="888888"/>
-          <w:left w:val="single" w:sz="6" w:space="2" w:color="888888"/>
-          <w:bottom w:val="single" w:sz="6" w:space="2" w:color="888888"/>
-          <w:right w:val="single" w:sz="6" w:space="2" w:color="888888"/>
-        </w:pBdr>
-        <w:tabs>
-          <w:tab w:val="left" w:pos="916"/>
-          <w:tab w:val="left" w:pos="1832"/>
-          <w:tab w:val="left" w:pos="2748"/>
-          <w:tab w:val="left" w:pos="3664"/>
-          <w:tab w:val="left" w:pos="4580"/>
-          <w:tab w:val="left" w:pos="5496"/>
-          <w:tab w:val="left" w:pos="6412"/>
-          <w:tab w:val="left" w:pos="7328"/>
-          <w:tab w:val="left" w:pos="8244"/>
-          <w:tab w:val="left" w:pos="9160"/>
-          <w:tab w:val="left" w:pos="10076"/>
-          <w:tab w:val="left" w:pos="10992"/>
-          <w:tab w:val="left" w:pos="11908"/>
-          <w:tab w:val="left" w:pos="12824"/>
-          <w:tab w:val="left" w:pos="13740"/>
-          <w:tab w:val="left" w:pos="14656"/>
-        </w:tabs>
-        <w:spacing w:after="0"/>
-        <w:ind w:left="360"/>
-        <w:divId w:val="1999528585"/>
-        <w:rPr>
-          <w:rFonts w:ascii="Consolas" w:hAnsi="Consolas" w:cs="Courier New"/>
-          <w:kern w:val="0"/>
-          <w:sz w:val="22"/>
-          <w:szCs w:val="22"/>
-          <w14:ligatures w14:val="none"/>
-        </w:rPr>
-      </w:pPr>
-      <w:r>
-        <w:rPr>
-          <w:rFonts w:ascii="Consolas" w:hAnsi="Consolas" w:cs="Courier New"/>
-          <w:color w:val="000000"/>
-          <w:sz w:val="22"/>
-          <w:szCs w:val="22"/>
-        </w:rPr>
-        <w:t>//</w:t>
-      </w:r>
-      <w:r>
-        <w:rPr>
-          <w:rFonts w:ascii="Consolas" w:hAnsi="Consolas" w:cs="Courier New"/>
-          <w:color w:val="000000"/>
-          <w:sz w:val="22"/>
-          <w:szCs w:val="22"/>
-        </w:rPr>
-        <w:t xml:space="preserve"> go_out: chỉ cho protoc tải plugin protoc-gen-go</w:t>
-      </w:r>
-    </w:p>
-    <w:p>
-      <w:pPr>
-        <w:pStyle w:val="NormalWeb"/>
-        <w:numPr>
-          <w:ilvl w:val="0"/>
-          <w:numId w:val="3"/>
-        </w:numPr>
-        <w:pBdr>
-          <w:top w:val="single" w:sz="6" w:space="2" w:color="888888"/>
-          <w:left w:val="single" w:sz="6" w:space="2" w:color="888888"/>
-          <w:bottom w:val="single" w:sz="6" w:space="2" w:color="888888"/>
-          <w:right w:val="single" w:sz="6" w:space="2" w:color="888888"/>
-        </w:pBdr>
-        <w:tabs>
-          <w:tab w:val="left" w:pos="916"/>
-          <w:tab w:val="left" w:pos="1832"/>
-          <w:tab w:val="left" w:pos="2748"/>
-          <w:tab w:val="left" w:pos="3664"/>
-          <w:tab w:val="left" w:pos="4580"/>
-          <w:tab w:val="left" w:pos="5496"/>
-          <w:tab w:val="left" w:pos="6412"/>
-          <w:tab w:val="left" w:pos="7328"/>
-          <w:tab w:val="left" w:pos="8244"/>
-          <w:tab w:val="left" w:pos="9160"/>
-          <w:tab w:val="left" w:pos="10076"/>
-          <w:tab w:val="left" w:pos="10992"/>
-          <w:tab w:val="left" w:pos="11908"/>
-          <w:tab w:val="left" w:pos="12824"/>
-          <w:tab w:val="left" w:pos="13740"/>
-          <w:tab w:val="left" w:pos="14656"/>
-        </w:tabs>
-        <w:spacing w:after="0"/>
-        <w:ind w:left="360"/>
-        <w:divId w:val="1999528585"/>
-        <w:rPr>
-          <w:rFonts w:ascii="Consolas" w:hAnsi="Consolas" w:cs="Courier New"/>
-          <w:kern w:val="0"/>
-          <w:sz w:val="22"/>
-          <w:szCs w:val="22"/>
-          <w14:ligatures w14:val="none"/>
-        </w:rPr>
-      </w:pPr>
-      <w:r>
-        <w:rPr>
-          <w:rFonts w:ascii="Consolas" w:hAnsi="Consolas" w:cs="Courier New"/>
-          <w:color w:val="000000"/>
-          <w:sz w:val="22"/>
-          <w:szCs w:val="22"/>
-        </w:rPr>
-        <w:t>// go-grpc_out: chỉ cho protoc tải plugin gRPC</w:t>
-      </w:r>
-      <w:r>
-        <w:rPr>
-          <w:rFonts w:ascii="Consolas" w:hAnsi="Consolas" w:cs="Courier New"/>
-          <w:color w:val="000000"/>
-          <w:sz w:val="22"/>
-          <w:szCs w:val="22"/>
-        </w:rPr>
-        <w:t xml:space="preserve"> codegen plugin</w:t>
-      </w:r>
-    </w:p>
-    <w:p>
-      <w:pPr>
-        <w:pStyle w:val="NormalWeb"/>
-        <w:numPr>
-          <w:ilvl w:val="0"/>
-          <w:numId w:val="3"/>
-        </w:numPr>
-        <w:pBdr>
-          <w:top w:val="single" w:sz="6" w:space="2" w:color="888888"/>
-          <w:left w:val="single" w:sz="6" w:space="2" w:color="888888"/>
-          <w:bottom w:val="single" w:sz="6" w:space="2" w:color="888888"/>
-          <w:right w:val="single" w:sz="6" w:space="2" w:color="888888"/>
-        </w:pBdr>
-        <w:tabs>
-          <w:tab w:val="left" w:pos="916"/>
-          <w:tab w:val="left" w:pos="1832"/>
-          <w:tab w:val="left" w:pos="2748"/>
-          <w:tab w:val="left" w:pos="3664"/>
-          <w:tab w:val="left" w:pos="4580"/>
-          <w:tab w:val="left" w:pos="5496"/>
-          <w:tab w:val="left" w:pos="6412"/>
-          <w:tab w:val="left" w:pos="7328"/>
-          <w:tab w:val="left" w:pos="8244"/>
-          <w:tab w:val="left" w:pos="9160"/>
-          <w:tab w:val="left" w:pos="10076"/>
-          <w:tab w:val="left" w:pos="10992"/>
-          <w:tab w:val="left" w:pos="11908"/>
-          <w:tab w:val="left" w:pos="12824"/>
-          <w:tab w:val="left" w:pos="13740"/>
-          <w:tab w:val="left" w:pos="14656"/>
-        </w:tabs>
-        <w:spacing w:after="0"/>
-        <w:ind w:left="360"/>
-        <w:divId w:val="1999528585"/>
-        <w:rPr>
-          <w:rFonts w:ascii="Consolas" w:hAnsi="Consolas" w:cs="Courier New"/>
-          <w:kern w:val="0"/>
-          <w:sz w:val="22"/>
-          <w:szCs w:val="22"/>
-          <w14:ligatures w14:val="none"/>
-        </w:rPr>
-      </w:pPr>
-      <w:r>
-        <w:rPr>
-          <w:rFonts w:ascii="Consolas" w:hAnsi="Consolas" w:cs="Courier New"/>
-          <w:color w:val="000000"/>
-          <w:sz w:val="22"/>
-          <w:szCs w:val="22"/>
-        </w:rPr>
-        <w:t>// --go_out=. , --go-grpc_out=.: sinh ra mã nguồn tại thư mục hiện tại</w:t>
-      </w:r>
-    </w:p>
-    <w:p>
-      <w:pPr>
-        <w:pStyle w:val="NormalWeb"/>
-        <w:numPr>
-          <w:ilvl w:val="0"/>
-          <w:numId w:val="3"/>
-        </w:numPr>
-        <w:pBdr>
-          <w:top w:val="single" w:sz="6" w:space="2" w:color="888888"/>
-          <w:left w:val="single" w:sz="6" w:space="2" w:color="888888"/>
-          <w:bottom w:val="single" w:sz="6" w:space="2" w:color="888888"/>
-          <w:right w:val="single" w:sz="6" w:space="2" w:color="888888"/>
-        </w:pBdr>
-        <w:tabs>
-          <w:tab w:val="left" w:pos="916"/>
-          <w:tab w:val="left" w:pos="1832"/>
-          <w:tab w:val="left" w:pos="2748"/>
-          <w:tab w:val="left" w:pos="3664"/>
-          <w:tab w:val="left" w:pos="4580"/>
-          <w:tab w:val="left" w:pos="5496"/>
-          <w:tab w:val="left" w:pos="6412"/>
-          <w:tab w:val="left" w:pos="7328"/>
-          <w:tab w:val="left" w:pos="8244"/>
-          <w:tab w:val="left" w:pos="9160"/>
-          <w:tab w:val="left" w:pos="10076"/>
-          <w:tab w:val="left" w:pos="10992"/>
-          <w:tab w:val="left" w:pos="11908"/>
-          <w:tab w:val="left" w:pos="12824"/>
-          <w:tab w:val="left" w:pos="13740"/>
-          <w:tab w:val="left" w:pos="14656"/>
-        </w:tabs>
-        <w:spacing w:after="0"/>
-        <w:ind w:left="360"/>
-        <w:divId w:val="1999528585"/>
-        <w:rPr>
-          <w:rFonts w:ascii="Consolas" w:hAnsi="Consolas" w:cs="Courier New"/>
-          <w:kern w:val="0"/>
-          <w:sz w:val="22"/>
-          <w:szCs w:val="22"/>
-          <w14:ligatures w14:val="none"/>
-        </w:rPr>
-      </w:pPr>
-      <w:r>
-        <w:rPr>
-          <w:rFonts w:ascii="Consolas" w:hAnsi="Consolas" w:cs="Courier New"/>
-          <w:kern w:val="0"/>
-          <w:sz w:val="22"/>
-          <w:szCs w:val="22"/>
-          <w14:ligatures w14:val="none"/>
-        </w:rPr>
-        <w:t>//</w:t>
-      </w:r>
-      <w:r>
-        <w:rPr>
-          <w:rFonts w:ascii="Consolas" w:hAnsi="Consolas" w:cs="Courier New"/>
-          <w:color w:val="000000"/>
-          <w:sz w:val="22"/>
-          <w:szCs w:val="22"/>
-        </w:rPr>
-        <w:t xml:space="preserve"> </w:t>
-      </w:r>
-      <w:r>
-        <w:rPr>
-          <w:rFonts w:ascii="Consolas" w:hAnsi="Consolas" w:cs="Courier New"/>
-          <w:color w:val="000000"/>
-          <w:sz w:val="22"/>
-          <w:szCs w:val="22"/>
-        </w:rPr>
-        <w:t>protobuf</w:t>
-      </w:r>
-      <w:r>
-        <w:rPr>
-          <w:rFonts w:ascii="Consolas" w:hAnsi="Consolas" w:cs="Courier New"/>
-          <w:color w:val="666600"/>
-          <w:sz w:val="22"/>
-          <w:szCs w:val="22"/>
-        </w:rPr>
-        <w:t>/</w:t>
-      </w:r>
-      <w:r>
-        <w:rPr>
-          <w:rFonts w:ascii="Consolas" w:hAnsi="Consolas" w:cs="Courier New"/>
-          <w:color w:val="000000"/>
-          <w:sz w:val="22"/>
-          <w:szCs w:val="22"/>
-        </w:rPr>
-        <w:t>hello</w:t>
-      </w:r>
-      <w:r>
-        <w:rPr>
-          <w:rFonts w:ascii="Consolas" w:hAnsi="Consolas" w:cs="Courier New"/>
-          <w:color w:val="666600"/>
-          <w:sz w:val="22"/>
-          <w:szCs w:val="22"/>
-        </w:rPr>
-        <w:t>.</w:t>
-      </w:r>
-      <w:r>
-        <w:rPr>
-          <w:rFonts w:ascii="Consolas" w:hAnsi="Consolas" w:cs="Courier New"/>
-          <w:color w:val="000000"/>
-          <w:sz w:val="22"/>
-          <w:szCs w:val="22"/>
-        </w:rPr>
-        <w:t>proto</w:t>
-      </w:r>
-      <w:r>
-        <w:rPr>
-          <w:rFonts w:ascii="Consolas" w:hAnsi="Consolas" w:cs="Courier New"/>
-          <w:color w:val="000000"/>
-          <w:sz w:val="22"/>
-          <w:szCs w:val="22"/>
-        </w:rPr>
-        <w:t>: file Protobuf</w:t>
-      </w:r>
-    </w:p>
-    <w:p/>
-    <w:p>
       <w:pPr>
         <w:rPr>
           <w:b/>
@@ -8621,7 +6557,11 @@
     </w:p>
     <w:p>
       <w:r>
-        <w:t>- Từ file .proto compiler của protobuf (protoc) tạo ra code thực hiện encode tự động và phân tích cú pháp dữ liệu protobuf với định dạng binary hiệu quả, tùy thuộc vào từng ngôn ngữ nó sẽ tạo ra mã tương ứng.</w:t>
+        <w:t xml:space="preserve">- Từ file .proto compiler của protobuf (protoc) tạo ra code thực hiện encode tự động và phân tích cú pháp dữ liệu protobuf với định dạng binary hiệu quả, tùy thuộc vào từng ngôn ngữ nó sẽ </w:t>
+      </w:r>
+      <w:r>
+        <w:lastRenderedPageBreak/>
+        <w:t>tạo ra mã tương ứng.</w:t>
       </w:r>
       <w:r>
         <w:rPr>
@@ -8682,7 +6622,6 @@
         <w:rPr>
           <w:noProof/>
         </w:rPr>
-        <w:lastRenderedPageBreak/>
         <w:drawing>
           <wp:inline distT="0" distB="0" distL="0" distR="0" wp14:anchorId="5256E3DF" wp14:editId="6A70CA3C">
             <wp:extent cx="5943600" cy="2135505"/>
@@ -10323,111 +8262,112 @@
           <w:b/>
           <w:bCs/>
         </w:rPr>
-        <w:t xml:space="preserve">- </w:t>
-      </w:r>
-      <w:r>
+        <w:t>- Xác thực (Authorization):</w:t>
+      </w:r>
+      <w:r>
+        <w:t xml:space="preserve"> </w:t>
+      </w:r>
+      <w:r>
+        <w:t>TLS xác minh danh tính của các bên giao tiếp, thường là máy khách và máy chủ.</w:t>
+      </w:r>
+      <w:r>
+        <w:t xml:space="preserve"> </w:t>
+      </w:r>
+      <w:r>
+        <w:t>Với sự trợ giúp của mật mã bất đối xứng, TLS đảm bảo rằng chúng ta sẽ truy cập vào trang web chính thức chứ không phải trang web giả mạo.</w:t>
+      </w:r>
+    </w:p>
+    <w:p>
+      <w:pPr>
         <w:rPr>
           <w:b/>
           <w:bCs/>
         </w:rPr>
-        <w:t>Xác thực</w:t>
-      </w:r>
+      </w:pPr>
       <w:r>
         <w:rPr>
           <w:b/>
           <w:bCs/>
         </w:rPr>
-        <w:t xml:space="preserve"> (Authorization):</w:t>
-      </w:r>
-      <w:r>
-        <w:t xml:space="preserve"> </w:t>
-      </w:r>
-      <w:r>
-        <w:t>TLS xác minh danh tính của các bên giao tiếp, thường là máy khách và máy chủ.</w:t>
-      </w:r>
-      <w:r>
-        <w:t xml:space="preserve"> </w:t>
-      </w:r>
-      <w:r>
-        <w:t>Với sự trợ giúp của mật mã bất đối xứng, TLS đảm bảo rằng chúng ta sẽ truy cập vào trang web chính thức chứ không phải trang web giả mạo.</w:t>
-      </w:r>
-    </w:p>
-    <w:p>
-      <w:pPr>
+        <w:t xml:space="preserve">- </w:t>
+      </w:r>
+      <w:r>
         <w:rPr>
           <w:b/>
           <w:bCs/>
         </w:rPr>
-      </w:pPr>
+        <w:t>Bảo mật</w:t>
+      </w:r>
       <w:r>
         <w:rPr>
           <w:b/>
           <w:bCs/>
         </w:rPr>
-        <w:t xml:space="preserve">- </w:t>
+        <w:t xml:space="preserve"> (</w:t>
       </w:r>
       <w:r>
         <w:rPr>
           <w:b/>
           <w:bCs/>
         </w:rPr>
-        <w:t>Bảo mật</w:t>
+        <w:t>Confidentiality</w:t>
       </w:r>
       <w:r>
         <w:rPr>
           <w:b/>
           <w:bCs/>
         </w:rPr>
-        <w:t xml:space="preserve"> (</w:t>
-      </w:r>
+        <w:t xml:space="preserve">): </w:t>
+      </w:r>
+      <w:r>
+        <w:t>TLS bảo vệ dữ liệu được trao đổi khỏi sự truy cập trái phép bằng cách mã hóa dữ liệu bằng các thuật toán mã hóa đối xứng.</w:t>
+      </w:r>
+    </w:p>
+    <w:p>
       <w:r>
         <w:rPr>
           <w:b/>
           <w:bCs/>
         </w:rPr>
-        <w:t>Confidentiality</w:t>
+        <w:t>- Toàn vẹn (</w:t>
       </w:r>
       <w:r>
         <w:rPr>
           <w:b/>
           <w:bCs/>
         </w:rPr>
-        <w:t xml:space="preserve">): </w:t>
-      </w:r>
-      <w:r>
-        <w:t>TLS bảo vệ dữ liệu được trao đổi khỏi sự truy cập trái phép bằng cách mã hóa dữ liệu bằng các thuật toán mã hóa đối xứng.</w:t>
-      </w:r>
-    </w:p>
-    <w:p>
+        <w:t>Integrity</w:t>
+      </w:r>
       <w:r>
         <w:rPr>
           <w:b/>
           <w:bCs/>
         </w:rPr>
-        <w:t>- Toàn vẹn (</w:t>
-      </w:r>
-      <w:r>
+        <w:t xml:space="preserve">): </w:t>
+      </w:r>
+      <w:r>
+        <w:t xml:space="preserve">TLS nhận ra mọi thay đổi dữ liệu trong quá trình truyền bằng cách kiểm tra mã xác thực </w:t>
+      </w:r>
+      <w:r>
+        <w:t>thông điệp.</w:t>
+      </w:r>
+    </w:p>
+    <w:p/>
+    <w:p>
+      <w:pPr>
         <w:rPr>
           <w:b/>
           <w:bCs/>
         </w:rPr>
-        <w:t>Integrity</w:t>
-      </w:r>
+      </w:pPr>
       <w:r>
         <w:rPr>
           <w:b/>
           <w:bCs/>
         </w:rPr>
-        <w:t xml:space="preserve">): </w:t>
-      </w:r>
-      <w:r>
-        <w:t xml:space="preserve">TLS nhận ra mọi thay đổi dữ liệu trong quá trình truyền bằng cách kiểm tra mã xác thực </w:t>
-      </w:r>
-      <w:r>
-        <w:t>thông điệp.</w:t>
-      </w:r>
-    </w:p>
-    <w:p/>
+        <w:t>3.7.3. Các kiểu kết nối gRPC</w:t>
+      </w:r>
+    </w:p>
     <w:p>
       <w:pPr>
         <w:rPr>
@@ -10439,21 +8379,7 @@
         <w:rPr>
           <w:b/>
           <w:bCs/>
-        </w:rPr>
-        <w:t>3.7.3. Các kiểu kết nối gRPC</w:t>
-      </w:r>
-    </w:p>
-    <w:p>
-      <w:pPr>
-        <w:rPr>
-          <w:b/>
-          <w:bCs/>
-        </w:rPr>
-      </w:pPr>
-      <w:r>
-        <w:rPr>
-          <w:b/>
-          <w:bCs/>
+          <w:noProof/>
         </w:rPr>
         <w:lastRenderedPageBreak/>
         <w:drawing>
@@ -10588,16 +8514,7 @@
         <w:t>ALTS:</w:t>
       </w:r>
       <w:r>
-        <w:t xml:space="preserve"> gRPC hỗ trợ ALTS như một cơ chế bảo mật vận chuyển, nếu ứng dụng đang chạy trên Compute Engine</w:t>
-      </w:r>
-      <w:r>
-        <w:t xml:space="preserve"> </w:t>
-      </w:r>
-      <w:r>
-        <w:t>hoặc Google Kubernetes Engine (GKE)</w:t>
-      </w:r>
-      <w:r>
-        <w:t>.</w:t>
+        <w:t xml:space="preserve"> gRPC hỗ trợ ALTS như một cơ chế bảo mật vận chuyển, nếu ứng dụng đang chạy trên Compute Engine hoặc Google Kubernetes Engine (GKE).</w:t>
       </w:r>
     </w:p>
     <w:p>
@@ -10606,25 +8523,772 @@
           <w:b/>
           <w:bCs/>
         </w:rPr>
-        <w:t xml:space="preserve">- </w:t>
-      </w:r>
-      <w:r>
+        <w:t>- Xác thực dựa trên mã thông báo với Google:</w:t>
+      </w:r>
+      <w:r>
+        <w:t xml:space="preserve"> gRPC cung cấp một cơ chế chung để đính kèm thông tin xác thực dựa trên metadata vào các yêu cầu và phản hồi. Hỗ trợ bổ sung cho việc lấy mã thông báo truy cập (thường là mã thông báo OAuth2) khi truy cập các API của Google thông qua gRPC được cung cấp cho một số luồng xác thực nhất định. Nhìn chung, cơ chế này phải được sử dụng song song với SSL/TLS trên kênh - Google sẽ không cho phép kết nối không có SSL/TLS, và hầu hết các triển khai ngôn ngữ gRPC sẽ không cho phép gửi thông tin xác thực trên kênh không được mã hóa.</w:t>
+      </w:r>
+    </w:p>
+    <w:p>
+      <w:pPr>
         <w:rPr>
           <w:b/>
           <w:bCs/>
         </w:rPr>
-        <w:t>Xác thực dựa trên mã thông báo với Google:</w:t>
-      </w:r>
-      <w:r>
-        <w:t xml:space="preserve"> gRPC cung cấp một cơ chế chung để đính kèm thông tin xác thực dựa trên </w:t>
-      </w:r>
-      <w:r>
-        <w:t>metadata</w:t>
-      </w:r>
-      <w:r>
-        <w:t xml:space="preserve"> vào các yêu cầu và phản hồi. Hỗ trợ bổ sung cho việc lấy mã thông báo truy cập (thường là mã thông báo OAuth2) khi truy cập các API của Google thông qua gRPC được cung cấp cho một số luồng xác thực nhất định. Nhìn chung, cơ chế này phải được sử dụng song song với SSL/TLS trên kênh - Google sẽ không cho phép kết nối không có SSL/TLS, và hầu hết các triển khai ngôn ngữ gRPC sẽ không cho phép gửi thông tin xác thực trên kênh không được mã hóa.</w:t>
-      </w:r>
-    </w:p>
+      </w:pPr>
+      <w:r>
+        <w:rPr>
+          <w:b/>
+          <w:bCs/>
+        </w:rPr>
+        <w:lastRenderedPageBreak/>
+        <w:t>4. Các thiết kế streaming nâng cao (gRPC advanced streaming pattern)</w:t>
+      </w:r>
+    </w:p>
+    <w:p>
+      <w:pPr>
+        <w:rPr>
+          <w:b/>
+          <w:bCs/>
+        </w:rPr>
+      </w:pPr>
+      <w:r>
+        <w:rPr>
+          <w:b/>
+          <w:bCs/>
+        </w:rPr>
+        <w:t>4.1. Chunked transfer (chia nhỏ payload lớn)</w:t>
+      </w:r>
+    </w:p>
+    <w:p>
+      <w:pPr>
+        <w:rPr>
+          <w:b/>
+          <w:bCs/>
+        </w:rPr>
+      </w:pPr>
+      <w:r>
+        <w:rPr>
+          <w:b/>
+          <w:bCs/>
+        </w:rPr>
+        <w:t>4.1.1</w:t>
+      </w:r>
+      <w:r>
+        <w:rPr>
+          <w:b/>
+          <w:bCs/>
+        </w:rPr>
+        <w:t>. Ưu điểm</w:t>
+      </w:r>
+    </w:p>
+    <w:p>
+      <w:pPr>
+        <w:numPr>
+          <w:ilvl w:val="0"/>
+          <w:numId w:val="12"/>
+        </w:numPr>
+      </w:pPr>
+      <w:r>
+        <w:rPr>
+          <w:b/>
+          <w:bCs/>
+        </w:rPr>
+        <w:t>Native streaming</w:t>
+      </w:r>
+      <w:r>
+        <w:rPr>
+          <w:b/>
+          <w:bCs/>
+        </w:rPr>
+        <w:t>:</w:t>
+      </w:r>
+      <w:r>
+        <w:t xml:space="preserve"> gRPC có khả năng hỗ trợ </w:t>
+      </w:r>
+      <w:r>
+        <w:t>tốt</w:t>
+      </w:r>
+      <w:r>
+        <w:t xml:space="preserve"> cho </w:t>
+      </w:r>
+      <w:r>
+        <w:t>streaming</w:t>
+      </w:r>
+      <w:r>
+        <w:t xml:space="preserve"> phía máy chủ, giúp việc gửi dữ liệu theo từng </w:t>
+      </w:r>
+      <w:r>
+        <w:t>chunk</w:t>
+      </w:r>
+      <w:r>
+        <w:t xml:space="preserve"> trở nên tự nhiên mà không cần logic phức tạp ở </w:t>
+      </w:r>
+      <w:r>
+        <w:t>tầng</w:t>
+      </w:r>
+      <w:r>
+        <w:t xml:space="preserve"> ứng dụng để quản lý </w:t>
+      </w:r>
+      <w:r>
+        <w:t>các chunk</w:t>
+      </w:r>
+      <w:r>
+        <w:t>.</w:t>
+      </w:r>
+    </w:p>
+    <w:p>
+      <w:pPr>
+        <w:numPr>
+          <w:ilvl w:val="0"/>
+          <w:numId w:val="12"/>
+        </w:numPr>
+      </w:pPr>
+      <w:r>
+        <w:rPr>
+          <w:b/>
+          <w:bCs/>
+        </w:rPr>
+        <w:t>Hiệu quả (HTTP/2):</w:t>
+      </w:r>
+      <w:r>
+        <w:t xml:space="preserve"> gRPC thường chạy trên HTTP/2, được </w:t>
+      </w:r>
+      <w:r>
+        <w:t>thừa kế</w:t>
+      </w:r>
+      <w:r>
+        <w:t xml:space="preserve"> từ các tính năng như ghép kênh và nén </w:t>
+      </w:r>
+      <w:r>
+        <w:t>header,</w:t>
+      </w:r>
+      <w:r>
+        <w:t xml:space="preserve"> có thể cải thiện </w:t>
+      </w:r>
+      <w:r>
+        <w:t>hiệu suất</w:t>
+      </w:r>
+      <w:r>
+        <w:t xml:space="preserve"> mạng so với HTTP/1.1.</w:t>
+      </w:r>
+    </w:p>
+    <w:p>
+      <w:pPr>
+        <w:numPr>
+          <w:ilvl w:val="0"/>
+          <w:numId w:val="12"/>
+        </w:numPr>
+      </w:pPr>
+      <w:r>
+        <w:rPr>
+          <w:b/>
+          <w:bCs/>
+        </w:rPr>
+        <w:t xml:space="preserve">Định nghĩa về </w:t>
+      </w:r>
+      <w:r>
+        <w:rPr>
+          <w:b/>
+          <w:bCs/>
+        </w:rPr>
+        <w:t>schema</w:t>
+      </w:r>
+      <w:r>
+        <w:rPr>
+          <w:b/>
+          <w:bCs/>
+        </w:rPr>
+        <w:t xml:space="preserve"> và an toàn kiểu:</w:t>
+      </w:r>
+      <w:r>
+        <w:t> Sử dụn</w:t>
+      </w:r>
+      <w:r>
+        <w:t>g protobuf</w:t>
+      </w:r>
+      <w:r>
+        <w:t xml:space="preserve"> sẽ thực thi </w:t>
+      </w:r>
+      <w:r>
+        <w:t>contract</w:t>
+      </w:r>
+      <w:r>
+        <w:t xml:space="preserve"> rõ ràng giữa máy khách và máy ch</w:t>
+      </w:r>
+      <w:r>
+        <w:t>ủ</w:t>
+      </w:r>
+      <w:r>
+        <w:t xml:space="preserve"> giúp giảm lỗi.</w:t>
+      </w:r>
+    </w:p>
+    <w:p>
+      <w:pPr>
+        <w:numPr>
+          <w:ilvl w:val="0"/>
+          <w:numId w:val="12"/>
+        </w:numPr>
+      </w:pPr>
+      <w:r>
+        <w:rPr>
+          <w:b/>
+          <w:bCs/>
+        </w:rPr>
+        <w:t>Hiệu suất:</w:t>
+      </w:r>
+      <w:r>
+        <w:t xml:space="preserve"> Bản chất nhị phân của </w:t>
+      </w:r>
+      <w:r>
+        <w:t>protobuf</w:t>
+      </w:r>
+      <w:r>
+        <w:t xml:space="preserve"> và hiệu quả của HTTP/2 thường mang lại hiệu suất tốt hơn so với các giao thức dựa trên văn bản như JSON trên HTTP/1.1.</w:t>
+      </w:r>
+    </w:p>
+    <w:p>
+      <w:pPr>
+        <w:rPr>
+          <w:b/>
+          <w:bCs/>
+        </w:rPr>
+      </w:pPr>
+    </w:p>
+    <w:p>
+      <w:pPr>
+        <w:rPr>
+          <w:b/>
+          <w:bCs/>
+        </w:rPr>
+      </w:pPr>
+      <w:r>
+        <w:rPr>
+          <w:b/>
+          <w:bCs/>
+        </w:rPr>
+        <w:t>4.1.2</w:t>
+      </w:r>
+      <w:r>
+        <w:rPr>
+          <w:b/>
+          <w:bCs/>
+        </w:rPr>
+        <w:t>. Nguyên lý hoạt động</w:t>
+      </w:r>
+    </w:p>
+    <w:p>
+      <w:pPr>
+        <w:rPr>
+          <w:b/>
+          <w:bCs/>
+        </w:rPr>
+      </w:pPr>
+      <w:r>
+        <w:rPr>
+          <w:b/>
+          <w:bCs/>
+        </w:rPr>
+        <w:t>a. Máy khách</w:t>
+      </w:r>
+    </w:p>
+    <w:p>
+      <w:r>
+        <w:t xml:space="preserve">- </w:t>
+      </w:r>
+      <w:r>
+        <w:t xml:space="preserve">Máy khách gửi lệnh </w:t>
+      </w:r>
+      <w:r>
+        <w:t xml:space="preserve">triệu </w:t>
+      </w:r>
+      <w:r>
+        <w:t xml:space="preserve">gọi RPC đầu tiên để lấy kích thước tệp để </w:t>
+      </w:r>
+      <w:r>
+        <w:t>implement khả năng</w:t>
+      </w:r>
+      <w:r>
+        <w:t xml:space="preserve"> tiếp tục </w:t>
+      </w:r>
+      <w:r>
+        <w:t>(</w:t>
+      </w:r>
+      <w:r>
+        <w:t>resumability</w:t>
+      </w:r>
+      <w:r>
+        <w:t>)</w:t>
+      </w:r>
+      <w:r>
+        <w:t xml:space="preserve"> và đảm bảo không lãng phí băng thông vào các tệp đã tải xuống</w:t>
+      </w:r>
+      <w:r>
+        <w:t>.</w:t>
+      </w:r>
+    </w:p>
+    <w:p>
+      <w:r>
+        <w:t>- Nếu chưa tải xuống tệp,</w:t>
+      </w:r>
+      <w:r>
+        <w:t xml:space="preserve"> </w:t>
+      </w:r>
+      <w:r>
+        <w:t>máy khách</w:t>
+      </w:r>
+      <w:r>
+        <w:t xml:space="preserve"> có thể thực hiện lệnh </w:t>
+      </w:r>
+      <w:r>
+        <w:t xml:space="preserve">triệu </w:t>
+      </w:r>
+      <w:r>
+        <w:t xml:space="preserve">gọi RPC thứ hai để truyền phát dữ liệu từ máy chủ. </w:t>
+      </w:r>
+      <w:r>
+        <w:t xml:space="preserve">Máy khách </w:t>
+      </w:r>
+      <w:r>
+        <w:t xml:space="preserve">thiết lập luồng và thông báo cho máy chủ nơi muốn tiếp tục tải xuống, kích thước </w:t>
+      </w:r>
+      <w:r>
+        <w:t>chunk</w:t>
+      </w:r>
+      <w:r>
+        <w:t xml:space="preserve"> mong muốn, tên tệp và </w:t>
+      </w:r>
+      <w:r>
+        <w:t>khả năng nén</w:t>
+      </w:r>
+      <w:r>
+        <w:t>.</w:t>
+      </w:r>
+    </w:p>
+    <w:p>
+      <w:r>
+        <w:t xml:space="preserve">- </w:t>
+      </w:r>
+      <w:r>
+        <w:t>Sau đ</w:t>
+      </w:r>
+      <w:r>
+        <w:t xml:space="preserve">ó máy khách </w:t>
+      </w:r>
+      <w:r>
+        <w:t>bắt đầu truyền phát.</w:t>
+      </w:r>
+    </w:p>
+    <w:p>
+      <w:pPr>
+        <w:rPr>
+          <w:b/>
+          <w:bCs/>
+        </w:rPr>
+      </w:pPr>
+      <w:r>
+        <w:rPr>
+          <w:b/>
+          <w:bCs/>
+        </w:rPr>
+        <w:t>b. Máy chủ</w:t>
+      </w:r>
+    </w:p>
+    <w:p>
+      <w:r>
+        <w:t xml:space="preserve">- </w:t>
+      </w:r>
+      <w:r>
+        <w:t>Máy khách gửi một lệnh</w:t>
+      </w:r>
+      <w:r>
+        <w:t xml:space="preserve"> triệu</w:t>
+      </w:r>
+      <w:r>
+        <w:t xml:space="preserve"> gọi RPC và </w:t>
+      </w:r>
+      <w:r>
+        <w:t>máy chủ</w:t>
+      </w:r>
+      <w:r>
+        <w:t xml:space="preserve"> phản hồi với kích thước tệp. Phản hồi này được máy khách sử dụng cho nhiều mục đích khác nhau, nhưng chủ yếu là để xác định xem đây có phải là tệp đã tải xuống một phần hay không, từ đó </w:t>
+      </w:r>
+      <w:r>
+        <w:t>máy chủ</w:t>
+      </w:r>
+      <w:r>
+        <w:t xml:space="preserve"> có thể tiếp tục tải xuống. Về mặt lý thuyết, nó có thể được sử dụng để chọn kích thước </w:t>
+      </w:r>
+      <w:r>
+        <w:t>chunk</w:t>
+      </w:r>
+      <w:r>
+        <w:t xml:space="preserve"> tối ưu nhằm tối ưu hóa chi phí yêu cầu mạng.</w:t>
+      </w:r>
+    </w:p>
+    <w:p>
+      <w:r>
+        <w:t>- Máy</w:t>
+      </w:r>
+      <w:r>
+        <w:t xml:space="preserve"> khách có thể gửi cho </w:t>
+      </w:r>
+      <w:r>
+        <w:t>máy chủ</w:t>
+      </w:r>
+      <w:r>
+        <w:t xml:space="preserve"> một lệnh gọi RPC tiếp theo để yêu cầu truyền phát tệp. Máy khách sẽ cho </w:t>
+      </w:r>
+      <w:r>
+        <w:t>máy chủ</w:t>
+      </w:r>
+      <w:r>
+        <w:t xml:space="preserve"> biết tên tệp, nơi tiếp tục truyền phát, kích thước </w:t>
+      </w:r>
+      <w:r>
+        <w:t>chunk</w:t>
+      </w:r>
+      <w:r>
+        <w:t xml:space="preserve"> mong muốn </w:t>
+      </w:r>
+      <w:r>
+        <w:t>và khả năng nén</w:t>
+      </w:r>
+      <w:r>
+        <w:t>. Để đảm bảo hiệu quả bộ nhớ hệ thống</w:t>
+      </w:r>
+      <w:r>
+        <w:t>, máy chủ</w:t>
+      </w:r>
+      <w:r>
+        <w:t xml:space="preserve"> không phải lúc nào cũng sử </w:t>
+      </w:r>
+      <w:r>
+        <w:lastRenderedPageBreak/>
+        <w:t xml:space="preserve">dụng kích thước </w:t>
+      </w:r>
+      <w:r>
+        <w:t>chunk</w:t>
+      </w:r>
+      <w:r>
+        <w:t xml:space="preserve"> mong muốn của máy khách</w:t>
+      </w:r>
+      <w:r>
+        <w:t xml:space="preserve">. Máy chủ </w:t>
+      </w:r>
+      <w:r>
+        <w:t xml:space="preserve">có một kích thước </w:t>
+      </w:r>
+      <w:r>
+        <w:t>chunk</w:t>
+      </w:r>
+      <w:r>
+        <w:t xml:space="preserve"> tối đa cho phép.</w:t>
+      </w:r>
+    </w:p>
+    <w:p>
+      <w:r>
+        <w:t xml:space="preserve">- </w:t>
+      </w:r>
+      <w:r>
+        <w:t xml:space="preserve">Để giảm mức tiêu thụ bộ nhớ và áp lực </w:t>
+      </w:r>
+      <w:r>
+        <w:t xml:space="preserve">thu gom rác (garbage collection - </w:t>
+      </w:r>
+      <w:r>
+        <w:t>quá trình xác định và loại bỏ các Object không được sử dụng (unreferenced) khỏi bộ nhớ</w:t>
+      </w:r>
+      <w:r>
+        <w:t xml:space="preserve"> Heap)</w:t>
+      </w:r>
+      <w:r>
+        <w:t xml:space="preserve">, </w:t>
+      </w:r>
+      <w:r>
+        <w:t>máy chủ</w:t>
+      </w:r>
+      <w:r>
+        <w:t xml:space="preserve"> sử dụng một nhóm đồng bộ hóa cho các bộ đệm. Nhóm này cho phép </w:t>
+      </w:r>
+      <w:r>
+        <w:t>máy chủ</w:t>
+      </w:r>
+      <w:r>
+        <w:t xml:space="preserve"> tái sử dụng các bộ đệm đã được phân bổ. Bộ đệm là các cấu trúc dữ liệu tạm thời mà </w:t>
+      </w:r>
+      <w:r>
+        <w:t>máy chủ</w:t>
+      </w:r>
+      <w:r>
+        <w:t xml:space="preserve"> sử dụng để trích xuất các phần của tệp trước khi gửi đến luồng. Các bộ đệm này đóng vai trò quan trọng để đảm bảo </w:t>
+      </w:r>
+      <w:r>
+        <w:t>máy chủ</w:t>
+      </w:r>
+      <w:r>
+        <w:t xml:space="preserve"> không bao giờ đọc toàn bộ tệp vào bộ nhớ bất cứ lúc nào.</w:t>
+      </w:r>
+    </w:p>
+    <w:p>
+      <w:r>
+        <w:t xml:space="preserve">- </w:t>
+      </w:r>
+      <w:r>
+        <w:t xml:space="preserve">Mỗi khi có yêu cầu từ máy khách, </w:t>
+      </w:r>
+      <w:r>
+        <w:t>máy chủ</w:t>
+      </w:r>
+      <w:r>
+        <w:t xml:space="preserve"> sẽ vào pool để "lấy" một bộ đệm. Sau khi stream, </w:t>
+      </w:r>
+      <w:r>
+        <w:t>máy chủ</w:t>
+      </w:r>
+      <w:r>
+        <w:t xml:space="preserve"> đặt bộ đệm trở lại pool để các yêu cầu khác có thể sử dụng lại. </w:t>
+      </w:r>
+      <w:r>
+        <w:t>Máy chủ</w:t>
+      </w:r>
+      <w:r>
+        <w:t xml:space="preserve"> sẽ phân bổ chính xác những gì cần thiết tùy thuộc vào kích thước</w:t>
+      </w:r>
+      <w:r>
+        <w:t xml:space="preserve"> chunk</w:t>
+      </w:r>
+      <w:r>
+        <w:t>.</w:t>
+      </w:r>
+    </w:p>
+    <w:p>
+      <w:r>
+        <w:t xml:space="preserve">- Sau đó máy chủ </w:t>
+      </w:r>
+      <w:r>
+        <w:t xml:space="preserve">bắt đầu đọc tệp theo từng phần. Mỗi phần được đọc sẽ được gửi đến máy khách. Nếu </w:t>
+      </w:r>
+      <w:r>
+        <w:t>có khả năng nén</w:t>
+      </w:r>
+      <w:r>
+        <w:t xml:space="preserve">, </w:t>
+      </w:r>
+      <w:r>
+        <w:t>máy chủ</w:t>
+      </w:r>
+      <w:r>
+        <w:t xml:space="preserve"> sẽ nén </w:t>
+      </w:r>
+      <w:r>
+        <w:t>từng phần</w:t>
+      </w:r>
+      <w:r>
+        <w:t xml:space="preserve"> trước khi gửi</w:t>
+      </w:r>
+      <w:r>
+        <w:t>.</w:t>
+      </w:r>
+    </w:p>
+    <w:p/>
+    <w:p>
+      <w:pPr>
+        <w:rPr>
+          <w:b/>
+          <w:bCs/>
+        </w:rPr>
+      </w:pPr>
+      <w:r>
+        <w:rPr>
+          <w:b/>
+          <w:bCs/>
+        </w:rPr>
+        <w:t xml:space="preserve">4.2. </w:t>
+      </w:r>
+      <w:r>
+        <w:rPr>
+          <w:b/>
+          <w:bCs/>
+        </w:rPr>
+        <w:t>Client-to-Client relay – Phân phối nội dung ngang hàng (P2P)</w:t>
+      </w:r>
+    </w:p>
+    <w:p>
+      <w:r>
+        <w:t>- Dịch vụ trung tâm (directory service)</w:t>
+      </w:r>
+      <w:r>
+        <w:t xml:space="preserve"> khởi động và lắng nghe các client đến đăng ký.</w:t>
+      </w:r>
+    </w:p>
+    <w:p>
+      <w:r>
+        <w:t xml:space="preserve">- Máy khách A </w:t>
+      </w:r>
+      <w:r>
+        <w:t xml:space="preserve">khởi động và đăng ký với dịch vụ </w:t>
+      </w:r>
+      <w:r>
+        <w:t>trung tâm</w:t>
+      </w:r>
+      <w:r>
+        <w:t xml:space="preserve">. Từ </w:t>
+      </w:r>
+      <w:r>
+        <w:t>lệnh triệu gọi</w:t>
+      </w:r>
+      <w:r>
+        <w:t xml:space="preserve"> này</w:t>
+      </w:r>
+      <w:r>
+        <w:t xml:space="preserve"> </w:t>
+      </w:r>
+      <w:r>
+        <w:t>có thể lấy được địa chỉ endpoint của client</w:t>
+      </w:r>
+      <w:r>
+        <w:t>.</w:t>
+      </w:r>
+    </w:p>
+    <w:p>
+      <w:r>
+        <w:t xml:space="preserve">- Máy khách </w:t>
+      </w:r>
+      <w:r>
+        <w:t>cũng đăng ký tương tự với dịch vụ directory.</w:t>
+      </w:r>
+    </w:p>
+    <w:p>
+      <w:r>
+        <w:t xml:space="preserve">  </w:t>
+      </w:r>
+      <w:r>
+        <w:rPr>
+          <w:b/>
+          <w:bCs/>
+        </w:rPr>
+        <w:t>Client A muốn gửi thông điệp cho Client B</w:t>
+      </w:r>
+      <w:r>
+        <w:t xml:space="preserve">, nhưng </w:t>
+      </w:r>
+      <w:r>
+        <w:rPr>
+          <w:b/>
+          <w:bCs/>
+        </w:rPr>
+        <w:t>không thông qua dịch vụ directory</w:t>
+      </w:r>
+      <w:r>
+        <w:t xml:space="preserve">, mà là </w:t>
+      </w:r>
+      <w:r>
+        <w:rPr>
+          <w:b/>
+          <w:bCs/>
+        </w:rPr>
+        <w:t>gửi trực tiếp giữa hai client</w:t>
+      </w:r>
+      <w:r>
+        <w:t>.</w:t>
+      </w:r>
+    </w:p>
+    <w:p>
+      <w:pPr>
+        <w:numPr>
+          <w:ilvl w:val="0"/>
+          <w:numId w:val="13"/>
+        </w:numPr>
+      </w:pPr>
+      <w:r>
+        <w:t>(4a) Client A hỏi dịch vụ directory về thông tin của Client B (tôi dùng một ID người dùng để tra cứu).</w:t>
+      </w:r>
+    </w:p>
+    <w:p>
+      <w:pPr>
+        <w:numPr>
+          <w:ilvl w:val="0"/>
+          <w:numId w:val="13"/>
+        </w:numPr>
+      </w:pPr>
+      <w:r>
+        <w:t>(4b) Dịch vụ directory tìm Client B trong danh sách các client đã đăng ký và phản hồi lại cho Client A địa chỉ endpoint của Client B.</w:t>
+      </w:r>
+    </w:p>
+    <w:p>
+      <w:r>
+        <w:t xml:space="preserve">  Sau đó, các client trở thành </w:t>
+      </w:r>
+      <w:r>
+        <w:rPr>
+          <w:b/>
+          <w:bCs/>
+        </w:rPr>
+        <w:t>vừa là server, vừa là client</w:t>
+      </w:r>
+      <w:r>
+        <w:t xml:space="preserve"> của nhau:</w:t>
+      </w:r>
+    </w:p>
+    <w:p>
+      <w:pPr>
+        <w:numPr>
+          <w:ilvl w:val="0"/>
+          <w:numId w:val="14"/>
+        </w:numPr>
+      </w:pPr>
+      <w:r>
+        <w:t xml:space="preserve">(5a) Client A dùng endpoint mà dịch vụ directory trả về để </w:t>
+      </w:r>
+      <w:r>
+        <w:rPr>
+          <w:b/>
+          <w:bCs/>
+        </w:rPr>
+        <w:t>kết nối trực tiếp đến Client B</w:t>
+      </w:r>
+      <w:r>
+        <w:t>.</w:t>
+      </w:r>
+    </w:p>
+    <w:p>
+      <w:pPr>
+        <w:numPr>
+          <w:ilvl w:val="0"/>
+          <w:numId w:val="14"/>
+        </w:numPr>
+      </w:pPr>
+      <w:r>
+        <w:t xml:space="preserve">(5b) Client A mở một kênh (channel) tới Client B — nghĩa là </w:t>
+      </w:r>
+      <w:r>
+        <w:rPr>
+          <w:b/>
+          <w:bCs/>
+        </w:rPr>
+        <w:t>Client A giờ là client của Client B</w:t>
+      </w:r>
+      <w:r>
+        <w:t xml:space="preserve">, còn </w:t>
+      </w:r>
+      <w:r>
+        <w:rPr>
+          <w:b/>
+          <w:bCs/>
+        </w:rPr>
+        <w:t>Client B đóng vai trò là server của Client A</w:t>
+      </w:r>
+      <w:r>
+        <w:t>.</w:t>
+      </w:r>
+    </w:p>
+    <w:p>
+      <w:r>
+        <w:t>  Client A và Client B tương tác trực tiếp để gửi và nhận dữ liệu cho đến khi nội dung được truyền xong.</w:t>
+      </w:r>
+    </w:p>
+    <w:p/>
     <w:sectPr>
       <w:pgSz w:w="12240" w:h="15840"/>
       <w:pgMar w:top="1440" w:right="1440" w:bottom="1440" w:left="1440" w:header="720" w:footer="720" w:gutter="0"/>
@@ -10837,9 +9501,9 @@
     </w:lvl>
   </w:abstractNum>
   <w:abstractNum w:abstractNumId="1" w15:restartNumberingAfterBreak="0">
-    <w:nsid w:val="2D1A07B4"/>
+    <w:nsid w:val="121613EC"/>
     <w:multiLevelType w:val="multilevel"/>
-    <w:tmpl w:val="779AF176"/>
+    <w:tmpl w:val="D638E3C4"/>
     <w:lvl w:ilvl="0">
       <w:start w:val="1"/>
       <w:numFmt w:val="bullet"/>
@@ -10986,9 +9650,9 @@
     </w:lvl>
   </w:abstractNum>
   <w:abstractNum w:abstractNumId="2" w15:restartNumberingAfterBreak="0">
-    <w:nsid w:val="31FA7262"/>
+    <w:nsid w:val="1B1A604A"/>
     <w:multiLevelType w:val="multilevel"/>
-    <w:tmpl w:val="E65013F2"/>
+    <w:tmpl w:val="6590CE58"/>
     <w:lvl w:ilvl="0">
       <w:start w:val="1"/>
       <w:numFmt w:val="bullet"/>
@@ -11135,6 +9799,304 @@
     </w:lvl>
   </w:abstractNum>
   <w:abstractNum w:abstractNumId="3" w15:restartNumberingAfterBreak="0">
+    <w:nsid w:val="2D1A07B4"/>
+    <w:multiLevelType w:val="multilevel"/>
+    <w:tmpl w:val="779AF176"/>
+    <w:lvl w:ilvl="0">
+      <w:start w:val="1"/>
+      <w:numFmt w:val="bullet"/>
+      <w:lvlText w:val=""/>
+      <w:lvlJc w:val="left"/>
+      <w:pPr>
+        <w:tabs>
+          <w:tab w:val="num" w:pos="720"/>
+        </w:tabs>
+        <w:ind w:left="720" w:hanging="360"/>
+      </w:pPr>
+      <w:rPr>
+        <w:rFonts w:ascii="Symbol" w:hAnsi="Symbol" w:hint="default"/>
+        <w:sz w:val="20"/>
+      </w:rPr>
+    </w:lvl>
+    <w:lvl w:ilvl="1" w:tentative="1">
+      <w:start w:val="1"/>
+      <w:numFmt w:val="bullet"/>
+      <w:lvlText w:val=""/>
+      <w:lvlJc w:val="left"/>
+      <w:pPr>
+        <w:tabs>
+          <w:tab w:val="num" w:pos="1440"/>
+        </w:tabs>
+        <w:ind w:left="1440" w:hanging="360"/>
+      </w:pPr>
+      <w:rPr>
+        <w:rFonts w:ascii="Symbol" w:hAnsi="Symbol" w:hint="default"/>
+        <w:sz w:val="20"/>
+      </w:rPr>
+    </w:lvl>
+    <w:lvl w:ilvl="2" w:tentative="1">
+      <w:start w:val="1"/>
+      <w:numFmt w:val="bullet"/>
+      <w:lvlText w:val=""/>
+      <w:lvlJc w:val="left"/>
+      <w:pPr>
+        <w:tabs>
+          <w:tab w:val="num" w:pos="2160"/>
+        </w:tabs>
+        <w:ind w:left="2160" w:hanging="360"/>
+      </w:pPr>
+      <w:rPr>
+        <w:rFonts w:ascii="Symbol" w:hAnsi="Symbol" w:hint="default"/>
+        <w:sz w:val="20"/>
+      </w:rPr>
+    </w:lvl>
+    <w:lvl w:ilvl="3" w:tentative="1">
+      <w:start w:val="1"/>
+      <w:numFmt w:val="bullet"/>
+      <w:lvlText w:val=""/>
+      <w:lvlJc w:val="left"/>
+      <w:pPr>
+        <w:tabs>
+          <w:tab w:val="num" w:pos="2880"/>
+        </w:tabs>
+        <w:ind w:left="2880" w:hanging="360"/>
+      </w:pPr>
+      <w:rPr>
+        <w:rFonts w:ascii="Symbol" w:hAnsi="Symbol" w:hint="default"/>
+        <w:sz w:val="20"/>
+      </w:rPr>
+    </w:lvl>
+    <w:lvl w:ilvl="4" w:tentative="1">
+      <w:start w:val="1"/>
+      <w:numFmt w:val="bullet"/>
+      <w:lvlText w:val=""/>
+      <w:lvlJc w:val="left"/>
+      <w:pPr>
+        <w:tabs>
+          <w:tab w:val="num" w:pos="3600"/>
+        </w:tabs>
+        <w:ind w:left="3600" w:hanging="360"/>
+      </w:pPr>
+      <w:rPr>
+        <w:rFonts w:ascii="Symbol" w:hAnsi="Symbol" w:hint="default"/>
+        <w:sz w:val="20"/>
+      </w:rPr>
+    </w:lvl>
+    <w:lvl w:ilvl="5" w:tentative="1">
+      <w:start w:val="1"/>
+      <w:numFmt w:val="bullet"/>
+      <w:lvlText w:val=""/>
+      <w:lvlJc w:val="left"/>
+      <w:pPr>
+        <w:tabs>
+          <w:tab w:val="num" w:pos="4320"/>
+        </w:tabs>
+        <w:ind w:left="4320" w:hanging="360"/>
+      </w:pPr>
+      <w:rPr>
+        <w:rFonts w:ascii="Symbol" w:hAnsi="Symbol" w:hint="default"/>
+        <w:sz w:val="20"/>
+      </w:rPr>
+    </w:lvl>
+    <w:lvl w:ilvl="6" w:tentative="1">
+      <w:start w:val="1"/>
+      <w:numFmt w:val="bullet"/>
+      <w:lvlText w:val=""/>
+      <w:lvlJc w:val="left"/>
+      <w:pPr>
+        <w:tabs>
+          <w:tab w:val="num" w:pos="5040"/>
+        </w:tabs>
+        <w:ind w:left="5040" w:hanging="360"/>
+      </w:pPr>
+      <w:rPr>
+        <w:rFonts w:ascii="Symbol" w:hAnsi="Symbol" w:hint="default"/>
+        <w:sz w:val="20"/>
+      </w:rPr>
+    </w:lvl>
+    <w:lvl w:ilvl="7" w:tentative="1">
+      <w:start w:val="1"/>
+      <w:numFmt w:val="bullet"/>
+      <w:lvlText w:val=""/>
+      <w:lvlJc w:val="left"/>
+      <w:pPr>
+        <w:tabs>
+          <w:tab w:val="num" w:pos="5760"/>
+        </w:tabs>
+        <w:ind w:left="5760" w:hanging="360"/>
+      </w:pPr>
+      <w:rPr>
+        <w:rFonts w:ascii="Symbol" w:hAnsi="Symbol" w:hint="default"/>
+        <w:sz w:val="20"/>
+      </w:rPr>
+    </w:lvl>
+    <w:lvl w:ilvl="8" w:tentative="1">
+      <w:start w:val="1"/>
+      <w:numFmt w:val="bullet"/>
+      <w:lvlText w:val=""/>
+      <w:lvlJc w:val="left"/>
+      <w:pPr>
+        <w:tabs>
+          <w:tab w:val="num" w:pos="6480"/>
+        </w:tabs>
+        <w:ind w:left="6480" w:hanging="360"/>
+      </w:pPr>
+      <w:rPr>
+        <w:rFonts w:ascii="Symbol" w:hAnsi="Symbol" w:hint="default"/>
+        <w:sz w:val="20"/>
+      </w:rPr>
+    </w:lvl>
+  </w:abstractNum>
+  <w:abstractNum w:abstractNumId="4" w15:restartNumberingAfterBreak="0">
+    <w:nsid w:val="31FA7262"/>
+    <w:multiLevelType w:val="multilevel"/>
+    <w:tmpl w:val="E65013F2"/>
+    <w:lvl w:ilvl="0">
+      <w:start w:val="1"/>
+      <w:numFmt w:val="bullet"/>
+      <w:lvlText w:val=""/>
+      <w:lvlJc w:val="left"/>
+      <w:pPr>
+        <w:tabs>
+          <w:tab w:val="num" w:pos="720"/>
+        </w:tabs>
+        <w:ind w:left="720" w:hanging="360"/>
+      </w:pPr>
+      <w:rPr>
+        <w:rFonts w:ascii="Symbol" w:hAnsi="Symbol" w:hint="default"/>
+        <w:sz w:val="20"/>
+      </w:rPr>
+    </w:lvl>
+    <w:lvl w:ilvl="1" w:tentative="1">
+      <w:start w:val="1"/>
+      <w:numFmt w:val="bullet"/>
+      <w:lvlText w:val="o"/>
+      <w:lvlJc w:val="left"/>
+      <w:pPr>
+        <w:tabs>
+          <w:tab w:val="num" w:pos="1440"/>
+        </w:tabs>
+        <w:ind w:left="1440" w:hanging="360"/>
+      </w:pPr>
+      <w:rPr>
+        <w:rFonts w:ascii="Courier New" w:hAnsi="Courier New" w:hint="default"/>
+        <w:sz w:val="20"/>
+      </w:rPr>
+    </w:lvl>
+    <w:lvl w:ilvl="2" w:tentative="1">
+      <w:start w:val="1"/>
+      <w:numFmt w:val="bullet"/>
+      <w:lvlText w:val=""/>
+      <w:lvlJc w:val="left"/>
+      <w:pPr>
+        <w:tabs>
+          <w:tab w:val="num" w:pos="2160"/>
+        </w:tabs>
+        <w:ind w:left="2160" w:hanging="360"/>
+      </w:pPr>
+      <w:rPr>
+        <w:rFonts w:ascii="Wingdings" w:hAnsi="Wingdings" w:hint="default"/>
+        <w:sz w:val="20"/>
+      </w:rPr>
+    </w:lvl>
+    <w:lvl w:ilvl="3" w:tentative="1">
+      <w:start w:val="1"/>
+      <w:numFmt w:val="bullet"/>
+      <w:lvlText w:val=""/>
+      <w:lvlJc w:val="left"/>
+      <w:pPr>
+        <w:tabs>
+          <w:tab w:val="num" w:pos="2880"/>
+        </w:tabs>
+        <w:ind w:left="2880" w:hanging="360"/>
+      </w:pPr>
+      <w:rPr>
+        <w:rFonts w:ascii="Wingdings" w:hAnsi="Wingdings" w:hint="default"/>
+        <w:sz w:val="20"/>
+      </w:rPr>
+    </w:lvl>
+    <w:lvl w:ilvl="4" w:tentative="1">
+      <w:start w:val="1"/>
+      <w:numFmt w:val="bullet"/>
+      <w:lvlText w:val=""/>
+      <w:lvlJc w:val="left"/>
+      <w:pPr>
+        <w:tabs>
+          <w:tab w:val="num" w:pos="3600"/>
+        </w:tabs>
+        <w:ind w:left="3600" w:hanging="360"/>
+      </w:pPr>
+      <w:rPr>
+        <w:rFonts w:ascii="Wingdings" w:hAnsi="Wingdings" w:hint="default"/>
+        <w:sz w:val="20"/>
+      </w:rPr>
+    </w:lvl>
+    <w:lvl w:ilvl="5" w:tentative="1">
+      <w:start w:val="1"/>
+      <w:numFmt w:val="bullet"/>
+      <w:lvlText w:val=""/>
+      <w:lvlJc w:val="left"/>
+      <w:pPr>
+        <w:tabs>
+          <w:tab w:val="num" w:pos="4320"/>
+        </w:tabs>
+        <w:ind w:left="4320" w:hanging="360"/>
+      </w:pPr>
+      <w:rPr>
+        <w:rFonts w:ascii="Wingdings" w:hAnsi="Wingdings" w:hint="default"/>
+        <w:sz w:val="20"/>
+      </w:rPr>
+    </w:lvl>
+    <w:lvl w:ilvl="6" w:tentative="1">
+      <w:start w:val="1"/>
+      <w:numFmt w:val="bullet"/>
+      <w:lvlText w:val=""/>
+      <w:lvlJc w:val="left"/>
+      <w:pPr>
+        <w:tabs>
+          <w:tab w:val="num" w:pos="5040"/>
+        </w:tabs>
+        <w:ind w:left="5040" w:hanging="360"/>
+      </w:pPr>
+      <w:rPr>
+        <w:rFonts w:ascii="Wingdings" w:hAnsi="Wingdings" w:hint="default"/>
+        <w:sz w:val="20"/>
+      </w:rPr>
+    </w:lvl>
+    <w:lvl w:ilvl="7" w:tentative="1">
+      <w:start w:val="1"/>
+      <w:numFmt w:val="bullet"/>
+      <w:lvlText w:val=""/>
+      <w:lvlJc w:val="left"/>
+      <w:pPr>
+        <w:tabs>
+          <w:tab w:val="num" w:pos="5760"/>
+        </w:tabs>
+        <w:ind w:left="5760" w:hanging="360"/>
+      </w:pPr>
+      <w:rPr>
+        <w:rFonts w:ascii="Wingdings" w:hAnsi="Wingdings" w:hint="default"/>
+        <w:sz w:val="20"/>
+      </w:rPr>
+    </w:lvl>
+    <w:lvl w:ilvl="8" w:tentative="1">
+      <w:start w:val="1"/>
+      <w:numFmt w:val="bullet"/>
+      <w:lvlText w:val=""/>
+      <w:lvlJc w:val="left"/>
+      <w:pPr>
+        <w:tabs>
+          <w:tab w:val="num" w:pos="6480"/>
+        </w:tabs>
+        <w:ind w:left="6480" w:hanging="360"/>
+      </w:pPr>
+      <w:rPr>
+        <w:rFonts w:ascii="Wingdings" w:hAnsi="Wingdings" w:hint="default"/>
+        <w:sz w:val="20"/>
+      </w:rPr>
+    </w:lvl>
+  </w:abstractNum>
+  <w:abstractNum w:abstractNumId="5" w15:restartNumberingAfterBreak="0">
     <w:nsid w:val="38183B98"/>
     <w:multiLevelType w:val="hybridMultilevel"/>
     <w:tmpl w:val="A022AFD6"/>
@@ -11224,10 +10186,10 @@
       </w:pPr>
     </w:lvl>
   </w:abstractNum>
-  <w:abstractNum w:abstractNumId="4" w15:restartNumberingAfterBreak="0">
-    <w:nsid w:val="44CF76E3"/>
+  <w:abstractNum w:abstractNumId="6" w15:restartNumberingAfterBreak="0">
+    <w:nsid w:val="4034525D"/>
     <w:multiLevelType w:val="multilevel"/>
-    <w:tmpl w:val="5E4021CC"/>
+    <w:tmpl w:val="F7F03B68"/>
     <w:lvl w:ilvl="0">
       <w:start w:val="1"/>
       <w:numFmt w:val="bullet"/>
@@ -11373,10 +10335,10 @@
       </w:rPr>
     </w:lvl>
   </w:abstractNum>
-  <w:abstractNum w:abstractNumId="5" w15:restartNumberingAfterBreak="0">
-    <w:nsid w:val="4FFD5F2E"/>
+  <w:abstractNum w:abstractNumId="7" w15:restartNumberingAfterBreak="0">
+    <w:nsid w:val="44CF76E3"/>
     <w:multiLevelType w:val="multilevel"/>
-    <w:tmpl w:val="7840C83C"/>
+    <w:tmpl w:val="5E4021CC"/>
     <w:lvl w:ilvl="0">
       <w:start w:val="1"/>
       <w:numFmt w:val="bullet"/>
@@ -11522,7 +10484,156 @@
       </w:rPr>
     </w:lvl>
   </w:abstractNum>
-  <w:abstractNum w:abstractNumId="6" w15:restartNumberingAfterBreak="0">
+  <w:abstractNum w:abstractNumId="8" w15:restartNumberingAfterBreak="0">
+    <w:nsid w:val="4FFD5F2E"/>
+    <w:multiLevelType w:val="multilevel"/>
+    <w:tmpl w:val="7840C83C"/>
+    <w:lvl w:ilvl="0">
+      <w:start w:val="1"/>
+      <w:numFmt w:val="bullet"/>
+      <w:lvlText w:val=""/>
+      <w:lvlJc w:val="left"/>
+      <w:pPr>
+        <w:tabs>
+          <w:tab w:val="num" w:pos="720"/>
+        </w:tabs>
+        <w:ind w:left="720" w:hanging="360"/>
+      </w:pPr>
+      <w:rPr>
+        <w:rFonts w:ascii="Symbol" w:hAnsi="Symbol" w:hint="default"/>
+        <w:sz w:val="20"/>
+      </w:rPr>
+    </w:lvl>
+    <w:lvl w:ilvl="1" w:tentative="1">
+      <w:start w:val="1"/>
+      <w:numFmt w:val="bullet"/>
+      <w:lvlText w:val="o"/>
+      <w:lvlJc w:val="left"/>
+      <w:pPr>
+        <w:tabs>
+          <w:tab w:val="num" w:pos="1440"/>
+        </w:tabs>
+        <w:ind w:left="1440" w:hanging="360"/>
+      </w:pPr>
+      <w:rPr>
+        <w:rFonts w:ascii="Courier New" w:hAnsi="Courier New" w:hint="default"/>
+        <w:sz w:val="20"/>
+      </w:rPr>
+    </w:lvl>
+    <w:lvl w:ilvl="2" w:tentative="1">
+      <w:start w:val="1"/>
+      <w:numFmt w:val="bullet"/>
+      <w:lvlText w:val=""/>
+      <w:lvlJc w:val="left"/>
+      <w:pPr>
+        <w:tabs>
+          <w:tab w:val="num" w:pos="2160"/>
+        </w:tabs>
+        <w:ind w:left="2160" w:hanging="360"/>
+      </w:pPr>
+      <w:rPr>
+        <w:rFonts w:ascii="Wingdings" w:hAnsi="Wingdings" w:hint="default"/>
+        <w:sz w:val="20"/>
+      </w:rPr>
+    </w:lvl>
+    <w:lvl w:ilvl="3" w:tentative="1">
+      <w:start w:val="1"/>
+      <w:numFmt w:val="bullet"/>
+      <w:lvlText w:val=""/>
+      <w:lvlJc w:val="left"/>
+      <w:pPr>
+        <w:tabs>
+          <w:tab w:val="num" w:pos="2880"/>
+        </w:tabs>
+        <w:ind w:left="2880" w:hanging="360"/>
+      </w:pPr>
+      <w:rPr>
+        <w:rFonts w:ascii="Wingdings" w:hAnsi="Wingdings" w:hint="default"/>
+        <w:sz w:val="20"/>
+      </w:rPr>
+    </w:lvl>
+    <w:lvl w:ilvl="4" w:tentative="1">
+      <w:start w:val="1"/>
+      <w:numFmt w:val="bullet"/>
+      <w:lvlText w:val=""/>
+      <w:lvlJc w:val="left"/>
+      <w:pPr>
+        <w:tabs>
+          <w:tab w:val="num" w:pos="3600"/>
+        </w:tabs>
+        <w:ind w:left="3600" w:hanging="360"/>
+      </w:pPr>
+      <w:rPr>
+        <w:rFonts w:ascii="Wingdings" w:hAnsi="Wingdings" w:hint="default"/>
+        <w:sz w:val="20"/>
+      </w:rPr>
+    </w:lvl>
+    <w:lvl w:ilvl="5" w:tentative="1">
+      <w:start w:val="1"/>
+      <w:numFmt w:val="bullet"/>
+      <w:lvlText w:val=""/>
+      <w:lvlJc w:val="left"/>
+      <w:pPr>
+        <w:tabs>
+          <w:tab w:val="num" w:pos="4320"/>
+        </w:tabs>
+        <w:ind w:left="4320" w:hanging="360"/>
+      </w:pPr>
+      <w:rPr>
+        <w:rFonts w:ascii="Wingdings" w:hAnsi="Wingdings" w:hint="default"/>
+        <w:sz w:val="20"/>
+      </w:rPr>
+    </w:lvl>
+    <w:lvl w:ilvl="6" w:tentative="1">
+      <w:start w:val="1"/>
+      <w:numFmt w:val="bullet"/>
+      <w:lvlText w:val=""/>
+      <w:lvlJc w:val="left"/>
+      <w:pPr>
+        <w:tabs>
+          <w:tab w:val="num" w:pos="5040"/>
+        </w:tabs>
+        <w:ind w:left="5040" w:hanging="360"/>
+      </w:pPr>
+      <w:rPr>
+        <w:rFonts w:ascii="Wingdings" w:hAnsi="Wingdings" w:hint="default"/>
+        <w:sz w:val="20"/>
+      </w:rPr>
+    </w:lvl>
+    <w:lvl w:ilvl="7" w:tentative="1">
+      <w:start w:val="1"/>
+      <w:numFmt w:val="bullet"/>
+      <w:lvlText w:val=""/>
+      <w:lvlJc w:val="left"/>
+      <w:pPr>
+        <w:tabs>
+          <w:tab w:val="num" w:pos="5760"/>
+        </w:tabs>
+        <w:ind w:left="5760" w:hanging="360"/>
+      </w:pPr>
+      <w:rPr>
+        <w:rFonts w:ascii="Wingdings" w:hAnsi="Wingdings" w:hint="default"/>
+        <w:sz w:val="20"/>
+      </w:rPr>
+    </w:lvl>
+    <w:lvl w:ilvl="8" w:tentative="1">
+      <w:start w:val="1"/>
+      <w:numFmt w:val="bullet"/>
+      <w:lvlText w:val=""/>
+      <w:lvlJc w:val="left"/>
+      <w:pPr>
+        <w:tabs>
+          <w:tab w:val="num" w:pos="6480"/>
+        </w:tabs>
+        <w:ind w:left="6480" w:hanging="360"/>
+      </w:pPr>
+      <w:rPr>
+        <w:rFonts w:ascii="Wingdings" w:hAnsi="Wingdings" w:hint="default"/>
+        <w:sz w:val="20"/>
+      </w:rPr>
+    </w:lvl>
+  </w:abstractNum>
+  <w:abstractNum w:abstractNumId="9" w15:restartNumberingAfterBreak="0">
     <w:nsid w:val="534B2531"/>
     <w:multiLevelType w:val="multilevel"/>
     <w:tmpl w:val="0322AA22"/>
@@ -11671,7 +10782,7 @@
       </w:rPr>
     </w:lvl>
   </w:abstractNum>
-  <w:abstractNum w:abstractNumId="7" w15:restartNumberingAfterBreak="0">
+  <w:abstractNum w:abstractNumId="10" w15:restartNumberingAfterBreak="0">
     <w:nsid w:val="6A5921A9"/>
     <w:multiLevelType w:val="multilevel"/>
     <w:tmpl w:val="1096AC94"/>
@@ -11820,7 +10931,7 @@
       </w:rPr>
     </w:lvl>
   </w:abstractNum>
-  <w:abstractNum w:abstractNumId="8" w15:restartNumberingAfterBreak="0">
+  <w:abstractNum w:abstractNumId="11" w15:restartNumberingAfterBreak="0">
     <w:nsid w:val="7A9E60D5"/>
     <w:multiLevelType w:val="multilevel"/>
     <w:tmpl w:val="17A0D3EA"/>
@@ -11933,7 +11044,7 @@
       </w:pPr>
     </w:lvl>
   </w:abstractNum>
-  <w:abstractNum w:abstractNumId="9" w15:restartNumberingAfterBreak="0">
+  <w:abstractNum w:abstractNumId="12" w15:restartNumberingAfterBreak="0">
     <w:nsid w:val="7C0D413B"/>
     <w:multiLevelType w:val="multilevel"/>
     <w:tmpl w:val="51C0A78E"/>
@@ -12082,7 +11193,7 @@
       </w:rPr>
     </w:lvl>
   </w:abstractNum>
-  <w:abstractNum w:abstractNumId="10" w15:restartNumberingAfterBreak="0">
+  <w:abstractNum w:abstractNumId="13" w15:restartNumberingAfterBreak="0">
     <w:nsid w:val="7DCD6D0D"/>
     <w:multiLevelType w:val="multilevel"/>
     <w:tmpl w:val="B85A0AF6"/>
@@ -12232,37 +11343,46 @@
     </w:lvl>
   </w:abstractNum>
   <w:num w:numId="1" w16cid:durableId="1939286746">
-    <w:abstractNumId w:val="10"/>
+    <w:abstractNumId w:val="13"/>
   </w:num>
   <w:num w:numId="2" w16cid:durableId="1580745970">
     <w:abstractNumId w:val="0"/>
   </w:num>
   <w:num w:numId="3" w16cid:durableId="1343971236">
+    <w:abstractNumId w:val="5"/>
+  </w:num>
+  <w:num w:numId="4" w16cid:durableId="1768696155">
+    <w:abstractNumId w:val="7"/>
+  </w:num>
+  <w:num w:numId="5" w16cid:durableId="1887832577">
     <w:abstractNumId w:val="3"/>
   </w:num>
-  <w:num w:numId="4" w16cid:durableId="1768696155">
+  <w:num w:numId="6" w16cid:durableId="1133210553">
+    <w:abstractNumId w:val="9"/>
+  </w:num>
+  <w:num w:numId="7" w16cid:durableId="945504720">
+    <w:abstractNumId w:val="11"/>
+  </w:num>
+  <w:num w:numId="8" w16cid:durableId="812867374">
+    <w:abstractNumId w:val="12"/>
+  </w:num>
+  <w:num w:numId="9" w16cid:durableId="1360736418">
     <w:abstractNumId w:val="4"/>
   </w:num>
-  <w:num w:numId="5" w16cid:durableId="1887832577">
+  <w:num w:numId="10" w16cid:durableId="630091601">
+    <w:abstractNumId w:val="10"/>
+  </w:num>
+  <w:num w:numId="11" w16cid:durableId="354967067">
+    <w:abstractNumId w:val="8"/>
+  </w:num>
+  <w:num w:numId="12" w16cid:durableId="790709564">
     <w:abstractNumId w:val="1"/>
   </w:num>
-  <w:num w:numId="6" w16cid:durableId="1133210553">
-    <w:abstractNumId w:val="6"/>
-  </w:num>
-  <w:num w:numId="7" w16cid:durableId="945504720">
-    <w:abstractNumId w:val="8"/>
-  </w:num>
-  <w:num w:numId="8" w16cid:durableId="812867374">
-    <w:abstractNumId w:val="9"/>
-  </w:num>
-  <w:num w:numId="9" w16cid:durableId="1360736418">
+  <w:num w:numId="13" w16cid:durableId="1454789585">
     <w:abstractNumId w:val="2"/>
   </w:num>
-  <w:num w:numId="10" w16cid:durableId="630091601">
-    <w:abstractNumId w:val="7"/>
-  </w:num>
-  <w:num w:numId="11" w16cid:durableId="354967067">
-    <w:abstractNumId w:val="5"/>
+  <w:num w:numId="14" w16cid:durableId="878126137">
+    <w:abstractNumId w:val="6"/>
   </w:num>
 </w:numbering>
 </file>

--- a/20251/JNP/Lý thuyết.docx
+++ b/20251/JNP/Lý thuyết.docx
@@ -7404,7 +7404,21 @@
           <w:b/>
           <w:bCs/>
         </w:rPr>
-        <w:t xml:space="preserve">.5.2. </w:t>
+        <w:t>.5.</w:t>
+      </w:r>
+      <w:r>
+        <w:rPr>
+          <w:b/>
+          <w:bCs/>
+        </w:rPr>
+        <w:t>2</w:t>
+      </w:r>
+      <w:r>
+        <w:rPr>
+          <w:b/>
+          <w:bCs/>
+        </w:rPr>
+        <w:t xml:space="preserve">. </w:t>
       </w:r>
       <w:r>
         <w:rPr>
@@ -7521,6 +7535,509 @@
     </w:p>
     <w:p/>
     <w:p>
+      <w:r>
+        <w:rPr>
+          <w:b/>
+          <w:bCs/>
+        </w:rPr>
+        <w:t>3.5.2. Chunked transfer (chia nhỏ payload lớn)</w:t>
+      </w:r>
+    </w:p>
+    <w:p>
+      <w:pPr>
+        <w:rPr>
+          <w:b/>
+          <w:bCs/>
+        </w:rPr>
+      </w:pPr>
+      <w:r>
+        <w:rPr>
+          <w:b/>
+          <w:bCs/>
+        </w:rPr>
+        <w:t>a. Ưu điểm</w:t>
+      </w:r>
+    </w:p>
+    <w:p>
+      <w:pPr>
+        <w:numPr>
+          <w:ilvl w:val="0"/>
+          <w:numId w:val="12"/>
+        </w:numPr>
+      </w:pPr>
+      <w:r>
+        <w:rPr>
+          <w:b/>
+          <w:bCs/>
+        </w:rPr>
+        <w:t>Native streaming</w:t>
+      </w:r>
+      <w:r>
+        <w:rPr>
+          <w:b/>
+          <w:bCs/>
+        </w:rPr>
+        <w:t>:</w:t>
+      </w:r>
+      <w:r>
+        <w:t xml:space="preserve"> gRPC có khả năng hỗ trợ </w:t>
+      </w:r>
+      <w:r>
+        <w:t>tốt</w:t>
+      </w:r>
+      <w:r>
+        <w:t xml:space="preserve"> cho </w:t>
+      </w:r>
+      <w:r>
+        <w:t>streaming</w:t>
+      </w:r>
+      <w:r>
+        <w:t xml:space="preserve"> phía máy chủ, giúp việc gửi dữ liệu theo từng </w:t>
+      </w:r>
+      <w:r>
+        <w:t>chunk</w:t>
+      </w:r>
+      <w:r>
+        <w:t xml:space="preserve"> trở nên tự nhiên mà không cần logic phức tạp ở </w:t>
+      </w:r>
+      <w:r>
+        <w:t>tầng</w:t>
+      </w:r>
+      <w:r>
+        <w:t xml:space="preserve"> ứng dụng để quản lý </w:t>
+      </w:r>
+      <w:r>
+        <w:t>các chunk</w:t>
+      </w:r>
+      <w:r>
+        <w:t>.</w:t>
+      </w:r>
+    </w:p>
+    <w:p>
+      <w:pPr>
+        <w:numPr>
+          <w:ilvl w:val="0"/>
+          <w:numId w:val="12"/>
+        </w:numPr>
+      </w:pPr>
+      <w:r>
+        <w:rPr>
+          <w:b/>
+          <w:bCs/>
+        </w:rPr>
+        <w:t>Hiệu quả (HTTP/2):</w:t>
+      </w:r>
+      <w:r>
+        <w:t xml:space="preserve"> gRPC thường chạy trên HTTP/2, được </w:t>
+      </w:r>
+      <w:r>
+        <w:t>thừa kế</w:t>
+      </w:r>
+      <w:r>
+        <w:t xml:space="preserve"> từ các tính năng như ghép kênh và nén </w:t>
+      </w:r>
+      <w:r>
+        <w:t>header,</w:t>
+      </w:r>
+      <w:r>
+        <w:t xml:space="preserve"> có thể cải thiện </w:t>
+      </w:r>
+      <w:r>
+        <w:t>hiệu suất</w:t>
+      </w:r>
+      <w:r>
+        <w:t xml:space="preserve"> mạng so với HTTP/1.1.</w:t>
+      </w:r>
+    </w:p>
+    <w:p>
+      <w:pPr>
+        <w:numPr>
+          <w:ilvl w:val="0"/>
+          <w:numId w:val="12"/>
+        </w:numPr>
+      </w:pPr>
+      <w:r>
+        <w:rPr>
+          <w:b/>
+          <w:bCs/>
+        </w:rPr>
+        <w:t xml:space="preserve">Định nghĩa về </w:t>
+      </w:r>
+      <w:r>
+        <w:rPr>
+          <w:b/>
+          <w:bCs/>
+        </w:rPr>
+        <w:t>schema</w:t>
+      </w:r>
+      <w:r>
+        <w:rPr>
+          <w:b/>
+          <w:bCs/>
+        </w:rPr>
+        <w:t xml:space="preserve"> và an toàn kiểu:</w:t>
+      </w:r>
+      <w:r>
+        <w:t> Sử dụn</w:t>
+      </w:r>
+      <w:r>
+        <w:t>g protobuf</w:t>
+      </w:r>
+      <w:r>
+        <w:t xml:space="preserve"> sẽ thực thi </w:t>
+      </w:r>
+      <w:r>
+        <w:t>contract</w:t>
+      </w:r>
+      <w:r>
+        <w:t xml:space="preserve"> rõ ràng giữa máy khách và máy ch</w:t>
+      </w:r>
+      <w:r>
+        <w:t>ủ</w:t>
+      </w:r>
+      <w:r>
+        <w:t xml:space="preserve"> giúp giảm lỗi.</w:t>
+      </w:r>
+    </w:p>
+    <w:p>
+      <w:pPr>
+        <w:numPr>
+          <w:ilvl w:val="0"/>
+          <w:numId w:val="12"/>
+        </w:numPr>
+      </w:pPr>
+      <w:r>
+        <w:rPr>
+          <w:b/>
+          <w:bCs/>
+        </w:rPr>
+        <w:t>Hiệu suất:</w:t>
+      </w:r>
+      <w:r>
+        <w:t xml:space="preserve"> Bản chất nhị phân của </w:t>
+      </w:r>
+      <w:r>
+        <w:t>protobuf</w:t>
+      </w:r>
+      <w:r>
+        <w:t xml:space="preserve"> và hiệu quả của HTTP/2 thường mang lại hiệu suất tốt hơn so với các giao thức dựa trên văn bản như JSON trên HTTP/1.1.</w:t>
+      </w:r>
+    </w:p>
+    <w:p>
+      <w:pPr>
+        <w:rPr>
+          <w:b/>
+          <w:bCs/>
+        </w:rPr>
+      </w:pPr>
+    </w:p>
+    <w:p>
+      <w:pPr>
+        <w:rPr>
+          <w:b/>
+          <w:bCs/>
+        </w:rPr>
+      </w:pPr>
+      <w:r>
+        <w:rPr>
+          <w:b/>
+          <w:bCs/>
+        </w:rPr>
+        <w:t>b. Nguyên lý hoạt động</w:t>
+      </w:r>
+    </w:p>
+    <w:p>
+      <w:pPr>
+        <w:rPr>
+          <w:b/>
+          <w:bCs/>
+        </w:rPr>
+      </w:pPr>
+      <w:r>
+        <w:rPr>
+          <w:b/>
+          <w:bCs/>
+        </w:rPr>
+        <w:t>- Máy khách</w:t>
+      </w:r>
+    </w:p>
+    <w:p>
+      <w:r>
+        <w:t xml:space="preserve">Máy khách gửi lệnh </w:t>
+      </w:r>
+      <w:r>
+        <w:t xml:space="preserve">triệu </w:t>
+      </w:r>
+      <w:r>
+        <w:t xml:space="preserve">gọi RPC đầu tiên để lấy kích thước tệp để </w:t>
+      </w:r>
+      <w:r>
+        <w:t>implement khả năng tiếp tục (</w:t>
+      </w:r>
+      <w:r>
+        <w:t>resumability</w:t>
+      </w:r>
+      <w:r>
+        <w:t>)</w:t>
+      </w:r>
+      <w:r>
+        <w:t xml:space="preserve"> và đảm bảo không lãng phí băng thông vào các tệp đã tải xuống</w:t>
+      </w:r>
+      <w:r>
+        <w:t>.</w:t>
+      </w:r>
+    </w:p>
+    <w:p>
+      <w:r>
+        <w:t>Nếu chưa tải xuống tệp,</w:t>
+      </w:r>
+      <w:r>
+        <w:t xml:space="preserve"> </w:t>
+      </w:r>
+      <w:r>
+        <w:t>máy khách</w:t>
+      </w:r>
+      <w:r>
+        <w:t xml:space="preserve"> có thể thực hiện lệnh </w:t>
+      </w:r>
+      <w:r>
+        <w:t xml:space="preserve">triệu </w:t>
+      </w:r>
+      <w:r>
+        <w:t xml:space="preserve">gọi RPC thứ hai để truyền phát dữ liệu từ máy chủ. </w:t>
+      </w:r>
+      <w:r>
+        <w:t xml:space="preserve">Máy khách </w:t>
+      </w:r>
+      <w:r>
+        <w:t xml:space="preserve">thiết lập luồng và thông báo cho máy chủ nơi muốn tiếp tục tải xuống, kích thước </w:t>
+      </w:r>
+      <w:r>
+        <w:t>chunk</w:t>
+      </w:r>
+      <w:r>
+        <w:t xml:space="preserve"> mong muốn, tên tệp và </w:t>
+      </w:r>
+      <w:r>
+        <w:t>khả năng nén</w:t>
+      </w:r>
+      <w:r>
+        <w:t>.</w:t>
+      </w:r>
+    </w:p>
+    <w:p>
+      <w:r>
+        <w:lastRenderedPageBreak/>
+        <w:t>Sau đ</w:t>
+      </w:r>
+      <w:r>
+        <w:t xml:space="preserve">ó máy khách </w:t>
+      </w:r>
+      <w:r>
+        <w:t>bắt đầu truyền phát.</w:t>
+      </w:r>
+    </w:p>
+    <w:p>
+      <w:pPr>
+        <w:rPr>
+          <w:b/>
+          <w:bCs/>
+        </w:rPr>
+      </w:pPr>
+      <w:r>
+        <w:rPr>
+          <w:b/>
+          <w:bCs/>
+        </w:rPr>
+        <w:t>- Máy chủ</w:t>
+      </w:r>
+    </w:p>
+    <w:p>
+      <w:r>
+        <w:t>Máy khách gửi một lệnh</w:t>
+      </w:r>
+      <w:r>
+        <w:t xml:space="preserve"> triệu</w:t>
+      </w:r>
+      <w:r>
+        <w:t xml:space="preserve"> gọi RPC và </w:t>
+      </w:r>
+      <w:r>
+        <w:t>máy chủ</w:t>
+      </w:r>
+      <w:r>
+        <w:t xml:space="preserve"> phản hồi với kích thước tệp. Phản hồi này được máy khách sử dụng cho nhiều mục đích khác nhau, nhưng chủ yếu là để xác định xem đây có phải là tệp đã tải xuống một phần hay không, từ đó </w:t>
+      </w:r>
+      <w:r>
+        <w:t>máy chủ</w:t>
+      </w:r>
+      <w:r>
+        <w:t xml:space="preserve"> có thể tiếp tục tải xuống. Về mặt lý thuyết, nó có thể được sử dụng để chọn kích thước </w:t>
+      </w:r>
+      <w:r>
+        <w:t>chunk</w:t>
+      </w:r>
+      <w:r>
+        <w:t xml:space="preserve"> tối ưu nhằm tối ưu hóa chi phí yêu cầu mạng.</w:t>
+      </w:r>
+    </w:p>
+    <w:p>
+      <w:r>
+        <w:t>Máy</w:t>
+      </w:r>
+      <w:r>
+        <w:t xml:space="preserve"> khách có thể gửi cho </w:t>
+      </w:r>
+      <w:r>
+        <w:t>máy chủ</w:t>
+      </w:r>
+      <w:r>
+        <w:t xml:space="preserve"> một lệnh gọi RPC tiếp theo để yêu cầu truyền phát tệp. Máy khách sẽ cho </w:t>
+      </w:r>
+      <w:r>
+        <w:t>máy chủ</w:t>
+      </w:r>
+      <w:r>
+        <w:t xml:space="preserve"> biết tên tệp, nơi tiếp tục truyền phát, kích thước </w:t>
+      </w:r>
+      <w:r>
+        <w:t>chunk</w:t>
+      </w:r>
+      <w:r>
+        <w:t xml:space="preserve"> mong muốn </w:t>
+      </w:r>
+      <w:r>
+        <w:t>và khả năng nén</w:t>
+      </w:r>
+      <w:r>
+        <w:t>. Để đảm bảo hiệu quả bộ nhớ hệ thống</w:t>
+      </w:r>
+      <w:r>
+        <w:t>, máy chủ</w:t>
+      </w:r>
+      <w:r>
+        <w:t xml:space="preserve"> không phải lúc nào cũng sử dụng kích thước </w:t>
+      </w:r>
+      <w:r>
+        <w:t>chunk</w:t>
+      </w:r>
+      <w:r>
+        <w:t xml:space="preserve"> mong muốn của máy khách</w:t>
+      </w:r>
+      <w:r>
+        <w:t xml:space="preserve">. Máy chủ </w:t>
+      </w:r>
+      <w:r>
+        <w:t xml:space="preserve">có một kích thước </w:t>
+      </w:r>
+      <w:r>
+        <w:t>chunk</w:t>
+      </w:r>
+      <w:r>
+        <w:t xml:space="preserve"> tối đa cho phép.</w:t>
+      </w:r>
+    </w:p>
+    <w:p>
+      <w:r>
+        <w:t xml:space="preserve">Để giảm mức tiêu thụ bộ nhớ và áp lực </w:t>
+      </w:r>
+      <w:r>
+        <w:t xml:space="preserve">thu gom rác (garbage collection - </w:t>
+      </w:r>
+      <w:r>
+        <w:t>quá trình xác định và loại bỏ các Object không được sử dụng (unreferenced) khỏi bộ nhớ</w:t>
+      </w:r>
+      <w:r>
+        <w:t xml:space="preserve"> Heap)</w:t>
+      </w:r>
+      <w:r>
+        <w:t xml:space="preserve">, </w:t>
+      </w:r>
+      <w:r>
+        <w:t>máy chủ</w:t>
+      </w:r>
+      <w:r>
+        <w:t xml:space="preserve"> sử dụng một nhóm đồng bộ hóa cho các bộ đệm. Nhóm này cho phép </w:t>
+      </w:r>
+      <w:r>
+        <w:t>máy chủ</w:t>
+      </w:r>
+      <w:r>
+        <w:t xml:space="preserve"> tái sử dụng các bộ đệm đã được phân bổ. Bộ đệm là các cấu trúc dữ liệu tạm thời mà </w:t>
+      </w:r>
+      <w:r>
+        <w:t>máy chủ</w:t>
+      </w:r>
+      <w:r>
+        <w:t xml:space="preserve"> sử dụng để trích xuất các phần của tệp trước khi gửi đến luồng. Các bộ đệm này đóng vai trò quan trọng để đảm bảo </w:t>
+      </w:r>
+      <w:r>
+        <w:t>máy chủ</w:t>
+      </w:r>
+      <w:r>
+        <w:t xml:space="preserve"> không bao giờ đọc toàn bộ tệp vào bộ nhớ bất cứ lúc nào.</w:t>
+      </w:r>
+    </w:p>
+    <w:p>
+      <w:r>
+        <w:t xml:space="preserve">Mỗi khi có yêu cầu từ máy khách, </w:t>
+      </w:r>
+      <w:r>
+        <w:t>máy chủ</w:t>
+      </w:r>
+      <w:r>
+        <w:t xml:space="preserve"> sẽ vào pool để "lấy" một bộ đệm. Sau khi stream, </w:t>
+      </w:r>
+      <w:r>
+        <w:t>máy chủ</w:t>
+      </w:r>
+      <w:r>
+        <w:t xml:space="preserve"> đặt bộ đệm trở lại pool để các yêu cầu khác có thể sử dụng lại. </w:t>
+      </w:r>
+      <w:r>
+        <w:t>Máy chủ</w:t>
+      </w:r>
+      <w:r>
+        <w:t xml:space="preserve"> sẽ phân bổ chính xác những gì cần thiết tùy thuộc vào kích thước</w:t>
+      </w:r>
+      <w:r>
+        <w:t xml:space="preserve"> chunk</w:t>
+      </w:r>
+      <w:r>
+        <w:t>.</w:t>
+      </w:r>
+    </w:p>
+    <w:p>
+      <w:r>
+        <w:t xml:space="preserve">Sau đó máy chủ </w:t>
+      </w:r>
+      <w:r>
+        <w:t xml:space="preserve">bắt đầu đọc tệp theo từng phần. Mỗi phần được đọc sẽ được gửi đến máy khách. Nếu </w:t>
+      </w:r>
+      <w:r>
+        <w:t>có khả năng nén</w:t>
+      </w:r>
+      <w:r>
+        <w:t xml:space="preserve">, </w:t>
+      </w:r>
+      <w:r>
+        <w:t>máy chủ</w:t>
+      </w:r>
+      <w:r>
+        <w:t xml:space="preserve"> sẽ nén </w:t>
+      </w:r>
+      <w:r>
+        <w:t>từng phần</w:t>
+      </w:r>
+      <w:r>
+        <w:t xml:space="preserve"> trước khi gửi</w:t>
+      </w:r>
+      <w:r>
+        <w:t>.</w:t>
+      </w:r>
+    </w:p>
+    <w:p/>
+    <w:p>
       <w:pPr>
         <w:rPr>
           <w:b/>
@@ -7594,7 +8111,11 @@
         </w:numPr>
       </w:pPr>
       <w:r>
-        <w:t>Chọn theo thứ tự: lần gần nhất chọn cái đầu tiên, thì lần này chọn cái thứ hai, rồi cứ thế với cái tiếp theo. Nếu đã đạt đến cái cuối cùng, thì cái tiếp theo bắt đầu từ cái đầu tiên. Trong trường hợp này, chúng ta có thể lưu trữ thông tin node dịch vụ trong một mảng. Sau khi mỗi yêu cầu được hoàn thành xuôi dòng, chúng ta di chuyển chỉ mục đi tiếp. Di chuyển trở lại đầu của mảng khi di chuyển đến cuối.</w:t>
+        <w:t xml:space="preserve">Chọn theo thứ tự: lần gần nhất chọn cái đầu tiên, thì lần này chọn cái thứ hai, rồi cứ thế với cái tiếp theo. Nếu đã đạt đến cái cuối cùng, thì cái tiếp theo bắt đầu từ cái đầu tiên. Trong trường hợp này, chúng ta có thể lưu trữ thông tin node dịch vụ trong một mảng. </w:t>
+      </w:r>
+      <w:r>
+        <w:lastRenderedPageBreak/>
+        <w:t>Sau khi mỗi yêu cầu được hoàn thành xuôi dòng, chúng ta di chuyển chỉ mục đi tiếp. Di chuyển trở lại đầu của mảng khi di chuyển đến cuối.</w:t>
       </w:r>
     </w:p>
     <w:p>
@@ -7670,72 +8191,72 @@
     </w:p>
     <w:p>
       <w:r>
+        <w:t>- M</w:t>
+      </w:r>
+      <w:r>
+        <w:t xml:space="preserve">áy khách </w:t>
+      </w:r>
+      <w:r>
+        <w:t>cấp</w:t>
+      </w:r>
+      <w:r>
+        <w:t xml:space="preserve"> RPC </w:t>
+      </w:r>
+      <w:r>
+        <w:t>cho</w:t>
+      </w:r>
+      <w:r>
+        <w:t xml:space="preserve"> proxy Bộ cân bằng tải (LB). LB phân phối lệnh </w:t>
+      </w:r>
+      <w:r>
+        <w:t xml:space="preserve">triệu </w:t>
+      </w:r>
+      <w:r>
+        <w:t xml:space="preserve">gọi RPC đến một trong các máy chủ backend khả dụng, thực hiện logic thực tế để phục vụ </w:t>
+      </w:r>
+      <w:r>
+        <w:t>lệnh triệu</w:t>
+      </w:r>
+      <w:r>
+        <w:t xml:space="preserve"> gọi. LB theo dõi tải trên mỗi backend và triển khai các thuật toán để phân phối tải một cách công bằng. Bản thân máy khách không biết về các máy chủ backend.</w:t>
+      </w:r>
+    </w:p>
+    <w:p>
+      <w:r>
+        <w:t xml:space="preserve">- </w:t>
+      </w:r>
+      <w:r>
+        <w:t xml:space="preserve">Máy khách có thể không </w:t>
+      </w:r>
+      <w:r>
+        <w:t>đáng</w:t>
+      </w:r>
+      <w:r>
+        <w:t xml:space="preserve"> tin cậy.</w:t>
+      </w:r>
+    </w:p>
+    <w:p>
+      <w:r>
+        <w:t xml:space="preserve">- </w:t>
+      </w:r>
+      <w:r>
+        <w:t>Kiến trúc này thường được sử dụng cho các dịch vụ hướng đến người dùng, nơi máy khách từ internet mở có thể kết nối đến máy chủ trong trung tâm dữ liệu, như minh họa trong hình bên dưới.</w:t>
+      </w:r>
+    </w:p>
+    <w:p>
+      <w:r>
+        <w:t xml:space="preserve">- </w:t>
+      </w:r>
+      <w:r>
+        <w:t>Trong trường hợp này, máy khách gửi yêu cầu đến LB (#1). LB chuyển yêu cầu đến một trong các backend (#2), và các backend báo cáo tải cho LB (#3).</w:t>
+      </w:r>
+    </w:p>
+    <w:p>
+      <w:r>
+        <w:rPr>
+          <w:noProof/>
+        </w:rPr>
         <w:lastRenderedPageBreak/>
-        <w:t>- M</w:t>
-      </w:r>
-      <w:r>
-        <w:t xml:space="preserve">áy khách </w:t>
-      </w:r>
-      <w:r>
-        <w:t>cấp</w:t>
-      </w:r>
-      <w:r>
-        <w:t xml:space="preserve"> RPC </w:t>
-      </w:r>
-      <w:r>
-        <w:t>cho</w:t>
-      </w:r>
-      <w:r>
-        <w:t xml:space="preserve"> proxy Bộ cân bằng tải (LB). LB phân phối lệnh </w:t>
-      </w:r>
-      <w:r>
-        <w:t xml:space="preserve">triệu </w:t>
-      </w:r>
-      <w:r>
-        <w:t xml:space="preserve">gọi RPC đến một trong các máy chủ backend khả dụng, thực hiện logic thực tế để phục vụ </w:t>
-      </w:r>
-      <w:r>
-        <w:t>lệnh triệu</w:t>
-      </w:r>
-      <w:r>
-        <w:t xml:space="preserve"> gọi. LB theo dõi tải trên mỗi backend và triển khai các thuật toán để phân phối tải một cách công bằng. Bản thân máy khách không biết về các máy chủ backend.</w:t>
-      </w:r>
-    </w:p>
-    <w:p>
-      <w:r>
-        <w:t xml:space="preserve">- </w:t>
-      </w:r>
-      <w:r>
-        <w:t xml:space="preserve">Máy khách có thể không </w:t>
-      </w:r>
-      <w:r>
-        <w:t>đáng</w:t>
-      </w:r>
-      <w:r>
-        <w:t xml:space="preserve"> tin cậy.</w:t>
-      </w:r>
-    </w:p>
-    <w:p>
-      <w:r>
-        <w:t xml:space="preserve">- </w:t>
-      </w:r>
-      <w:r>
-        <w:t>Kiến trúc này thường được sử dụng cho các dịch vụ hướng đến người dùng, nơi máy khách từ internet mở có thể kết nối đến máy chủ trong trung tâm dữ liệu, như minh họa trong hình bên dưới.</w:t>
-      </w:r>
-    </w:p>
-    <w:p>
-      <w:r>
-        <w:t xml:space="preserve">- </w:t>
-      </w:r>
-      <w:r>
-        <w:t>Trong trường hợp này, máy khách gửi yêu cầu đến LB (#1). LB chuyển yêu cầu đến một trong các backend (#2), và các backend báo cáo tải cho LB (#3).</w:t>
-      </w:r>
-    </w:p>
-    <w:p>
-      <w:r>
-        <w:rPr>
-          <w:noProof/>
-        </w:rPr>
         <w:drawing>
           <wp:inline distT="0" distB="0" distL="0" distR="0" wp14:anchorId="60C9C654" wp14:editId="3B291658">
             <wp:extent cx="5469255" cy="3347085"/>
@@ -7835,18 +8356,15 @@
         <w:t xml:space="preserve">: </w:t>
       </w:r>
       <w:r>
-        <w:t xml:space="preserve">máy khách gửi yêu cầu đến một máy chủ phụ trợ cụ thể (#1). Các máy chủ phụ trợ phản hồi với </w:t>
-      </w:r>
-      <w:r>
+        <w:t>máy khách gửi yêu cầu đến một máy chủ phụ trợ cụ thể (#1). Các máy chủ phụ trợ phản hồi với thông tin tải (#2), thường trên cùng một kết nối mà RPC của máy khách được thực thi. Sau đó, máy khách cập nhật trạng thái nội bộ của nó.</w:t>
+      </w:r>
+    </w:p>
+    <w:p>
+      <w:r>
+        <w:rPr>
+          <w:noProof/>
+        </w:rPr>
         <w:lastRenderedPageBreak/>
-        <w:t>thông tin tải (#2), thường trên cùng một kết nối mà RPC của máy khách được thực thi. Sau đó, máy khách cập nhật trạng thái nội bộ của nó.</w:t>
-      </w:r>
-    </w:p>
-    <w:p>
-      <w:r>
-        <w:rPr>
-          <w:noProof/>
-        </w:rPr>
         <w:drawing>
           <wp:inline distT="0" distB="0" distL="0" distR="0" wp14:anchorId="38630C27" wp14:editId="7AAE6B73">
             <wp:extent cx="5365750" cy="3010535"/>
@@ -8150,7 +8668,6 @@
           </w:p>
           <w:p>
             <w:r>
-              <w:lastRenderedPageBreak/>
               <w:t xml:space="preserve">- Client </w:t>
             </w:r>
             <w:r>
@@ -8529,766 +9046,6 @@
         <w:t xml:space="preserve"> gRPC cung cấp một cơ chế chung để đính kèm thông tin xác thực dựa trên metadata vào các yêu cầu và phản hồi. Hỗ trợ bổ sung cho việc lấy mã thông báo truy cập (thường là mã thông báo OAuth2) khi truy cập các API của Google thông qua gRPC được cung cấp cho một số luồng xác thực nhất định. Nhìn chung, cơ chế này phải được sử dụng song song với SSL/TLS trên kênh - Google sẽ không cho phép kết nối không có SSL/TLS, và hầu hết các triển khai ngôn ngữ gRPC sẽ không cho phép gửi thông tin xác thực trên kênh không được mã hóa.</w:t>
       </w:r>
     </w:p>
-    <w:p>
-      <w:pPr>
-        <w:rPr>
-          <w:b/>
-          <w:bCs/>
-        </w:rPr>
-      </w:pPr>
-      <w:r>
-        <w:rPr>
-          <w:b/>
-          <w:bCs/>
-        </w:rPr>
-        <w:lastRenderedPageBreak/>
-        <w:t>4. Các thiết kế streaming nâng cao (gRPC advanced streaming pattern)</w:t>
-      </w:r>
-    </w:p>
-    <w:p>
-      <w:pPr>
-        <w:rPr>
-          <w:b/>
-          <w:bCs/>
-        </w:rPr>
-      </w:pPr>
-      <w:r>
-        <w:rPr>
-          <w:b/>
-          <w:bCs/>
-        </w:rPr>
-        <w:t>4.1. Chunked transfer (chia nhỏ payload lớn)</w:t>
-      </w:r>
-    </w:p>
-    <w:p>
-      <w:pPr>
-        <w:rPr>
-          <w:b/>
-          <w:bCs/>
-        </w:rPr>
-      </w:pPr>
-      <w:r>
-        <w:rPr>
-          <w:b/>
-          <w:bCs/>
-        </w:rPr>
-        <w:t>4.1.1</w:t>
-      </w:r>
-      <w:r>
-        <w:rPr>
-          <w:b/>
-          <w:bCs/>
-        </w:rPr>
-        <w:t>. Ưu điểm</w:t>
-      </w:r>
-    </w:p>
-    <w:p>
-      <w:pPr>
-        <w:numPr>
-          <w:ilvl w:val="0"/>
-          <w:numId w:val="12"/>
-        </w:numPr>
-      </w:pPr>
-      <w:r>
-        <w:rPr>
-          <w:b/>
-          <w:bCs/>
-        </w:rPr>
-        <w:t>Native streaming</w:t>
-      </w:r>
-      <w:r>
-        <w:rPr>
-          <w:b/>
-          <w:bCs/>
-        </w:rPr>
-        <w:t>:</w:t>
-      </w:r>
-      <w:r>
-        <w:t xml:space="preserve"> gRPC có khả năng hỗ trợ </w:t>
-      </w:r>
-      <w:r>
-        <w:t>tốt</w:t>
-      </w:r>
-      <w:r>
-        <w:t xml:space="preserve"> cho </w:t>
-      </w:r>
-      <w:r>
-        <w:t>streaming</w:t>
-      </w:r>
-      <w:r>
-        <w:t xml:space="preserve"> phía máy chủ, giúp việc gửi dữ liệu theo từng </w:t>
-      </w:r>
-      <w:r>
-        <w:t>chunk</w:t>
-      </w:r>
-      <w:r>
-        <w:t xml:space="preserve"> trở nên tự nhiên mà không cần logic phức tạp ở </w:t>
-      </w:r>
-      <w:r>
-        <w:t>tầng</w:t>
-      </w:r>
-      <w:r>
-        <w:t xml:space="preserve"> ứng dụng để quản lý </w:t>
-      </w:r>
-      <w:r>
-        <w:t>các chunk</w:t>
-      </w:r>
-      <w:r>
-        <w:t>.</w:t>
-      </w:r>
-    </w:p>
-    <w:p>
-      <w:pPr>
-        <w:numPr>
-          <w:ilvl w:val="0"/>
-          <w:numId w:val="12"/>
-        </w:numPr>
-      </w:pPr>
-      <w:r>
-        <w:rPr>
-          <w:b/>
-          <w:bCs/>
-        </w:rPr>
-        <w:t>Hiệu quả (HTTP/2):</w:t>
-      </w:r>
-      <w:r>
-        <w:t xml:space="preserve"> gRPC thường chạy trên HTTP/2, được </w:t>
-      </w:r>
-      <w:r>
-        <w:t>thừa kế</w:t>
-      </w:r>
-      <w:r>
-        <w:t xml:space="preserve"> từ các tính năng như ghép kênh và nén </w:t>
-      </w:r>
-      <w:r>
-        <w:t>header,</w:t>
-      </w:r>
-      <w:r>
-        <w:t xml:space="preserve"> có thể cải thiện </w:t>
-      </w:r>
-      <w:r>
-        <w:t>hiệu suất</w:t>
-      </w:r>
-      <w:r>
-        <w:t xml:space="preserve"> mạng so với HTTP/1.1.</w:t>
-      </w:r>
-    </w:p>
-    <w:p>
-      <w:pPr>
-        <w:numPr>
-          <w:ilvl w:val="0"/>
-          <w:numId w:val="12"/>
-        </w:numPr>
-      </w:pPr>
-      <w:r>
-        <w:rPr>
-          <w:b/>
-          <w:bCs/>
-        </w:rPr>
-        <w:t xml:space="preserve">Định nghĩa về </w:t>
-      </w:r>
-      <w:r>
-        <w:rPr>
-          <w:b/>
-          <w:bCs/>
-        </w:rPr>
-        <w:t>schema</w:t>
-      </w:r>
-      <w:r>
-        <w:rPr>
-          <w:b/>
-          <w:bCs/>
-        </w:rPr>
-        <w:t xml:space="preserve"> và an toàn kiểu:</w:t>
-      </w:r>
-      <w:r>
-        <w:t> Sử dụn</w:t>
-      </w:r>
-      <w:r>
-        <w:t>g protobuf</w:t>
-      </w:r>
-      <w:r>
-        <w:t xml:space="preserve"> sẽ thực thi </w:t>
-      </w:r>
-      <w:r>
-        <w:t>contract</w:t>
-      </w:r>
-      <w:r>
-        <w:t xml:space="preserve"> rõ ràng giữa máy khách và máy ch</w:t>
-      </w:r>
-      <w:r>
-        <w:t>ủ</w:t>
-      </w:r>
-      <w:r>
-        <w:t xml:space="preserve"> giúp giảm lỗi.</w:t>
-      </w:r>
-    </w:p>
-    <w:p>
-      <w:pPr>
-        <w:numPr>
-          <w:ilvl w:val="0"/>
-          <w:numId w:val="12"/>
-        </w:numPr>
-      </w:pPr>
-      <w:r>
-        <w:rPr>
-          <w:b/>
-          <w:bCs/>
-        </w:rPr>
-        <w:t>Hiệu suất:</w:t>
-      </w:r>
-      <w:r>
-        <w:t xml:space="preserve"> Bản chất nhị phân của </w:t>
-      </w:r>
-      <w:r>
-        <w:t>protobuf</w:t>
-      </w:r>
-      <w:r>
-        <w:t xml:space="preserve"> và hiệu quả của HTTP/2 thường mang lại hiệu suất tốt hơn so với các giao thức dựa trên văn bản như JSON trên HTTP/1.1.</w:t>
-      </w:r>
-    </w:p>
-    <w:p>
-      <w:pPr>
-        <w:rPr>
-          <w:b/>
-          <w:bCs/>
-        </w:rPr>
-      </w:pPr>
-    </w:p>
-    <w:p>
-      <w:pPr>
-        <w:rPr>
-          <w:b/>
-          <w:bCs/>
-        </w:rPr>
-      </w:pPr>
-      <w:r>
-        <w:rPr>
-          <w:b/>
-          <w:bCs/>
-        </w:rPr>
-        <w:t>4.1.2</w:t>
-      </w:r>
-      <w:r>
-        <w:rPr>
-          <w:b/>
-          <w:bCs/>
-        </w:rPr>
-        <w:t>. Nguyên lý hoạt động</w:t>
-      </w:r>
-    </w:p>
-    <w:p>
-      <w:pPr>
-        <w:rPr>
-          <w:b/>
-          <w:bCs/>
-        </w:rPr>
-      </w:pPr>
-      <w:r>
-        <w:rPr>
-          <w:b/>
-          <w:bCs/>
-        </w:rPr>
-        <w:t>a. Máy khách</w:t>
-      </w:r>
-    </w:p>
-    <w:p>
-      <w:r>
-        <w:t xml:space="preserve">- </w:t>
-      </w:r>
-      <w:r>
-        <w:t xml:space="preserve">Máy khách gửi lệnh </w:t>
-      </w:r>
-      <w:r>
-        <w:t xml:space="preserve">triệu </w:t>
-      </w:r>
-      <w:r>
-        <w:t xml:space="preserve">gọi RPC đầu tiên để lấy kích thước tệp để </w:t>
-      </w:r>
-      <w:r>
-        <w:t>implement khả năng</w:t>
-      </w:r>
-      <w:r>
-        <w:t xml:space="preserve"> tiếp tục </w:t>
-      </w:r>
-      <w:r>
-        <w:t>(</w:t>
-      </w:r>
-      <w:r>
-        <w:t>resumability</w:t>
-      </w:r>
-      <w:r>
-        <w:t>)</w:t>
-      </w:r>
-      <w:r>
-        <w:t xml:space="preserve"> và đảm bảo không lãng phí băng thông vào các tệp đã tải xuống</w:t>
-      </w:r>
-      <w:r>
-        <w:t>.</w:t>
-      </w:r>
-    </w:p>
-    <w:p>
-      <w:r>
-        <w:t>- Nếu chưa tải xuống tệp,</w:t>
-      </w:r>
-      <w:r>
-        <w:t xml:space="preserve"> </w:t>
-      </w:r>
-      <w:r>
-        <w:t>máy khách</w:t>
-      </w:r>
-      <w:r>
-        <w:t xml:space="preserve"> có thể thực hiện lệnh </w:t>
-      </w:r>
-      <w:r>
-        <w:t xml:space="preserve">triệu </w:t>
-      </w:r>
-      <w:r>
-        <w:t xml:space="preserve">gọi RPC thứ hai để truyền phát dữ liệu từ máy chủ. </w:t>
-      </w:r>
-      <w:r>
-        <w:t xml:space="preserve">Máy khách </w:t>
-      </w:r>
-      <w:r>
-        <w:t xml:space="preserve">thiết lập luồng và thông báo cho máy chủ nơi muốn tiếp tục tải xuống, kích thước </w:t>
-      </w:r>
-      <w:r>
-        <w:t>chunk</w:t>
-      </w:r>
-      <w:r>
-        <w:t xml:space="preserve"> mong muốn, tên tệp và </w:t>
-      </w:r>
-      <w:r>
-        <w:t>khả năng nén</w:t>
-      </w:r>
-      <w:r>
-        <w:t>.</w:t>
-      </w:r>
-    </w:p>
-    <w:p>
-      <w:r>
-        <w:t xml:space="preserve">- </w:t>
-      </w:r>
-      <w:r>
-        <w:t>Sau đ</w:t>
-      </w:r>
-      <w:r>
-        <w:t xml:space="preserve">ó máy khách </w:t>
-      </w:r>
-      <w:r>
-        <w:t>bắt đầu truyền phát.</w:t>
-      </w:r>
-    </w:p>
-    <w:p>
-      <w:pPr>
-        <w:rPr>
-          <w:b/>
-          <w:bCs/>
-        </w:rPr>
-      </w:pPr>
-      <w:r>
-        <w:rPr>
-          <w:b/>
-          <w:bCs/>
-        </w:rPr>
-        <w:t>b. Máy chủ</w:t>
-      </w:r>
-    </w:p>
-    <w:p>
-      <w:r>
-        <w:t xml:space="preserve">- </w:t>
-      </w:r>
-      <w:r>
-        <w:t>Máy khách gửi một lệnh</w:t>
-      </w:r>
-      <w:r>
-        <w:t xml:space="preserve"> triệu</w:t>
-      </w:r>
-      <w:r>
-        <w:t xml:space="preserve"> gọi RPC và </w:t>
-      </w:r>
-      <w:r>
-        <w:t>máy chủ</w:t>
-      </w:r>
-      <w:r>
-        <w:t xml:space="preserve"> phản hồi với kích thước tệp. Phản hồi này được máy khách sử dụng cho nhiều mục đích khác nhau, nhưng chủ yếu là để xác định xem đây có phải là tệp đã tải xuống một phần hay không, từ đó </w:t>
-      </w:r>
-      <w:r>
-        <w:t>máy chủ</w:t>
-      </w:r>
-      <w:r>
-        <w:t xml:space="preserve"> có thể tiếp tục tải xuống. Về mặt lý thuyết, nó có thể được sử dụng để chọn kích thước </w:t>
-      </w:r>
-      <w:r>
-        <w:t>chunk</w:t>
-      </w:r>
-      <w:r>
-        <w:t xml:space="preserve"> tối ưu nhằm tối ưu hóa chi phí yêu cầu mạng.</w:t>
-      </w:r>
-    </w:p>
-    <w:p>
-      <w:r>
-        <w:t>- Máy</w:t>
-      </w:r>
-      <w:r>
-        <w:t xml:space="preserve"> khách có thể gửi cho </w:t>
-      </w:r>
-      <w:r>
-        <w:t>máy chủ</w:t>
-      </w:r>
-      <w:r>
-        <w:t xml:space="preserve"> một lệnh gọi RPC tiếp theo để yêu cầu truyền phát tệp. Máy khách sẽ cho </w:t>
-      </w:r>
-      <w:r>
-        <w:t>máy chủ</w:t>
-      </w:r>
-      <w:r>
-        <w:t xml:space="preserve"> biết tên tệp, nơi tiếp tục truyền phát, kích thước </w:t>
-      </w:r>
-      <w:r>
-        <w:t>chunk</w:t>
-      </w:r>
-      <w:r>
-        <w:t xml:space="preserve"> mong muốn </w:t>
-      </w:r>
-      <w:r>
-        <w:t>và khả năng nén</w:t>
-      </w:r>
-      <w:r>
-        <w:t>. Để đảm bảo hiệu quả bộ nhớ hệ thống</w:t>
-      </w:r>
-      <w:r>
-        <w:t>, máy chủ</w:t>
-      </w:r>
-      <w:r>
-        <w:t xml:space="preserve"> không phải lúc nào cũng sử </w:t>
-      </w:r>
-      <w:r>
-        <w:lastRenderedPageBreak/>
-        <w:t xml:space="preserve">dụng kích thước </w:t>
-      </w:r>
-      <w:r>
-        <w:t>chunk</w:t>
-      </w:r>
-      <w:r>
-        <w:t xml:space="preserve"> mong muốn của máy khách</w:t>
-      </w:r>
-      <w:r>
-        <w:t xml:space="preserve">. Máy chủ </w:t>
-      </w:r>
-      <w:r>
-        <w:t xml:space="preserve">có một kích thước </w:t>
-      </w:r>
-      <w:r>
-        <w:t>chunk</w:t>
-      </w:r>
-      <w:r>
-        <w:t xml:space="preserve"> tối đa cho phép.</w:t>
-      </w:r>
-    </w:p>
-    <w:p>
-      <w:r>
-        <w:t xml:space="preserve">- </w:t>
-      </w:r>
-      <w:r>
-        <w:t xml:space="preserve">Để giảm mức tiêu thụ bộ nhớ và áp lực </w:t>
-      </w:r>
-      <w:r>
-        <w:t xml:space="preserve">thu gom rác (garbage collection - </w:t>
-      </w:r>
-      <w:r>
-        <w:t>quá trình xác định và loại bỏ các Object không được sử dụng (unreferenced) khỏi bộ nhớ</w:t>
-      </w:r>
-      <w:r>
-        <w:t xml:space="preserve"> Heap)</w:t>
-      </w:r>
-      <w:r>
-        <w:t xml:space="preserve">, </w:t>
-      </w:r>
-      <w:r>
-        <w:t>máy chủ</w:t>
-      </w:r>
-      <w:r>
-        <w:t xml:space="preserve"> sử dụng một nhóm đồng bộ hóa cho các bộ đệm. Nhóm này cho phép </w:t>
-      </w:r>
-      <w:r>
-        <w:t>máy chủ</w:t>
-      </w:r>
-      <w:r>
-        <w:t xml:space="preserve"> tái sử dụng các bộ đệm đã được phân bổ. Bộ đệm là các cấu trúc dữ liệu tạm thời mà </w:t>
-      </w:r>
-      <w:r>
-        <w:t>máy chủ</w:t>
-      </w:r>
-      <w:r>
-        <w:t xml:space="preserve"> sử dụng để trích xuất các phần của tệp trước khi gửi đến luồng. Các bộ đệm này đóng vai trò quan trọng để đảm bảo </w:t>
-      </w:r>
-      <w:r>
-        <w:t>máy chủ</w:t>
-      </w:r>
-      <w:r>
-        <w:t xml:space="preserve"> không bao giờ đọc toàn bộ tệp vào bộ nhớ bất cứ lúc nào.</w:t>
-      </w:r>
-    </w:p>
-    <w:p>
-      <w:r>
-        <w:t xml:space="preserve">- </w:t>
-      </w:r>
-      <w:r>
-        <w:t xml:space="preserve">Mỗi khi có yêu cầu từ máy khách, </w:t>
-      </w:r>
-      <w:r>
-        <w:t>máy chủ</w:t>
-      </w:r>
-      <w:r>
-        <w:t xml:space="preserve"> sẽ vào pool để "lấy" một bộ đệm. Sau khi stream, </w:t>
-      </w:r>
-      <w:r>
-        <w:t>máy chủ</w:t>
-      </w:r>
-      <w:r>
-        <w:t xml:space="preserve"> đặt bộ đệm trở lại pool để các yêu cầu khác có thể sử dụng lại. </w:t>
-      </w:r>
-      <w:r>
-        <w:t>Máy chủ</w:t>
-      </w:r>
-      <w:r>
-        <w:t xml:space="preserve"> sẽ phân bổ chính xác những gì cần thiết tùy thuộc vào kích thước</w:t>
-      </w:r>
-      <w:r>
-        <w:t xml:space="preserve"> chunk</w:t>
-      </w:r>
-      <w:r>
-        <w:t>.</w:t>
-      </w:r>
-    </w:p>
-    <w:p>
-      <w:r>
-        <w:t xml:space="preserve">- Sau đó máy chủ </w:t>
-      </w:r>
-      <w:r>
-        <w:t xml:space="preserve">bắt đầu đọc tệp theo từng phần. Mỗi phần được đọc sẽ được gửi đến máy khách. Nếu </w:t>
-      </w:r>
-      <w:r>
-        <w:t>có khả năng nén</w:t>
-      </w:r>
-      <w:r>
-        <w:t xml:space="preserve">, </w:t>
-      </w:r>
-      <w:r>
-        <w:t>máy chủ</w:t>
-      </w:r>
-      <w:r>
-        <w:t xml:space="preserve"> sẽ nén </w:t>
-      </w:r>
-      <w:r>
-        <w:t>từng phần</w:t>
-      </w:r>
-      <w:r>
-        <w:t xml:space="preserve"> trước khi gửi</w:t>
-      </w:r>
-      <w:r>
-        <w:t>.</w:t>
-      </w:r>
-    </w:p>
-    <w:p/>
-    <w:p>
-      <w:pPr>
-        <w:rPr>
-          <w:b/>
-          <w:bCs/>
-        </w:rPr>
-      </w:pPr>
-      <w:r>
-        <w:rPr>
-          <w:b/>
-          <w:bCs/>
-        </w:rPr>
-        <w:t xml:space="preserve">4.2. </w:t>
-      </w:r>
-      <w:r>
-        <w:rPr>
-          <w:b/>
-          <w:bCs/>
-        </w:rPr>
-        <w:t>Client-to-Client relay – Phân phối nội dung ngang hàng (P2P)</w:t>
-      </w:r>
-    </w:p>
-    <w:p>
-      <w:r>
-        <w:t>- Dịch vụ trung tâm (directory service)</w:t>
-      </w:r>
-      <w:r>
-        <w:t xml:space="preserve"> khởi động và lắng nghe các client đến đăng ký.</w:t>
-      </w:r>
-    </w:p>
-    <w:p>
-      <w:r>
-        <w:t xml:space="preserve">- Máy khách A </w:t>
-      </w:r>
-      <w:r>
-        <w:t xml:space="preserve">khởi động và đăng ký với dịch vụ </w:t>
-      </w:r>
-      <w:r>
-        <w:t>trung tâm</w:t>
-      </w:r>
-      <w:r>
-        <w:t xml:space="preserve">. Từ </w:t>
-      </w:r>
-      <w:r>
-        <w:t>lệnh triệu gọi</w:t>
-      </w:r>
-      <w:r>
-        <w:t xml:space="preserve"> này</w:t>
-      </w:r>
-      <w:r>
-        <w:t xml:space="preserve"> </w:t>
-      </w:r>
-      <w:r>
-        <w:t>có thể lấy được địa chỉ endpoint của client</w:t>
-      </w:r>
-      <w:r>
-        <w:t>.</w:t>
-      </w:r>
-    </w:p>
-    <w:p>
-      <w:r>
-        <w:t xml:space="preserve">- Máy khách </w:t>
-      </w:r>
-      <w:r>
-        <w:t>cũng đăng ký tương tự với dịch vụ directory.</w:t>
-      </w:r>
-    </w:p>
-    <w:p>
-      <w:r>
-        <w:t xml:space="preserve">  </w:t>
-      </w:r>
-      <w:r>
-        <w:rPr>
-          <w:b/>
-          <w:bCs/>
-        </w:rPr>
-        <w:t>Client A muốn gửi thông điệp cho Client B</w:t>
-      </w:r>
-      <w:r>
-        <w:t xml:space="preserve">, nhưng </w:t>
-      </w:r>
-      <w:r>
-        <w:rPr>
-          <w:b/>
-          <w:bCs/>
-        </w:rPr>
-        <w:t>không thông qua dịch vụ directory</w:t>
-      </w:r>
-      <w:r>
-        <w:t xml:space="preserve">, mà là </w:t>
-      </w:r>
-      <w:r>
-        <w:rPr>
-          <w:b/>
-          <w:bCs/>
-        </w:rPr>
-        <w:t>gửi trực tiếp giữa hai client</w:t>
-      </w:r>
-      <w:r>
-        <w:t>.</w:t>
-      </w:r>
-    </w:p>
-    <w:p>
-      <w:pPr>
-        <w:numPr>
-          <w:ilvl w:val="0"/>
-          <w:numId w:val="13"/>
-        </w:numPr>
-      </w:pPr>
-      <w:r>
-        <w:t>(4a) Client A hỏi dịch vụ directory về thông tin của Client B (tôi dùng một ID người dùng để tra cứu).</w:t>
-      </w:r>
-    </w:p>
-    <w:p>
-      <w:pPr>
-        <w:numPr>
-          <w:ilvl w:val="0"/>
-          <w:numId w:val="13"/>
-        </w:numPr>
-      </w:pPr>
-      <w:r>
-        <w:t>(4b) Dịch vụ directory tìm Client B trong danh sách các client đã đăng ký và phản hồi lại cho Client A địa chỉ endpoint của Client B.</w:t>
-      </w:r>
-    </w:p>
-    <w:p>
-      <w:r>
-        <w:t xml:space="preserve">  Sau đó, các client trở thành </w:t>
-      </w:r>
-      <w:r>
-        <w:rPr>
-          <w:b/>
-          <w:bCs/>
-        </w:rPr>
-        <w:t>vừa là server, vừa là client</w:t>
-      </w:r>
-      <w:r>
-        <w:t xml:space="preserve"> của nhau:</w:t>
-      </w:r>
-    </w:p>
-    <w:p>
-      <w:pPr>
-        <w:numPr>
-          <w:ilvl w:val="0"/>
-          <w:numId w:val="14"/>
-        </w:numPr>
-      </w:pPr>
-      <w:r>
-        <w:t xml:space="preserve">(5a) Client A dùng endpoint mà dịch vụ directory trả về để </w:t>
-      </w:r>
-      <w:r>
-        <w:rPr>
-          <w:b/>
-          <w:bCs/>
-        </w:rPr>
-        <w:t>kết nối trực tiếp đến Client B</w:t>
-      </w:r>
-      <w:r>
-        <w:t>.</w:t>
-      </w:r>
-    </w:p>
-    <w:p>
-      <w:pPr>
-        <w:numPr>
-          <w:ilvl w:val="0"/>
-          <w:numId w:val="14"/>
-        </w:numPr>
-      </w:pPr>
-      <w:r>
-        <w:t xml:space="preserve">(5b) Client A mở một kênh (channel) tới Client B — nghĩa là </w:t>
-      </w:r>
-      <w:r>
-        <w:rPr>
-          <w:b/>
-          <w:bCs/>
-        </w:rPr>
-        <w:t>Client A giờ là client của Client B</w:t>
-      </w:r>
-      <w:r>
-        <w:t xml:space="preserve">, còn </w:t>
-      </w:r>
-      <w:r>
-        <w:rPr>
-          <w:b/>
-          <w:bCs/>
-        </w:rPr>
-        <w:t>Client B đóng vai trò là server của Client A</w:t>
-      </w:r>
-      <w:r>
-        <w:t>.</w:t>
-      </w:r>
-    </w:p>
-    <w:p>
-      <w:r>
-        <w:t>  Client A và Client B tương tác trực tiếp để gửi và nhận dữ liệu cho đến khi nội dung được truyền xong.</w:t>
-      </w:r>
-    </w:p>
-    <w:p/>
     <w:sectPr>
       <w:pgSz w:w="12240" w:h="15840"/>
       <w:pgMar w:top="1440" w:right="1440" w:bottom="1440" w:left="1440" w:header="720" w:footer="720" w:gutter="0"/>
@@ -11989,6 +11746,7 @@
   <w:style w:type="character" w:default="1" w:styleId="DefaultParagraphFont">
     <w:name w:val="Default Paragraph Font"/>
     <w:uiPriority w:val="1"/>
+    <w:semiHidden/>
     <w:unhideWhenUsed/>
   </w:style>
   <w:style w:type="table" w:default="1" w:styleId="TableNormal">
